--- a/docs/06-thesis/THESIS-NSBM.docx
+++ b/docs/06-thesis/THESIS-NSBM.docx
@@ -440,7 +440,7 @@
           <w:rFonts w:ascii="Times New Roman" w:hAnsi="Times New Roman"/>
           <w:sz w:val="24"/>
         </w:rPr>
-        <w:t>I acknowledge Li, Mickel and Taylor (2018) for placing the SBA National dataset in the public domain. The principal finding of this thesis is a caution about that dataset, and it could not have been made had they not published it. Making data open invites exactly this kind of scrutiny, and the field is better for it.</w:t>
+        <w:t>I acknowledge the authors of the SBA National dataset for placing it in the public domain. The principal finding of this thesis is a caution about that dataset, and it could not have been made had they not published it. Making data open invites exactly this kind of scrutiny, and the field is better for it.</w:t>
       </w:r>
     </w:p>
     <w:p>
@@ -2065,7 +2065,7 @@
           <w:rFonts w:ascii="Times New Roman" w:hAnsi="Times New Roman"/>
           <w:sz w:val="24"/>
         </w:rPr>
-        <w:t xml:space="preserve"> Two officers with the same file may reach different conclusions, because the method for combining the evidence lives in each officer's head rather than in the instrument. This is not speculation: Cortés, Duchin and Sosyura (2016) show that officers' credit approvals move with their mood — instrumented by local sunshine — and that the effect is </w:t>
+        <w:t xml:space="preserve"> Two officers with the same file may reach different conclusions, because the method for combining the evidence lives in each officer's head rather than in the instrument. This is not speculation: Cortés, Duchin and Sosyura [1] show that officers' credit approvals move with their mood — instrumented by local sunshine — and that the effect is </w:t>
       </w:r>
       <w:r>
         <w:rPr>
@@ -3477,19 +3477,31 @@
           <w:rFonts w:ascii="Times New Roman" w:hAnsi="Times New Roman"/>
           <w:sz w:val="24"/>
         </w:rPr>
-        <w:t>Quantitative credit assessment begins with Altman (1968), who applied multiple discriminant analysis to twenty-two financial ratios across sixty-six firms to produce the Z-score. Ohlson (1980) replaced discriminant analysis with conditional logit, shifting the output from a classification to a probability — a change that matters here, because a probability can be checked for *calibration* while a class label cannot (§5.12).</w:t>
-      </w:r>
-    </w:p>
-    <w:p>
-      <w:pPr>
-        <w:spacing w:line="360" w:lineRule="auto" w:after="120"/>
-      </w:pPr>
-      <w:r>
-        <w:rPr>
-          <w:rFonts w:ascii="Times New Roman" w:hAnsi="Times New Roman"/>
-          <w:sz w:val="24"/>
-        </w:rPr>
-        <w:t>Hand and Henley (1997) reviewed the statistical methods then in use, and Thomas, Crook and Edelman (1992; Thomas, Edelman and Crook, 2002) provided the standard textbook treatments. The most useful modern reference point is Lessmann et al. (2015), who benchmarked forty-one classifiers across eight credit datasets and found ensemble methods consistently ahead.</w:t>
+        <w:t>Quantitative credit assessment begins with Altman [2], who applied multiple discriminant analysis to twenty-two financial ratios across sixty-six firms to produce the Z-score. Ohlson [3] replaced discriminant analysis with conditional logit, shifting the output from a classification to a probability — a change that matters here, because a probability can be checked for *calibration* while a class label cannot (§5.12).</w:t>
+      </w:r>
+    </w:p>
+    <w:p>
+      <w:pPr>
+        <w:spacing w:line="360" w:lineRule="auto" w:after="120"/>
+      </w:pPr>
+      <w:r>
+        <w:rPr>
+          <w:rFonts w:ascii="Times New Roman" w:hAnsi="Times New Roman"/>
+          <w:sz w:val="24"/>
+        </w:rPr>
+        <w:t>Hand and Henley [4] reviewed the statistical methods then in use, and Thomas, Crook and Edelman [5] and Thomas, Edelman and Crook [6] provided the standard textbook treatments. The most useful modern reference point is Lessmann et al.</w:t>
+      </w:r>
+    </w:p>
+    <w:p>
+      <w:pPr>
+        <w:spacing w:line="360" w:lineRule="auto" w:after="120"/>
+      </w:pPr>
+      <w:r>
+        <w:rPr>
+          <w:rFonts w:ascii="Times New Roman" w:hAnsi="Times New Roman"/>
+          <w:sz w:val="24"/>
+        </w:rPr>
+        <w:t>[7], who benchmarked forty-one classifiers across eight credit datasets and found ensemble methods consistently ahead.</w:t>
       </w:r>
     </w:p>
     <w:p>
@@ -3535,19 +3547,19 @@
           <w:rFonts w:ascii="Times New Roman" w:hAnsi="Times New Roman"/>
           <w:sz w:val="24"/>
         </w:rPr>
-        <w:t>SMEs are harder than consumer credit. Financial statements are frequently unaudited or absent, trading histories are short, and collateral is thin. Beck and Demirgüç-Kunt (2006) establish access to finance as a binding growth constraint for SMEs internationally.</w:t>
-      </w:r>
-    </w:p>
-    <w:p>
-      <w:pPr>
-        <w:spacing w:line="360" w:lineRule="auto" w:after="120"/>
-      </w:pPr>
-      <w:r>
-        <w:rPr>
-          <w:rFonts w:ascii="Times New Roman" w:hAnsi="Times New Roman"/>
-          <w:sz w:val="24"/>
-        </w:rPr>
-        <w:t xml:space="preserve">Berger and Udell (2006) provide the framework this study sits inside. They identify nine distinct SME lending technologies — relationship lending, financial statement lending, trade credit, equipment lending, real-estate-based lending, leasing, factoring, small business credit scoring, and asset-based lending — and argue that credit availability depends on which are feasible in a given institutional setting. </w:t>
+        <w:t>SMEs are harder than consumer credit. Financial statements are frequently unaudited or absent, trading histories are short, and collateral is thin. Beck and Demirgüç-Kunt [8] establish access to finance as a binding growth constraint for SMEs internationally.</w:t>
+      </w:r>
+    </w:p>
+    <w:p>
+      <w:pPr>
+        <w:spacing w:line="360" w:lineRule="auto" w:after="120"/>
+      </w:pPr>
+      <w:r>
+        <w:rPr>
+          <w:rFonts w:ascii="Times New Roman" w:hAnsi="Times New Roman"/>
+          <w:sz w:val="24"/>
+        </w:rPr>
+        <w:t xml:space="preserve">Berger and Udell [9] provide the framework this study sits inside. They identify nine distinct SME lending technologies — relationship lending, financial statement lending, trade credit, equipment lending, real-estate-based lending, leasing, factoring, small business credit scoring, and asset-based lending — and argue that credit availability depends on which are feasible in a given institutional setting. </w:t>
       </w:r>
       <w:r>
         <w:rPr>
@@ -3574,7 +3586,7 @@
           <w:rFonts w:ascii="Times New Roman" w:hAnsi="Times New Roman"/>
           <w:sz w:val="24"/>
         </w:rPr>
-        <w:t>Stein (2002) explains why that is difficult. He distinguishes *hard* information, which can be credibly transmitted through a hierarchy, from *soft* information, which cannot, and shows that decentralised structures outperform where information is soft. An appraisal officer's judgement about management quality is soft information in exactly this sense.</w:t>
+        <w:t>Stein [10] explains why that is difficult. He distinguishes *hard* information, which can be credibly transmitted through a hierarchy, from *soft* information, which cannot, and shows that decentralised structures outperform where information is soft. An appraisal officer's judgement about management quality is soft information in exactly this sense.</w:t>
       </w:r>
     </w:p>
     <w:p>
@@ -3651,7 +3663,7 @@
           <w:rFonts w:ascii="Times New Roman" w:hAnsi="Times New Roman"/>
           <w:sz w:val="24"/>
         </w:rPr>
-        <w:t>Ciampi, Giannozzi, Marzi and Altman (2021) provide the anchoring review: a systematic analysis of over a hundred articles on SME default prediction across thirty-four years, identifying five research streams and calling for work exploiting new data sources.</w:t>
+        <w:t>Ciampi, Giannozzi, Marzi and Altman [11] provide the anchoring review: a systematic analysis of over a hundred articles on SME default prediction across thirty-four years, identifying five research streams and calling for work exploiting new data sources.</w:t>
       </w:r>
     </w:p>
     <w:p>
@@ -3701,7 +3713,7 @@
           <w:rFonts w:ascii="Times New Roman" w:hAnsi="Times New Roman"/>
           <w:sz w:val="24"/>
         </w:rPr>
-        <w:t>Cortés, Duchin and Sosyura (2016) provide causal evidence. Using daily variation in local sunshine as an instrument for sentiment, they show that the mood of lower-level financial officers affects day-to-day credit decisions: positive sentiment raises approval rates, negative sentiment lowers them by a larger magnitude, and the resulting variation affects subsequent financial performance and produces real effects. Officers are measurably influenced by something with no bearing whatever on the borrower.</w:t>
+        <w:t>Cortés, Duchin and Sosyura [1] provide causal evidence. Using daily variation in local sunshine as an instrument for sentiment, they show that the mood of lower-level financial officers affects day-to-day credit decisions: positive sentiment raises approval rates, negative sentiment lowers them by a larger magnitude, and the resulting variation affects subsequent financial performance and produces real effects. Officers are measurably influenced by something with no bearing whatever on the borrower.</w:t>
       </w:r>
     </w:p>
     <w:p>
@@ -3740,7 +3752,7 @@
           <w:rFonts w:ascii="Times New Roman" w:hAnsi="Times New Roman"/>
           <w:sz w:val="24"/>
         </w:rPr>
-        <w:t>Related work reaches similar conclusions from other directions: studies of discretion in loan rate setting, and of loan officers' subjective judgement in microfinance, where risk classification rests on recollected professional experience rather than an explicit model. SharafEldin, Idrees and Ouf (2025) similarly motivate their work by observing that traditional credit assessment "often relied on subjective judgment, leading to inconsistent decisions".</w:t>
+        <w:t>Related work reaches similar conclusions from other directions: studies of discretion in loan rate setting, and of loan officers' subjective judgement in microfinance, where risk classification rests on recollected professional experience rather than an explicit model. SharafEldin, Idrees and Ouf [12] similarly motivate their work by observing that traditional credit assessment "often relied on subjective judgment, leading to inconsistent decisions".</w:t>
       </w:r>
     </w:p>
     <w:p>
@@ -3767,7 +3779,7 @@
           <w:rFonts w:ascii="Times New Roman" w:hAnsi="Times New Roman"/>
           <w:sz w:val="24"/>
         </w:rPr>
-        <w:t xml:space="preserve"> itself measure inter-rater reliability, which remains its most significant gap (§6.3); Cohen (1960), Landis and Koch (1977) and Krippendorff's α provide the instruments a proper measurement would use.</w:t>
+        <w:t xml:space="preserve"> itself measure inter-rater reliability, which remains its most significant gap (§6.3); Cohen [13], Landis and Koch [14] and Krippendorff's α provide the instruments a proper measurement would use.</w:t>
       </w:r>
     </w:p>
     <w:p>
@@ -3807,19 +3819,19 @@
           <w:rFonts w:ascii="Times New Roman" w:hAnsi="Times New Roman"/>
           <w:sz w:val="24"/>
         </w:rPr>
-        <w:t>Zadeh (1965) introduced fuzzy sets, providing a representation for gradations of membership rather than binary classification. Saaty (1980, 1990) introduced the Analytic Hierarchy Process, deriving priority weights from pairwise comparisons on a 1–9 scale — still the most widely used weighting method.</w:t>
-      </w:r>
-    </w:p>
-    <w:p>
-      <w:pPr>
-        <w:spacing w:line="360" w:lineRule="auto" w:after="120"/>
-      </w:pPr>
-      <w:r>
-        <w:rPr>
-          <w:rFonts w:ascii="Times New Roman" w:hAnsi="Times New Roman"/>
-          <w:sz w:val="24"/>
-        </w:rPr>
-        <w:t>Fuzzy extensions followed. Chang (1996) proposed extent analysis for fuzzy AHP, and Chen (2000) extended TOPSIS to fuzzy group decision-making with linguistic ratings.</w:t>
+        <w:t>Zadeh [15] introduced fuzzy sets, providing a representation for gradations of membership rather than binary classification. Saaty [16] introduced the Analytic Hierarchy Process, later defending it against criticism [17], deriving priority weights from pairwise comparisons on a 1–9 scale — still the most widely used weighting method.</w:t>
+      </w:r>
+    </w:p>
+    <w:p>
+      <w:pPr>
+        <w:spacing w:line="360" w:lineRule="auto" w:after="120"/>
+      </w:pPr>
+      <w:r>
+        <w:rPr>
+          <w:rFonts w:ascii="Times New Roman" w:hAnsi="Times New Roman"/>
+          <w:sz w:val="24"/>
+        </w:rPr>
+        <w:t>Fuzzy extensions followed. Chang [18] proposed extent analysis for fuzzy AHP, and Chen [19] extended TOPSIS to fuzzy group decision-making with linguistic ratings.</w:t>
       </w:r>
     </w:p>
     <w:p>
@@ -3865,7 +3877,7 @@
           <w:rFonts w:ascii="Times New Roman" w:hAnsi="Times New Roman"/>
           <w:sz w:val="24"/>
         </w:rPr>
-        <w:t>Rezaei (2015) introduced the Best-Worst Method, which derives weights from two comparison vectors — the best criterion against all others, and all others against the worst — requiring 2n−3 comparisons rather than AHP's n(n−1)/2. Anchoring every comparison to a fixed reference tends to produce more consistent responses. Rezaei (2016) gave a linear formulation with a unique solution, which is the form implemented here (§5.10).</w:t>
+        <w:t>Rezaei [20] introduced the Best-Worst Method, which derives weights from two comparison vectors — the best criterion against all others, and all others against the worst — requiring 2n−3 comparisons rather than AHP's n(n−1)/2. Anchoring every comparison to a fixed reference tends to produce more consistent responses. Rezaei [21] gave a linear formulation with a unique solution, which is the form implemented here (§5.10).</w:t>
       </w:r>
     </w:p>
     <w:p>
@@ -3919,7 +3931,7 @@
           <w:b/>
           <w:sz w:val="24"/>
         </w:rPr>
-        <w:t>Roy and Shaw (2021) must be acknowledged plainly.</w:t>
+        <w:t>Roy and Shaw [22] must be acknowledged plainly.</w:t>
       </w:r>
       <w:r>
         <w:rPr>
@@ -4032,7 +4044,7 @@
           <w:rFonts w:ascii="Times New Roman" w:hAnsi="Times New Roman"/>
           <w:sz w:val="24"/>
         </w:rPr>
-        <w:t>Gutiérrez-Nieto, Serrano-Cinca and Camón-Cala (2016) build a credit score system for socially responsible lending that evaluates social alongside financial aspects, quantifying a loan's impact on outcomes such as employment, education, environment and health, and using MCDM to combine them. Their system yields not only a score but an account of an application's strengths and weaknesses.</w:t>
+        <w:t>Gutiérrez-Nieto, Serrano-Cinca and Camón-Cala [23] build a credit score system for socially responsible lending that evaluates social alongside financial aspects, quantifying a loan's impact on outcomes such as employment, education, environment and health, and using MCDM to combine them. Their system yields not only a score but an account of an application's strengths and weaknesses.</w:t>
       </w:r>
     </w:p>
     <w:p>
@@ -4085,7 +4097,7 @@
           <w:rFonts w:ascii="Times New Roman" w:hAnsi="Times New Roman"/>
           <w:sz w:val="24"/>
         </w:rPr>
-        <w:t xml:space="preserve">Arvanitis, Stampini and Vencatachellum (2015) examine ex-ante appraisal at the African Development Bank and report a result of direct consequence: </w:t>
+        <w:t xml:space="preserve">Arvanitis, Stampini and Vencatachellum [24] examine ex-ante appraisal at the African Development Bank and report a result of direct consequence: </w:t>
       </w:r>
       <w:r>
         <w:rPr>
@@ -4164,7 +4176,7 @@
           <w:rFonts w:ascii="Times New Roman" w:hAnsi="Times New Roman"/>
           <w:sz w:val="24"/>
         </w:rPr>
-        <w:t>The technical response has been post-hoc explanation: LIME (Ribeiro, Singh and Guestrin, 2016) fits an interpretable local surrogate around a prediction, and SHAP (Lundberg and Lee, 2017) assigns each feature a Shapley-value contribution with uniqueness guarantees.</w:t>
+        <w:t>The technical response has been post-hoc explanation: LIME [25] fits an interpretable local surrogate around a prediction, and SHAP [26] assigns each feature a Shapley-value contribution with uniqueness guarantees.</w:t>
       </w:r>
     </w:p>
     <w:p>
@@ -4210,7 +4222,7 @@
           <w:rFonts w:ascii="Times New Roman" w:hAnsi="Times New Roman"/>
           <w:sz w:val="24"/>
         </w:rPr>
-        <w:t xml:space="preserve">Kapoor and Narayanan (2023) surveyed machine-learning-based science across seventeen fields and found leakage affecting </w:t>
+        <w:t xml:space="preserve">Kapoor and Narayanan [27] surveyed machine-learning-based science across seventeen fields and found leakage affecting </w:t>
       </w:r>
       <w:r>
         <w:rPr>
@@ -4263,7 +4275,7 @@
           <w:rFonts w:ascii="Times New Roman" w:hAnsi="Times New Roman"/>
           <w:sz w:val="24"/>
         </w:rPr>
-        <w:t>Li, Mickel and Taylor (2018) introduced the SBA National dataset — 899,164 loan guarantees, 1987–2014, with realised outcomes — as a teaching resource for statistics as investigative decision-making. It has since become a widely used benchmark in small-business credit research.</w:t>
+        <w:t>Li, Mickel and Taylor [28] introduced the SBA National dataset — 899,164 loan guarantees, 1987–2014, with realised outcomes — as a teaching resource for statistics as investigative decision-making. It has since become a widely used benchmark in small-business credit research.</w:t>
       </w:r>
     </w:p>
     <w:p>
@@ -4377,7 +4389,7 @@
           <w:rFonts w:ascii="Times New Roman" w:hAnsi="Times New Roman"/>
           <w:sz w:val="24"/>
         </w:rPr>
-        <w:t>combining weighted financial ratios into a credit score (Altman, 1968, and</w:t>
+        <w:t>combining weighted financial ratios into a credit score ([2], and</w:t>
       </w:r>
     </w:p>
     <w:p>
@@ -4402,7 +4414,7 @@
           <w:rFonts w:ascii="Times New Roman" w:hAnsi="Times New Roman"/>
           <w:sz w:val="24"/>
         </w:rPr>
-        <w:t>applying BWM or fuzzy MCDM to SME credit scoring (Roy and Shaw, 2021, and the</w:t>
+        <w:t>applying BWM or fuzzy MCDM to SME credit scoring ([22], and the</w:t>
       </w:r>
     </w:p>
     <w:p>
@@ -4427,19 +4439,7 @@
           <w:rFonts w:ascii="Times New Roman" w:hAnsi="Times New Roman"/>
           <w:sz w:val="24"/>
         </w:rPr>
-        <w:t>scoring social or developmental impact alongside credit risk (Gutiérrez-Nieto</w:t>
-      </w:r>
-    </w:p>
-    <w:p>
-      <w:pPr>
-        <w:spacing w:line="360" w:lineRule="auto" w:after="120"/>
-      </w:pPr>
-      <w:r>
-        <w:rPr>
-          <w:rFonts w:ascii="Times New Roman" w:hAnsi="Times New Roman"/>
-          <w:sz w:val="24"/>
-        </w:rPr>
-        <w:t>et al., 2016);</w:t>
+        <w:t>scoring social or developmental impact alongside credit risk [23];</w:t>
       </w:r>
     </w:p>
     <w:p>
@@ -4452,19 +4452,7 @@
           <w:rFonts w:ascii="Times New Roman" w:hAnsi="Times New Roman"/>
           <w:sz w:val="24"/>
         </w:rPr>
-        <w:t>observing that development banks appraise against two objectives (Arvanitis</w:t>
-      </w:r>
-    </w:p>
-    <w:p>
-      <w:pPr>
-        <w:spacing w:line="360" w:lineRule="auto" w:after="120"/>
-      </w:pPr>
-      <w:r>
-        <w:rPr>
-          <w:rFonts w:ascii="Times New Roman" w:hAnsi="Times New Roman"/>
-          <w:sz w:val="24"/>
-        </w:rPr>
-        <w:t>et al., 2015).</w:t>
+        <w:t>observing that development banks appraise against two objectives [24].</w:t>
       </w:r>
     </w:p>
     <w:p>
@@ -4680,7 +4668,7 @@
           <w:rFonts w:ascii="Times New Roman" w:hAnsi="Times New Roman"/>
           <w:sz w:val="24"/>
         </w:rPr>
-        <w:t xml:space="preserve"> (Hevner et al., 2004): knowledge is produced by building an artefact and evaluating it, rather than by testing hypotheses about existing phenomena. The process follows the six activities set out by Peffers et al. (2007) — problem identification, objectives, design and development, demonstration, evaluation, and communication. The artefact is a dual-objective decision-support system for SME credit appraisal, together with the criteria model beneath it.</w:t>
+        <w:t xml:space="preserve"> [29]: knowledge is produced by building an artefact and evaluating it, rather than by testing hypotheses about existing phenomena. The process follows the six activities set out by Peffers et al. [30] — problem identification, objectives, design and development, demonstration, evaluation, and communication. The artefact is a dual-objective decision-support system for SME credit appraisal, together with the criteria model beneath it.</w:t>
       </w:r>
     </w:p>
     <w:p>
@@ -5560,7 +5548,7 @@
           <w:rFonts w:ascii="Times New Roman" w:hAnsi="Times New Roman"/>
           <w:sz w:val="24"/>
         </w:rPr>
-        <w:t xml:space="preserve">The Best-Worst Method (Rezaei, 2015) requires 2n−3 comparisons per level, reducing the instrument to </w:t>
+        <w:t xml:space="preserve">The Best-Worst Method [20] requires 2n−3 comparisons per level, reducing the instrument to </w:t>
       </w:r>
       <w:r>
         <w:rPr>
@@ -5575,7 +5563,19 @@
           <w:rFonts w:ascii="Times New Roman" w:hAnsi="Times New Roman"/>
           <w:sz w:val="24"/>
         </w:rPr>
-        <w:t xml:space="preserve"> — roughly fifteen minutes. Because every comparison is anchored to a fixed reference rather than a rotating partner, BWM also tends to yield more consistent responses. The linear formulation (Rezaei, 2016) is used, giving a unique solution.</w:t>
+        <w:t xml:space="preserve"> — roughly fifteen minutes. Because every comparison is anchored to a fixed reference rather than a rotating partner, BWM also tends to yield more consistent responses. The linear formulation</w:t>
+      </w:r>
+    </w:p>
+    <w:p>
+      <w:pPr>
+        <w:spacing w:line="360" w:lineRule="auto" w:after="120"/>
+      </w:pPr>
+      <w:r>
+        <w:rPr>
+          <w:rFonts w:ascii="Times New Roman" w:hAnsi="Times New Roman"/>
+          <w:sz w:val="24"/>
+        </w:rPr>
+        <w:t>[21] is used, giving a unique solution.</w:t>
       </w:r>
     </w:p>
     <w:p>
@@ -5931,19 +5931,69 @@
           <w:rFonts w:ascii="Times New Roman" w:hAnsi="Times New Roman"/>
           <w:sz w:val="24"/>
         </w:rPr>
-        <w:t>Metrics: AUC, Kolmogorov-Smirnov separation, average precision, Brier score,</w:t>
-      </w:r>
-    </w:p>
-    <w:p>
-      <w:pPr>
-        <w:spacing w:line="360" w:lineRule="auto" w:after="120"/>
-      </w:pPr>
-      <w:r>
-        <w:rPr>
-          <w:rFonts w:ascii="Times New Roman" w:hAnsi="Times New Roman"/>
-          <w:sz w:val="24"/>
-        </w:rPr>
-        <w:t>F1 at the Youden-optimal threshold.</w:t>
+        <w:t>Metrics: area under the ROC curve [31], Kolmogorov-</w:t>
+      </w:r>
+    </w:p>
+    <w:p>
+      <w:pPr>
+        <w:spacing w:line="360" w:lineRule="auto" w:after="120"/>
+      </w:pPr>
+      <w:r>
+        <w:rPr>
+          <w:rFonts w:ascii="Times New Roman" w:hAnsi="Times New Roman"/>
+          <w:sz w:val="24"/>
+        </w:rPr>
+        <w:t>Smirnov separation, average precision, the Brier score [32] with Murphy's decomposition, and F1 at the Youden-optimal threshold.</w:t>
+      </w:r>
+    </w:p>
+    <w:p>
+      <w:pPr>
+        <w:pStyle w:val="ListBullet"/>
+        <w:spacing w:line="360" w:lineRule="auto" w:after="120"/>
+      </w:pPr>
+      <w:r>
+        <w:rPr>
+          <w:rFonts w:ascii="Times New Roman" w:hAnsi="Times New Roman"/>
+          <w:sz w:val="24"/>
+        </w:rPr>
+        <w:t>Paired comparisons of AUC use DeLong's test [33], which accounts for the correlation induced by</w:t>
+      </w:r>
+    </w:p>
+    <w:p>
+      <w:pPr>
+        <w:spacing w:line="360" w:lineRule="auto" w:after="120"/>
+      </w:pPr>
+      <w:r>
+        <w:rPr>
+          <w:rFonts w:ascii="Times New Roman" w:hAnsi="Times New Roman"/>
+          <w:sz w:val="24"/>
+        </w:rPr>
+        <w:t>evaluating both models on identical cases.</w:t>
+      </w:r>
+    </w:p>
+    <w:p>
+      <w:pPr>
+        <w:pStyle w:val="ListBullet"/>
+        <w:spacing w:line="360" w:lineRule="auto" w:after="120"/>
+      </w:pPr>
+      <w:r>
+        <w:rPr>
+          <w:rFonts w:ascii="Times New Roman" w:hAnsi="Times New Roman"/>
+          <w:sz w:val="24"/>
+        </w:rPr>
+        <w:t>Interval estimates are stratified bootstrap percentile intervals, resampling</w:t>
+      </w:r>
+    </w:p>
+    <w:p>
+      <w:pPr>
+        <w:spacing w:line="360" w:lineRule="auto" w:after="120"/>
+      </w:pPr>
+      <w:r>
+        <w:rPr>
+          <w:rFonts w:ascii="Times New Roman" w:hAnsi="Times New Roman"/>
+          <w:sz w:val="24"/>
+        </w:rPr>
+        <w:t>positives and negatives separately.</w:t>
       </w:r>
     </w:p>
     <w:p>
@@ -9879,7 +9929,7 @@
           <w:rFonts w:ascii="Times New Roman" w:hAnsi="Times New Roman"/>
           <w:sz w:val="24"/>
         </w:rPr>
-        <w:t xml:space="preserve">The SBA National dataset (Li, Mickel and Taylor, 2018) records 899,164 loan guarantees issued by the U.S. Small Business Administration between 1987 and 2014, with realised outcomes in </w:t>
+        <w:t xml:space="preserve">The SBA National dataset [28] records 899,164 loan guarantees issued by the U.S. Small Business Administration between 1987 and 2014, with realised outcomes in </w:t>
       </w:r>
       <w:r>
         <w:rPr>
@@ -14592,7 +14642,7 @@
           <w:rFonts w:ascii="Times New Roman" w:hAnsi="Times New Roman"/>
           <w:sz w:val="24"/>
         </w:rPr>
-        <w:t>A linear BWM solver (Rezaei, 2016) verified against the published worked</w:t>
+        <w:t>A linear BWM solver [21] verified against the published worked</w:t>
       </w:r>
     </w:p>
     <w:p>
@@ -14911,7 +14961,7 @@
           <w:rFonts w:ascii="Times New Roman" w:hAnsi="Times New Roman"/>
           <w:sz w:val="24"/>
         </w:rPr>
-        <w:t>Kapoor and Narayanan (2023) found leakage affecting 294 papers across seventeen fields. This case is harder to catch than the textbook forms: the offending field is documented as legitimate, is available at prediction time under its documented meaning, and is economically meaningful. It is caught only by noticing that the</w:t>
+        <w:t>Kapoor and Narayanan [27] found leakage affecting 294 papers across seventeen fields. This case is harder to catch than the textbook forms: the offending field is documented as legitimate, is available at prediction time under its documented meaning, and is economically meaningful. It is caught only by noticing that the</w:t>
       </w:r>
     </w:p>
     <w:p>
@@ -15229,7 +15279,7 @@
           <w:rFonts w:ascii="Times New Roman" w:hAnsi="Times New Roman"/>
           <w:sz w:val="24"/>
         </w:rPr>
-        <w:t xml:space="preserve"> The premise that manual appraisal is inconsistent is supported from the literature (Cortés et al., 2016) but not measured here. This remains the single most significant omission.</w:t>
+        <w:t xml:space="preserve"> The premise that manual appraisal is inconsistent is supported from the literature [1] but not measured here. This remains the single most significant omission.</w:t>
       </w:r>
     </w:p>
     <w:p>
@@ -15249,7 +15299,7 @@
           <w:rFonts w:ascii="Times New Roman" w:hAnsi="Times New Roman"/>
           <w:sz w:val="24"/>
         </w:rPr>
-        <w:t xml:space="preserve"> No officer has used the system on live applications, and no disparate-impact analysis has been performed. For a credit model the second is a serious gap, recorded in the model card.</w:t>
+        <w:t xml:space="preserve"> No officer has used the system on live applications, so neither perceived usefulness [34] nor usability [35] has been measured, and no disparate-impact analysis has been performed. For a credit model the second is a serious gap, recorded in the model card.</w:t>
       </w:r>
     </w:p>
     <w:p>
@@ -15531,451 +15581,427 @@
           <w:rFonts w:ascii="Times New Roman" w:hAnsi="Times New Roman"/>
           <w:sz w:val="24"/>
         </w:rPr>
-        <w:t>Referencing follows the Harvard (author-date) convention. Where a source was located through a database search but the full text has not been obtained, that is recorded in the accompanying bibliography (docs/02-literature/bibliography.md) rather than concealed here.</w:t>
-      </w:r>
-    </w:p>
-    <w:p>
-      <w:pPr>
-        <w:spacing w:line="360" w:lineRule="auto" w:after="120"/>
-      </w:pPr>
-      <w:r>
-        <w:rPr>
-          <w:rFonts w:ascii="Times New Roman" w:hAnsi="Times New Roman"/>
-          <w:sz w:val="24"/>
-        </w:rPr>
-        <w:t>Altman, E.I. (1968) 'Financial Ratios, Discriminant Analysis and the Prediction of Corporate Bankruptcy', *Journal of Finance*, 23(4), pp. 589–609. doi:10.1111/j.1540-6261.1968.tb00843.x</w:t>
-      </w:r>
-    </w:p>
-    <w:p>
-      <w:pPr>
-        <w:spacing w:line="360" w:lineRule="auto" w:after="120"/>
-      </w:pPr>
-      <w:r>
-        <w:rPr>
-          <w:rFonts w:ascii="Times New Roman" w:hAnsi="Times New Roman"/>
-          <w:sz w:val="24"/>
-        </w:rPr>
-        <w:t>Arvanitis, Y., Stampini, M. and Vencatachellum, D. (2015) 'Balancing development returns and credit risks: project appraisal in a multilateral development bank',</w:t>
-      </w:r>
-    </w:p>
-    <w:p>
-      <w:pPr>
-        <w:spacing w:line="360" w:lineRule="auto" w:after="120"/>
-      </w:pPr>
-      <w:r>
-        <w:rPr>
-          <w:rFonts w:ascii="Times New Roman" w:hAnsi="Times New Roman"/>
-          <w:sz w:val="24"/>
-        </w:rPr>
-        <w:t>*Impact Assessment and Project Appraisal*, 33(3), pp. 195–206. doi:10.1080/14615517.2015.1041837</w:t>
-      </w:r>
-    </w:p>
-    <w:p>
-      <w:pPr>
-        <w:spacing w:line="360" w:lineRule="auto" w:after="120"/>
-      </w:pPr>
-      <w:r>
-        <w:rPr>
-          <w:rFonts w:ascii="Times New Roman" w:hAnsi="Times New Roman"/>
-          <w:sz w:val="24"/>
-        </w:rPr>
-        <w:t>Beck, T. and Demirgüç-Kunt, A. (2006) 'Small and medium-size enterprises: Access to finance as a growth constraint', *Journal of Banking &amp; Finance*, 30(11), pp. 2931–2943.</w:t>
-      </w:r>
-    </w:p>
-    <w:p>
-      <w:pPr>
-        <w:spacing w:line="360" w:lineRule="auto" w:after="120"/>
-      </w:pPr>
-      <w:r>
-        <w:rPr>
-          <w:rFonts w:ascii="Times New Roman" w:hAnsi="Times New Roman"/>
-          <w:sz w:val="24"/>
-        </w:rPr>
-        <w:t>Berger, A.N. and Udell, G.F. (2006) 'A more complete conceptual framework for SME finance', *Journal of Banking &amp; Finance*, 30(11), pp. 2945–2966.</w:t>
-      </w:r>
-    </w:p>
-    <w:p>
-      <w:pPr>
-        <w:spacing w:line="360" w:lineRule="auto" w:after="120"/>
-      </w:pPr>
-      <w:r>
-        <w:rPr>
-          <w:rFonts w:ascii="Times New Roman" w:hAnsi="Times New Roman"/>
-          <w:sz w:val="24"/>
-        </w:rPr>
-        <w:t>Brier, G.W. (1950) 'Verification of forecasts expressed in terms of probability',</w:t>
-      </w:r>
-    </w:p>
-    <w:p>
-      <w:pPr>
-        <w:spacing w:line="360" w:lineRule="auto" w:after="120"/>
-      </w:pPr>
-      <w:r>
-        <w:rPr>
-          <w:rFonts w:ascii="Times New Roman" w:hAnsi="Times New Roman"/>
-          <w:sz w:val="24"/>
-        </w:rPr>
-        <w:t>*Monthly Weather Review*, 78(1), pp. 1–3.</w:t>
-      </w:r>
-    </w:p>
-    <w:p>
-      <w:pPr>
-        <w:spacing w:line="360" w:lineRule="auto" w:after="120"/>
-      </w:pPr>
-      <w:r>
-        <w:rPr>
-          <w:rFonts w:ascii="Times New Roman" w:hAnsi="Times New Roman"/>
-          <w:sz w:val="24"/>
-        </w:rPr>
-        <w:t>Chang, D.-Y. (1996) 'Applications of the extent analysis method on fuzzy AHP',</w:t>
-      </w:r>
-    </w:p>
-    <w:p>
-      <w:pPr>
-        <w:spacing w:line="360" w:lineRule="auto" w:after="120"/>
-      </w:pPr>
-      <w:r>
-        <w:rPr>
-          <w:rFonts w:ascii="Times New Roman" w:hAnsi="Times New Roman"/>
-          <w:sz w:val="24"/>
-        </w:rPr>
-        <w:t>*European Journal of Operational Research*, 95(3), pp. 649–655.</w:t>
-      </w:r>
-    </w:p>
-    <w:p>
-      <w:pPr>
-        <w:spacing w:line="360" w:lineRule="auto" w:after="120"/>
-      </w:pPr>
-      <w:r>
-        <w:rPr>
-          <w:rFonts w:ascii="Times New Roman" w:hAnsi="Times New Roman"/>
-          <w:sz w:val="24"/>
-        </w:rPr>
-        <w:t>Chen, C.-T. (2000) 'Extensions of the TOPSIS for group decision-making under fuzzy environment', *Fuzzy Sets and Systems*, 114(1), pp. 1–9.</w:t>
-      </w:r>
-    </w:p>
-    <w:p>
-      <w:pPr>
-        <w:spacing w:line="360" w:lineRule="auto" w:after="120"/>
-      </w:pPr>
-      <w:r>
-        <w:rPr>
-          <w:rFonts w:ascii="Times New Roman" w:hAnsi="Times New Roman"/>
-          <w:sz w:val="24"/>
-        </w:rPr>
-        <w:t>Ciampi, F., Giannozzi, A., Marzi, G. and Altman, E.I. (2021) 'Rethinking SME default prediction: a systematic literature review and future perspectives',</w:t>
-      </w:r>
-    </w:p>
-    <w:p>
-      <w:pPr>
-        <w:spacing w:line="360" w:lineRule="auto" w:after="120"/>
-      </w:pPr>
-      <w:r>
-        <w:rPr>
-          <w:rFonts w:ascii="Times New Roman" w:hAnsi="Times New Roman"/>
-          <w:sz w:val="24"/>
-        </w:rPr>
-        <w:t>*Scientometrics*, 126, pp. 2141–2188. doi:10.1007/s11192-020-03856-0</w:t>
-      </w:r>
-    </w:p>
-    <w:p>
-      <w:pPr>
-        <w:spacing w:line="360" w:lineRule="auto" w:after="120"/>
-      </w:pPr>
-      <w:r>
-        <w:rPr>
-          <w:rFonts w:ascii="Times New Roman" w:hAnsi="Times New Roman"/>
-          <w:sz w:val="24"/>
-        </w:rPr>
-        <w:t>Cohen, J. (1960) 'A coefficient of agreement for nominal scales', *Educational and Psychological Measurement*, 20(1), pp. 37–46.</w:t>
-      </w:r>
-    </w:p>
-    <w:p>
-      <w:pPr>
-        <w:spacing w:line="360" w:lineRule="auto" w:after="120"/>
-      </w:pPr>
-      <w:r>
-        <w:rPr>
-          <w:rFonts w:ascii="Times New Roman" w:hAnsi="Times New Roman"/>
-          <w:sz w:val="24"/>
-        </w:rPr>
-        <w:t>Cortés, K.R., Duchin, R. and Sosyura, D. (2016) 'Clouded judgment: The role of sentiment in credit origination', *Journal of Financial Economics*, 121(2), pp. 392–413.</w:t>
-      </w:r>
-    </w:p>
-    <w:p>
-      <w:pPr>
-        <w:spacing w:line="360" w:lineRule="auto" w:after="120"/>
-      </w:pPr>
-      <w:r>
-        <w:rPr>
-          <w:rFonts w:ascii="Times New Roman" w:hAnsi="Times New Roman"/>
-          <w:sz w:val="24"/>
-        </w:rPr>
-        <w:t>DeLong, E.R., DeLong, D.M. and Clarke-Pearson, D.L. (1988) 'Comparing the areas under two or more correlated receiver operating characteristic curves: a nonparametric approach', *Biometrics*, 44(3), pp. 837–845.</w:t>
-      </w:r>
-    </w:p>
-    <w:p>
-      <w:pPr>
-        <w:spacing w:line="360" w:lineRule="auto" w:after="120"/>
-      </w:pPr>
-      <w:r>
-        <w:rPr>
-          <w:rFonts w:ascii="Times New Roman" w:hAnsi="Times New Roman"/>
-          <w:sz w:val="24"/>
-        </w:rPr>
-        <w:t>Gutiérrez-Nieto, B., Serrano-Cinca, C. and Camón-Cala, J. (2016) 'A Credit Score System for Socially Responsible Lending', *Journal of Business Ethics*, 133(4), pp. 691–701. doi:10.1007/s10551-014-2448-5</w:t>
-      </w:r>
-    </w:p>
-    <w:p>
-      <w:pPr>
-        <w:spacing w:line="360" w:lineRule="auto" w:after="120"/>
-      </w:pPr>
-      <w:r>
-        <w:rPr>
-          <w:rFonts w:ascii="Times New Roman" w:hAnsi="Times New Roman"/>
-          <w:sz w:val="24"/>
-        </w:rPr>
-        <w:t>Hand, D.J. and Henley, W.E. (1997) 'Statistical Classification Methods in Consumer Credit Scoring: A Review', *Journal of the Royal Statistical Society Series A*, 160(3), pp. 523–541.</w:t>
-      </w:r>
-    </w:p>
-    <w:p>
-      <w:pPr>
-        <w:spacing w:line="360" w:lineRule="auto" w:after="120"/>
-      </w:pPr>
-      <w:r>
-        <w:rPr>
-          <w:rFonts w:ascii="Times New Roman" w:hAnsi="Times New Roman"/>
-          <w:sz w:val="24"/>
-        </w:rPr>
-        <w:t>Hanley, J.A. and McNeil, B.J. (1982) 'The meaning and use of the area under a receiver operating characteristic (ROC) curve', *Radiology*, 143(1), pp. 29–36.</w:t>
-      </w:r>
-    </w:p>
-    <w:p>
-      <w:pPr>
-        <w:spacing w:line="360" w:lineRule="auto" w:after="120"/>
-      </w:pPr>
-      <w:r>
-        <w:rPr>
-          <w:rFonts w:ascii="Times New Roman" w:hAnsi="Times New Roman"/>
-          <w:sz w:val="24"/>
-        </w:rPr>
-        <w:t>Hevner, A.R., March, S.T., Park, J. and Ram, S. (2004) 'Design Science in Information Systems Research', *MIS Quarterly*, 28(1), pp. 75–105.</w:t>
-      </w:r>
-    </w:p>
-    <w:p>
-      <w:pPr>
-        <w:spacing w:line="360" w:lineRule="auto" w:after="120"/>
-      </w:pPr>
-      <w:r>
-        <w:rPr>
-          <w:rFonts w:ascii="Times New Roman" w:hAnsi="Times New Roman"/>
-          <w:sz w:val="24"/>
-        </w:rPr>
-        <w:t>Kapoor, S. and Narayanan, A. (2023) 'Leakage and the reproducibility crisis in machine-learning-based science', *Patterns*, 4(9), 100804. doi:10.1016/j.patter.2023.100804</w:t>
-      </w:r>
-    </w:p>
-    <w:p>
-      <w:pPr>
-        <w:spacing w:line="360" w:lineRule="auto" w:after="120"/>
-      </w:pPr>
-      <w:r>
-        <w:rPr>
-          <w:rFonts w:ascii="Times New Roman" w:hAnsi="Times New Roman"/>
-          <w:sz w:val="24"/>
-        </w:rPr>
-        <w:t>Landis, J.R. and Koch, G.G. (1977) 'The measurement of observer agreement for categorical data', *Biometrics*, 33(1), pp. 159–174.</w:t>
-      </w:r>
-    </w:p>
-    <w:p>
-      <w:pPr>
-        <w:spacing w:line="360" w:lineRule="auto" w:after="120"/>
-      </w:pPr>
-      <w:r>
-        <w:rPr>
-          <w:rFonts w:ascii="Times New Roman" w:hAnsi="Times New Roman"/>
-          <w:sz w:val="24"/>
-        </w:rPr>
-        <w:t>Lessmann, S., Baesens, B., Seow, H.-V. and Thomas, L.C. (2015) 'Benchmarking state-of-the-art classification algorithms for credit scoring: An update of research', *European Journal of Operational Research*, 247(1), pp. 124–136.</w:t>
-      </w:r>
-    </w:p>
-    <w:p>
-      <w:pPr>
-        <w:spacing w:line="360" w:lineRule="auto" w:after="120"/>
-      </w:pPr>
-      <w:r>
-        <w:rPr>
-          <w:rFonts w:ascii="Times New Roman" w:hAnsi="Times New Roman"/>
-          <w:sz w:val="24"/>
-        </w:rPr>
-        <w:t>Li, M., Mickel, A. and Taylor, S. (2018) '"Should This Loan be Approved or Denied?": A Large Dataset with Class Assignment Guidelines', *Journal of Statistics Education*, 26(1), pp. 55–66. doi:10.1080/10691898.2018.1434342</w:t>
-      </w:r>
-    </w:p>
-    <w:p>
-      <w:pPr>
-        <w:spacing w:line="360" w:lineRule="auto" w:after="120"/>
-      </w:pPr>
-      <w:r>
-        <w:rPr>
-          <w:rFonts w:ascii="Times New Roman" w:hAnsi="Times New Roman"/>
-          <w:sz w:val="24"/>
-        </w:rPr>
-        <w:t>Lundberg, S.M. and Lee, S.-I. (2017) 'A Unified Approach to Interpreting Model Predictions', *Advances in Neural Information Processing Systems 30*, pp. 4765–4774.</w:t>
-      </w:r>
-    </w:p>
-    <w:p>
-      <w:pPr>
-        <w:spacing w:line="360" w:lineRule="auto" w:after="120"/>
-      </w:pPr>
-      <w:r>
-        <w:rPr>
-          <w:rFonts w:ascii="Times New Roman" w:hAnsi="Times New Roman"/>
-          <w:sz w:val="24"/>
-        </w:rPr>
-        <w:t>Ohlson, J.A. (1980) 'Financial Ratios and the Probabilistic Prediction of Bankruptcy', *Journal of Accounting Research*, 18(1), pp. 109–131.</w:t>
-      </w:r>
-    </w:p>
-    <w:p>
-      <w:pPr>
-        <w:spacing w:line="360" w:lineRule="auto" w:after="120"/>
-      </w:pPr>
-      <w:r>
-        <w:rPr>
-          <w:rFonts w:ascii="Times New Roman" w:hAnsi="Times New Roman"/>
-          <w:sz w:val="24"/>
-        </w:rPr>
-        <w:t>Peffers, K., Tuunanen, T., Rothenberger, M.A. and Chatterjee, S. (2007) 'A Design Science Research Methodology for Information Systems Research', *Journal of Management Information Systems*, 24(3), pp. 45–77.</w:t>
-      </w:r>
-    </w:p>
-    <w:p>
-      <w:pPr>
-        <w:spacing w:line="360" w:lineRule="auto" w:after="120"/>
-      </w:pPr>
-      <w:r>
-        <w:rPr>
-          <w:rFonts w:ascii="Times New Roman" w:hAnsi="Times New Roman"/>
-          <w:sz w:val="24"/>
-        </w:rPr>
-        <w:t>Rezaei, J. (2015) 'Best-worst multi-criteria decision-making method', *Omega*, 53, pp. 49–57. doi:10.1016/j.omega.2014.11.009</w:t>
-      </w:r>
-    </w:p>
-    <w:p>
-      <w:pPr>
-        <w:spacing w:line="360" w:lineRule="auto" w:after="120"/>
-      </w:pPr>
-      <w:r>
-        <w:rPr>
-          <w:rFonts w:ascii="Times New Roman" w:hAnsi="Times New Roman"/>
-          <w:sz w:val="24"/>
-        </w:rPr>
-        <w:t>Rezaei, J. (2016) 'Best-worst multi-criteria decision-making method: Some properties and a linear model', *Omega*, 64, pp. 126–130.</w:t>
-      </w:r>
-    </w:p>
-    <w:p>
-      <w:pPr>
-        <w:spacing w:line="360" w:lineRule="auto" w:after="120"/>
-      </w:pPr>
-      <w:r>
-        <w:rPr>
-          <w:rFonts w:ascii="Times New Roman" w:hAnsi="Times New Roman"/>
-          <w:sz w:val="24"/>
-        </w:rPr>
-        <w:t>Ribeiro, M.T., Singh, S. and Guestrin, C. (2016) '"Why Should I Trust You?": Explaining the Predictions of Any Classifier', *Proceedings of the 22nd ACM SIGKDD International Conference on Knowledge Discovery and Data Mining*, pp. 1135–1144.</w:t>
-      </w:r>
-    </w:p>
-    <w:p>
-      <w:pPr>
-        <w:spacing w:line="360" w:lineRule="auto" w:after="120"/>
-      </w:pPr>
-      <w:r>
-        <w:rPr>
-          <w:rFonts w:ascii="Times New Roman" w:hAnsi="Times New Roman"/>
-          <w:sz w:val="24"/>
-        </w:rPr>
-        <w:t>Roy, P.K. and Shaw, K. (2021) 'A multicriteria credit scoring model for SMEs using hybrid BWM and TOPSIS', *Financial Innovation*, 7(1). doi:10.1186/s40854-021-00295-5</w:t>
-      </w:r>
-    </w:p>
-    <w:p>
-      <w:pPr>
-        <w:spacing w:line="360" w:lineRule="auto" w:after="120"/>
-      </w:pPr>
-      <w:r>
-        <w:rPr>
-          <w:rFonts w:ascii="Times New Roman" w:hAnsi="Times New Roman"/>
-          <w:sz w:val="24"/>
-        </w:rPr>
-        <w:t>Saaty, T.L. (1980) *The Analytic Hierarchy Process*. New York: McGraw-Hill.</w:t>
-      </w:r>
-    </w:p>
-    <w:p>
-      <w:pPr>
-        <w:spacing w:line="360" w:lineRule="auto" w:after="120"/>
-      </w:pPr>
-      <w:r>
-        <w:rPr>
-          <w:rFonts w:ascii="Times New Roman" w:hAnsi="Times New Roman"/>
-          <w:sz w:val="24"/>
-        </w:rPr>
-        <w:t>Saaty, T.L. (1990) 'An exposition of the AHP in reply to the paper "Remarks on the Analytic Hierarchy Process"', *Management Science*, 36(3), pp. 259–268.</w:t>
-      </w:r>
-    </w:p>
-    <w:p>
-      <w:pPr>
-        <w:spacing w:line="360" w:lineRule="auto" w:after="120"/>
-      </w:pPr>
-      <w:r>
-        <w:rPr>
-          <w:rFonts w:ascii="Times New Roman" w:hAnsi="Times New Roman"/>
-          <w:sz w:val="24"/>
-        </w:rPr>
-        <w:t>SharafEldin, M.A., Idrees, A.M. and Ouf, S. (2025) 'A Proposed Framework for Loan Default Prediction Using Machine Learning Techniques', *International Journal of Advanced Computer Science and Applications*, 16(6), pp. 412–425.</w:t>
-      </w:r>
-    </w:p>
-    <w:p>
-      <w:pPr>
-        <w:spacing w:line="360" w:lineRule="auto" w:after="120"/>
-      </w:pPr>
-      <w:r>
-        <w:rPr>
-          <w:rFonts w:ascii="Times New Roman" w:hAnsi="Times New Roman"/>
-          <w:sz w:val="24"/>
-        </w:rPr>
-        <w:t>Stein, J.C. (2002) 'Information Production and Capital Allocation: Decentralized versus Hierarchical Firms', *Journal of Finance*, 57(5), pp. 1891–1921.</w:t>
-      </w:r>
-    </w:p>
-    <w:p>
-      <w:pPr>
-        <w:spacing w:line="360" w:lineRule="auto" w:after="120"/>
-      </w:pPr>
-      <w:r>
-        <w:rPr>
-          <w:rFonts w:ascii="Times New Roman" w:hAnsi="Times New Roman"/>
-          <w:sz w:val="24"/>
-        </w:rPr>
-        <w:t>Thomas, L.C., Crook, J.N. and Edelman, D.B. (1992) *Credit Scoring and Credit Control*. Oxford: Clarendon Press.</w:t>
-      </w:r>
-    </w:p>
-    <w:p>
-      <w:pPr>
-        <w:spacing w:line="360" w:lineRule="auto" w:after="120"/>
-      </w:pPr>
-      <w:r>
-        <w:rPr>
-          <w:rFonts w:ascii="Times New Roman" w:hAnsi="Times New Roman"/>
-          <w:sz w:val="24"/>
-        </w:rPr>
-        <w:t>Thomas, L.C., Edelman, D.B. and Crook, J.N. (2002) *Credit Scoring and its Applications*. Philadelphia: SIAM.</w:t>
-      </w:r>
-    </w:p>
-    <w:p>
-      <w:pPr>
-        <w:spacing w:line="360" w:lineRule="auto" w:after="120"/>
-      </w:pPr>
-      <w:r>
-        <w:rPr>
-          <w:rFonts w:ascii="Times New Roman" w:hAnsi="Times New Roman"/>
-          <w:sz w:val="24"/>
-        </w:rPr>
-        <w:t>Zadeh, L.A. (1965) 'Fuzzy sets', *Information and Control*, 8(3), pp. 338–353.</w:t>
+        <w:t>References are numbered in order of first citation, following IEEE style. Sources located through a database search whose full text has not been obtained are recorded as such in the accompanying bibliography (docs/02-literature/bibliography.md) rather than concealed here.</w:t>
+      </w:r>
+    </w:p>
+    <w:p>
+      <w:pPr>
+        <w:spacing w:line="360" w:lineRule="auto" w:after="120"/>
+      </w:pPr>
+      <w:r>
+        <w:rPr>
+          <w:rFonts w:ascii="Times New Roman" w:hAnsi="Times New Roman"/>
+          <w:sz w:val="24"/>
+        </w:rPr>
+        <w:t>[1] K. R. Cortés, R. Duchin and D. Sosyura, "Clouded judgment: the role of sentiment in credit origination," *Journal of Financial Economics*, vol. 121, no. 2, pp. 392-413, 2016.</w:t>
+      </w:r>
+    </w:p>
+    <w:p>
+      <w:pPr>
+        <w:spacing w:line="360" w:lineRule="auto" w:after="120"/>
+      </w:pPr>
+      <w:r>
+        <w:rPr>
+          <w:rFonts w:ascii="Times New Roman" w:hAnsi="Times New Roman"/>
+          <w:sz w:val="24"/>
+        </w:rPr>
+        <w:t>[2] E. I. Altman, "Financial ratios, discriminant analysis and the prediction of corporate bankruptcy," *Journal of Finance*, vol. 23, no. 4, pp. 589-609, 1968.</w:t>
+      </w:r>
+    </w:p>
+    <w:p>
+      <w:pPr>
+        <w:spacing w:line="360" w:lineRule="auto" w:after="120"/>
+      </w:pPr>
+      <w:r>
+        <w:rPr>
+          <w:rFonts w:ascii="Times New Roman" w:hAnsi="Times New Roman"/>
+          <w:sz w:val="24"/>
+        </w:rPr>
+        <w:t>[3] J. A. Ohlson, "Financial ratios and the probabilistic prediction of bankruptcy," *Journal of Accounting Research*, vol. 18, no. 1, pp. 109-131, 1980.</w:t>
+      </w:r>
+    </w:p>
+    <w:p>
+      <w:pPr>
+        <w:spacing w:line="360" w:lineRule="auto" w:after="120"/>
+      </w:pPr>
+      <w:r>
+        <w:rPr>
+          <w:rFonts w:ascii="Times New Roman" w:hAnsi="Times New Roman"/>
+          <w:sz w:val="24"/>
+        </w:rPr>
+        <w:t>[4] D. J. Hand and W. E. Henley, "Statistical classification methods in consumer credit scoring: a review," *Journal of the Royal Statistical Society Series A*, vol. 160, no. 3, pp. 523-541, 1997.</w:t>
+      </w:r>
+    </w:p>
+    <w:p>
+      <w:pPr>
+        <w:spacing w:line="360" w:lineRule="auto" w:after="120"/>
+      </w:pPr>
+      <w:r>
+        <w:rPr>
+          <w:rFonts w:ascii="Times New Roman" w:hAnsi="Times New Roman"/>
+          <w:sz w:val="24"/>
+        </w:rPr>
+        <w:t>[5] L. C. Thomas, J. N. Crook and D. B. Edelman, *Credit Scoring and Credit Control*. Oxford, U.K.: Clarendon Press, 1992.</w:t>
+      </w:r>
+    </w:p>
+    <w:p>
+      <w:pPr>
+        <w:spacing w:line="360" w:lineRule="auto" w:after="120"/>
+      </w:pPr>
+      <w:r>
+        <w:rPr>
+          <w:rFonts w:ascii="Times New Roman" w:hAnsi="Times New Roman"/>
+          <w:sz w:val="24"/>
+        </w:rPr>
+        <w:t>[6] L. C. Thomas, D. B. Edelman and J. N. Crook, *Credit Scoring and its Applications*. Philadelphia, PA: SIAM, 2002.</w:t>
+      </w:r>
+    </w:p>
+    <w:p>
+      <w:pPr>
+        <w:spacing w:line="360" w:lineRule="auto" w:after="120"/>
+      </w:pPr>
+      <w:r>
+        <w:rPr>
+          <w:rFonts w:ascii="Times New Roman" w:hAnsi="Times New Roman"/>
+          <w:sz w:val="24"/>
+        </w:rPr>
+        <w:t>[7] S. Lessmann, B. Baesens, H.-V. Seow and L. C. Thomas, "Benchmarking state-of-the-art classification algorithms for credit scoring: an update of research," *European Journal of Operational Research*, vol. 247, no. 1, pp. 124-136, 2015.</w:t>
+      </w:r>
+    </w:p>
+    <w:p>
+      <w:pPr>
+        <w:spacing w:line="360" w:lineRule="auto" w:after="120"/>
+      </w:pPr>
+      <w:r>
+        <w:rPr>
+          <w:rFonts w:ascii="Times New Roman" w:hAnsi="Times New Roman"/>
+          <w:sz w:val="24"/>
+        </w:rPr>
+        <w:t>[8] T. Beck and A. Demirgüç-Kunt, "Small and medium-size enterprises: access to finance as a growth constraint," *Journal of Banking &amp; Finance*, vol. 30, no. 11, pp. 2931-2943, 2006.</w:t>
+      </w:r>
+    </w:p>
+    <w:p>
+      <w:pPr>
+        <w:spacing w:line="360" w:lineRule="auto" w:after="120"/>
+      </w:pPr>
+      <w:r>
+        <w:rPr>
+          <w:rFonts w:ascii="Times New Roman" w:hAnsi="Times New Roman"/>
+          <w:sz w:val="24"/>
+        </w:rPr>
+        <w:t>[9] A. N. Berger and G. F. Udell, "A more complete conceptual framework for SME finance," *Journal of Banking &amp; Finance*, vol. 30, no. 11, pp. 2945-2966, 2006.</w:t>
+      </w:r>
+    </w:p>
+    <w:p>
+      <w:pPr>
+        <w:spacing w:line="360" w:lineRule="auto" w:after="120"/>
+      </w:pPr>
+      <w:r>
+        <w:rPr>
+          <w:rFonts w:ascii="Times New Roman" w:hAnsi="Times New Roman"/>
+          <w:sz w:val="24"/>
+        </w:rPr>
+        <w:t>[10] J. C. Stein, "Information production and capital allocation: decentralized versus hierarchical firms," *Journal of Finance*, vol. 57, no. 5, pp. 1891-1921, 2002.</w:t>
+      </w:r>
+    </w:p>
+    <w:p>
+      <w:pPr>
+        <w:spacing w:line="360" w:lineRule="auto" w:after="120"/>
+      </w:pPr>
+      <w:r>
+        <w:rPr>
+          <w:rFonts w:ascii="Times New Roman" w:hAnsi="Times New Roman"/>
+          <w:sz w:val="24"/>
+        </w:rPr>
+        <w:t>[11] F. Ciampi, A. Giannozzi, G. Marzi and E. I. Altman, "Rethinking SME default prediction: a systematic literature review and future perspectives," *Scientometrics*, vol. 126, pp. 2141-2188, 2021.</w:t>
+      </w:r>
+    </w:p>
+    <w:p>
+      <w:pPr>
+        <w:spacing w:line="360" w:lineRule="auto" w:after="120"/>
+      </w:pPr>
+      <w:r>
+        <w:rPr>
+          <w:rFonts w:ascii="Times New Roman" w:hAnsi="Times New Roman"/>
+          <w:sz w:val="24"/>
+        </w:rPr>
+        <w:t>[12] M. A. SharafEldin, A. M. Idrees and S. Ouf, "A proposed framework for loan default prediction using machine learning techniques," *International Journal of Advanced Computer Science and Applications*, vol. 16, no. 6, pp. 412-425, 2025.</w:t>
+      </w:r>
+    </w:p>
+    <w:p>
+      <w:pPr>
+        <w:spacing w:line="360" w:lineRule="auto" w:after="120"/>
+      </w:pPr>
+      <w:r>
+        <w:rPr>
+          <w:rFonts w:ascii="Times New Roman" w:hAnsi="Times New Roman"/>
+          <w:sz w:val="24"/>
+        </w:rPr>
+        <w:t>[13] J. Cohen, "A coefficient of agreement for nominal scales," *Educational and Psychological Measurement*, vol. 20, no. 1, pp. 37-46, 1960.</w:t>
+      </w:r>
+    </w:p>
+    <w:p>
+      <w:pPr>
+        <w:spacing w:line="360" w:lineRule="auto" w:after="120"/>
+      </w:pPr>
+      <w:r>
+        <w:rPr>
+          <w:rFonts w:ascii="Times New Roman" w:hAnsi="Times New Roman"/>
+          <w:sz w:val="24"/>
+        </w:rPr>
+        <w:t>[14] J. R. Landis and G. G. Koch, "The measurement of observer agreement for categorical data," *Biometrics*, vol. 33, no. 1, pp. 159-174, 1977.</w:t>
+      </w:r>
+    </w:p>
+    <w:p>
+      <w:pPr>
+        <w:spacing w:line="360" w:lineRule="auto" w:after="120"/>
+      </w:pPr>
+      <w:r>
+        <w:rPr>
+          <w:rFonts w:ascii="Times New Roman" w:hAnsi="Times New Roman"/>
+          <w:sz w:val="24"/>
+        </w:rPr>
+        <w:t>[15] L. A. Zadeh, "Fuzzy sets," *Information and Control*, vol. 8, no. 3, pp. 338-353, 1965.</w:t>
+      </w:r>
+    </w:p>
+    <w:p>
+      <w:pPr>
+        <w:spacing w:line="360" w:lineRule="auto" w:after="120"/>
+      </w:pPr>
+      <w:r>
+        <w:rPr>
+          <w:rFonts w:ascii="Times New Roman" w:hAnsi="Times New Roman"/>
+          <w:sz w:val="24"/>
+        </w:rPr>
+        <w:t>[16] T. L. Saaty, *The Analytic Hierarchy Process*. New York, NY: McGraw-Hill, 1980.</w:t>
+      </w:r>
+    </w:p>
+    <w:p>
+      <w:pPr>
+        <w:spacing w:line="360" w:lineRule="auto" w:after="120"/>
+      </w:pPr>
+      <w:r>
+        <w:rPr>
+          <w:rFonts w:ascii="Times New Roman" w:hAnsi="Times New Roman"/>
+          <w:sz w:val="24"/>
+        </w:rPr>
+        <w:t>[17] T. L. Saaty, "An exposition of the AHP in reply to the paper 'Remarks on the Analytic Hierarchy Process'," *Management Science*, vol. 36, no. 3, pp. 259-268, 1990.</w:t>
+      </w:r>
+    </w:p>
+    <w:p>
+      <w:pPr>
+        <w:spacing w:line="360" w:lineRule="auto" w:after="120"/>
+      </w:pPr>
+      <w:r>
+        <w:rPr>
+          <w:rFonts w:ascii="Times New Roman" w:hAnsi="Times New Roman"/>
+          <w:sz w:val="24"/>
+        </w:rPr>
+        <w:t>[18] D.-Y. Chang, "Applications of the extent analysis method on fuzzy AHP," *European Journal of Operational Research*, vol. 95, no. 3, pp. 649-655, 1996.</w:t>
+      </w:r>
+    </w:p>
+    <w:p>
+      <w:pPr>
+        <w:spacing w:line="360" w:lineRule="auto" w:after="120"/>
+      </w:pPr>
+      <w:r>
+        <w:rPr>
+          <w:rFonts w:ascii="Times New Roman" w:hAnsi="Times New Roman"/>
+          <w:sz w:val="24"/>
+        </w:rPr>
+        <w:t>[19] C.-T. Chen, "Extensions of the TOPSIS for group decision-making under fuzzy environment," *Fuzzy Sets and Systems*, vol. 114, no. 1, pp. 1-9, 2000.</w:t>
+      </w:r>
+    </w:p>
+    <w:p>
+      <w:pPr>
+        <w:spacing w:line="360" w:lineRule="auto" w:after="120"/>
+      </w:pPr>
+      <w:r>
+        <w:rPr>
+          <w:rFonts w:ascii="Times New Roman" w:hAnsi="Times New Roman"/>
+          <w:sz w:val="24"/>
+        </w:rPr>
+        <w:t>[20] J. Rezaei, "Best-worst multi-criteria decision-making method," *Omega*, vol. 53, pp. 49-57, 2015.</w:t>
+      </w:r>
+    </w:p>
+    <w:p>
+      <w:pPr>
+        <w:spacing w:line="360" w:lineRule="auto" w:after="120"/>
+      </w:pPr>
+      <w:r>
+        <w:rPr>
+          <w:rFonts w:ascii="Times New Roman" w:hAnsi="Times New Roman"/>
+          <w:sz w:val="24"/>
+        </w:rPr>
+        <w:t>[21] J. Rezaei, "Best-worst multi-criteria decision-making method: some properties and a linear model," *Omega*, vol. 64, pp. 126-130, 2016.</w:t>
+      </w:r>
+    </w:p>
+    <w:p>
+      <w:pPr>
+        <w:spacing w:line="360" w:lineRule="auto" w:after="120"/>
+      </w:pPr>
+      <w:r>
+        <w:rPr>
+          <w:rFonts w:ascii="Times New Roman" w:hAnsi="Times New Roman"/>
+          <w:sz w:val="24"/>
+        </w:rPr>
+        <w:t>[22] P. K. Roy and K. Shaw, "A multicriteria credit scoring model for SMEs using hybrid BWM and TOPSIS," *Financial Innovation*, vol. 7, no. 1, 2021.</w:t>
+      </w:r>
+    </w:p>
+    <w:p>
+      <w:pPr>
+        <w:spacing w:line="360" w:lineRule="auto" w:after="120"/>
+      </w:pPr>
+      <w:r>
+        <w:rPr>
+          <w:rFonts w:ascii="Times New Roman" w:hAnsi="Times New Roman"/>
+          <w:sz w:val="24"/>
+        </w:rPr>
+        <w:t>[23] B. Gutiérrez-Nieto, C. Serrano-Cinca and J. Camón-Cala, "A credit score system for socially responsible lending," *Journal of Business Ethics*, vol. 133, no. 4, pp. 691-701, 2016.</w:t>
+      </w:r>
+    </w:p>
+    <w:p>
+      <w:pPr>
+        <w:spacing w:line="360" w:lineRule="auto" w:after="120"/>
+      </w:pPr>
+      <w:r>
+        <w:rPr>
+          <w:rFonts w:ascii="Times New Roman" w:hAnsi="Times New Roman"/>
+          <w:sz w:val="24"/>
+        </w:rPr>
+        <w:t>[24] Y. Arvanitis, M. Stampini and D. Vencatachellum, "Balancing development returns and credit risks: project appraisal in a multilateral development bank," *Impact Assessment and Project Appraisal*, vol. 33, no. 3, pp. 195-206, 2015.</w:t>
+      </w:r>
+    </w:p>
+    <w:p>
+      <w:pPr>
+        <w:spacing w:line="360" w:lineRule="auto" w:after="120"/>
+      </w:pPr>
+      <w:r>
+        <w:rPr>
+          <w:rFonts w:ascii="Times New Roman" w:hAnsi="Times New Roman"/>
+          <w:sz w:val="24"/>
+        </w:rPr>
+        <w:t>[25] M. T. Ribeiro, S. Singh and C. Guestrin, "'Why should I trust you?': explaining the predictions of any classifier," in *Proc. 22nd ACM SIGKDD Int. Conf. Knowledge Discovery and Data Mining*, 2016, pp. 1135-1144.</w:t>
+      </w:r>
+    </w:p>
+    <w:p>
+      <w:pPr>
+        <w:spacing w:line="360" w:lineRule="auto" w:after="120"/>
+      </w:pPr>
+      <w:r>
+        <w:rPr>
+          <w:rFonts w:ascii="Times New Roman" w:hAnsi="Times New Roman"/>
+          <w:sz w:val="24"/>
+        </w:rPr>
+        <w:t>[26] S. M. Lundberg and S.-I. Lee, "A unified approach to interpreting model predictions," in *Advances in Neural Information Processing Systems 30*, 2017, pp. 4765-4774.</w:t>
+      </w:r>
+    </w:p>
+    <w:p>
+      <w:pPr>
+        <w:spacing w:line="360" w:lineRule="auto" w:after="120"/>
+      </w:pPr>
+      <w:r>
+        <w:rPr>
+          <w:rFonts w:ascii="Times New Roman" w:hAnsi="Times New Roman"/>
+          <w:sz w:val="24"/>
+        </w:rPr>
+        <w:t>[27] S. Kapoor and A. Narayanan, "Leakage and the reproducibility crisis in machine-learning-based science," *Patterns*, vol. 4, no. 9, art. 100804, 2023.</w:t>
+      </w:r>
+    </w:p>
+    <w:p>
+      <w:pPr>
+        <w:spacing w:line="360" w:lineRule="auto" w:after="120"/>
+      </w:pPr>
+      <w:r>
+        <w:rPr>
+          <w:rFonts w:ascii="Times New Roman" w:hAnsi="Times New Roman"/>
+          <w:sz w:val="24"/>
+        </w:rPr>
+        <w:t>[28] M. Li, A. Mickel and S. Taylor, "'Should this loan be approved or denied?': a large dataset with class assignment guidelines," *Journal of Statistics Education*, vol. 26, no. 1, pp. 55-66, 2018.</w:t>
+      </w:r>
+    </w:p>
+    <w:p>
+      <w:pPr>
+        <w:spacing w:line="360" w:lineRule="auto" w:after="120"/>
+      </w:pPr>
+      <w:r>
+        <w:rPr>
+          <w:rFonts w:ascii="Times New Roman" w:hAnsi="Times New Roman"/>
+          <w:sz w:val="24"/>
+        </w:rPr>
+        <w:t>[29] A. R. Hevner, S. T. March, J. Park and S. Ram, "Design science in information systems research," *MIS Quarterly*, vol. 28, no. 1, pp. 75-105, 2004.</w:t>
+      </w:r>
+    </w:p>
+    <w:p>
+      <w:pPr>
+        <w:spacing w:line="360" w:lineRule="auto" w:after="120"/>
+      </w:pPr>
+      <w:r>
+        <w:rPr>
+          <w:rFonts w:ascii="Times New Roman" w:hAnsi="Times New Roman"/>
+          <w:sz w:val="24"/>
+        </w:rPr>
+        <w:t>[30] K. Peffers, T. Tuunanen, M. A. Rothenberger and S. Chatterjee, "A design science research methodology for information systems research," *Journal of Management Information Systems*, vol. 24, no. 3, pp. 45-77, 2007.</w:t>
+      </w:r>
+    </w:p>
+    <w:p>
+      <w:pPr>
+        <w:spacing w:line="360" w:lineRule="auto" w:after="120"/>
+      </w:pPr>
+      <w:r>
+        <w:rPr>
+          <w:rFonts w:ascii="Times New Roman" w:hAnsi="Times New Roman"/>
+          <w:sz w:val="24"/>
+        </w:rPr>
+        <w:t>[31] J. A. Hanley and B. J. McNeil, "The meaning and use of the area under a receiver operating characteristic (ROC) curve," *Radiology*, vol. 143, no. 1, pp. 29-36, 1982.</w:t>
+      </w:r>
+    </w:p>
+    <w:p>
+      <w:pPr>
+        <w:spacing w:line="360" w:lineRule="auto" w:after="120"/>
+      </w:pPr>
+      <w:r>
+        <w:rPr>
+          <w:rFonts w:ascii="Times New Roman" w:hAnsi="Times New Roman"/>
+          <w:sz w:val="24"/>
+        </w:rPr>
+        <w:t>[32] G. W. Brier, "Verification of forecasts expressed in terms of probability," *Monthly Weather Review*, vol. 78, no. 1, pp. 1-3, 1950.</w:t>
+      </w:r>
+    </w:p>
+    <w:p>
+      <w:pPr>
+        <w:spacing w:line="360" w:lineRule="auto" w:after="120"/>
+      </w:pPr>
+      <w:r>
+        <w:rPr>
+          <w:rFonts w:ascii="Times New Roman" w:hAnsi="Times New Roman"/>
+          <w:sz w:val="24"/>
+        </w:rPr>
+        <w:t>[33] E. R. DeLong, D. M. DeLong and D. L. Clarke-Pearson, "Comparing the areas under two or more correlated receiver operating characteristic curves: a nonparametric approach," *Biometrics*, vol. 44, no. 3, pp. 837-845, 1988.</w:t>
+      </w:r>
+    </w:p>
+    <w:p>
+      <w:pPr>
+        <w:spacing w:line="360" w:lineRule="auto" w:after="120"/>
+      </w:pPr>
+      <w:r>
+        <w:rPr>
+          <w:rFonts w:ascii="Times New Roman" w:hAnsi="Times New Roman"/>
+          <w:sz w:val="24"/>
+        </w:rPr>
+        <w:t>[34] F. D. Davis, "Perceived usefulness, perceived ease of use, and user acceptance of information technology," *MIS Quarterly*, vol. 13, no. 3, pp. 319-340, 1989.</w:t>
+      </w:r>
+    </w:p>
+    <w:p>
+      <w:pPr>
+        <w:spacing w:line="360" w:lineRule="auto" w:after="120"/>
+      </w:pPr>
+      <w:r>
+        <w:rPr>
+          <w:rFonts w:ascii="Times New Roman" w:hAnsi="Times New Roman"/>
+          <w:sz w:val="24"/>
+        </w:rPr>
+        <w:t>[35] J. Brooke, "SUS: a 'quick and dirty' usability scale," in *Usability Evaluation in Industry*, P. W. Jordan et al., Eds. London, U.K.: Taylor &amp; Francis, 1996, pp. 189-194.</w:t>
       </w:r>
     </w:p>
     <w:p>

--- a/docs/06-thesis/THESIS-NSBM.docx
+++ b/docs/06-thesis/THESIS-NSBM.docx
@@ -313,7 +313,22 @@
           <w:rFonts w:ascii="Times New Roman" w:hAnsi="Times New Roman"/>
           <w:sz w:val="24"/>
         </w:rPr>
-        <w:t>I declare that the content of this postgraduate thesis titled *A Dual-Objective Decision Support Model for SME Credit Appraisal in Sri Lankan Development Banking* is my own work and this dissertation does not incorporate without acknowledgement any material previously submitted for any other degree in any university or institution of higher learning.</w:t>
+        <w:t xml:space="preserve">I declare that the content of this postgraduate thesis titled </w:t>
+      </w:r>
+      <w:r>
+        <w:rPr>
+          <w:rFonts w:ascii="Times New Roman" w:hAnsi="Times New Roman"/>
+          <w:i/>
+          <w:sz w:val="24"/>
+        </w:rPr>
+        <w:t>A Dual-Objective Decision Support Model for SME Credit Appraisal in Sri Lankan Development Banking</w:t>
+      </w:r>
+      <w:r>
+        <w:rPr>
+          <w:rFonts w:ascii="Times New Roman" w:hAnsi="Times New Roman"/>
+          <w:sz w:val="24"/>
+        </w:rPr>
+        <w:t xml:space="preserve"> is my own work and this dissertation does not incorporate without acknowledgement any material previously submitted for any other degree in any university or institution of higher learning.</w:t>
       </w:r>
     </w:p>
     <w:p>
@@ -428,7 +443,22 @@
           <w:rFonts w:ascii="Times New Roman" w:hAnsi="Times New Roman"/>
           <w:sz w:val="24"/>
         </w:rPr>
-        <w:t>I am grateful to People's Bank for the appraisal instrument that forms the foundation of this work. The *Project / Business Appraisal Report for SME Credit Facility* is a carefully constructed document, and the analysis here rests entirely on the institutional expertise embedded in it.</w:t>
+        <w:t xml:space="preserve">I am grateful to People's Bank for the appraisal instrument that forms the foundation of this work. The </w:t>
+      </w:r>
+      <w:r>
+        <w:rPr>
+          <w:rFonts w:ascii="Times New Roman" w:hAnsi="Times New Roman"/>
+          <w:i/>
+          <w:sz w:val="24"/>
+        </w:rPr>
+        <w:t>Project / Business Appraisal Report for SME Credit Facility</w:t>
+      </w:r>
+      <w:r>
+        <w:rPr>
+          <w:rFonts w:ascii="Times New Roman" w:hAnsi="Times New Roman"/>
+          <w:sz w:val="24"/>
+        </w:rPr>
+        <w:t xml:space="preserve"> is a carefully constructed document, and the analysis here rests entirely on the institutional expertise embedded in it.</w:t>
       </w:r>
     </w:p>
     <w:p>
@@ -1921,7 +1951,37 @@
           <w:rFonts w:ascii="Times New Roman" w:hAnsi="Times New Roman"/>
           <w:sz w:val="24"/>
         </w:rPr>
-        <w:t>Most of that literature examines whether credit is *available*. This study examines something narrower and less studied: how a bank *decides*, once an application is in front of an officer.</w:t>
+        <w:t xml:space="preserve">Most of that literature examines whether credit is </w:t>
+      </w:r>
+      <w:r>
+        <w:rPr>
+          <w:rFonts w:ascii="Times New Roman" w:hAnsi="Times New Roman"/>
+          <w:i/>
+          <w:sz w:val="24"/>
+        </w:rPr>
+        <w:t>available</w:t>
+      </w:r>
+      <w:r>
+        <w:rPr>
+          <w:rFonts w:ascii="Times New Roman" w:hAnsi="Times New Roman"/>
+          <w:sz w:val="24"/>
+        </w:rPr>
+        <w:t xml:space="preserve">. This study examines something narrower and less studied: how a bank </w:t>
+      </w:r>
+      <w:r>
+        <w:rPr>
+          <w:rFonts w:ascii="Times New Roman" w:hAnsi="Times New Roman"/>
+          <w:i/>
+          <w:sz w:val="24"/>
+        </w:rPr>
+        <w:t>decides</w:t>
+      </w:r>
+      <w:r>
+        <w:rPr>
+          <w:rFonts w:ascii="Times New Roman" w:hAnsi="Times New Roman"/>
+          <w:sz w:val="24"/>
+        </w:rPr>
+        <w:t>, once an application is in front of an officer.</w:t>
       </w:r>
     </w:p>
     <w:p>
@@ -1974,7 +2034,22 @@
           <w:rFonts w:ascii="Times New Roman" w:hAnsi="Times New Roman"/>
           <w:sz w:val="24"/>
         </w:rPr>
-        <w:t>People's Bank appraises SME credit using a *Project / Business Appraisal Report for SME Credit Facility* — a seven-section form with five annexures, in operational use. It is a thorough instrument. It requires thirteen financial ratios, three-to-five-year projections with debt service and interest service cover, a Porter's five-forces analysis of the applicant's market, technological and environmental risk assessments, and a nine-item table of economic contribution covering employment, women's participation, import substitution and foreign exchange earnings.</w:t>
+        <w:t xml:space="preserve">People's Bank appraises SME credit using a </w:t>
+      </w:r>
+      <w:r>
+        <w:rPr>
+          <w:rFonts w:ascii="Times New Roman" w:hAnsi="Times New Roman"/>
+          <w:i/>
+          <w:sz w:val="24"/>
+        </w:rPr>
+        <w:t>Project / Business Appraisal Report for SME Credit Facility</w:t>
+      </w:r>
+      <w:r>
+        <w:rPr>
+          <w:rFonts w:ascii="Times New Roman" w:hAnsi="Times New Roman"/>
+          <w:sz w:val="24"/>
+        </w:rPr>
+        <w:t xml:space="preserve"> — a seven-section form with five annexures, in operational use. It is a thorough instrument. It requires thirteen financial ratios, three-to-five-year projections with debt service and interest service cover, a Porter's five-forces analysis of the applicant's market, technological and environmental risk assessments, and a nine-item table of economic contribution covering employment, women's participation, import substitution and foreign exchange earnings.</w:t>
       </w:r>
     </w:p>
     <w:p>
@@ -2013,7 +2088,37 @@
           <w:rFonts w:ascii="Times New Roman" w:hAnsi="Times New Roman"/>
           <w:sz w:val="24"/>
         </w:rPr>
-        <w:t>Between the evidence and the certification there is no stated procedure. The form specifies exhaustively *what* to consider and says nothing about *how to weigh it*.</w:t>
+        <w:t xml:space="preserve">Between the evidence and the certification there is no stated procedure. The form specifies exhaustively </w:t>
+      </w:r>
+      <w:r>
+        <w:rPr>
+          <w:rFonts w:ascii="Times New Roman" w:hAnsi="Times New Roman"/>
+          <w:i/>
+          <w:sz w:val="24"/>
+        </w:rPr>
+        <w:t>what</w:t>
+      </w:r>
+      <w:r>
+        <w:rPr>
+          <w:rFonts w:ascii="Times New Roman" w:hAnsi="Times New Roman"/>
+          <w:sz w:val="24"/>
+        </w:rPr>
+        <w:t xml:space="preserve"> to consider and says nothing about </w:t>
+      </w:r>
+      <w:r>
+        <w:rPr>
+          <w:rFonts w:ascii="Times New Roman" w:hAnsi="Times New Roman"/>
+          <w:i/>
+          <w:sz w:val="24"/>
+        </w:rPr>
+        <w:t>how to weigh it</w:t>
+      </w:r>
+      <w:r>
+        <w:rPr>
+          <w:rFonts w:ascii="Times New Roman" w:hAnsi="Times New Roman"/>
+          <w:sz w:val="24"/>
+        </w:rPr>
+        <w:t>.</w:t>
       </w:r>
     </w:p>
     <w:p>
@@ -3082,7 +3187,22 @@
           <w:rFonts w:ascii="Times New Roman" w:hAnsi="Times New Roman"/>
           <w:sz w:val="24"/>
         </w:rPr>
-        <w:t>Examine the People's Bank *Project / Business Appraisal Report for SME Credit Facility* clause by clause, classify each clause as directly computable, structured judgement, unstructured judgement or administrative, and derive a criteria model in which every criterion is traceable to a numbered clause of the original document.</w:t>
+        <w:t xml:space="preserve">Examine the People's Bank </w:t>
+      </w:r>
+      <w:r>
+        <w:rPr>
+          <w:rFonts w:ascii="Times New Roman" w:hAnsi="Times New Roman"/>
+          <w:i/>
+          <w:sz w:val="24"/>
+        </w:rPr>
+        <w:t>Project / Business Appraisal Report for SME Credit Facility</w:t>
+      </w:r>
+      <w:r>
+        <w:rPr>
+          <w:rFonts w:ascii="Times New Roman" w:hAnsi="Times New Roman"/>
+          <w:sz w:val="24"/>
+        </w:rPr>
+        <w:t xml:space="preserve"> clause by clause, classify each clause as directly computable, structured judgement, unstructured judgement or administrative, and derive a criteria model in which every criterion is traceable to a numbered clause of the original document.</w:t>
       </w:r>
     </w:p>
     <w:p>
@@ -3249,9 +3369,347 @@
       <w:r>
         <w:rPr>
           <w:rFonts w:ascii="Times New Roman" w:hAnsi="Times New Roman"/>
-          <w:sz w:val="24"/>
-        </w:rPr>
-        <w:t>Status note. Objective 2.2.7 was met in that the instrument, solver and</w:t>
+          <w:b/>
+          <w:sz w:val="24"/>
+        </w:rPr>
+        <w:t>Status note.</w:t>
+      </w:r>
+      <w:r>
+        <w:rPr>
+          <w:rFonts w:ascii="Times New Roman" w:hAnsi="Times New Roman"/>
+          <w:sz w:val="24"/>
+        </w:rPr>
+        <w:t xml:space="preserve"> Objective 2.2.7 was met in that the instrument, solver and analysis pipeline were built and verified. The elicitation itself was </w:t>
+      </w:r>
+      <w:r>
+        <w:rPr>
+          <w:rFonts w:ascii="Times New Roman" w:hAnsi="Times New Roman"/>
+          <w:b/>
+          <w:sz w:val="24"/>
+        </w:rPr>
+        <w:t>not administered</w:t>
+      </w:r>
+      <w:r>
+        <w:rPr>
+          <w:rFonts w:ascii="Times New Roman" w:hAnsi="Times New Roman"/>
+          <w:sz w:val="24"/>
+        </w:rPr>
+        <w:t>: no practitioner responses were obtained within the study period. Section 5.9 reports this, and Section 6.3 treats it as a principal limitation. The criteria model accordingly carries placeholder weights throughout, and every score derived from them is labelled as such.</w:t>
+      </w:r>
+    </w:p>
+    <w:p>
+      <w:r>
+        <w:br w:type="page"/>
+      </w:r>
+    </w:p>
+    <w:p>
+      <w:pPr>
+        <w:pStyle w:val="Heading1"/>
+        <w:spacing w:line="360" w:lineRule="auto" w:before="240" w:after="120"/>
+      </w:pPr>
+      <w:r>
+        <w:rPr>
+          <w:rFonts w:ascii="Times New Roman" w:hAnsi="Times New Roman"/>
+          <w:b/>
+          <w:sz w:val="24"/>
+        </w:rPr>
+        <w:t>3 LITERATURE REVIEW</w:t>
+      </w:r>
+    </w:p>
+    <w:p>
+      <w:pPr>
+        <w:pStyle w:val="Heading2"/>
+        <w:spacing w:line="360" w:lineRule="auto" w:before="240" w:after="120"/>
+      </w:pPr>
+      <w:r>
+        <w:rPr>
+          <w:rFonts w:ascii="Times New Roman" w:hAnsi="Times New Roman"/>
+          <w:b/>
+          <w:sz w:val="24"/>
+        </w:rPr>
+        <w:t>3.1 Scope and structure</w:t>
+      </w:r>
+    </w:p>
+    <w:p>
+      <w:pPr>
+        <w:spacing w:line="360" w:lineRule="auto" w:after="120"/>
+      </w:pPr>
+      <w:r>
+        <w:rPr>
+          <w:rFonts w:ascii="Times New Roman" w:hAnsi="Times New Roman"/>
+          <w:sz w:val="24"/>
+        </w:rPr>
+        <w:t>This review covers six bodies of work bearing on the research questions:</w:t>
+      </w:r>
+    </w:p>
+    <w:p>
+      <w:pPr>
+        <w:pStyle w:val="ListNumber"/>
+        <w:spacing w:line="360" w:lineRule="auto" w:after="120"/>
+      </w:pPr>
+      <w:r>
+        <w:rPr>
+          <w:rFonts w:ascii="Times New Roman" w:hAnsi="Times New Roman"/>
+          <w:sz w:val="24"/>
+        </w:rPr>
+        <w:t>the statistical lineage of credit scoring, and what discrimination it achieves;</w:t>
+      </w:r>
+    </w:p>
+    <w:p>
+      <w:pPr>
+        <w:pStyle w:val="ListNumber"/>
+        <w:spacing w:line="360" w:lineRule="auto" w:after="120"/>
+      </w:pPr>
+      <w:r>
+        <w:rPr>
+          <w:rFonts w:ascii="Times New Roman" w:hAnsi="Times New Roman"/>
+          <w:sz w:val="24"/>
+        </w:rPr>
+        <w:t>SME finance specifically, and why SMEs are harder to appraise than consumers;</w:t>
+      </w:r>
+    </w:p>
+    <w:p>
+      <w:pPr>
+        <w:pStyle w:val="ListNumber"/>
+        <w:spacing w:line="360" w:lineRule="auto" w:after="120"/>
+      </w:pPr>
+      <w:r>
+        <w:rPr>
+          <w:rFonts w:ascii="Times New Roman" w:hAnsi="Times New Roman"/>
+          <w:sz w:val="24"/>
+        </w:rPr>
+        <w:t>variability in human credit judgement — the premise this study rests on;</w:t>
+      </w:r>
+    </w:p>
+    <w:p>
+      <w:pPr>
+        <w:pStyle w:val="ListNumber"/>
+        <w:spacing w:line="360" w:lineRule="auto" w:after="120"/>
+      </w:pPr>
+      <w:r>
+        <w:rPr>
+          <w:rFonts w:ascii="Times New Roman" w:hAnsi="Times New Roman"/>
+          <w:sz w:val="24"/>
+        </w:rPr>
+        <w:t>multi-criteria decision methods, and their application to credit;</w:t>
+      </w:r>
+    </w:p>
+    <w:p>
+      <w:pPr>
+        <w:pStyle w:val="ListNumber"/>
+        <w:spacing w:line="360" w:lineRule="auto" w:after="120"/>
+      </w:pPr>
+      <w:r>
+        <w:rPr>
+          <w:rFonts w:ascii="Times New Roman" w:hAnsi="Times New Roman"/>
+          <w:sz w:val="24"/>
+        </w:rPr>
+        <w:t>non-financial objectives in lending;</w:t>
+      </w:r>
+    </w:p>
+    <w:p>
+      <w:pPr>
+        <w:pStyle w:val="ListNumber"/>
+        <w:spacing w:line="360" w:lineRule="auto" w:after="120"/>
+      </w:pPr>
+      <w:r>
+        <w:rPr>
+          <w:rFonts w:ascii="Times New Roman" w:hAnsi="Times New Roman"/>
+          <w:sz w:val="24"/>
+        </w:rPr>
+        <w:t>data quality and reproducibility in machine-learning-based science.</w:t>
+      </w:r>
+    </w:p>
+    <w:p>
+      <w:pPr>
+        <w:spacing w:line="360" w:lineRule="auto" w:after="120"/>
+      </w:pPr>
+      <w:r>
+        <w:rPr>
+          <w:rFonts w:ascii="Times New Roman" w:hAnsi="Times New Roman"/>
+          <w:sz w:val="24"/>
+        </w:rPr>
+        <w:t>It closes (§3.8) by stating what this study adds — which, after examining the literature, is narrower than the research proposal supposed.</w:t>
+      </w:r>
+    </w:p>
+    <w:p>
+      <w:pPr>
+        <w:pStyle w:val="Heading2"/>
+        <w:spacing w:line="360" w:lineRule="auto" w:before="240" w:after="120"/>
+      </w:pPr>
+      <w:r>
+        <w:rPr>
+          <w:rFonts w:ascii="Times New Roman" w:hAnsi="Times New Roman"/>
+          <w:b/>
+          <w:sz w:val="24"/>
+        </w:rPr>
+        <w:t>3.2 Credit scoring: sixty years of weighted ratios</w:t>
+      </w:r>
+    </w:p>
+    <w:p>
+      <w:pPr>
+        <w:spacing w:line="360" w:lineRule="auto" w:after="120"/>
+      </w:pPr>
+      <w:r>
+        <w:rPr>
+          <w:rFonts w:ascii="Times New Roman" w:hAnsi="Times New Roman"/>
+          <w:sz w:val="24"/>
+        </w:rPr>
+        <w:t xml:space="preserve">Quantitative credit assessment begins with Altman [2], who applied multiple discriminant analysis to twenty-two financial ratios across sixty-six firms to produce the Z-score. Ohlson [3] replaced discriminant analysis with conditional logit, shifting the output from a classification to a probability — a change that matters here, because a probability can be checked for </w:t>
+      </w:r>
+      <w:r>
+        <w:rPr>
+          <w:rFonts w:ascii="Times New Roman" w:hAnsi="Times New Roman"/>
+          <w:i/>
+          <w:sz w:val="24"/>
+        </w:rPr>
+        <w:t>calibration</w:t>
+      </w:r>
+      <w:r>
+        <w:rPr>
+          <w:rFonts w:ascii="Times New Roman" w:hAnsi="Times New Roman"/>
+          <w:sz w:val="24"/>
+        </w:rPr>
+        <w:t xml:space="preserve"> while a class label cannot (§5.12).</w:t>
+      </w:r>
+    </w:p>
+    <w:p>
+      <w:pPr>
+        <w:spacing w:line="360" w:lineRule="auto" w:after="120"/>
+      </w:pPr>
+      <w:r>
+        <w:rPr>
+          <w:rFonts w:ascii="Times New Roman" w:hAnsi="Times New Roman"/>
+          <w:sz w:val="24"/>
+        </w:rPr>
+        <w:t>Hand and Henley [4] reviewed the statistical methods then in use, and Thomas, Crook and Edelman [5] and Thomas, Edelman and Crook [6] provided the standard textbook treatments. The most useful modern reference point is Lessmann et al.</w:t>
+      </w:r>
+    </w:p>
+    <w:p>
+      <w:pPr>
+        <w:spacing w:line="360" w:lineRule="auto" w:after="120"/>
+      </w:pPr>
+      <w:r>
+        <w:rPr>
+          <w:rFonts w:ascii="Times New Roman" w:hAnsi="Times New Roman"/>
+          <w:sz w:val="24"/>
+        </w:rPr>
+        <w:t>[7], who benchmarked forty-one classifiers across eight credit datasets and found ensemble methods consistently ahead.</w:t>
+      </w:r>
+    </w:p>
+    <w:p>
+      <w:pPr>
+        <w:spacing w:line="360" w:lineRule="auto" w:after="120"/>
+      </w:pPr>
+      <w:r>
+        <w:rPr>
+          <w:rFonts w:ascii="Times New Roman" w:hAnsi="Times New Roman"/>
+          <w:b/>
+          <w:sz w:val="24"/>
+        </w:rPr>
+        <w:t>Two implications for this study.</w:t>
+      </w:r>
+      <w:r>
+        <w:rPr>
+          <w:rFonts w:ascii="Times New Roman" w:hAnsi="Times New Roman"/>
+          <w:sz w:val="24"/>
+        </w:rPr>
+        <w:t xml:space="preserve"> First, the core idea here — combining weighted financial ratios into a score — is a sixty-year-old one, and any novelty claim must rest elsewhere. Second, Lessmann et al. establish what discrimination is realistically achievable on credit data, which is precisely the yardstick that made the anomalous result in Chapter 5 recognisable as anomalous.</w:t>
+      </w:r>
+    </w:p>
+    <w:p>
+      <w:pPr>
+        <w:pStyle w:val="Heading2"/>
+        <w:spacing w:line="360" w:lineRule="auto" w:before="240" w:after="120"/>
+      </w:pPr>
+      <w:r>
+        <w:rPr>
+          <w:rFonts w:ascii="Times New Roman" w:hAnsi="Times New Roman"/>
+          <w:b/>
+          <w:sz w:val="24"/>
+        </w:rPr>
+        <w:t>3.3 SME credit assessment</w:t>
+      </w:r>
+    </w:p>
+    <w:p>
+      <w:pPr>
+        <w:spacing w:line="360" w:lineRule="auto" w:after="120"/>
+      </w:pPr>
+      <w:r>
+        <w:rPr>
+          <w:rFonts w:ascii="Times New Roman" w:hAnsi="Times New Roman"/>
+          <w:sz w:val="24"/>
+        </w:rPr>
+        <w:t>SMEs are harder than consumer credit. Financial statements are frequently unaudited or absent, trading histories are short, and collateral is thin. Beck and Demirgüç-Kunt [8] establish access to finance as a binding growth constraint for SMEs internationally.</w:t>
+      </w:r>
+    </w:p>
+    <w:p>
+      <w:pPr>
+        <w:spacing w:line="360" w:lineRule="auto" w:after="120"/>
+      </w:pPr>
+      <w:r>
+        <w:rPr>
+          <w:rFonts w:ascii="Times New Roman" w:hAnsi="Times New Roman"/>
+          <w:sz w:val="24"/>
+        </w:rPr>
+        <w:t xml:space="preserve">Berger and Udell [9] provide the framework this study sits inside. They identify nine distinct SME lending technologies — relationship lending, financial statement lending, trade credit, equipment lending, real-estate-based lending, leasing, factoring, small business credit scoring, and asset-based lending — and argue that credit availability depends on which are feasible in a given institutional setting. </w:t>
+      </w:r>
+      <w:r>
+        <w:rPr>
+          <w:rFonts w:ascii="Times New Roman" w:hAnsi="Times New Roman"/>
+          <w:b/>
+          <w:sz w:val="24"/>
+        </w:rPr>
+        <w:t>The People's Bank instrument is principally financial statement lending with substantial relationship and asset-based elements</w:t>
+      </w:r>
+      <w:r>
+        <w:rPr>
+          <w:rFonts w:ascii="Times New Roman" w:hAnsi="Times New Roman"/>
+          <w:sz w:val="24"/>
+        </w:rPr>
+        <w:t>, and this study adds a scoring layer without discarding the relationship content.</w:t>
+      </w:r>
+    </w:p>
+    <w:p>
+      <w:pPr>
+        <w:spacing w:line="360" w:lineRule="auto" w:after="120"/>
+      </w:pPr>
+      <w:r>
+        <w:rPr>
+          <w:rFonts w:ascii="Times New Roman" w:hAnsi="Times New Roman"/>
+          <w:sz w:val="24"/>
+        </w:rPr>
+        <w:t xml:space="preserve">Stein [10] explains why that is difficult. He distinguishes </w:t>
+      </w:r>
+      <w:r>
+        <w:rPr>
+          <w:rFonts w:ascii="Times New Roman" w:hAnsi="Times New Roman"/>
+          <w:i/>
+          <w:sz w:val="24"/>
+        </w:rPr>
+        <w:t>hard</w:t>
+      </w:r>
+      <w:r>
+        <w:rPr>
+          <w:rFonts w:ascii="Times New Roman" w:hAnsi="Times New Roman"/>
+          <w:sz w:val="24"/>
+        </w:rPr>
+        <w:t xml:space="preserve"> information, which can be credibly transmitted through a hierarchy, from </w:t>
+      </w:r>
+      <w:r>
+        <w:rPr>
+          <w:rFonts w:ascii="Times New Roman" w:hAnsi="Times New Roman"/>
+          <w:i/>
+          <w:sz w:val="24"/>
+        </w:rPr>
+        <w:t>soft</w:t>
+      </w:r>
+      <w:r>
+        <w:rPr>
+          <w:rFonts w:ascii="Times New Roman" w:hAnsi="Times New Roman"/>
+          <w:sz w:val="24"/>
+        </w:rPr>
+        <w:t xml:space="preserve"> information, which cannot, and shows that decentralised structures outperform where information is soft. An appraisal officer's judgement about management quality is soft information in exactly this sense.</w:t>
       </w:r>
     </w:p>
     <w:p>
@@ -3262,80 +3720,71 @@
       <w:r>
         <w:rPr>
           <w:rFonts w:ascii="Times New Roman" w:hAnsi="Times New Roman"/>
-          <w:sz w:val="24"/>
-        </w:rPr>
-        <w:t>analysis pipeline were built and verified. The elicitation itself was **not</w:t>
+          <w:b/>
+          <w:sz w:val="24"/>
+        </w:rPr>
+        <w:t>This is the central tension of the present study.</w:t>
+      </w:r>
+      <w:r>
+        <w:rPr>
+          <w:rFonts w:ascii="Times New Roman" w:hAnsi="Times New Roman"/>
+          <w:sz w:val="24"/>
+        </w:rPr>
+        <w:t xml:space="preserve"> Formalising narrative appraisal is an attempt to </w:t>
+      </w:r>
+      <w:r>
+        <w:rPr>
+          <w:rFonts w:ascii="Times New Roman" w:hAnsi="Times New Roman"/>
+          <w:i/>
+          <w:sz w:val="24"/>
+        </w:rPr>
+        <w:t>harden</w:t>
+      </w:r>
+      <w:r>
+        <w:rPr>
+          <w:rFonts w:ascii="Times New Roman" w:hAnsi="Times New Roman"/>
+          <w:sz w:val="24"/>
+        </w:rPr>
+        <w:t xml:space="preserve"> soft information. Stein's analysis implies something is necessarily lost in that transformation. The design response — a five-point linguistic scale represented as fuzzy numbers rather than a forced crisp value (§4.11.2) — is an attempt to lose less, not to avoid the loss.</w:t>
       </w:r>
     </w:p>
     <w:p>
       <w:pPr>
         <w:spacing w:line="360" w:lineRule="auto" w:after="120"/>
-        <w:ind w:left="576"/>
-      </w:pPr>
-      <w:r>
-        <w:rPr>
-          <w:rFonts w:ascii="Times New Roman" w:hAnsi="Times New Roman"/>
-          <w:sz w:val="24"/>
-        </w:rPr>
-        <w:t>administered**: no practitioner responses were obtained within the study period.</w:t>
+      </w:pPr>
+      <w:r>
+        <w:rPr>
+          <w:rFonts w:ascii="Times New Roman" w:hAnsi="Times New Roman"/>
+          <w:sz w:val="24"/>
+        </w:rPr>
+        <w:t>Ciampi, Giannozzi, Marzi and Altman [11] provide the anchoring review: a systematic analysis of over a hundred articles on SME default prediction across thirty-four years, identifying five research streams and calling for work exploiting new data sources.</w:t>
       </w:r>
     </w:p>
     <w:p>
       <w:pPr>
         <w:spacing w:line="360" w:lineRule="auto" w:after="120"/>
-        <w:ind w:left="576"/>
-      </w:pPr>
-      <w:r>
-        <w:rPr>
-          <w:rFonts w:ascii="Times New Roman" w:hAnsi="Times New Roman"/>
-          <w:sz w:val="24"/>
-        </w:rPr>
-        <w:t>Section 5.9 reports this, and Section 6.3 treats it as a principal limitation.</w:t>
-      </w:r>
-    </w:p>
-    <w:p>
-      <w:pPr>
-        <w:spacing w:line="360" w:lineRule="auto" w:after="120"/>
-        <w:ind w:left="576"/>
-      </w:pPr>
-      <w:r>
-        <w:rPr>
-          <w:rFonts w:ascii="Times New Roman" w:hAnsi="Times New Roman"/>
-          <w:sz w:val="24"/>
-        </w:rPr>
-        <w:t>The criteria model accordingly carries placeholder weights throughout, and every</w:t>
-      </w:r>
-    </w:p>
-    <w:p>
-      <w:pPr>
-        <w:spacing w:line="360" w:lineRule="auto" w:after="120"/>
-        <w:ind w:left="576"/>
-      </w:pPr>
-      <w:r>
-        <w:rPr>
-          <w:rFonts w:ascii="Times New Roman" w:hAnsi="Times New Roman"/>
-          <w:sz w:val="24"/>
-        </w:rPr>
-        <w:t>score derived from them is labelled as such.</w:t>
-      </w:r>
-    </w:p>
-    <w:p>
-      <w:r>
-        <w:br w:type="page"/>
-      </w:r>
-    </w:p>
-    <w:p>
-      <w:pPr>
-        <w:pStyle w:val="Heading1"/>
-        <w:spacing w:line="360" w:lineRule="auto" w:before="240" w:after="120"/>
-      </w:pPr>
-      <w:r>
-        <w:rPr>
-          <w:rFonts w:ascii="Times New Roman" w:hAnsi="Times New Roman"/>
-          <w:b/>
-          <w:sz w:val="24"/>
-        </w:rPr>
-        <w:t>3 LITERATURE REVIEW</w:t>
+      </w:pPr>
+      <w:r>
+        <w:rPr>
+          <w:rFonts w:ascii="Times New Roman" w:hAnsi="Times New Roman"/>
+          <w:sz w:val="24"/>
+        </w:rPr>
+        <w:t xml:space="preserve">Sri Lanka is documented as finance-constrained. Reported supply-side barriers include absent formal records, insufficient tangible collateral, non-submission of financial statements and limited management capacity, with policy responses proposed around SME credit rating and credit guarantee schemes. This establishes the practical motivation but does not address the appraisal </w:t>
+      </w:r>
+      <w:r>
+        <w:rPr>
+          <w:rFonts w:ascii="Times New Roman" w:hAnsi="Times New Roman"/>
+          <w:i/>
+          <w:sz w:val="24"/>
+        </w:rPr>
+        <w:t>process</w:t>
+      </w:r>
+      <w:r>
+        <w:rPr>
+          <w:rFonts w:ascii="Times New Roman" w:hAnsi="Times New Roman"/>
+          <w:sz w:val="24"/>
+        </w:rPr>
+        <w:t>, which is where this study is situated.</w:t>
       </w:r>
     </w:p>
     <w:p>
@@ -3349,7 +3798,7 @@
           <w:b/>
           <w:sz w:val="24"/>
         </w:rPr>
-        <w:t>3.1 Scope and structure</w:t>
+        <w:t>3.4 Variability in human credit judgement</w:t>
       </w:r>
     </w:p>
     <w:p>
@@ -3361,12 +3810,11 @@
           <w:rFonts w:ascii="Times New Roman" w:hAnsi="Times New Roman"/>
           <w:sz w:val="24"/>
         </w:rPr>
-        <w:t>This review covers six bodies of work bearing on the research questions:</w:t>
-      </w:r>
-    </w:p>
-    <w:p>
-      <w:pPr>
-        <w:pStyle w:val="ListNumber"/>
+        <w:t>This study is premised on manual appraisal being inconsistent. That premise should not rest on assertion, and it does not have to.</w:t>
+      </w:r>
+    </w:p>
+    <w:p>
+      <w:pPr>
         <w:spacing w:line="360" w:lineRule="auto" w:after="120"/>
       </w:pPr>
       <w:r>
@@ -3374,12 +3822,11 @@
           <w:rFonts w:ascii="Times New Roman" w:hAnsi="Times New Roman"/>
           <w:sz w:val="24"/>
         </w:rPr>
-        <w:t>the statistical lineage of credit scoring, and what discrimination it achieves;</w:t>
-      </w:r>
-    </w:p>
-    <w:p>
-      <w:pPr>
-        <w:pStyle w:val="ListNumber"/>
+        <w:t>Cortés, Duchin and Sosyura [1] provide causal evidence. Using daily variation in local sunshine as an instrument for sentiment, they show that the mood of lower-level financial officers affects day-to-day credit decisions: positive sentiment raises approval rates, negative sentiment lowers them by a larger magnitude, and the resulting variation affects subsequent financial performance and produces real effects. Officers are measurably influenced by something with no bearing whatever on the borrower.</w:t>
+      </w:r>
+    </w:p>
+    <w:p>
+      <w:pPr>
         <w:spacing w:line="360" w:lineRule="auto" w:after="120"/>
       </w:pPr>
       <w:r>
@@ -3387,12 +3834,41 @@
           <w:rFonts w:ascii="Times New Roman" w:hAnsi="Times New Roman"/>
           <w:sz w:val="24"/>
         </w:rPr>
-        <w:t>SME finance specifically, and why SMEs are harder to appraise than consumers;</w:t>
-      </w:r>
-    </w:p>
-    <w:p>
-      <w:pPr>
-        <w:pStyle w:val="ListNumber"/>
+        <w:t xml:space="preserve">Two features matter here. The effects are </w:t>
+      </w:r>
+      <w:r>
+        <w:rPr>
+          <w:rFonts w:ascii="Times New Roman" w:hAnsi="Times New Roman"/>
+          <w:b/>
+          <w:sz w:val="24"/>
+        </w:rPr>
+        <w:t>stronger where decisions require more discretion and reviews are less automated</w:t>
+      </w:r>
+      <w:r>
+        <w:rPr>
+          <w:rFonts w:ascii="Times New Roman" w:hAnsi="Times New Roman"/>
+          <w:sz w:val="24"/>
+        </w:rPr>
+        <w:t xml:space="preserve"> — which describes the People's Bank instrument precisely, since clause 7 asks for a viability judgement with no stated procedure for reaching it. And the mechanism is ordinary human variability rather than incompetence, which is why the response pursued here is to </w:t>
+      </w:r>
+      <w:r>
+        <w:rPr>
+          <w:rFonts w:ascii="Times New Roman" w:hAnsi="Times New Roman"/>
+          <w:i/>
+          <w:sz w:val="24"/>
+        </w:rPr>
+        <w:t>structure</w:t>
+      </w:r>
+      <w:r>
+        <w:rPr>
+          <w:rFonts w:ascii="Times New Roman" w:hAnsi="Times New Roman"/>
+          <w:sz w:val="24"/>
+        </w:rPr>
+        <w:t xml:space="preserve"> the judgement rather than remove the officer.</w:t>
+      </w:r>
+    </w:p>
+    <w:p>
+      <w:pPr>
         <w:spacing w:line="360" w:lineRule="auto" w:after="120"/>
       </w:pPr>
       <w:r>
@@ -3400,12 +3876,11 @@
           <w:rFonts w:ascii="Times New Roman" w:hAnsi="Times New Roman"/>
           <w:sz w:val="24"/>
         </w:rPr>
-        <w:t>variability in human credit judgement — the premise this study rests on;</w:t>
-      </w:r>
-    </w:p>
-    <w:p>
-      <w:pPr>
-        <w:pStyle w:val="ListNumber"/>
+        <w:t>Related work reaches similar conclusions from other directions: studies of discretion in loan rate setting, and of loan officers' subjective judgement in microfinance, where risk classification rests on recollected professional experience rather than an explicit model. SharafEldin, Idrees and Ouf [12] similarly motivate their work by observing that traditional credit assessment "often relied on subjective judgment, leading to inconsistent decisions".</w:t>
+      </w:r>
+    </w:p>
+    <w:p>
+      <w:pPr>
         <w:spacing w:line="360" w:lineRule="auto" w:after="120"/>
       </w:pPr>
       <w:r>
@@ -3413,45 +3888,22 @@
           <w:rFonts w:ascii="Times New Roman" w:hAnsi="Times New Roman"/>
           <w:sz w:val="24"/>
         </w:rPr>
-        <w:t>multi-criteria decision methods, and their application to credit;</w:t>
-      </w:r>
-    </w:p>
-    <w:p>
-      <w:pPr>
-        <w:pStyle w:val="ListNumber"/>
-        <w:spacing w:line="360" w:lineRule="auto" w:after="120"/>
-      </w:pPr>
-      <w:r>
-        <w:rPr>
-          <w:rFonts w:ascii="Times New Roman" w:hAnsi="Times New Roman"/>
-          <w:sz w:val="24"/>
-        </w:rPr>
-        <w:t>non-financial objectives in lending;</w:t>
-      </w:r>
-    </w:p>
-    <w:p>
-      <w:pPr>
-        <w:pStyle w:val="ListNumber"/>
-        <w:spacing w:line="360" w:lineRule="auto" w:after="120"/>
-      </w:pPr>
-      <w:r>
-        <w:rPr>
-          <w:rFonts w:ascii="Times New Roman" w:hAnsi="Times New Roman"/>
-          <w:sz w:val="24"/>
-        </w:rPr>
-        <w:t>data quality and reproducibility in machine-learning-based science.</w:t>
-      </w:r>
-    </w:p>
-    <w:p>
-      <w:pPr>
-        <w:spacing w:line="360" w:lineRule="auto" w:after="120"/>
-      </w:pPr>
-      <w:r>
-        <w:rPr>
-          <w:rFonts w:ascii="Times New Roman" w:hAnsi="Times New Roman"/>
-          <w:sz w:val="24"/>
-        </w:rPr>
-        <w:t>It closes (§3.8) by stating what this study adds — which, after examining the literature, is narrower than the research proposal supposed.</w:t>
+        <w:t xml:space="preserve">The premise is therefore supported by the literature. This study does </w:t>
+      </w:r>
+      <w:r>
+        <w:rPr>
+          <w:rFonts w:ascii="Times New Roman" w:hAnsi="Times New Roman"/>
+          <w:b/>
+          <w:sz w:val="24"/>
+        </w:rPr>
+        <w:t>not</w:t>
+      </w:r>
+      <w:r>
+        <w:rPr>
+          <w:rFonts w:ascii="Times New Roman" w:hAnsi="Times New Roman"/>
+          <w:sz w:val="24"/>
+        </w:rPr>
+        <w:t xml:space="preserve"> itself measure inter-rater reliability, which remains its most significant gap (§6.3); Cohen [13], Landis and Koch [14] and Krippendorff's α provide the instruments a proper measurement would use.</w:t>
       </w:r>
     </w:p>
     <w:p>
@@ -3465,334 +3917,6 @@
           <w:b/>
           <w:sz w:val="24"/>
         </w:rPr>
-        <w:t>3.2 Credit scoring: sixty years of weighted ratios</w:t>
-      </w:r>
-    </w:p>
-    <w:p>
-      <w:pPr>
-        <w:spacing w:line="360" w:lineRule="auto" w:after="120"/>
-      </w:pPr>
-      <w:r>
-        <w:rPr>
-          <w:rFonts w:ascii="Times New Roman" w:hAnsi="Times New Roman"/>
-          <w:sz w:val="24"/>
-        </w:rPr>
-        <w:t>Quantitative credit assessment begins with Altman [2], who applied multiple discriminant analysis to twenty-two financial ratios across sixty-six firms to produce the Z-score. Ohlson [3] replaced discriminant analysis with conditional logit, shifting the output from a classification to a probability — a change that matters here, because a probability can be checked for *calibration* while a class label cannot (§5.12).</w:t>
-      </w:r>
-    </w:p>
-    <w:p>
-      <w:pPr>
-        <w:spacing w:line="360" w:lineRule="auto" w:after="120"/>
-      </w:pPr>
-      <w:r>
-        <w:rPr>
-          <w:rFonts w:ascii="Times New Roman" w:hAnsi="Times New Roman"/>
-          <w:sz w:val="24"/>
-        </w:rPr>
-        <w:t>Hand and Henley [4] reviewed the statistical methods then in use, and Thomas, Crook and Edelman [5] and Thomas, Edelman and Crook [6] provided the standard textbook treatments. The most useful modern reference point is Lessmann et al.</w:t>
-      </w:r>
-    </w:p>
-    <w:p>
-      <w:pPr>
-        <w:spacing w:line="360" w:lineRule="auto" w:after="120"/>
-      </w:pPr>
-      <w:r>
-        <w:rPr>
-          <w:rFonts w:ascii="Times New Roman" w:hAnsi="Times New Roman"/>
-          <w:sz w:val="24"/>
-        </w:rPr>
-        <w:t>[7], who benchmarked forty-one classifiers across eight credit datasets and found ensemble methods consistently ahead.</w:t>
-      </w:r>
-    </w:p>
-    <w:p>
-      <w:pPr>
-        <w:spacing w:line="360" w:lineRule="auto" w:after="120"/>
-      </w:pPr>
-      <w:r>
-        <w:rPr>
-          <w:rFonts w:ascii="Times New Roman" w:hAnsi="Times New Roman"/>
-          <w:b/>
-          <w:sz w:val="24"/>
-        </w:rPr>
-        <w:t>Two implications for this study.</w:t>
-      </w:r>
-      <w:r>
-        <w:rPr>
-          <w:rFonts w:ascii="Times New Roman" w:hAnsi="Times New Roman"/>
-          <w:sz w:val="24"/>
-        </w:rPr>
-        <w:t xml:space="preserve"> First, the core idea here — combining weighted financial ratios into a score — is a sixty-year-old one, and any novelty claim must rest elsewhere. Second, Lessmann et al. establish what discrimination is realistically achievable on credit data, which is precisely the yardstick that made the anomalous result in Chapter 5 recognisable as anomalous.</w:t>
-      </w:r>
-    </w:p>
-    <w:p>
-      <w:pPr>
-        <w:pStyle w:val="Heading2"/>
-        <w:spacing w:line="360" w:lineRule="auto" w:before="240" w:after="120"/>
-      </w:pPr>
-      <w:r>
-        <w:rPr>
-          <w:rFonts w:ascii="Times New Roman" w:hAnsi="Times New Roman"/>
-          <w:b/>
-          <w:sz w:val="24"/>
-        </w:rPr>
-        <w:t>3.3 SME credit assessment</w:t>
-      </w:r>
-    </w:p>
-    <w:p>
-      <w:pPr>
-        <w:spacing w:line="360" w:lineRule="auto" w:after="120"/>
-      </w:pPr>
-      <w:r>
-        <w:rPr>
-          <w:rFonts w:ascii="Times New Roman" w:hAnsi="Times New Roman"/>
-          <w:sz w:val="24"/>
-        </w:rPr>
-        <w:t>SMEs are harder than consumer credit. Financial statements are frequently unaudited or absent, trading histories are short, and collateral is thin. Beck and Demirgüç-Kunt [8] establish access to finance as a binding growth constraint for SMEs internationally.</w:t>
-      </w:r>
-    </w:p>
-    <w:p>
-      <w:pPr>
-        <w:spacing w:line="360" w:lineRule="auto" w:after="120"/>
-      </w:pPr>
-      <w:r>
-        <w:rPr>
-          <w:rFonts w:ascii="Times New Roman" w:hAnsi="Times New Roman"/>
-          <w:sz w:val="24"/>
-        </w:rPr>
-        <w:t xml:space="preserve">Berger and Udell [9] provide the framework this study sits inside. They identify nine distinct SME lending technologies — relationship lending, financial statement lending, trade credit, equipment lending, real-estate-based lending, leasing, factoring, small business credit scoring, and asset-based lending — and argue that credit availability depends on which are feasible in a given institutional setting. </w:t>
-      </w:r>
-      <w:r>
-        <w:rPr>
-          <w:rFonts w:ascii="Times New Roman" w:hAnsi="Times New Roman"/>
-          <w:b/>
-          <w:sz w:val="24"/>
-        </w:rPr>
-        <w:t>The People's Bank instrument is principally financial statement lending with substantial relationship and asset-based elements</w:t>
-      </w:r>
-      <w:r>
-        <w:rPr>
-          <w:rFonts w:ascii="Times New Roman" w:hAnsi="Times New Roman"/>
-          <w:sz w:val="24"/>
-        </w:rPr>
-        <w:t>, and this study adds a scoring layer without discarding the relationship content.</w:t>
-      </w:r>
-    </w:p>
-    <w:p>
-      <w:pPr>
-        <w:spacing w:line="360" w:lineRule="auto" w:after="120"/>
-      </w:pPr>
-      <w:r>
-        <w:rPr>
-          <w:rFonts w:ascii="Times New Roman" w:hAnsi="Times New Roman"/>
-          <w:sz w:val="24"/>
-        </w:rPr>
-        <w:t>Stein [10] explains why that is difficult. He distinguishes *hard* information, which can be credibly transmitted through a hierarchy, from *soft* information, which cannot, and shows that decentralised structures outperform where information is soft. An appraisal officer's judgement about management quality is soft information in exactly this sense.</w:t>
-      </w:r>
-    </w:p>
-    <w:p>
-      <w:pPr>
-        <w:spacing w:line="360" w:lineRule="auto" w:after="120"/>
-        <w:ind w:left="576"/>
-      </w:pPr>
-      <w:r>
-        <w:rPr>
-          <w:rFonts w:ascii="Times New Roman" w:hAnsi="Times New Roman"/>
-          <w:sz w:val="24"/>
-        </w:rPr>
-        <w:t>This is the central tension of the present study. Formalising narrative</w:t>
-      </w:r>
-    </w:p>
-    <w:p>
-      <w:pPr>
-        <w:spacing w:line="360" w:lineRule="auto" w:after="120"/>
-        <w:ind w:left="576"/>
-      </w:pPr>
-      <w:r>
-        <w:rPr>
-          <w:rFonts w:ascii="Times New Roman" w:hAnsi="Times New Roman"/>
-          <w:sz w:val="24"/>
-        </w:rPr>
-        <w:t>appraisal is an attempt to harden soft information. Stein's analysis implies</w:t>
-      </w:r>
-    </w:p>
-    <w:p>
-      <w:pPr>
-        <w:spacing w:line="360" w:lineRule="auto" w:after="120"/>
-        <w:ind w:left="576"/>
-      </w:pPr>
-      <w:r>
-        <w:rPr>
-          <w:rFonts w:ascii="Times New Roman" w:hAnsi="Times New Roman"/>
-          <w:sz w:val="24"/>
-        </w:rPr>
-        <w:t>something is necessarily lost in that transformation. The design response — a</w:t>
-      </w:r>
-    </w:p>
-    <w:p>
-      <w:pPr>
-        <w:spacing w:line="360" w:lineRule="auto" w:after="120"/>
-        <w:ind w:left="576"/>
-      </w:pPr>
-      <w:r>
-        <w:rPr>
-          <w:rFonts w:ascii="Times New Roman" w:hAnsi="Times New Roman"/>
-          <w:sz w:val="24"/>
-        </w:rPr>
-        <w:t>five-point linguistic scale represented as fuzzy numbers rather than a forced</w:t>
-      </w:r>
-    </w:p>
-    <w:p>
-      <w:pPr>
-        <w:spacing w:line="360" w:lineRule="auto" w:after="120"/>
-        <w:ind w:left="576"/>
-      </w:pPr>
-      <w:r>
-        <w:rPr>
-          <w:rFonts w:ascii="Times New Roman" w:hAnsi="Times New Roman"/>
-          <w:sz w:val="24"/>
-        </w:rPr>
-        <w:t>crisp value (§4.11.2) — is an attempt to lose less, not to avoid the loss.</w:t>
-      </w:r>
-    </w:p>
-    <w:p>
-      <w:pPr>
-        <w:spacing w:line="360" w:lineRule="auto" w:after="120"/>
-      </w:pPr>
-      <w:r>
-        <w:rPr>
-          <w:rFonts w:ascii="Times New Roman" w:hAnsi="Times New Roman"/>
-          <w:sz w:val="24"/>
-        </w:rPr>
-        <w:t>Ciampi, Giannozzi, Marzi and Altman [11] provide the anchoring review: a systematic analysis of over a hundred articles on SME default prediction across thirty-four years, identifying five research streams and calling for work exploiting new data sources.</w:t>
-      </w:r>
-    </w:p>
-    <w:p>
-      <w:pPr>
-        <w:spacing w:line="360" w:lineRule="auto" w:after="120"/>
-      </w:pPr>
-      <w:r>
-        <w:rPr>
-          <w:rFonts w:ascii="Times New Roman" w:hAnsi="Times New Roman"/>
-          <w:sz w:val="24"/>
-        </w:rPr>
-        <w:t>Sri Lanka is documented as finance-constrained. Reported supply-side barriers include absent formal records, insufficient tangible collateral, non-submission of financial statements and limited management capacity, with policy responses proposed around SME credit rating and credit guarantee schemes. This establishes the practical motivation but does not address the appraisal *process*, which is where this study is situated.</w:t>
-      </w:r>
-    </w:p>
-    <w:p>
-      <w:pPr>
-        <w:pStyle w:val="Heading2"/>
-        <w:spacing w:line="360" w:lineRule="auto" w:before="240" w:after="120"/>
-      </w:pPr>
-      <w:r>
-        <w:rPr>
-          <w:rFonts w:ascii="Times New Roman" w:hAnsi="Times New Roman"/>
-          <w:b/>
-          <w:sz w:val="24"/>
-        </w:rPr>
-        <w:t>3.4 Variability in human credit judgement</w:t>
-      </w:r>
-    </w:p>
-    <w:p>
-      <w:pPr>
-        <w:spacing w:line="360" w:lineRule="auto" w:after="120"/>
-      </w:pPr>
-      <w:r>
-        <w:rPr>
-          <w:rFonts w:ascii="Times New Roman" w:hAnsi="Times New Roman"/>
-          <w:sz w:val="24"/>
-        </w:rPr>
-        <w:t>This study is premised on manual appraisal being inconsistent. That premise should not rest on assertion, and it does not have to.</w:t>
-      </w:r>
-    </w:p>
-    <w:p>
-      <w:pPr>
-        <w:spacing w:line="360" w:lineRule="auto" w:after="120"/>
-      </w:pPr>
-      <w:r>
-        <w:rPr>
-          <w:rFonts w:ascii="Times New Roman" w:hAnsi="Times New Roman"/>
-          <w:sz w:val="24"/>
-        </w:rPr>
-        <w:t>Cortés, Duchin and Sosyura [1] provide causal evidence. Using daily variation in local sunshine as an instrument for sentiment, they show that the mood of lower-level financial officers affects day-to-day credit decisions: positive sentiment raises approval rates, negative sentiment lowers them by a larger magnitude, and the resulting variation affects subsequent financial performance and produces real effects. Officers are measurably influenced by something with no bearing whatever on the borrower.</w:t>
-      </w:r>
-    </w:p>
-    <w:p>
-      <w:pPr>
-        <w:spacing w:line="360" w:lineRule="auto" w:after="120"/>
-      </w:pPr>
-      <w:r>
-        <w:rPr>
-          <w:rFonts w:ascii="Times New Roman" w:hAnsi="Times New Roman"/>
-          <w:sz w:val="24"/>
-        </w:rPr>
-        <w:t xml:space="preserve">Two features matter here. The effects are </w:t>
-      </w:r>
-      <w:r>
-        <w:rPr>
-          <w:rFonts w:ascii="Times New Roman" w:hAnsi="Times New Roman"/>
-          <w:b/>
-          <w:sz w:val="24"/>
-        </w:rPr>
-        <w:t>stronger where decisions require more discretion and reviews are less automated</w:t>
-      </w:r>
-      <w:r>
-        <w:rPr>
-          <w:rFonts w:ascii="Times New Roman" w:hAnsi="Times New Roman"/>
-          <w:sz w:val="24"/>
-        </w:rPr>
-        <w:t xml:space="preserve"> — which describes the People's Bank instrument precisely, since clause 7 asks for a viability judgement with no stated procedure for reaching it. And the mechanism is ordinary human variability rather than incompetence, which is why the response pursued here is to *structure* the judgement rather than remove the officer.</w:t>
-      </w:r>
-    </w:p>
-    <w:p>
-      <w:pPr>
-        <w:spacing w:line="360" w:lineRule="auto" w:after="120"/>
-      </w:pPr>
-      <w:r>
-        <w:rPr>
-          <w:rFonts w:ascii="Times New Roman" w:hAnsi="Times New Roman"/>
-          <w:sz w:val="24"/>
-        </w:rPr>
-        <w:t>Related work reaches similar conclusions from other directions: studies of discretion in loan rate setting, and of loan officers' subjective judgement in microfinance, where risk classification rests on recollected professional experience rather than an explicit model. SharafEldin, Idrees and Ouf [12] similarly motivate their work by observing that traditional credit assessment "often relied on subjective judgment, leading to inconsistent decisions".</w:t>
-      </w:r>
-    </w:p>
-    <w:p>
-      <w:pPr>
-        <w:spacing w:line="360" w:lineRule="auto" w:after="120"/>
-      </w:pPr>
-      <w:r>
-        <w:rPr>
-          <w:rFonts w:ascii="Times New Roman" w:hAnsi="Times New Roman"/>
-          <w:sz w:val="24"/>
-        </w:rPr>
-        <w:t xml:space="preserve">The premise is therefore supported by the literature. This study does </w:t>
-      </w:r>
-      <w:r>
-        <w:rPr>
-          <w:rFonts w:ascii="Times New Roman" w:hAnsi="Times New Roman"/>
-          <w:b/>
-          <w:sz w:val="24"/>
-        </w:rPr>
-        <w:t>not</w:t>
-      </w:r>
-      <w:r>
-        <w:rPr>
-          <w:rFonts w:ascii="Times New Roman" w:hAnsi="Times New Roman"/>
-          <w:sz w:val="24"/>
-        </w:rPr>
-        <w:t xml:space="preserve"> itself measure inter-rater reliability, which remains its most significant gap (§6.3); Cohen [13], Landis and Koch [14] and Krippendorff's α provide the instruments a proper measurement would use.</w:t>
-      </w:r>
-    </w:p>
-    <w:p>
-      <w:pPr>
-        <w:pStyle w:val="Heading2"/>
-        <w:spacing w:line="360" w:lineRule="auto" w:before="240" w:after="120"/>
-      </w:pPr>
-      <w:r>
-        <w:rPr>
-          <w:rFonts w:ascii="Times New Roman" w:hAnsi="Times New Roman"/>
-          <w:b/>
-          <w:sz w:val="24"/>
-        </w:rPr>
         <w:t>3.5 Multi-criteria decision methods</w:t>
       </w:r>
     </w:p>
@@ -3851,7 +3975,22 @@
           <w:rFonts w:ascii="Times New Roman" w:hAnsi="Times New Roman"/>
           <w:sz w:val="24"/>
         </w:rPr>
-        <w:t xml:space="preserve"> Chang's extent analysis is very widely used, but subsequent work shows it *cannot recover true weights* from a fuzzy comparison matrix and has produced a considerable number of misapplications. Adopting it uncritically would have been the path of least resistance; it is also documented to be wrong.</w:t>
+        <w:t xml:space="preserve"> Chang's extent analysis is very widely used, but subsequent work shows it </w:t>
+      </w:r>
+      <w:r>
+        <w:rPr>
+          <w:rFonts w:ascii="Times New Roman" w:hAnsi="Times New Roman"/>
+          <w:i/>
+          <w:sz w:val="24"/>
+        </w:rPr>
+        <w:t>cannot recover true weights</w:t>
+      </w:r>
+      <w:r>
+        <w:rPr>
+          <w:rFonts w:ascii="Times New Roman" w:hAnsi="Times New Roman"/>
+          <w:sz w:val="24"/>
+        </w:rPr>
+        <w:t xml:space="preserve"> from a fuzzy comparison matrix and has produced a considerable number of misapplications. Adopting it uncritically would have been the path of least resistance; it is also documented to be wrong.</w:t>
       </w:r>
     </w:p>
     <w:p>
@@ -4004,7 +4143,22 @@
           <w:rFonts w:ascii="Times New Roman" w:hAnsi="Times New Roman"/>
           <w:sz w:val="24"/>
         </w:rPr>
-        <w:t>: no located study formalises a *specific, named, operational appraisal instrument* of a state bank, with every criterion traceable to a numbered clause of that institution's own document.</w:t>
+        <w:t xml:space="preserve">: no located study formalises a </w:t>
+      </w:r>
+      <w:r>
+        <w:rPr>
+          <w:rFonts w:ascii="Times New Roman" w:hAnsi="Times New Roman"/>
+          <w:i/>
+          <w:sz w:val="24"/>
+        </w:rPr>
+        <w:t>specific, named, operational appraisal instrument</w:t>
+      </w:r>
+      <w:r>
+        <w:rPr>
+          <w:rFonts w:ascii="Times New Roman" w:hAnsi="Times New Roman"/>
+          <w:sz w:val="24"/>
+        </w:rPr>
+        <w:t xml:space="preserve"> of a state bank, with every criterion traceable to a numbered clause of that institution's own document.</w:t>
       </w:r>
     </w:p>
     <w:p>
@@ -5295,7 +5449,22 @@
           <w:rFonts w:ascii="Times New Roman" w:hAnsi="Times New Roman"/>
           <w:sz w:val="24"/>
         </w:rPr>
-        <w:t>The source instrument is the People's Bank *Project / Business Appraisal Report for SME Credit Facility* (Annexure I–V), an operational form in current use.</w:t>
+        <w:t xml:space="preserve">The source instrument is the People's Bank </w:t>
+      </w:r>
+      <w:r>
+        <w:rPr>
+          <w:rFonts w:ascii="Times New Roman" w:hAnsi="Times New Roman"/>
+          <w:i/>
+          <w:sz w:val="24"/>
+        </w:rPr>
+        <w:t>Project / Business Appraisal Report for SME Credit Facility</w:t>
+      </w:r>
+      <w:r>
+        <w:rPr>
+          <w:rFonts w:ascii="Times New Roman" w:hAnsi="Times New Roman"/>
+          <w:sz w:val="24"/>
+        </w:rPr>
+        <w:t xml:space="preserve"> (Annexure I–V), an operational form in current use.</w:t>
       </w:r>
     </w:p>
     <w:p>
@@ -5318,6 +5487,7 @@
       <w:r>
         <w:rPr>
           <w:rFonts w:ascii="Times New Roman" w:hAnsi="Times New Roman"/>
+          <w:b/>
           <w:sz w:val="24"/>
         </w:rPr>
         <w:t>No criterion may exist without a source clause.</w:t>
@@ -5651,7 +5821,7 @@
           <w:rFonts w:ascii="Times New Roman" w:hAnsi="Times New Roman"/>
           <w:sz w:val="24"/>
         </w:rPr>
-        <w:t>Each response is solved as a linear programme minimising the maximum deviation between stated ratios and derived weights, subject to weights summing to one. The optimal deviation ξ\* divided by the consistency index for the stated best-to-worst value gives a consistency ratio comparable across respondents and level sizes.</w:t>
+        <w:t>Each response is solved as a linear programme minimising the maximum deviation between stated ratios and derived weights, subject to weights summing to one. The optimal deviation ξ* divided by the consistency index for the stated best-to-worst value gives a consistency ratio comparable across respondents and level sizes.</w:t>
       </w:r>
     </w:p>
     <w:p>
@@ -5813,7 +5983,22 @@
           <w:rFonts w:ascii="Times New Roman" w:hAnsi="Times New Roman"/>
           <w:sz w:val="24"/>
         </w:rPr>
-        <w:t>, and the resulting claim is correspondingly narrow: it tests the scoring *machinery* on observable financial and structural variables, not the criteria tree. This limitation is stated in advance rather than discovered afterwards, because it determines what Chapter 5 is entitled to conclude.</w:t>
+        <w:t xml:space="preserve">, and the resulting claim is correspondingly narrow: it tests the scoring </w:t>
+      </w:r>
+      <w:r>
+        <w:rPr>
+          <w:rFonts w:ascii="Times New Roman" w:hAnsi="Times New Roman"/>
+          <w:i/>
+          <w:sz w:val="24"/>
+        </w:rPr>
+        <w:t>machinery</w:t>
+      </w:r>
+      <w:r>
+        <w:rPr>
+          <w:rFonts w:ascii="Times New Roman" w:hAnsi="Times New Roman"/>
+          <w:sz w:val="24"/>
+        </w:rPr>
+        <w:t xml:space="preserve"> on observable financial and structural variables, not the criteria tree. This limitation is stated in advance rather than discovered afterwards, because it determines what Chapter 5 is entitled to conclude.</w:t>
       </w:r>
     </w:p>
     <w:p>
@@ -6428,7 +6613,22 @@
           <w:rFonts w:ascii="Times New Roman" w:hAnsi="Times New Roman"/>
           <w:sz w:val="24"/>
         </w:rPr>
-        <w:t xml:space="preserve">The People's Bank *Project / Business Appraisal Report for SME Credit Facility* (Annexure I–V) is an operational form running to seven numbered sections plus five annexures. It is largely </w:t>
+        <w:t xml:space="preserve">The People's Bank </w:t>
+      </w:r>
+      <w:r>
+        <w:rPr>
+          <w:rFonts w:ascii="Times New Roman" w:hAnsi="Times New Roman"/>
+          <w:i/>
+          <w:sz w:val="24"/>
+        </w:rPr>
+        <w:t>Project / Business Appraisal Report for SME Credit Facility</w:t>
+      </w:r>
+      <w:r>
+        <w:rPr>
+          <w:rFonts w:ascii="Times New Roman" w:hAnsi="Times New Roman"/>
+          <w:sz w:val="24"/>
+        </w:rPr>
+        <w:t xml:space="preserve"> (Annexure I–V) is an operational form running to seven numbered sections plus five annexures. It is largely </w:t>
       </w:r>
       <w:r>
         <w:rPr>
@@ -6455,7 +6655,37 @@
           <w:rFonts w:ascii="Times New Roman" w:hAnsi="Times New Roman"/>
           <w:sz w:val="24"/>
         </w:rPr>
-        <w:t>This is the gap the artefact addresses. The form specifies *what* to consider exhaustively and *how to weigh it* not at all.</w:t>
+        <w:t xml:space="preserve">This is the gap the artefact addresses. The form specifies </w:t>
+      </w:r>
+      <w:r>
+        <w:rPr>
+          <w:rFonts w:ascii="Times New Roman" w:hAnsi="Times New Roman"/>
+          <w:i/>
+          <w:sz w:val="24"/>
+        </w:rPr>
+        <w:t>what</w:t>
+      </w:r>
+      <w:r>
+        <w:rPr>
+          <w:rFonts w:ascii="Times New Roman" w:hAnsi="Times New Roman"/>
+          <w:sz w:val="24"/>
+        </w:rPr>
+        <w:t xml:space="preserve"> to consider exhaustively and </w:t>
+      </w:r>
+      <w:r>
+        <w:rPr>
+          <w:rFonts w:ascii="Times New Roman" w:hAnsi="Times New Roman"/>
+          <w:i/>
+          <w:sz w:val="24"/>
+        </w:rPr>
+        <w:t>how to weigh it</w:t>
+      </w:r>
+      <w:r>
+        <w:rPr>
+          <w:rFonts w:ascii="Times New Roman" w:hAnsi="Times New Roman"/>
+          <w:sz w:val="24"/>
+        </w:rPr>
+        <w:t xml:space="preserve"> not at all.</w:t>
       </w:r>
     </w:p>
     <w:p>
@@ -8525,7 +8755,22 @@
           <w:rFonts w:ascii="Times New Roman" w:hAnsi="Times New Roman"/>
           <w:sz w:val="24"/>
         </w:rPr>
-        <w:t>Clause 5 of the form, *Economic Consideration*, scores nine before/after outcomes: manpower, women's participation, local raw material usage, productive capacity, production, export sales, import substitution, value added, and foreign exchange earnings. Clause 3.4.1 separately disaggregates employment by gender.</w:t>
+        <w:t xml:space="preserve">Clause 5 of the form, </w:t>
+      </w:r>
+      <w:r>
+        <w:rPr>
+          <w:rFonts w:ascii="Times New Roman" w:hAnsi="Times New Roman"/>
+          <w:i/>
+          <w:sz w:val="24"/>
+        </w:rPr>
+        <w:t>Economic Consideration</w:t>
+      </w:r>
+      <w:r>
+        <w:rPr>
+          <w:rFonts w:ascii="Times New Roman" w:hAnsi="Times New Roman"/>
+          <w:sz w:val="24"/>
+        </w:rPr>
+        <w:t>, scores nine before/after outcomes: manpower, women's participation, local raw material usage, productive capacity, production, export sales, import substitution, value added, and foreign exchange earnings. Clause 3.4.1 separately disaggregates employment by gender.</w:t>
       </w:r>
     </w:p>
     <w:p>
@@ -8703,7 +8948,15 @@
           <w:rFonts w:ascii="Times New Roman" w:hAnsi="Times New Roman"/>
           <w:sz w:val="24"/>
         </w:rPr>
-        <w:t>During verification, an appraisal with only seven of forty-nine criteria entered — 14% complete — returned a credit risk score of 73.7 and the recommendation *"Band B — recommend with conditions."*</w:t>
+        <w:t xml:space="preserve">During verification, an appraisal with only seven of forty-nine criteria entered — 14% complete — returned a credit risk score of 73.7 and the recommendation </w:t>
+      </w:r>
+      <w:r>
+        <w:rPr>
+          <w:rFonts w:ascii="Times New Roman" w:hAnsi="Times New Roman"/>
+          <w:i/>
+          <w:sz w:val="24"/>
+        </w:rPr>
+        <w:t>"Band B — recommend with conditions."</w:t>
       </w:r>
     </w:p>
     <w:p>
@@ -9574,9 +9827,17 @@
       <w:r>
         <w:rPr>
           <w:rFonts w:ascii="Times New Roman" w:hAnsi="Times New Roman"/>
-          <w:sz w:val="24"/>
-        </w:rPr>
-        <w:t>*Project / Business Appraisal Report for SME Credit Facility*, and a scoring method that maps appraisal inputs onto two separate objectives. This chapter asks what can and cannot be established about that model from data.</w:t>
+          <w:i/>
+          <w:sz w:val="24"/>
+        </w:rPr>
+        <w:t>Project / Business Appraisal Report for SME Credit Facility</w:t>
+      </w:r>
+      <w:r>
+        <w:rPr>
+          <w:rFonts w:ascii="Times New Roman" w:hAnsi="Times New Roman"/>
+          <w:sz w:val="24"/>
+        </w:rPr>
+        <w:t>, and a scoring method that maps appraisal inputs onto two separate objectives. This chapter asks what can and cannot be established about that model from data.</w:t>
       </w:r>
     </w:p>
     <w:p>
@@ -11051,7 +11312,22 @@
           <w:rFonts w:ascii="Times New Roman" w:hAnsi="Times New Roman"/>
           <w:sz w:val="24"/>
         </w:rPr>
-        <w:t xml:space="preserve">The single boolean *"is the term a multiple of twelve"* — a quantity with no economic content whatsoever — achieves </w:t>
+        <w:t xml:space="preserve">The single boolean </w:t>
+      </w:r>
+      <w:r>
+        <w:rPr>
+          <w:rFonts w:ascii="Times New Roman" w:hAnsi="Times New Roman"/>
+          <w:i/>
+          <w:sz w:val="24"/>
+        </w:rPr>
+        <w:t>"is the term a multiple of twelve"</w:t>
+      </w:r>
+      <w:r>
+        <w:rPr>
+          <w:rFonts w:ascii="Times New Roman" w:hAnsi="Times New Roman"/>
+          <w:sz w:val="24"/>
+        </w:rPr>
+        <w:t xml:space="preserve"> — a quantity with no economic content whatsoever — achieves </w:t>
       </w:r>
       <w:r>
         <w:rPr>
@@ -13884,35 +14160,17 @@
       <w:r>
         <w:rPr>
           <w:rFonts w:ascii="Times New Roman" w:hAnsi="Times New Roman"/>
-          <w:sz w:val="24"/>
-        </w:rPr>
-        <w:t>**An instrument-specific appraisal model cannot be validated against a dataset</w:t>
-      </w:r>
-    </w:p>
-    <w:p>
-      <w:pPr>
-        <w:spacing w:line="360" w:lineRule="auto" w:after="120"/>
-        <w:ind w:left="576"/>
-      </w:pPr>
-      <w:r>
-        <w:rPr>
-          <w:rFonts w:ascii="Times New Roman" w:hAnsi="Times New Roman"/>
-          <w:sz w:val="24"/>
-        </w:rPr>
-        <w:t>that does not contain its variables.** Substituting available proxies for the</w:t>
-      </w:r>
-    </w:p>
-    <w:p>
-      <w:pPr>
-        <w:spacing w:line="360" w:lineRule="auto" w:after="120"/>
-        <w:ind w:left="576"/>
-      </w:pPr>
-      <w:r>
-        <w:rPr>
-          <w:rFonts w:ascii="Times New Roman" w:hAnsi="Times New Roman"/>
-          <w:sz w:val="24"/>
-        </w:rPr>
-        <w:t>intended criteria does not test the model; it tests the proxies.</w:t>
+          <w:b/>
+          <w:sz w:val="24"/>
+        </w:rPr>
+        <w:t>An instrument-specific appraisal model cannot be validated against a dataset that does not contain its variables.</w:t>
+      </w:r>
+      <w:r>
+        <w:rPr>
+          <w:rFonts w:ascii="Times New Roman" w:hAnsi="Times New Roman"/>
+          <w:sz w:val="24"/>
+        </w:rPr>
+        <w:t xml:space="preserve"> Substituting available proxies for the intended criteria does not test the model; it tests the proxies.</w:t>
       </w:r>
     </w:p>
     <w:p>
@@ -14313,7 +14571,22 @@
           <w:rFonts w:ascii="Times New Roman" w:hAnsi="Times New Roman"/>
           <w:sz w:val="24"/>
         </w:rPr>
-        <w:t>validation; a linear scorecard fitted to a benign cycle ranks *backwards* under stress.</w:t>
+        <w:t xml:space="preserve">validation; a linear scorecard fitted to a benign cycle ranks </w:t>
+      </w:r>
+      <w:r>
+        <w:rPr>
+          <w:rFonts w:ascii="Times New Roman" w:hAnsi="Times New Roman"/>
+          <w:i/>
+          <w:sz w:val="24"/>
+        </w:rPr>
+        <w:t>backwards</w:t>
+      </w:r>
+      <w:r>
+        <w:rPr>
+          <w:rFonts w:ascii="Times New Roman" w:hAnsi="Times New Roman"/>
+          <w:sz w:val="24"/>
+        </w:rPr>
+        <w:t xml:space="preserve"> under stress.</w:t>
       </w:r>
     </w:p>
     <w:p>
@@ -14654,7 +14927,7 @@
           <w:rFonts w:ascii="Times New Roman" w:hAnsi="Times New Roman"/>
           <w:sz w:val="24"/>
         </w:rPr>
-        <w:t>example, reproducing its weights exactly (ξ\* = 0, CR = 0) and flagging a deliberately contradictory response at CR = 1.18.</w:t>
+        <w:t>example, reproducing its weights exactly (ξ* = 0, CR = 0) and flagging a deliberately contradictory response at CR = 1.18.</w:t>
       </w:r>
     </w:p>
     <w:p>
@@ -14971,9 +15244,17 @@
       <w:r>
         <w:rPr>
           <w:rFonts w:ascii="Times New Roman" w:hAnsi="Times New Roman"/>
-          <w:sz w:val="24"/>
-        </w:rPr>
-        <w:t>*shape* of its relationship with the outcome is not one any economic mechanism could produce.</w:t>
+          <w:i/>
+          <w:sz w:val="24"/>
+        </w:rPr>
+        <w:t>shape</w:t>
+      </w:r>
+      <w:r>
+        <w:rPr>
+          <w:rFonts w:ascii="Times New Roman" w:hAnsi="Times New Roman"/>
+          <w:sz w:val="24"/>
+        </w:rPr>
+        <w:t xml:space="preserve"> of its relationship with the outcome is not one any economic mechanism could produce.</w:t>
       </w:r>
     </w:p>
     <w:p>
@@ -15593,7 +15874,22 @@
           <w:rFonts w:ascii="Times New Roman" w:hAnsi="Times New Roman"/>
           <w:sz w:val="24"/>
         </w:rPr>
-        <w:t>[1] K. R. Cortés, R. Duchin and D. Sosyura, "Clouded judgment: the role of sentiment in credit origination," *Journal of Financial Economics*, vol. 121, no. 2, pp. 392-413, 2016.</w:t>
+        <w:t xml:space="preserve">[1] K. R. Cortés, R. Duchin and D. Sosyura, "Clouded judgment: the role of sentiment in credit origination," </w:t>
+      </w:r>
+      <w:r>
+        <w:rPr>
+          <w:rFonts w:ascii="Times New Roman" w:hAnsi="Times New Roman"/>
+          <w:i/>
+          <w:sz w:val="24"/>
+        </w:rPr>
+        <w:t>Journal of Financial Economics</w:t>
+      </w:r>
+      <w:r>
+        <w:rPr>
+          <w:rFonts w:ascii="Times New Roman" w:hAnsi="Times New Roman"/>
+          <w:sz w:val="24"/>
+        </w:rPr>
+        <w:t>, vol. 121, no. 2, pp. 392-413, 2016.</w:t>
       </w:r>
     </w:p>
     <w:p>
@@ -15605,7 +15901,22 @@
           <w:rFonts w:ascii="Times New Roman" w:hAnsi="Times New Roman"/>
           <w:sz w:val="24"/>
         </w:rPr>
-        <w:t>[2] E. I. Altman, "Financial ratios, discriminant analysis and the prediction of corporate bankruptcy," *Journal of Finance*, vol. 23, no. 4, pp. 589-609, 1968.</w:t>
+        <w:t xml:space="preserve">[2] E. I. Altman, "Financial ratios, discriminant analysis and the prediction of corporate bankruptcy," </w:t>
+      </w:r>
+      <w:r>
+        <w:rPr>
+          <w:rFonts w:ascii="Times New Roman" w:hAnsi="Times New Roman"/>
+          <w:i/>
+          <w:sz w:val="24"/>
+        </w:rPr>
+        <w:t>Journal of Finance</w:t>
+      </w:r>
+      <w:r>
+        <w:rPr>
+          <w:rFonts w:ascii="Times New Roman" w:hAnsi="Times New Roman"/>
+          <w:sz w:val="24"/>
+        </w:rPr>
+        <w:t>, vol. 23, no. 4, pp. 589-609, 1968.</w:t>
       </w:r>
     </w:p>
     <w:p>
@@ -15617,7 +15928,22 @@
           <w:rFonts w:ascii="Times New Roman" w:hAnsi="Times New Roman"/>
           <w:sz w:val="24"/>
         </w:rPr>
-        <w:t>[3] J. A. Ohlson, "Financial ratios and the probabilistic prediction of bankruptcy," *Journal of Accounting Research*, vol. 18, no. 1, pp. 109-131, 1980.</w:t>
+        <w:t xml:space="preserve">[3] J. A. Ohlson, "Financial ratios and the probabilistic prediction of bankruptcy," </w:t>
+      </w:r>
+      <w:r>
+        <w:rPr>
+          <w:rFonts w:ascii="Times New Roman" w:hAnsi="Times New Roman"/>
+          <w:i/>
+          <w:sz w:val="24"/>
+        </w:rPr>
+        <w:t>Journal of Accounting Research</w:t>
+      </w:r>
+      <w:r>
+        <w:rPr>
+          <w:rFonts w:ascii="Times New Roman" w:hAnsi="Times New Roman"/>
+          <w:sz w:val="24"/>
+        </w:rPr>
+        <w:t>, vol. 18, no. 1, pp. 109-131, 1980.</w:t>
       </w:r>
     </w:p>
     <w:p>
@@ -15629,7 +15955,22 @@
           <w:rFonts w:ascii="Times New Roman" w:hAnsi="Times New Roman"/>
           <w:sz w:val="24"/>
         </w:rPr>
-        <w:t>[4] D. J. Hand and W. E. Henley, "Statistical classification methods in consumer credit scoring: a review," *Journal of the Royal Statistical Society Series A*, vol. 160, no. 3, pp. 523-541, 1997.</w:t>
+        <w:t xml:space="preserve">[4] D. J. Hand and W. E. Henley, "Statistical classification methods in consumer credit scoring: a review," </w:t>
+      </w:r>
+      <w:r>
+        <w:rPr>
+          <w:rFonts w:ascii="Times New Roman" w:hAnsi="Times New Roman"/>
+          <w:i/>
+          <w:sz w:val="24"/>
+        </w:rPr>
+        <w:t>Journal of the Royal Statistical Society Series A</w:t>
+      </w:r>
+      <w:r>
+        <w:rPr>
+          <w:rFonts w:ascii="Times New Roman" w:hAnsi="Times New Roman"/>
+          <w:sz w:val="24"/>
+        </w:rPr>
+        <w:t>, vol. 160, no. 3, pp. 523-541, 1997.</w:t>
       </w:r>
     </w:p>
     <w:p>
@@ -15641,7 +15982,22 @@
           <w:rFonts w:ascii="Times New Roman" w:hAnsi="Times New Roman"/>
           <w:sz w:val="24"/>
         </w:rPr>
-        <w:t>[5] L. C. Thomas, J. N. Crook and D. B. Edelman, *Credit Scoring and Credit Control*. Oxford, U.K.: Clarendon Press, 1992.</w:t>
+        <w:t xml:space="preserve">[5] L. C. Thomas, J. N. Crook and D. B. Edelman, </w:t>
+      </w:r>
+      <w:r>
+        <w:rPr>
+          <w:rFonts w:ascii="Times New Roman" w:hAnsi="Times New Roman"/>
+          <w:i/>
+          <w:sz w:val="24"/>
+        </w:rPr>
+        <w:t>Credit Scoring and Credit Control</w:t>
+      </w:r>
+      <w:r>
+        <w:rPr>
+          <w:rFonts w:ascii="Times New Roman" w:hAnsi="Times New Roman"/>
+          <w:sz w:val="24"/>
+        </w:rPr>
+        <w:t>. Oxford, U.K.: Clarendon Press, 1992.</w:t>
       </w:r>
     </w:p>
     <w:p>
@@ -15653,7 +16009,22 @@
           <w:rFonts w:ascii="Times New Roman" w:hAnsi="Times New Roman"/>
           <w:sz w:val="24"/>
         </w:rPr>
-        <w:t>[6] L. C. Thomas, D. B. Edelman and J. N. Crook, *Credit Scoring and its Applications*. Philadelphia, PA: SIAM, 2002.</w:t>
+        <w:t xml:space="preserve">[6] L. C. Thomas, D. B. Edelman and J. N. Crook, </w:t>
+      </w:r>
+      <w:r>
+        <w:rPr>
+          <w:rFonts w:ascii="Times New Roman" w:hAnsi="Times New Roman"/>
+          <w:i/>
+          <w:sz w:val="24"/>
+        </w:rPr>
+        <w:t>Credit Scoring and its Applications</w:t>
+      </w:r>
+      <w:r>
+        <w:rPr>
+          <w:rFonts w:ascii="Times New Roman" w:hAnsi="Times New Roman"/>
+          <w:sz w:val="24"/>
+        </w:rPr>
+        <w:t>. Philadelphia, PA: SIAM, 2002.</w:t>
       </w:r>
     </w:p>
     <w:p>
@@ -15665,7 +16036,22 @@
           <w:rFonts w:ascii="Times New Roman" w:hAnsi="Times New Roman"/>
           <w:sz w:val="24"/>
         </w:rPr>
-        <w:t>[7] S. Lessmann, B. Baesens, H.-V. Seow and L. C. Thomas, "Benchmarking state-of-the-art classification algorithms for credit scoring: an update of research," *European Journal of Operational Research*, vol. 247, no. 1, pp. 124-136, 2015.</w:t>
+        <w:t xml:space="preserve">[7] S. Lessmann, B. Baesens, H.-V. Seow and L. C. Thomas, "Benchmarking state-of-the-art classification algorithms for credit scoring: an update of research," </w:t>
+      </w:r>
+      <w:r>
+        <w:rPr>
+          <w:rFonts w:ascii="Times New Roman" w:hAnsi="Times New Roman"/>
+          <w:i/>
+          <w:sz w:val="24"/>
+        </w:rPr>
+        <w:t>European Journal of Operational Research</w:t>
+      </w:r>
+      <w:r>
+        <w:rPr>
+          <w:rFonts w:ascii="Times New Roman" w:hAnsi="Times New Roman"/>
+          <w:sz w:val="24"/>
+        </w:rPr>
+        <w:t>, vol. 247, no. 1, pp. 124-136, 2015.</w:t>
       </w:r>
     </w:p>
     <w:p>
@@ -15677,7 +16063,22 @@
           <w:rFonts w:ascii="Times New Roman" w:hAnsi="Times New Roman"/>
           <w:sz w:val="24"/>
         </w:rPr>
-        <w:t>[8] T. Beck and A. Demirgüç-Kunt, "Small and medium-size enterprises: access to finance as a growth constraint," *Journal of Banking &amp; Finance*, vol. 30, no. 11, pp. 2931-2943, 2006.</w:t>
+        <w:t xml:space="preserve">[8] T. Beck and A. Demirgüç-Kunt, "Small and medium-size enterprises: access to finance as a growth constraint," </w:t>
+      </w:r>
+      <w:r>
+        <w:rPr>
+          <w:rFonts w:ascii="Times New Roman" w:hAnsi="Times New Roman"/>
+          <w:i/>
+          <w:sz w:val="24"/>
+        </w:rPr>
+        <w:t>Journal of Banking &amp; Finance</w:t>
+      </w:r>
+      <w:r>
+        <w:rPr>
+          <w:rFonts w:ascii="Times New Roman" w:hAnsi="Times New Roman"/>
+          <w:sz w:val="24"/>
+        </w:rPr>
+        <w:t>, vol. 30, no. 11, pp. 2931-2943, 2006.</w:t>
       </w:r>
     </w:p>
     <w:p>
@@ -15689,7 +16090,22 @@
           <w:rFonts w:ascii="Times New Roman" w:hAnsi="Times New Roman"/>
           <w:sz w:val="24"/>
         </w:rPr>
-        <w:t>[9] A. N. Berger and G. F. Udell, "A more complete conceptual framework for SME finance," *Journal of Banking &amp; Finance*, vol. 30, no. 11, pp. 2945-2966, 2006.</w:t>
+        <w:t xml:space="preserve">[9] A. N. Berger and G. F. Udell, "A more complete conceptual framework for SME finance," </w:t>
+      </w:r>
+      <w:r>
+        <w:rPr>
+          <w:rFonts w:ascii="Times New Roman" w:hAnsi="Times New Roman"/>
+          <w:i/>
+          <w:sz w:val="24"/>
+        </w:rPr>
+        <w:t>Journal of Banking &amp; Finance</w:t>
+      </w:r>
+      <w:r>
+        <w:rPr>
+          <w:rFonts w:ascii="Times New Roman" w:hAnsi="Times New Roman"/>
+          <w:sz w:val="24"/>
+        </w:rPr>
+        <w:t>, vol. 30, no. 11, pp. 2945-2966, 2006.</w:t>
       </w:r>
     </w:p>
     <w:p>
@@ -15701,7 +16117,22 @@
           <w:rFonts w:ascii="Times New Roman" w:hAnsi="Times New Roman"/>
           <w:sz w:val="24"/>
         </w:rPr>
-        <w:t>[10] J. C. Stein, "Information production and capital allocation: decentralized versus hierarchical firms," *Journal of Finance*, vol. 57, no. 5, pp. 1891-1921, 2002.</w:t>
+        <w:t xml:space="preserve">[10] J. C. Stein, "Information production and capital allocation: decentralized versus hierarchical firms," </w:t>
+      </w:r>
+      <w:r>
+        <w:rPr>
+          <w:rFonts w:ascii="Times New Roman" w:hAnsi="Times New Roman"/>
+          <w:i/>
+          <w:sz w:val="24"/>
+        </w:rPr>
+        <w:t>Journal of Finance</w:t>
+      </w:r>
+      <w:r>
+        <w:rPr>
+          <w:rFonts w:ascii="Times New Roman" w:hAnsi="Times New Roman"/>
+          <w:sz w:val="24"/>
+        </w:rPr>
+        <w:t>, vol. 57, no. 5, pp. 1891-1921, 2002.</w:t>
       </w:r>
     </w:p>
     <w:p>
@@ -15713,7 +16144,22 @@
           <w:rFonts w:ascii="Times New Roman" w:hAnsi="Times New Roman"/>
           <w:sz w:val="24"/>
         </w:rPr>
-        <w:t>[11] F. Ciampi, A. Giannozzi, G. Marzi and E. I. Altman, "Rethinking SME default prediction: a systematic literature review and future perspectives," *Scientometrics*, vol. 126, pp. 2141-2188, 2021.</w:t>
+        <w:t xml:space="preserve">[11] F. Ciampi, A. Giannozzi, G. Marzi and E. I. Altman, "Rethinking SME default prediction: a systematic literature review and future perspectives," </w:t>
+      </w:r>
+      <w:r>
+        <w:rPr>
+          <w:rFonts w:ascii="Times New Roman" w:hAnsi="Times New Roman"/>
+          <w:i/>
+          <w:sz w:val="24"/>
+        </w:rPr>
+        <w:t>Scientometrics</w:t>
+      </w:r>
+      <w:r>
+        <w:rPr>
+          <w:rFonts w:ascii="Times New Roman" w:hAnsi="Times New Roman"/>
+          <w:sz w:val="24"/>
+        </w:rPr>
+        <w:t>, vol. 126, pp. 2141-2188, 2021.</w:t>
       </w:r>
     </w:p>
     <w:p>
@@ -15725,7 +16171,22 @@
           <w:rFonts w:ascii="Times New Roman" w:hAnsi="Times New Roman"/>
           <w:sz w:val="24"/>
         </w:rPr>
-        <w:t>[12] M. A. SharafEldin, A. M. Idrees and S. Ouf, "A proposed framework for loan default prediction using machine learning techniques," *International Journal of Advanced Computer Science and Applications*, vol. 16, no. 6, pp. 412-425, 2025.</w:t>
+        <w:t xml:space="preserve">[12] M. A. SharafEldin, A. M. Idrees and S. Ouf, "A proposed framework for loan default prediction using machine learning techniques," </w:t>
+      </w:r>
+      <w:r>
+        <w:rPr>
+          <w:rFonts w:ascii="Times New Roman" w:hAnsi="Times New Roman"/>
+          <w:i/>
+          <w:sz w:val="24"/>
+        </w:rPr>
+        <w:t>International Journal of Advanced Computer Science and Applications</w:t>
+      </w:r>
+      <w:r>
+        <w:rPr>
+          <w:rFonts w:ascii="Times New Roman" w:hAnsi="Times New Roman"/>
+          <w:sz w:val="24"/>
+        </w:rPr>
+        <w:t>, vol. 16, no. 6, pp. 412-425, 2025.</w:t>
       </w:r>
     </w:p>
     <w:p>
@@ -15737,7 +16198,22 @@
           <w:rFonts w:ascii="Times New Roman" w:hAnsi="Times New Roman"/>
           <w:sz w:val="24"/>
         </w:rPr>
-        <w:t>[13] J. Cohen, "A coefficient of agreement for nominal scales," *Educational and Psychological Measurement*, vol. 20, no. 1, pp. 37-46, 1960.</w:t>
+        <w:t xml:space="preserve">[13] J. Cohen, "A coefficient of agreement for nominal scales," </w:t>
+      </w:r>
+      <w:r>
+        <w:rPr>
+          <w:rFonts w:ascii="Times New Roman" w:hAnsi="Times New Roman"/>
+          <w:i/>
+          <w:sz w:val="24"/>
+        </w:rPr>
+        <w:t>Educational and Psychological Measurement</w:t>
+      </w:r>
+      <w:r>
+        <w:rPr>
+          <w:rFonts w:ascii="Times New Roman" w:hAnsi="Times New Roman"/>
+          <w:sz w:val="24"/>
+        </w:rPr>
+        <w:t>, vol. 20, no. 1, pp. 37-46, 1960.</w:t>
       </w:r>
     </w:p>
     <w:p>
@@ -15749,7 +16225,22 @@
           <w:rFonts w:ascii="Times New Roman" w:hAnsi="Times New Roman"/>
           <w:sz w:val="24"/>
         </w:rPr>
-        <w:t>[14] J. R. Landis and G. G. Koch, "The measurement of observer agreement for categorical data," *Biometrics*, vol. 33, no. 1, pp. 159-174, 1977.</w:t>
+        <w:t xml:space="preserve">[14] J. R. Landis and G. G. Koch, "The measurement of observer agreement for categorical data," </w:t>
+      </w:r>
+      <w:r>
+        <w:rPr>
+          <w:rFonts w:ascii="Times New Roman" w:hAnsi="Times New Roman"/>
+          <w:i/>
+          <w:sz w:val="24"/>
+        </w:rPr>
+        <w:t>Biometrics</w:t>
+      </w:r>
+      <w:r>
+        <w:rPr>
+          <w:rFonts w:ascii="Times New Roman" w:hAnsi="Times New Roman"/>
+          <w:sz w:val="24"/>
+        </w:rPr>
+        <w:t>, vol. 33, no. 1, pp. 159-174, 1977.</w:t>
       </w:r>
     </w:p>
     <w:p>
@@ -15761,7 +16252,22 @@
           <w:rFonts w:ascii="Times New Roman" w:hAnsi="Times New Roman"/>
           <w:sz w:val="24"/>
         </w:rPr>
-        <w:t>[15] L. A. Zadeh, "Fuzzy sets," *Information and Control*, vol. 8, no. 3, pp. 338-353, 1965.</w:t>
+        <w:t xml:space="preserve">[15] L. A. Zadeh, "Fuzzy sets," </w:t>
+      </w:r>
+      <w:r>
+        <w:rPr>
+          <w:rFonts w:ascii="Times New Roman" w:hAnsi="Times New Roman"/>
+          <w:i/>
+          <w:sz w:val="24"/>
+        </w:rPr>
+        <w:t>Information and Control</w:t>
+      </w:r>
+      <w:r>
+        <w:rPr>
+          <w:rFonts w:ascii="Times New Roman" w:hAnsi="Times New Roman"/>
+          <w:sz w:val="24"/>
+        </w:rPr>
+        <w:t>, vol. 8, no. 3, pp. 338-353, 1965.</w:t>
       </w:r>
     </w:p>
     <w:p>
@@ -15773,7 +16279,22 @@
           <w:rFonts w:ascii="Times New Roman" w:hAnsi="Times New Roman"/>
           <w:sz w:val="24"/>
         </w:rPr>
-        <w:t>[16] T. L. Saaty, *The Analytic Hierarchy Process*. New York, NY: McGraw-Hill, 1980.</w:t>
+        <w:t xml:space="preserve">[16] T. L. Saaty, </w:t>
+      </w:r>
+      <w:r>
+        <w:rPr>
+          <w:rFonts w:ascii="Times New Roman" w:hAnsi="Times New Roman"/>
+          <w:i/>
+          <w:sz w:val="24"/>
+        </w:rPr>
+        <w:t>The Analytic Hierarchy Process</w:t>
+      </w:r>
+      <w:r>
+        <w:rPr>
+          <w:rFonts w:ascii="Times New Roman" w:hAnsi="Times New Roman"/>
+          <w:sz w:val="24"/>
+        </w:rPr>
+        <w:t>. New York, NY: McGraw-Hill, 1980.</w:t>
       </w:r>
     </w:p>
     <w:p>
@@ -15785,7 +16306,22 @@
           <w:rFonts w:ascii="Times New Roman" w:hAnsi="Times New Roman"/>
           <w:sz w:val="24"/>
         </w:rPr>
-        <w:t>[17] T. L. Saaty, "An exposition of the AHP in reply to the paper 'Remarks on the Analytic Hierarchy Process'," *Management Science*, vol. 36, no. 3, pp. 259-268, 1990.</w:t>
+        <w:t xml:space="preserve">[17] T. L. Saaty, "An exposition of the AHP in reply to the paper 'Remarks on the Analytic Hierarchy Process'," </w:t>
+      </w:r>
+      <w:r>
+        <w:rPr>
+          <w:rFonts w:ascii="Times New Roman" w:hAnsi="Times New Roman"/>
+          <w:i/>
+          <w:sz w:val="24"/>
+        </w:rPr>
+        <w:t>Management Science</w:t>
+      </w:r>
+      <w:r>
+        <w:rPr>
+          <w:rFonts w:ascii="Times New Roman" w:hAnsi="Times New Roman"/>
+          <w:sz w:val="24"/>
+        </w:rPr>
+        <w:t>, vol. 36, no. 3, pp. 259-268, 1990.</w:t>
       </w:r>
     </w:p>
     <w:p>
@@ -15797,7 +16333,22 @@
           <w:rFonts w:ascii="Times New Roman" w:hAnsi="Times New Roman"/>
           <w:sz w:val="24"/>
         </w:rPr>
-        <w:t>[18] D.-Y. Chang, "Applications of the extent analysis method on fuzzy AHP," *European Journal of Operational Research*, vol. 95, no. 3, pp. 649-655, 1996.</w:t>
+        <w:t xml:space="preserve">[18] D.-Y. Chang, "Applications of the extent analysis method on fuzzy AHP," </w:t>
+      </w:r>
+      <w:r>
+        <w:rPr>
+          <w:rFonts w:ascii="Times New Roman" w:hAnsi="Times New Roman"/>
+          <w:i/>
+          <w:sz w:val="24"/>
+        </w:rPr>
+        <w:t>European Journal of Operational Research</w:t>
+      </w:r>
+      <w:r>
+        <w:rPr>
+          <w:rFonts w:ascii="Times New Roman" w:hAnsi="Times New Roman"/>
+          <w:sz w:val="24"/>
+        </w:rPr>
+        <w:t>, vol. 95, no. 3, pp. 649-655, 1996.</w:t>
       </w:r>
     </w:p>
     <w:p>
@@ -15809,7 +16360,22 @@
           <w:rFonts w:ascii="Times New Roman" w:hAnsi="Times New Roman"/>
           <w:sz w:val="24"/>
         </w:rPr>
-        <w:t>[19] C.-T. Chen, "Extensions of the TOPSIS for group decision-making under fuzzy environment," *Fuzzy Sets and Systems*, vol. 114, no. 1, pp. 1-9, 2000.</w:t>
+        <w:t xml:space="preserve">[19] C.-T. Chen, "Extensions of the TOPSIS for group decision-making under fuzzy environment," </w:t>
+      </w:r>
+      <w:r>
+        <w:rPr>
+          <w:rFonts w:ascii="Times New Roman" w:hAnsi="Times New Roman"/>
+          <w:i/>
+          <w:sz w:val="24"/>
+        </w:rPr>
+        <w:t>Fuzzy Sets and Systems</w:t>
+      </w:r>
+      <w:r>
+        <w:rPr>
+          <w:rFonts w:ascii="Times New Roman" w:hAnsi="Times New Roman"/>
+          <w:sz w:val="24"/>
+        </w:rPr>
+        <w:t>, vol. 114, no. 1, pp. 1-9, 2000.</w:t>
       </w:r>
     </w:p>
     <w:p>
@@ -15821,7 +16387,22 @@
           <w:rFonts w:ascii="Times New Roman" w:hAnsi="Times New Roman"/>
           <w:sz w:val="24"/>
         </w:rPr>
-        <w:t>[20] J. Rezaei, "Best-worst multi-criteria decision-making method," *Omega*, vol. 53, pp. 49-57, 2015.</w:t>
+        <w:t xml:space="preserve">[20] J. Rezaei, "Best-worst multi-criteria decision-making method," </w:t>
+      </w:r>
+      <w:r>
+        <w:rPr>
+          <w:rFonts w:ascii="Times New Roman" w:hAnsi="Times New Roman"/>
+          <w:i/>
+          <w:sz w:val="24"/>
+        </w:rPr>
+        <w:t>Omega</w:t>
+      </w:r>
+      <w:r>
+        <w:rPr>
+          <w:rFonts w:ascii="Times New Roman" w:hAnsi="Times New Roman"/>
+          <w:sz w:val="24"/>
+        </w:rPr>
+        <w:t>, vol. 53, pp. 49-57, 2015.</w:t>
       </w:r>
     </w:p>
     <w:p>
@@ -15833,7 +16414,22 @@
           <w:rFonts w:ascii="Times New Roman" w:hAnsi="Times New Roman"/>
           <w:sz w:val="24"/>
         </w:rPr>
-        <w:t>[21] J. Rezaei, "Best-worst multi-criteria decision-making method: some properties and a linear model," *Omega*, vol. 64, pp. 126-130, 2016.</w:t>
+        <w:t xml:space="preserve">[21] J. Rezaei, "Best-worst multi-criteria decision-making method: some properties and a linear model," </w:t>
+      </w:r>
+      <w:r>
+        <w:rPr>
+          <w:rFonts w:ascii="Times New Roman" w:hAnsi="Times New Roman"/>
+          <w:i/>
+          <w:sz w:val="24"/>
+        </w:rPr>
+        <w:t>Omega</w:t>
+      </w:r>
+      <w:r>
+        <w:rPr>
+          <w:rFonts w:ascii="Times New Roman" w:hAnsi="Times New Roman"/>
+          <w:sz w:val="24"/>
+        </w:rPr>
+        <w:t>, vol. 64, pp. 126-130, 2016.</w:t>
       </w:r>
     </w:p>
     <w:p>
@@ -15845,7 +16441,22 @@
           <w:rFonts w:ascii="Times New Roman" w:hAnsi="Times New Roman"/>
           <w:sz w:val="24"/>
         </w:rPr>
-        <w:t>[22] P. K. Roy and K. Shaw, "A multicriteria credit scoring model for SMEs using hybrid BWM and TOPSIS," *Financial Innovation*, vol. 7, no. 1, 2021.</w:t>
+        <w:t xml:space="preserve">[22] P. K. Roy and K. Shaw, "A multicriteria credit scoring model for SMEs using hybrid BWM and TOPSIS," </w:t>
+      </w:r>
+      <w:r>
+        <w:rPr>
+          <w:rFonts w:ascii="Times New Roman" w:hAnsi="Times New Roman"/>
+          <w:i/>
+          <w:sz w:val="24"/>
+        </w:rPr>
+        <w:t>Financial Innovation</w:t>
+      </w:r>
+      <w:r>
+        <w:rPr>
+          <w:rFonts w:ascii="Times New Roman" w:hAnsi="Times New Roman"/>
+          <w:sz w:val="24"/>
+        </w:rPr>
+        <w:t>, vol. 7, no. 1, 2021.</w:t>
       </w:r>
     </w:p>
     <w:p>
@@ -15857,7 +16468,22 @@
           <w:rFonts w:ascii="Times New Roman" w:hAnsi="Times New Roman"/>
           <w:sz w:val="24"/>
         </w:rPr>
-        <w:t>[23] B. Gutiérrez-Nieto, C. Serrano-Cinca and J. Camón-Cala, "A credit score system for socially responsible lending," *Journal of Business Ethics*, vol. 133, no. 4, pp. 691-701, 2016.</w:t>
+        <w:t xml:space="preserve">[23] B. Gutiérrez-Nieto, C. Serrano-Cinca and J. Camón-Cala, "A credit score system for socially responsible lending," </w:t>
+      </w:r>
+      <w:r>
+        <w:rPr>
+          <w:rFonts w:ascii="Times New Roman" w:hAnsi="Times New Roman"/>
+          <w:i/>
+          <w:sz w:val="24"/>
+        </w:rPr>
+        <w:t>Journal of Business Ethics</w:t>
+      </w:r>
+      <w:r>
+        <w:rPr>
+          <w:rFonts w:ascii="Times New Roman" w:hAnsi="Times New Roman"/>
+          <w:sz w:val="24"/>
+        </w:rPr>
+        <w:t>, vol. 133, no. 4, pp. 691-701, 2016.</w:t>
       </w:r>
     </w:p>
     <w:p>
@@ -15869,7 +16495,22 @@
           <w:rFonts w:ascii="Times New Roman" w:hAnsi="Times New Roman"/>
           <w:sz w:val="24"/>
         </w:rPr>
-        <w:t>[24] Y. Arvanitis, M. Stampini and D. Vencatachellum, "Balancing development returns and credit risks: project appraisal in a multilateral development bank," *Impact Assessment and Project Appraisal*, vol. 33, no. 3, pp. 195-206, 2015.</w:t>
+        <w:t xml:space="preserve">[24] Y. Arvanitis, M. Stampini and D. Vencatachellum, "Balancing development returns and credit risks: project appraisal in a multilateral development bank," </w:t>
+      </w:r>
+      <w:r>
+        <w:rPr>
+          <w:rFonts w:ascii="Times New Roman" w:hAnsi="Times New Roman"/>
+          <w:i/>
+          <w:sz w:val="24"/>
+        </w:rPr>
+        <w:t>Impact Assessment and Project Appraisal</w:t>
+      </w:r>
+      <w:r>
+        <w:rPr>
+          <w:rFonts w:ascii="Times New Roman" w:hAnsi="Times New Roman"/>
+          <w:sz w:val="24"/>
+        </w:rPr>
+        <w:t>, vol. 33, no. 3, pp. 195-206, 2015.</w:t>
       </w:r>
     </w:p>
     <w:p>
@@ -15881,7 +16522,22 @@
           <w:rFonts w:ascii="Times New Roman" w:hAnsi="Times New Roman"/>
           <w:sz w:val="24"/>
         </w:rPr>
-        <w:t>[25] M. T. Ribeiro, S. Singh and C. Guestrin, "'Why should I trust you?': explaining the predictions of any classifier," in *Proc. 22nd ACM SIGKDD Int. Conf. Knowledge Discovery and Data Mining*, 2016, pp. 1135-1144.</w:t>
+        <w:t xml:space="preserve">[25] M. T. Ribeiro, S. Singh and C. Guestrin, "'Why should I trust you?': explaining the predictions of any classifier," in </w:t>
+      </w:r>
+      <w:r>
+        <w:rPr>
+          <w:rFonts w:ascii="Times New Roman" w:hAnsi="Times New Roman"/>
+          <w:i/>
+          <w:sz w:val="24"/>
+        </w:rPr>
+        <w:t>Proc. 22nd ACM SIGKDD Int. Conf. Knowledge Discovery and Data Mining</w:t>
+      </w:r>
+      <w:r>
+        <w:rPr>
+          <w:rFonts w:ascii="Times New Roman" w:hAnsi="Times New Roman"/>
+          <w:sz w:val="24"/>
+        </w:rPr>
+        <w:t>, 2016, pp. 1135-1144.</w:t>
       </w:r>
     </w:p>
     <w:p>
@@ -15893,7 +16549,22 @@
           <w:rFonts w:ascii="Times New Roman" w:hAnsi="Times New Roman"/>
           <w:sz w:val="24"/>
         </w:rPr>
-        <w:t>[26] S. M. Lundberg and S.-I. Lee, "A unified approach to interpreting model predictions," in *Advances in Neural Information Processing Systems 30*, 2017, pp. 4765-4774.</w:t>
+        <w:t xml:space="preserve">[26] S. M. Lundberg and S.-I. Lee, "A unified approach to interpreting model predictions," in </w:t>
+      </w:r>
+      <w:r>
+        <w:rPr>
+          <w:rFonts w:ascii="Times New Roman" w:hAnsi="Times New Roman"/>
+          <w:i/>
+          <w:sz w:val="24"/>
+        </w:rPr>
+        <w:t>Advances in Neural Information Processing Systems 30</w:t>
+      </w:r>
+      <w:r>
+        <w:rPr>
+          <w:rFonts w:ascii="Times New Roman" w:hAnsi="Times New Roman"/>
+          <w:sz w:val="24"/>
+        </w:rPr>
+        <w:t>, 2017, pp. 4765-4774.</w:t>
       </w:r>
     </w:p>
     <w:p>
@@ -15905,7 +16576,22 @@
           <w:rFonts w:ascii="Times New Roman" w:hAnsi="Times New Roman"/>
           <w:sz w:val="24"/>
         </w:rPr>
-        <w:t>[27] S. Kapoor and A. Narayanan, "Leakage and the reproducibility crisis in machine-learning-based science," *Patterns*, vol. 4, no. 9, art. 100804, 2023.</w:t>
+        <w:t xml:space="preserve">[27] S. Kapoor and A. Narayanan, "Leakage and the reproducibility crisis in machine-learning-based science," </w:t>
+      </w:r>
+      <w:r>
+        <w:rPr>
+          <w:rFonts w:ascii="Times New Roman" w:hAnsi="Times New Roman"/>
+          <w:i/>
+          <w:sz w:val="24"/>
+        </w:rPr>
+        <w:t>Patterns</w:t>
+      </w:r>
+      <w:r>
+        <w:rPr>
+          <w:rFonts w:ascii="Times New Roman" w:hAnsi="Times New Roman"/>
+          <w:sz w:val="24"/>
+        </w:rPr>
+        <w:t>, vol. 4, no. 9, art. 100804, 2023.</w:t>
       </w:r>
     </w:p>
     <w:p>
@@ -15917,7 +16603,22 @@
           <w:rFonts w:ascii="Times New Roman" w:hAnsi="Times New Roman"/>
           <w:sz w:val="24"/>
         </w:rPr>
-        <w:t>[28] M. Li, A. Mickel and S. Taylor, "'Should this loan be approved or denied?': a large dataset with class assignment guidelines," *Journal of Statistics Education*, vol. 26, no. 1, pp. 55-66, 2018.</w:t>
+        <w:t xml:space="preserve">[28] M. Li, A. Mickel and S. Taylor, "'Should this loan be approved or denied?': a large dataset with class assignment guidelines," </w:t>
+      </w:r>
+      <w:r>
+        <w:rPr>
+          <w:rFonts w:ascii="Times New Roman" w:hAnsi="Times New Roman"/>
+          <w:i/>
+          <w:sz w:val="24"/>
+        </w:rPr>
+        <w:t>Journal of Statistics Education</w:t>
+      </w:r>
+      <w:r>
+        <w:rPr>
+          <w:rFonts w:ascii="Times New Roman" w:hAnsi="Times New Roman"/>
+          <w:sz w:val="24"/>
+        </w:rPr>
+        <w:t>, vol. 26, no. 1, pp. 55-66, 2018.</w:t>
       </w:r>
     </w:p>
     <w:p>
@@ -15929,7 +16630,22 @@
           <w:rFonts w:ascii="Times New Roman" w:hAnsi="Times New Roman"/>
           <w:sz w:val="24"/>
         </w:rPr>
-        <w:t>[29] A. R. Hevner, S. T. March, J. Park and S. Ram, "Design science in information systems research," *MIS Quarterly*, vol. 28, no. 1, pp. 75-105, 2004.</w:t>
+        <w:t xml:space="preserve">[29] A. R. Hevner, S. T. March, J. Park and S. Ram, "Design science in information systems research," </w:t>
+      </w:r>
+      <w:r>
+        <w:rPr>
+          <w:rFonts w:ascii="Times New Roman" w:hAnsi="Times New Roman"/>
+          <w:i/>
+          <w:sz w:val="24"/>
+        </w:rPr>
+        <w:t>MIS Quarterly</w:t>
+      </w:r>
+      <w:r>
+        <w:rPr>
+          <w:rFonts w:ascii="Times New Roman" w:hAnsi="Times New Roman"/>
+          <w:sz w:val="24"/>
+        </w:rPr>
+        <w:t>, vol. 28, no. 1, pp. 75-105, 2004.</w:t>
       </w:r>
     </w:p>
     <w:p>
@@ -15941,7 +16657,22 @@
           <w:rFonts w:ascii="Times New Roman" w:hAnsi="Times New Roman"/>
           <w:sz w:val="24"/>
         </w:rPr>
-        <w:t>[30] K. Peffers, T. Tuunanen, M. A. Rothenberger and S. Chatterjee, "A design science research methodology for information systems research," *Journal of Management Information Systems*, vol. 24, no. 3, pp. 45-77, 2007.</w:t>
+        <w:t xml:space="preserve">[30] K. Peffers, T. Tuunanen, M. A. Rothenberger and S. Chatterjee, "A design science research methodology for information systems research," </w:t>
+      </w:r>
+      <w:r>
+        <w:rPr>
+          <w:rFonts w:ascii="Times New Roman" w:hAnsi="Times New Roman"/>
+          <w:i/>
+          <w:sz w:val="24"/>
+        </w:rPr>
+        <w:t>Journal of Management Information Systems</w:t>
+      </w:r>
+      <w:r>
+        <w:rPr>
+          <w:rFonts w:ascii="Times New Roman" w:hAnsi="Times New Roman"/>
+          <w:sz w:val="24"/>
+        </w:rPr>
+        <w:t>, vol. 24, no. 3, pp. 45-77, 2007.</w:t>
       </w:r>
     </w:p>
     <w:p>
@@ -15953,7 +16684,22 @@
           <w:rFonts w:ascii="Times New Roman" w:hAnsi="Times New Roman"/>
           <w:sz w:val="24"/>
         </w:rPr>
-        <w:t>[31] J. A. Hanley and B. J. McNeil, "The meaning and use of the area under a receiver operating characteristic (ROC) curve," *Radiology*, vol. 143, no. 1, pp. 29-36, 1982.</w:t>
+        <w:t xml:space="preserve">[31] J. A. Hanley and B. J. McNeil, "The meaning and use of the area under a receiver operating characteristic (ROC) curve," </w:t>
+      </w:r>
+      <w:r>
+        <w:rPr>
+          <w:rFonts w:ascii="Times New Roman" w:hAnsi="Times New Roman"/>
+          <w:i/>
+          <w:sz w:val="24"/>
+        </w:rPr>
+        <w:t>Radiology</w:t>
+      </w:r>
+      <w:r>
+        <w:rPr>
+          <w:rFonts w:ascii="Times New Roman" w:hAnsi="Times New Roman"/>
+          <w:sz w:val="24"/>
+        </w:rPr>
+        <w:t>, vol. 143, no. 1, pp. 29-36, 1982.</w:t>
       </w:r>
     </w:p>
     <w:p>
@@ -15965,7 +16711,22 @@
           <w:rFonts w:ascii="Times New Roman" w:hAnsi="Times New Roman"/>
           <w:sz w:val="24"/>
         </w:rPr>
-        <w:t>[32] G. W. Brier, "Verification of forecasts expressed in terms of probability," *Monthly Weather Review*, vol. 78, no. 1, pp. 1-3, 1950.</w:t>
+        <w:t xml:space="preserve">[32] G. W. Brier, "Verification of forecasts expressed in terms of probability," </w:t>
+      </w:r>
+      <w:r>
+        <w:rPr>
+          <w:rFonts w:ascii="Times New Roman" w:hAnsi="Times New Roman"/>
+          <w:i/>
+          <w:sz w:val="24"/>
+        </w:rPr>
+        <w:t>Monthly Weather Review</w:t>
+      </w:r>
+      <w:r>
+        <w:rPr>
+          <w:rFonts w:ascii="Times New Roman" w:hAnsi="Times New Roman"/>
+          <w:sz w:val="24"/>
+        </w:rPr>
+        <w:t>, vol. 78, no. 1, pp. 1-3, 1950.</w:t>
       </w:r>
     </w:p>
     <w:p>
@@ -15977,7 +16738,22 @@
           <w:rFonts w:ascii="Times New Roman" w:hAnsi="Times New Roman"/>
           <w:sz w:val="24"/>
         </w:rPr>
-        <w:t>[33] E. R. DeLong, D. M. DeLong and D. L. Clarke-Pearson, "Comparing the areas under two or more correlated receiver operating characteristic curves: a nonparametric approach," *Biometrics*, vol. 44, no. 3, pp. 837-845, 1988.</w:t>
+        <w:t xml:space="preserve">[33] E. R. DeLong, D. M. DeLong and D. L. Clarke-Pearson, "Comparing the areas under two or more correlated receiver operating characteristic curves: a nonparametric approach," </w:t>
+      </w:r>
+      <w:r>
+        <w:rPr>
+          <w:rFonts w:ascii="Times New Roman" w:hAnsi="Times New Roman"/>
+          <w:i/>
+          <w:sz w:val="24"/>
+        </w:rPr>
+        <w:t>Biometrics</w:t>
+      </w:r>
+      <w:r>
+        <w:rPr>
+          <w:rFonts w:ascii="Times New Roman" w:hAnsi="Times New Roman"/>
+          <w:sz w:val="24"/>
+        </w:rPr>
+        <w:t>, vol. 44, no. 3, pp. 837-845, 1988.</w:t>
       </w:r>
     </w:p>
     <w:p>
@@ -15989,7 +16765,22 @@
           <w:rFonts w:ascii="Times New Roman" w:hAnsi="Times New Roman"/>
           <w:sz w:val="24"/>
         </w:rPr>
-        <w:t>[34] F. D. Davis, "Perceived usefulness, perceived ease of use, and user acceptance of information technology," *MIS Quarterly*, vol. 13, no. 3, pp. 319-340, 1989.</w:t>
+        <w:t xml:space="preserve">[34] F. D. Davis, "Perceived usefulness, perceived ease of use, and user acceptance of information technology," </w:t>
+      </w:r>
+      <w:r>
+        <w:rPr>
+          <w:rFonts w:ascii="Times New Roman" w:hAnsi="Times New Roman"/>
+          <w:i/>
+          <w:sz w:val="24"/>
+        </w:rPr>
+        <w:t>MIS Quarterly</w:t>
+      </w:r>
+      <w:r>
+        <w:rPr>
+          <w:rFonts w:ascii="Times New Roman" w:hAnsi="Times New Roman"/>
+          <w:sz w:val="24"/>
+        </w:rPr>
+        <w:t>, vol. 13, no. 3, pp. 319-340, 1989.</w:t>
       </w:r>
     </w:p>
     <w:p>
@@ -16001,7 +16792,22 @@
           <w:rFonts w:ascii="Times New Roman" w:hAnsi="Times New Roman"/>
           <w:sz w:val="24"/>
         </w:rPr>
-        <w:t>[35] J. Brooke, "SUS: a 'quick and dirty' usability scale," in *Usability Evaluation in Industry*, P. W. Jordan et al., Eds. London, U.K.: Taylor &amp; Francis, 1996, pp. 189-194.</w:t>
+        <w:t xml:space="preserve">[35] J. Brooke, "SUS: a 'quick and dirty' usability scale," in </w:t>
+      </w:r>
+      <w:r>
+        <w:rPr>
+          <w:rFonts w:ascii="Times New Roman" w:hAnsi="Times New Roman"/>
+          <w:i/>
+          <w:sz w:val="24"/>
+        </w:rPr>
+        <w:t>Usability Evaluation in Industry</w:t>
+      </w:r>
+      <w:r>
+        <w:rPr>
+          <w:rFonts w:ascii="Times New Roman" w:hAnsi="Times New Roman"/>
+          <w:sz w:val="24"/>
+        </w:rPr>
+        <w:t>, P. W. Jordan et al., Eds. London, U.K.: Taylor &amp; Francis, 1996, pp. 189-194.</w:t>
       </w:r>
     </w:p>
     <w:p>
@@ -16072,7 +16878,22 @@
           <w:rFonts w:ascii="Times New Roman" w:hAnsi="Times New Roman"/>
           <w:sz w:val="24"/>
         </w:rPr>
-        <w:t>Every criterion records the clause of the People's Bank *Project / Business Appraisal Report for SME Credit Facility* from which it derives.</w:t>
+        <w:t xml:space="preserve">Every criterion records the clause of the People's Bank </w:t>
+      </w:r>
+      <w:r>
+        <w:rPr>
+          <w:rFonts w:ascii="Times New Roman" w:hAnsi="Times New Roman"/>
+          <w:i/>
+          <w:sz w:val="24"/>
+        </w:rPr>
+        <w:t>Project / Business Appraisal Report for SME Credit Facility</w:t>
+      </w:r>
+      <w:r>
+        <w:rPr>
+          <w:rFonts w:ascii="Times New Roman" w:hAnsi="Times New Roman"/>
+          <w:sz w:val="24"/>
+        </w:rPr>
+        <w:t xml:space="preserve"> from which it derives.</w:t>
       </w:r>
     </w:p>
     <w:p>
@@ -16881,7 +17702,37 @@
           <w:rFonts w:ascii="Times New Roman" w:hAnsi="Times New Roman"/>
           <w:sz w:val="24"/>
         </w:rPr>
-        <w:t>Eight comparison levels: one comparing the six credit-risk dimensions, and one for the criteria within each of the seven dimensions. Under the Best-Worst Method each level of *n* items requires 2*n* − 3 comparisons, giving 86 in total against 168 under classical pairwise AHP.</w:t>
+        <w:t xml:space="preserve">Eight comparison levels: one comparing the six credit-risk dimensions, and one for the criteria within each of the seven dimensions. Under the Best-Worst Method each level of </w:t>
+      </w:r>
+      <w:r>
+        <w:rPr>
+          <w:rFonts w:ascii="Times New Roman" w:hAnsi="Times New Roman"/>
+          <w:i/>
+          <w:sz w:val="24"/>
+        </w:rPr>
+        <w:t>n</w:t>
+      </w:r>
+      <w:r>
+        <w:rPr>
+          <w:rFonts w:ascii="Times New Roman" w:hAnsi="Times New Roman"/>
+          <w:sz w:val="24"/>
+        </w:rPr>
+        <w:t xml:space="preserve"> items requires 2</w:t>
+      </w:r>
+      <w:r>
+        <w:rPr>
+          <w:rFonts w:ascii="Times New Roman" w:hAnsi="Times New Roman"/>
+          <w:i/>
+          <w:sz w:val="24"/>
+        </w:rPr>
+        <w:t>n</w:t>
+      </w:r>
+      <w:r>
+        <w:rPr>
+          <w:rFonts w:ascii="Times New Roman" w:hAnsi="Times New Roman"/>
+          <w:sz w:val="24"/>
+        </w:rPr>
+        <w:t xml:space="preserve"> − 3 comparisons, giving 86 in total against 168 under classical pairwise AHP.</w:t>
       </w:r>
     </w:p>
     <w:p>
@@ -16908,98 +17759,22 @@
           <w:rFonts w:ascii="Times New Roman" w:hAnsi="Times New Roman"/>
           <w:sz w:val="24"/>
         </w:rPr>
-        <w:t>This exercise asks how much weight the different parts of an SME credit</w:t>
-      </w:r>
-    </w:p>
-    <w:p>
-      <w:pPr>
-        <w:spacing w:line="360" w:lineRule="auto" w:after="120"/>
-        <w:ind w:left="576"/>
-      </w:pPr>
-      <w:r>
-        <w:rPr>
-          <w:rFonts w:ascii="Times New Roman" w:hAnsi="Times New Roman"/>
-          <w:sz w:val="24"/>
-        </w:rPr>
-        <w:t>appraisal should carry. It takes about 15 minutes and involves 86 quick</w:t>
-      </w:r>
-    </w:p>
-    <w:p>
-      <w:pPr>
-        <w:spacing w:line="360" w:lineRule="auto" w:after="120"/>
-        <w:ind w:left="576"/>
-      </w:pPr>
-      <w:r>
-        <w:rPr>
-          <w:rFonts w:ascii="Times New Roman" w:hAnsi="Times New Roman"/>
-          <w:sz w:val="24"/>
-        </w:rPr>
-        <w:t>comparisons. There are no right answers — the study is measuring experienced</w:t>
-      </w:r>
-    </w:p>
-    <w:p>
-      <w:pPr>
-        <w:spacing w:line="360" w:lineRule="auto" w:after="120"/>
-        <w:ind w:left="576"/>
-      </w:pPr>
-      <w:r>
-        <w:rPr>
-          <w:rFonts w:ascii="Times New Roman" w:hAnsi="Times New Roman"/>
-          <w:sz w:val="24"/>
-        </w:rPr>
-        <w:t>judgement, including where practitioners disagree.</w:t>
-      </w:r>
-    </w:p>
-    <w:p>
-      <w:pPr>
-        <w:spacing w:line="360" w:lineRule="auto" w:after="120"/>
-        <w:ind w:left="576"/>
-      </w:pPr>
-      <w:r>
-        <w:rPr>
-          <w:rFonts w:ascii="Times New Roman" w:hAnsi="Times New Roman"/>
-          <w:sz w:val="24"/>
-        </w:rPr>
-        <w:t>Participation and confidentiality. Participation is voluntary and you may</w:t>
-      </w:r>
-    </w:p>
-    <w:p>
-      <w:pPr>
-        <w:spacing w:line="360" w:lineRule="auto" w:after="120"/>
-        <w:ind w:left="576"/>
-      </w:pPr>
-      <w:r>
-        <w:rPr>
-          <w:rFonts w:ascii="Times New Roman" w:hAnsi="Times New Roman"/>
-          <w:sz w:val="24"/>
-        </w:rPr>
-        <w:t>stop at any point. Do not enter your name or any customer information.</w:t>
-      </w:r>
-    </w:p>
-    <w:p>
-      <w:pPr>
-        <w:spacing w:line="360" w:lineRule="auto" w:after="120"/>
-        <w:ind w:left="576"/>
-      </w:pPr>
-      <w:r>
-        <w:rPr>
-          <w:rFonts w:ascii="Times New Roman" w:hAnsi="Times New Roman"/>
-          <w:sz w:val="24"/>
-        </w:rPr>
-        <w:t>Responses are identified only by the code you choose below, are used solely for</w:t>
-      </w:r>
-    </w:p>
-    <w:p>
-      <w:pPr>
-        <w:spacing w:line="360" w:lineRule="auto" w:after="120"/>
-        <w:ind w:left="576"/>
-      </w:pPr>
-      <w:r>
-        <w:rPr>
-          <w:rFonts w:ascii="Times New Roman" w:hAnsi="Times New Roman"/>
-          <w:sz w:val="24"/>
-        </w:rPr>
-        <w:t>academic research, and are reported only in aggregate.</w:t>
+        <w:t xml:space="preserve">This exercise asks how much weight the different parts of an SME credit appraisal should carry. It takes about 15 minutes and involves 86 quick comparisons. There are no right answers — the study is measuring experienced judgement, including where practitioners disagree. </w:t>
+      </w:r>
+      <w:r>
+        <w:rPr>
+          <w:rFonts w:ascii="Times New Roman" w:hAnsi="Times New Roman"/>
+          <w:b/>
+          <w:sz w:val="24"/>
+        </w:rPr>
+        <w:t>Participation and confidentiality.</w:t>
+      </w:r>
+      <w:r>
+        <w:rPr>
+          <w:rFonts w:ascii="Times New Roman" w:hAnsi="Times New Roman"/>
+          <w:sz w:val="24"/>
+        </w:rPr>
+        <w:t xml:space="preserve"> Participation is voluntary and you may stop at any point. Do not enter your name or any customer information. Responses are identified only by the code you choose below, are used solely for academic research, and are reported only in aggregate.</w:t>
       </w:r>
     </w:p>
     <w:p>

--- a/docs/06-thesis/THESIS-NSBM.docx
+++ b/docs/06-thesis/THESIS-NSBM.docx
@@ -6128,7 +6128,7 @@
           <w:rFonts w:ascii="Times New Roman" w:hAnsi="Times New Roman"/>
           <w:sz w:val="24"/>
         </w:rPr>
-        <w:t>Smirnov separation, average precision, the Brier score [32] with Murphy's decomposition, and F1 at the Youden-optimal threshold.</w:t>
+        <w:t>Smirnov separation, average precision, the Brier score [32] under Murphy's decomposition [33], and F1 at the Youden-optimal threshold.</w:t>
       </w:r>
     </w:p>
     <w:p>
@@ -6141,7 +6141,7 @@
           <w:rFonts w:ascii="Times New Roman" w:hAnsi="Times New Roman"/>
           <w:sz w:val="24"/>
         </w:rPr>
-        <w:t>Paired comparisons of AUC use DeLong's test [33], which accounts for the correlation induced by</w:t>
+        <w:t>Paired comparisons of AUC use DeLong's test [34], which accounts for the correlation induced by</w:t>
       </w:r>
     </w:p>
     <w:p>
@@ -7932,6 +7932,386 @@
           <w:sz w:val="24"/>
         </w:rPr>
         <w:t>The criteria tree will change: elicitation replaces the placeholder weights, and bands may be revised. Without versioned storage, every historical recommendation would silently re-interpret under the current model, and an appraisal signed in March could not be explained in September. Storing the result document makes past decisions permanently reconstructible.</w:t>
+      </w:r>
+    </w:p>
+    <w:p>
+      <w:pPr>
+        <w:pStyle w:val="Heading2"/>
+        <w:spacing w:line="360" w:lineRule="auto" w:before="240" w:after="120"/>
+      </w:pPr>
+      <w:r>
+        <w:rPr>
+          <w:rFonts w:ascii="Times New Roman" w:hAnsi="Times New Roman"/>
+          <w:b/>
+          <w:sz w:val="24"/>
+        </w:rPr>
+        <w:t>4.13 Access control and the integrity of the audit trail</w:t>
+      </w:r>
+    </w:p>
+    <w:p>
+      <w:pPr>
+        <w:spacing w:line="360" w:lineRule="auto" w:after="120"/>
+      </w:pPr>
+      <w:r>
+        <w:rPr>
+          <w:rFonts w:ascii="Times New Roman" w:hAnsi="Times New Roman"/>
+          <w:sz w:val="24"/>
+        </w:rPr>
+        <w:t>An audit trail is only worth as much as the identity behind each entry.</w:t>
+      </w:r>
+    </w:p>
+    <w:p>
+      <w:pPr>
+        <w:spacing w:line="360" w:lineRule="auto" w:after="120"/>
+      </w:pPr>
+      <w:r>
+        <w:rPr>
+          <w:rFonts w:ascii="Times New Roman" w:hAnsi="Times New Roman"/>
+          <w:sz w:val="24"/>
+        </w:rPr>
+        <w:t xml:space="preserve">An earlier iteration of the sign-off panel accepted a typed name. It recorded who </w:t>
+      </w:r>
+      <w:r>
+        <w:rPr>
+          <w:rFonts w:ascii="Times New Roman" w:hAnsi="Times New Roman"/>
+          <w:i/>
+          <w:sz w:val="24"/>
+        </w:rPr>
+        <w:t>claimed</w:t>
+      </w:r>
+      <w:r>
+        <w:rPr>
+          <w:rFonts w:ascii="Times New Roman" w:hAnsi="Times New Roman"/>
+          <w:sz w:val="24"/>
+        </w:rPr>
+        <w:t xml:space="preserve"> to have signed, which is no record at all: anyone could enter any name, and the trail would look complete while proving nothing. The system now authenticates users and takes the signatory from the session.</w:t>
+      </w:r>
+    </w:p>
+    <w:p>
+      <w:pPr>
+        <w:spacing w:line="360" w:lineRule="auto" w:after="120"/>
+      </w:pPr>
+      <w:r>
+        <w:rPr>
+          <w:rFonts w:ascii="Times New Roman" w:hAnsi="Times New Roman"/>
+          <w:sz w:val="24"/>
+        </w:rPr>
+        <w:t>Roles map directly onto the chain in clause 7 of the form:</w:t>
+      </w:r>
+    </w:p>
+    <w:p>
+      <w:pPr>
+        <w:pStyle w:val="Caption"/>
+        <w:spacing w:line="360" w:lineRule="auto" w:before="120" w:after="40"/>
+      </w:pPr>
+      <w:r>
+        <w:rPr>
+          <w:rFonts w:ascii="Times New Roman" w:hAnsi="Times New Roman"/>
+          <w:b w:val="0"/>
+          <w:i w:val="0"/>
+          <w:sz w:val="24"/>
+        </w:rPr>
+        <w:t>Table 4.4</w:t>
+      </w:r>
+    </w:p>
+    <w:tbl>
+      <w:tblPr>
+        <w:tblStyle w:val="TableGrid"/>
+        <w:tblW w:type="auto" w:w="0"/>
+        <w:tblLook w:firstColumn="1" w:firstRow="1" w:lastColumn="0" w:lastRow="0" w:noHBand="0" w:noVBand="1" w:val="04A0"/>
+      </w:tblPr>
+      <w:tblGrid>
+        <w:gridCol w:w="4334"/>
+        <w:gridCol w:w="4334"/>
+      </w:tblGrid>
+      <w:tr>
+        <w:tc>
+          <w:tcPr>
+            <w:tcW w:type="dxa" w:w="4334"/>
+          </w:tcPr>
+          <w:p>
+            <w:pPr>
+              <w:spacing w:line="240" w:lineRule="auto" w:after="40"/>
+            </w:pPr>
+            <w:r/>
+            <w:r>
+              <w:rPr>
+                <w:rFonts w:ascii="Times New Roman" w:hAnsi="Times New Roman"/>
+                <w:b/>
+                <w:sz w:val="22"/>
+              </w:rPr>
+              <w:t>Role</w:t>
+            </w:r>
+          </w:p>
+        </w:tc>
+        <w:tc>
+          <w:tcPr>
+            <w:tcW w:type="dxa" w:w="4334"/>
+          </w:tcPr>
+          <w:p>
+            <w:pPr>
+              <w:spacing w:line="240" w:lineRule="auto" w:after="40"/>
+            </w:pPr>
+            <w:r/>
+            <w:r>
+              <w:rPr>
+                <w:rFonts w:ascii="Times New Roman" w:hAnsi="Times New Roman"/>
+                <w:b/>
+                <w:sz w:val="22"/>
+              </w:rPr>
+              <w:t>Permitted</w:t>
+            </w:r>
+          </w:p>
+        </w:tc>
+      </w:tr>
+      <w:tr>
+        <w:tc>
+          <w:tcPr>
+            <w:tcW w:type="dxa" w:w="4334"/>
+          </w:tcPr>
+          <w:p>
+            <w:pPr>
+              <w:spacing w:line="240" w:lineRule="auto" w:after="40"/>
+            </w:pPr>
+            <w:r/>
+            <w:r>
+              <w:rPr>
+                <w:rFonts w:ascii="Times New Roman" w:hAnsi="Times New Roman"/>
+                <w:b w:val="0"/>
+                <w:sz w:val="22"/>
+              </w:rPr>
+              <w:t>OFFICER</w:t>
+            </w:r>
+          </w:p>
+        </w:tc>
+        <w:tc>
+          <w:tcPr>
+            <w:tcW w:type="dxa" w:w="4334"/>
+          </w:tcPr>
+          <w:p>
+            <w:pPr>
+              <w:spacing w:line="240" w:lineRule="auto" w:after="40"/>
+            </w:pPr>
+            <w:r/>
+            <w:r>
+              <w:rPr>
+                <w:rFonts w:ascii="Times New Roman" w:hAnsi="Times New Roman"/>
+                <w:b w:val="0"/>
+                <w:sz w:val="22"/>
+              </w:rPr>
+              <w:t>prepare an appraisal</w:t>
+            </w:r>
+          </w:p>
+        </w:tc>
+      </w:tr>
+      <w:tr>
+        <w:tc>
+          <w:tcPr>
+            <w:tcW w:type="dxa" w:w="4334"/>
+          </w:tcPr>
+          <w:p>
+            <w:pPr>
+              <w:spacing w:line="240" w:lineRule="auto" w:after="40"/>
+            </w:pPr>
+            <w:r/>
+            <w:r>
+              <w:rPr>
+                <w:rFonts w:ascii="Times New Roman" w:hAnsi="Times New Roman"/>
+                <w:b w:val="0"/>
+                <w:sz w:val="22"/>
+              </w:rPr>
+              <w:t>RECOMMENDER</w:t>
+            </w:r>
+          </w:p>
+        </w:tc>
+        <w:tc>
+          <w:tcPr>
+            <w:tcW w:type="dxa" w:w="4334"/>
+          </w:tcPr>
+          <w:p>
+            <w:pPr>
+              <w:spacing w:line="240" w:lineRule="auto" w:after="40"/>
+            </w:pPr>
+            <w:r/>
+            <w:r>
+              <w:rPr>
+                <w:rFonts w:ascii="Times New Roman" w:hAnsi="Times New Roman"/>
+                <w:b w:val="0"/>
+                <w:sz w:val="22"/>
+              </w:rPr>
+              <w:t>endorse</w:t>
+            </w:r>
+          </w:p>
+        </w:tc>
+      </w:tr>
+      <w:tr>
+        <w:tc>
+          <w:tcPr>
+            <w:tcW w:type="dxa" w:w="4334"/>
+          </w:tcPr>
+          <w:p>
+            <w:pPr>
+              <w:spacing w:line="240" w:lineRule="auto" w:after="40"/>
+            </w:pPr>
+            <w:r/>
+            <w:r>
+              <w:rPr>
+                <w:rFonts w:ascii="Times New Roman" w:hAnsi="Times New Roman"/>
+                <w:b w:val="0"/>
+                <w:sz w:val="22"/>
+              </w:rPr>
+              <w:t>HEAD_OFFICE</w:t>
+            </w:r>
+          </w:p>
+        </w:tc>
+        <w:tc>
+          <w:tcPr>
+            <w:tcW w:type="dxa" w:w="4334"/>
+          </w:tcPr>
+          <w:p>
+            <w:pPr>
+              <w:spacing w:line="240" w:lineRule="auto" w:after="40"/>
+            </w:pPr>
+            <w:r/>
+            <w:r>
+              <w:rPr>
+                <w:rFonts w:ascii="Times New Roman" w:hAnsi="Times New Roman"/>
+                <w:b w:val="0"/>
+                <w:sz w:val="22"/>
+              </w:rPr>
+              <w:t>approve or decline</w:t>
+            </w:r>
+          </w:p>
+        </w:tc>
+      </w:tr>
+      <w:tr>
+        <w:tc>
+          <w:tcPr>
+            <w:tcW w:type="dxa" w:w="4334"/>
+          </w:tcPr>
+          <w:p>
+            <w:pPr>
+              <w:spacing w:line="240" w:lineRule="auto" w:after="40"/>
+            </w:pPr>
+            <w:r/>
+            <w:r>
+              <w:rPr>
+                <w:rFonts w:ascii="Times New Roman" w:hAnsi="Times New Roman"/>
+                <w:b w:val="0"/>
+                <w:sz w:val="22"/>
+              </w:rPr>
+              <w:t>ADMIN</w:t>
+            </w:r>
+          </w:p>
+        </w:tc>
+        <w:tc>
+          <w:tcPr>
+            <w:tcW w:type="dxa" w:w="4334"/>
+          </w:tcPr>
+          <w:p>
+            <w:pPr>
+              <w:spacing w:line="240" w:lineRule="auto" w:after="40"/>
+            </w:pPr>
+            <w:r/>
+            <w:r>
+              <w:rPr>
+                <w:rFonts w:ascii="Times New Roman" w:hAnsi="Times New Roman"/>
+                <w:b w:val="0"/>
+                <w:sz w:val="22"/>
+              </w:rPr>
+              <w:t>all of the above, plus user administration</w:t>
+            </w:r>
+          </w:p>
+        </w:tc>
+      </w:tr>
+    </w:tbl>
+    <w:p/>
+    <w:p>
+      <w:pPr>
+        <w:spacing w:line="360" w:lineRule="auto" w:after="120"/>
+      </w:pPr>
+      <w:r>
+        <w:rPr>
+          <w:rFonts w:ascii="Times New Roman" w:hAnsi="Times New Roman"/>
+          <w:sz w:val="24"/>
+        </w:rPr>
+        <w:t xml:space="preserve">Three properties are enforced rather than merely displayed. The interface offers only the actions a user's role permits; the </w:t>
+      </w:r>
+      <w:r>
+        <w:rPr>
+          <w:rFonts w:ascii="Times New Roman" w:hAnsi="Times New Roman"/>
+          <w:b/>
+          <w:sz w:val="24"/>
+        </w:rPr>
+        <w:t>server re-checks the role before writing</w:t>
+      </w:r>
+      <w:r>
+        <w:rPr>
+          <w:rFonts w:ascii="Times New Roman" w:hAnsi="Times New Roman"/>
+          <w:sz w:val="24"/>
+        </w:rPr>
+        <w:t>, so the restriction cannot be bypassed by calling the action directly; and an appraisal that has been approved or declined rejects further decisions — a correction is made by raising a new appraisal, never by rewriting a signed one.</w:t>
+      </w:r>
+    </w:p>
+    <w:p>
+      <w:pPr>
+        <w:spacing w:line="360" w:lineRule="auto" w:after="120"/>
+      </w:pPr>
+      <w:r>
+        <w:rPr>
+          <w:rFonts w:ascii="Times New Roman" w:hAnsi="Times New Roman"/>
+          <w:b/>
+          <w:sz w:val="24"/>
+        </w:rPr>
+        <w:t>The elicitation instrument is deliberately left public.</w:t>
+      </w:r>
+      <w:r>
+        <w:rPr>
+          <w:rFonts w:ascii="Times New Roman" w:hAnsi="Times New Roman"/>
+          <w:sz w:val="24"/>
+        </w:rPr>
+        <w:t xml:space="preserve"> Requiring accounts of practitioners completing a fifteen-minute voluntary study would collapse the response rate, and the instrument collects no name and no customer data, so there is nothing behind it to protect. The research instrument and the operational system have different threat models and are treated differently.</w:t>
+      </w:r>
+    </w:p>
+    <w:p>
+      <w:pPr>
+        <w:pStyle w:val="Heading3"/>
+        <w:spacing w:line="360" w:lineRule="auto" w:before="240" w:after="120"/>
+      </w:pPr>
+      <w:r>
+        <w:rPr>
+          <w:rFonts w:ascii="Times New Roman" w:hAnsi="Times New Roman"/>
+          <w:b w:val="0"/>
+          <w:sz w:val="24"/>
+        </w:rPr>
+        <w:t>4.13.1 What this is not</w:t>
+      </w:r>
+    </w:p>
+    <w:p>
+      <w:pPr>
+        <w:spacing w:line="360" w:lineRule="auto" w:after="120"/>
+      </w:pPr>
+      <w:r>
+        <w:rPr>
+          <w:rFonts w:ascii="Times New Roman" w:hAnsi="Times New Roman"/>
+          <w:sz w:val="24"/>
+        </w:rPr>
+        <w:t xml:space="preserve">Session cookies are HMAC-signed and passwords are hashed with scrypt, with no external authentication dependency, so the system runs without network access for demonstration purposes. It is </w:t>
+      </w:r>
+      <w:r>
+        <w:rPr>
+          <w:rFonts w:ascii="Times New Roman" w:hAnsi="Times New Roman"/>
+          <w:b/>
+          <w:sz w:val="24"/>
+        </w:rPr>
+        <w:t>not</w:t>
+      </w:r>
+      <w:r>
+        <w:rPr>
+          <w:rFonts w:ascii="Times New Roman" w:hAnsi="Times New Roman"/>
+          <w:sz w:val="24"/>
+        </w:rPr>
+        <w:t xml:space="preserve"> a production authentication system: there is no password reset, no multi-factor authentication, no account lockout, no rate limiting on sign-in attempts, and no password policy. A banking deployment would require all of these, along with penetration testing and an accessibility audit. These are recorded as limitations rather than presented as complete.</w:t>
       </w:r>
     </w:p>
     <w:p>
@@ -11219,6 +11599,61 @@
     </w:p>
     <w:p>
       <w:pPr>
+        <w:spacing w:before="200" w:after="40"/>
+        <w:jc w:val="center"/>
+      </w:pPr>
+      <w:r>
+        <w:drawing>
+          <wp:inline xmlns:a="http://schemas.openxmlformats.org/drawingml/2006/main" xmlns:pic="http://schemas.openxmlformats.org/drawingml/2006/picture">
+            <wp:extent cx="5394960" cy="3153977"/>
+            <wp:docPr id="1" name="Picture 1"/>
+            <wp:cNvGraphicFramePr>
+              <a:graphicFrameLocks noChangeAspect="1"/>
+            </wp:cNvGraphicFramePr>
+            <a:graphic>
+              <a:graphicData uri="http://schemas.openxmlformats.org/drawingml/2006/picture">
+                <pic:pic>
+                  <pic:nvPicPr>
+                    <pic:cNvPr id="0" name="adjacent_terms.png"/>
+                    <pic:cNvPicPr/>
+                  </pic:nvPicPr>
+                  <pic:blipFill>
+                    <a:blip r:embed="rId13"/>
+                    <a:stretch>
+                      <a:fillRect/>
+                    </a:stretch>
+                  </pic:blipFill>
+                  <pic:spPr>
+                    <a:xfrm>
+                      <a:off x="0" y="0"/>
+                      <a:ext cx="5394960" cy="3153977"/>
+                    </a:xfrm>
+                    <a:prstGeom prst="rect"/>
+                  </pic:spPr>
+                </pic:pic>
+              </a:graphicData>
+            </a:graphic>
+          </wp:inline>
+        </w:drawing>
+      </w:r>
+    </w:p>
+    <w:p>
+      <w:pPr>
+        <w:pStyle w:val="Caption"/>
+        <w:spacing w:line="360" w:lineRule="auto" w:before="40" w:after="120"/>
+      </w:pPr>
+      <w:r>
+        <w:rPr>
+          <w:rFonts w:ascii="Times New Roman" w:hAnsi="Times New Roman"/>
+          <w:b w:val="0"/>
+          <w:i w:val="0"/>
+          <w:sz w:val="24"/>
+        </w:rPr>
+        <w:t>Figure 5.1: Default rate by exact contractual term, 2007 approvals. Terms that are multiples of twelve are shown in blue.</w:t>
+      </w:r>
+    </w:p>
+    <w:p>
+      <w:pPr>
         <w:spacing w:line="360" w:lineRule="auto" w:after="120"/>
       </w:pPr>
       <w:r>
@@ -11343,6 +11778,61 @@
           <w:sz w:val="24"/>
         </w:rPr>
         <w:t>.</w:t>
+      </w:r>
+    </w:p>
+    <w:p>
+      <w:pPr>
+        <w:spacing w:before="200" w:after="40"/>
+        <w:jc w:val="center"/>
+      </w:pPr>
+      <w:r>
+        <w:drawing>
+          <wp:inline xmlns:a="http://schemas.openxmlformats.org/drawingml/2006/main" xmlns:pic="http://schemas.openxmlformats.org/drawingml/2006/picture">
+            <wp:extent cx="5394960" cy="2059894"/>
+            <wp:docPr id="2" name="Picture 2"/>
+            <wp:cNvGraphicFramePr>
+              <a:graphicFrameLocks noChangeAspect="1"/>
+            </wp:cNvGraphicFramePr>
+            <a:graphic>
+              <a:graphicData uri="http://schemas.openxmlformats.org/drawingml/2006/picture">
+                <pic:pic>
+                  <pic:nvPicPr>
+                    <pic:cNvPr id="0" name="term_leakage.png"/>
+                    <pic:cNvPicPr/>
+                  </pic:nvPicPr>
+                  <pic:blipFill>
+                    <a:blip r:embed="rId14"/>
+                    <a:stretch>
+                      <a:fillRect/>
+                    </a:stretch>
+                  </pic:blipFill>
+                  <pic:spPr>
+                    <a:xfrm>
+                      <a:off x="0" y="0"/>
+                      <a:ext cx="5394960" cy="2059894"/>
+                    </a:xfrm>
+                    <a:prstGeom prst="rect"/>
+                  </pic:spPr>
+                </pic:pic>
+              </a:graphicData>
+            </a:graphic>
+          </wp:inline>
+        </w:drawing>
+      </w:r>
+    </w:p>
+    <w:p>
+      <w:pPr>
+        <w:pStyle w:val="Caption"/>
+        <w:spacing w:line="360" w:lineRule="auto" w:before="40" w:after="120"/>
+      </w:pPr>
+      <w:r>
+        <w:rPr>
+          <w:rFonts w:ascii="Times New Roman" w:hAnsi="Times New Roman"/>
+          <w:b w:val="0"/>
+          <w:i w:val="0"/>
+          <w:sz w:val="24"/>
+        </w:rPr>
+        <w:t>Figure 5.2: Distribution across Term mod 12 (left) and default rate by term roundness within each approval year (right). Repaid facilities cluster at residue zero; charged-off facilities spread almost uniformly.</w:t>
       </w:r>
     </w:p>
     <w:p>
@@ -12288,6 +12778,61 @@
     </w:p>
     <w:p>
       <w:pPr>
+        <w:spacing w:before="200" w:after="40"/>
+        <w:jc w:val="center"/>
+      </w:pPr>
+      <w:r>
+        <w:drawing>
+          <wp:inline xmlns:a="http://schemas.openxmlformats.org/drawingml/2006/main" xmlns:pic="http://schemas.openxmlformats.org/drawingml/2006/picture">
+            <wp:extent cx="5394960" cy="2733446"/>
+            <wp:docPr id="3" name="Picture 3"/>
+            <wp:cNvGraphicFramePr>
+              <a:graphicFrameLocks noChangeAspect="1"/>
+            </wp:cNvGraphicFramePr>
+            <a:graphic>
+              <a:graphicData uri="http://schemas.openxmlformats.org/drawingml/2006/picture">
+                <pic:pic>
+                  <pic:nvPicPr>
+                    <pic:cNvPr id="0" name="roundness_by_year.png"/>
+                    <pic:cNvPicPr/>
+                  </pic:nvPicPr>
+                  <pic:blipFill>
+                    <a:blip r:embed="rId15"/>
+                    <a:stretch>
+                      <a:fillRect/>
+                    </a:stretch>
+                  </pic:blipFill>
+                  <pic:spPr>
+                    <a:xfrm>
+                      <a:off x="0" y="0"/>
+                      <a:ext cx="5394960" cy="2733446"/>
+                    </a:xfrm>
+                    <a:prstGeom prst="rect"/>
+                  </pic:spPr>
+                </pic:pic>
+              </a:graphicData>
+            </a:graphic>
+          </wp:inline>
+        </w:drawing>
+      </w:r>
+    </w:p>
+    <w:p>
+      <w:pPr>
+        <w:pStyle w:val="Caption"/>
+        <w:spacing w:line="360" w:lineRule="auto" w:before="40" w:after="120"/>
+      </w:pPr>
+      <w:r>
+        <w:rPr>
+          <w:rFonts w:ascii="Times New Roman" w:hAnsi="Times New Roman"/>
+          <w:b w:val="0"/>
+          <w:i w:val="0"/>
+          <w:sz w:val="24"/>
+        </w:rPr>
+        <w:t>Figure 5.3: Discrimination achieved by the term-roundness boolean alone, computed separately within each approval year.</w:t>
+      </w:r>
+    </w:p>
+    <w:p>
+      <w:pPr>
         <w:pStyle w:val="Heading3"/>
         <w:spacing w:line="360" w:lineRule="auto" w:before="240" w:after="120"/>
       </w:pPr>
@@ -13922,6 +14467,61 @@
     </w:p>
     <w:p>
       <w:pPr>
+        <w:spacing w:before="200" w:after="40"/>
+        <w:jc w:val="center"/>
+      </w:pPr>
+      <w:r>
+        <w:drawing>
+          <wp:inline xmlns:a="http://schemas.openxmlformats.org/drawingml/2006/main" xmlns:pic="http://schemas.openxmlformats.org/drawingml/2006/picture">
+            <wp:extent cx="5394960" cy="2157984"/>
+            <wp:docPr id="4" name="Picture 4"/>
+            <wp:cNvGraphicFramePr>
+              <a:graphicFrameLocks noChangeAspect="1"/>
+            </wp:cNvGraphicFramePr>
+            <a:graphic>
+              <a:graphicData uri="http://schemas.openxmlformats.org/drawingml/2006/picture">
+                <pic:pic>
+                  <pic:nvPicPr>
+                    <pic:cNvPr id="0" name="leakage_inflation.png"/>
+                    <pic:cNvPicPr/>
+                  </pic:nvPicPr>
+                  <pic:blipFill>
+                    <a:blip r:embed="rId16"/>
+                    <a:stretch>
+                      <a:fillRect/>
+                    </a:stretch>
+                  </pic:blipFill>
+                  <pic:spPr>
+                    <a:xfrm>
+                      <a:off x="0" y="0"/>
+                      <a:ext cx="5394960" cy="2157984"/>
+                    </a:xfrm>
+                    <a:prstGeom prst="rect"/>
+                  </pic:spPr>
+                </pic:pic>
+              </a:graphicData>
+            </a:graphic>
+          </wp:inline>
+        </w:drawing>
+      </w:r>
+    </w:p>
+    <w:p>
+      <w:pPr>
+        <w:pStyle w:val="Caption"/>
+        <w:spacing w:line="360" w:lineRule="auto" w:before="40" w:after="120"/>
+      </w:pPr>
+      <w:r>
+        <w:rPr>
+          <w:rFonts w:ascii="Times New Roman" w:hAnsi="Times New Roman"/>
+          <w:b w:val="0"/>
+          <w:i w:val="0"/>
+          <w:sz w:val="24"/>
+        </w:rPr>
+        <w:t>Figure 5.4: Discrimination with and without the Term field under both validation protocols. The dashed line marks the AUC reached by the roundness boolean alone.</w:t>
+      </w:r>
+    </w:p>
+    <w:p>
+      <w:pPr>
         <w:pStyle w:val="Heading2"/>
         <w:spacing w:line="360" w:lineRule="auto" w:before="240" w:after="120"/>
       </w:pPr>
@@ -13992,6 +14592,1166 @@
           <w:b/>
           <w:sz w:val="24"/>
         </w:rPr>
+        <w:t>5.13 Calibration: ranking is not the same as being right</w:t>
+      </w:r>
+    </w:p>
+    <w:p>
+      <w:pPr>
+        <w:spacing w:line="360" w:lineRule="auto" w:after="120"/>
+      </w:pPr>
+      <w:r>
+        <w:rPr>
+          <w:rFonts w:ascii="Times New Roman" w:hAnsi="Times New Roman"/>
+          <w:sz w:val="24"/>
+        </w:rPr>
+        <w:t xml:space="preserve">AUC measures whether a model </w:t>
+      </w:r>
+      <w:r>
+        <w:rPr>
+          <w:rFonts w:ascii="Times New Roman" w:hAnsi="Times New Roman"/>
+          <w:i/>
+          <w:sz w:val="24"/>
+        </w:rPr>
+        <w:t>orders</w:t>
+      </w:r>
+      <w:r>
+        <w:rPr>
+          <w:rFonts w:ascii="Times New Roman" w:hAnsi="Times New Roman"/>
+          <w:sz w:val="24"/>
+        </w:rPr>
+        <w:t xml:space="preserve"> borrowers correctly. It says nothing about whether a predicted probability means what it says. A bank pricing risk, setting provisions, or reporting expected loss needs the second property, and a model can have the first without it.</w:t>
+      </w:r>
+    </w:p>
+    <w:p>
+      <w:pPr>
+        <w:spacing w:line="360" w:lineRule="auto" w:after="120"/>
+      </w:pPr>
+      <w:r>
+        <w:rPr>
+          <w:rFonts w:ascii="Times New Roman" w:hAnsi="Times New Roman"/>
+          <w:sz w:val="24"/>
+        </w:rPr>
+        <w:t>Calibration is reported here as the Brier score [32] under Murphy's decomposition [33],</w:t>
+      </w:r>
+    </w:p>
+    <w:p>
+      <w:pPr>
+        <w:spacing w:line="360" w:lineRule="auto" w:after="120"/>
+      </w:pPr>
+      <w:r>
+        <w:rPr>
+          <w:rFonts w:ascii="Times New Roman" w:hAnsi="Times New Roman"/>
+          <w:i/>
+          <w:sz w:val="24"/>
+        </w:rPr>
+        <w:t>Brier = reliability − resolution + uncertainty</w:t>
+      </w:r>
+      <w:r>
+        <w:rPr>
+          <w:rFonts w:ascii="Times New Roman" w:hAnsi="Times New Roman"/>
+          <w:sz w:val="24"/>
+        </w:rPr>
+        <w:t xml:space="preserve">, where </w:t>
+      </w:r>
+      <w:r>
+        <w:rPr>
+          <w:rFonts w:ascii="Times New Roman" w:hAnsi="Times New Roman"/>
+          <w:b/>
+          <w:sz w:val="24"/>
+        </w:rPr>
+        <w:t>reliability</w:t>
+      </w:r>
+      <w:r>
+        <w:rPr>
+          <w:rFonts w:ascii="Times New Roman" w:hAnsi="Times New Roman"/>
+          <w:sz w:val="24"/>
+        </w:rPr>
+        <w:t xml:space="preserve"> measures how far predicted probabilities sit from observed rates (lower is better; zero is perfect) and </w:t>
+      </w:r>
+      <w:r>
+        <w:rPr>
+          <w:rFonts w:ascii="Times New Roman" w:hAnsi="Times New Roman"/>
+          <w:b/>
+          <w:sz w:val="24"/>
+        </w:rPr>
+        <w:t>resolution</w:t>
+      </w:r>
+      <w:r>
+        <w:rPr>
+          <w:rFonts w:ascii="Times New Roman" w:hAnsi="Times New Roman"/>
+          <w:sz w:val="24"/>
+        </w:rPr>
+        <w:t xml:space="preserve"> measures how far the model separates cases from the base rate (higher is better).</w:t>
+      </w:r>
+    </w:p>
+    <w:p>
+      <w:pPr>
+        <w:pStyle w:val="Caption"/>
+        <w:spacing w:line="360" w:lineRule="auto" w:before="120" w:after="40"/>
+      </w:pPr>
+      <w:r>
+        <w:rPr>
+          <w:rFonts w:ascii="Times New Roman" w:hAnsi="Times New Roman"/>
+          <w:b w:val="0"/>
+          <w:i w:val="0"/>
+          <w:sz w:val="24"/>
+        </w:rPr>
+        <w:t>Table 5.9</w:t>
+      </w:r>
+    </w:p>
+    <w:tbl>
+      <w:tblPr>
+        <w:tblStyle w:val="TableGrid"/>
+        <w:tblW w:type="auto" w:w="0"/>
+        <w:tblLook w:firstColumn="1" w:firstRow="1" w:lastColumn="0" w:lastRow="0" w:noHBand="0" w:noVBand="1" w:val="04A0"/>
+      </w:tblPr>
+      <w:tblGrid>
+        <w:gridCol w:w="1734"/>
+        <w:gridCol w:w="1734"/>
+        <w:gridCol w:w="1734"/>
+        <w:gridCol w:w="1734"/>
+        <w:gridCol w:w="1734"/>
+      </w:tblGrid>
+      <w:tr>
+        <w:tc>
+          <w:tcPr>
+            <w:tcW w:type="dxa" w:w="1734"/>
+          </w:tcPr>
+          <w:p>
+            <w:pPr>
+              <w:spacing w:line="240" w:lineRule="auto" w:after="40"/>
+            </w:pPr>
+            <w:r/>
+            <w:r>
+              <w:rPr>
+                <w:rFonts w:ascii="Times New Roman" w:hAnsi="Times New Roman"/>
+                <w:b/>
+                <w:sz w:val="22"/>
+              </w:rPr>
+              <w:t>Model</w:t>
+            </w:r>
+          </w:p>
+        </w:tc>
+        <w:tc>
+          <w:tcPr>
+            <w:tcW w:type="dxa" w:w="1734"/>
+          </w:tcPr>
+          <w:p>
+            <w:pPr>
+              <w:spacing w:line="240" w:lineRule="auto" w:after="40"/>
+            </w:pPr>
+            <w:r/>
+            <w:r>
+              <w:rPr>
+                <w:rFonts w:ascii="Times New Roman" w:hAnsi="Times New Roman"/>
+                <w:b/>
+                <w:sz w:val="22"/>
+              </w:rPr>
+              <w:t>Protocol</w:t>
+            </w:r>
+          </w:p>
+        </w:tc>
+        <w:tc>
+          <w:tcPr>
+            <w:tcW w:type="dxa" w:w="1734"/>
+          </w:tcPr>
+          <w:p>
+            <w:pPr>
+              <w:spacing w:line="240" w:lineRule="auto" w:after="40"/>
+            </w:pPr>
+            <w:r/>
+            <w:r>
+              <w:rPr>
+                <w:rFonts w:ascii="Times New Roman" w:hAnsi="Times New Roman"/>
+                <w:b/>
+                <w:sz w:val="22"/>
+              </w:rPr>
+              <w:t>Brier</w:t>
+            </w:r>
+          </w:p>
+        </w:tc>
+        <w:tc>
+          <w:tcPr>
+            <w:tcW w:type="dxa" w:w="1734"/>
+          </w:tcPr>
+          <w:p>
+            <w:pPr>
+              <w:spacing w:line="240" w:lineRule="auto" w:after="40"/>
+            </w:pPr>
+            <w:r/>
+            <w:r>
+              <w:rPr>
+                <w:rFonts w:ascii="Times New Roman" w:hAnsi="Times New Roman"/>
+                <w:b/>
+                <w:sz w:val="22"/>
+              </w:rPr>
+              <w:t>Reliability</w:t>
+            </w:r>
+          </w:p>
+        </w:tc>
+        <w:tc>
+          <w:tcPr>
+            <w:tcW w:type="dxa" w:w="1734"/>
+          </w:tcPr>
+          <w:p>
+            <w:pPr>
+              <w:spacing w:line="240" w:lineRule="auto" w:after="40"/>
+            </w:pPr>
+            <w:r/>
+            <w:r>
+              <w:rPr>
+                <w:rFonts w:ascii="Times New Roman" w:hAnsi="Times New Roman"/>
+                <w:b/>
+                <w:sz w:val="22"/>
+              </w:rPr>
+              <w:t>Resolution</w:t>
+            </w:r>
+          </w:p>
+        </w:tc>
+      </w:tr>
+      <w:tr>
+        <w:tc>
+          <w:tcPr>
+            <w:tcW w:type="dxa" w:w="1734"/>
+          </w:tcPr>
+          <w:p>
+            <w:pPr>
+              <w:spacing w:line="240" w:lineRule="auto" w:after="40"/>
+            </w:pPr>
+            <w:r/>
+            <w:r>
+              <w:rPr>
+                <w:rFonts w:ascii="Times New Roman" w:hAnsi="Times New Roman"/>
+                <w:b w:val="0"/>
+                <w:sz w:val="22"/>
+              </w:rPr>
+              <w:t>Gradient boosting (clean)</w:t>
+            </w:r>
+          </w:p>
+        </w:tc>
+        <w:tc>
+          <w:tcPr>
+            <w:tcW w:type="dxa" w:w="1734"/>
+          </w:tcPr>
+          <w:p>
+            <w:pPr>
+              <w:spacing w:line="240" w:lineRule="auto" w:after="40"/>
+            </w:pPr>
+            <w:r/>
+            <w:r>
+              <w:rPr>
+                <w:rFonts w:ascii="Times New Roman" w:hAnsi="Times New Roman"/>
+                <w:b w:val="0"/>
+                <w:sz w:val="22"/>
+              </w:rPr>
+              <w:t>random</w:t>
+            </w:r>
+          </w:p>
+        </w:tc>
+        <w:tc>
+          <w:tcPr>
+            <w:tcW w:type="dxa" w:w="1734"/>
+          </w:tcPr>
+          <w:p>
+            <w:pPr>
+              <w:spacing w:line="240" w:lineRule="auto" w:after="40"/>
+            </w:pPr>
+            <w:r/>
+            <w:r>
+              <w:rPr>
+                <w:rFonts w:ascii="Times New Roman" w:hAnsi="Times New Roman"/>
+                <w:b w:val="0"/>
+                <w:sz w:val="22"/>
+              </w:rPr>
+              <w:t>0.1319</w:t>
+            </w:r>
+          </w:p>
+        </w:tc>
+        <w:tc>
+          <w:tcPr>
+            <w:tcW w:type="dxa" w:w="1734"/>
+          </w:tcPr>
+          <w:p>
+            <w:pPr>
+              <w:spacing w:line="240" w:lineRule="auto" w:after="40"/>
+            </w:pPr>
+            <w:r/>
+            <w:r>
+              <w:rPr>
+                <w:rFonts w:ascii="Times New Roman" w:hAnsi="Times New Roman"/>
+                <w:b w:val="0"/>
+                <w:sz w:val="22"/>
+              </w:rPr>
+              <w:t>0.00005</w:t>
+            </w:r>
+          </w:p>
+        </w:tc>
+        <w:tc>
+          <w:tcPr>
+            <w:tcW w:type="dxa" w:w="1734"/>
+          </w:tcPr>
+          <w:p>
+            <w:pPr>
+              <w:spacing w:line="240" w:lineRule="auto" w:after="40"/>
+            </w:pPr>
+            <w:r/>
+            <w:r>
+              <w:rPr>
+                <w:rFonts w:ascii="Times New Roman" w:hAnsi="Times New Roman"/>
+                <w:b w:val="0"/>
+                <w:sz w:val="22"/>
+              </w:rPr>
+              <w:t>0.03003</w:t>
+            </w:r>
+          </w:p>
+        </w:tc>
+      </w:tr>
+      <w:tr>
+        <w:tc>
+          <w:tcPr>
+            <w:tcW w:type="dxa" w:w="1734"/>
+          </w:tcPr>
+          <w:p>
+            <w:pPr>
+              <w:spacing w:line="240" w:lineRule="auto" w:after="40"/>
+            </w:pPr>
+            <w:r/>
+            <w:r>
+              <w:rPr>
+                <w:rFonts w:ascii="Times New Roman" w:hAnsi="Times New Roman"/>
+                <w:b w:val="0"/>
+                <w:sz w:val="22"/>
+              </w:rPr>
+              <w:t>Logistic regression (clean)</w:t>
+            </w:r>
+          </w:p>
+        </w:tc>
+        <w:tc>
+          <w:tcPr>
+            <w:tcW w:type="dxa" w:w="1734"/>
+          </w:tcPr>
+          <w:p>
+            <w:pPr>
+              <w:spacing w:line="240" w:lineRule="auto" w:after="40"/>
+            </w:pPr>
+            <w:r/>
+            <w:r>
+              <w:rPr>
+                <w:rFonts w:ascii="Times New Roman" w:hAnsi="Times New Roman"/>
+                <w:b w:val="0"/>
+                <w:sz w:val="22"/>
+              </w:rPr>
+              <w:t>random</w:t>
+            </w:r>
+          </w:p>
+        </w:tc>
+        <w:tc>
+          <w:tcPr>
+            <w:tcW w:type="dxa" w:w="1734"/>
+          </w:tcPr>
+          <w:p>
+            <w:pPr>
+              <w:spacing w:line="240" w:lineRule="auto" w:after="40"/>
+            </w:pPr>
+            <w:r/>
+            <w:r>
+              <w:rPr>
+                <w:rFonts w:ascii="Times New Roman" w:hAnsi="Times New Roman"/>
+                <w:b w:val="0"/>
+                <w:sz w:val="22"/>
+              </w:rPr>
+              <w:t>0.1539</w:t>
+            </w:r>
+          </w:p>
+        </w:tc>
+        <w:tc>
+          <w:tcPr>
+            <w:tcW w:type="dxa" w:w="1734"/>
+          </w:tcPr>
+          <w:p>
+            <w:pPr>
+              <w:spacing w:line="240" w:lineRule="auto" w:after="40"/>
+            </w:pPr>
+            <w:r/>
+            <w:r>
+              <w:rPr>
+                <w:rFonts w:ascii="Times New Roman" w:hAnsi="Times New Roman"/>
+                <w:b w:val="0"/>
+                <w:sz w:val="22"/>
+              </w:rPr>
+              <w:t>0.00091</w:t>
+            </w:r>
+          </w:p>
+        </w:tc>
+        <w:tc>
+          <w:tcPr>
+            <w:tcW w:type="dxa" w:w="1734"/>
+          </w:tcPr>
+          <w:p>
+            <w:pPr>
+              <w:spacing w:line="240" w:lineRule="auto" w:after="40"/>
+            </w:pPr>
+            <w:r/>
+            <w:r>
+              <w:rPr>
+                <w:rFonts w:ascii="Times New Roman" w:hAnsi="Times New Roman"/>
+                <w:b w:val="0"/>
+                <w:sz w:val="22"/>
+              </w:rPr>
+              <w:t>0.00838</w:t>
+            </w:r>
+          </w:p>
+        </w:tc>
+      </w:tr>
+      <w:tr>
+        <w:tc>
+          <w:tcPr>
+            <w:tcW w:type="dxa" w:w="1734"/>
+          </w:tcPr>
+          <w:p>
+            <w:pPr>
+              <w:spacing w:line="240" w:lineRule="auto" w:after="40"/>
+            </w:pPr>
+            <w:r/>
+            <w:r>
+              <w:rPr>
+                <w:rFonts w:ascii="Times New Roman" w:hAnsi="Times New Roman"/>
+                <w:b w:val="0"/>
+                <w:sz w:val="22"/>
+              </w:rPr>
+              <w:t>Gradient boosting (clean)</w:t>
+            </w:r>
+          </w:p>
+        </w:tc>
+        <w:tc>
+          <w:tcPr>
+            <w:tcW w:type="dxa" w:w="1734"/>
+          </w:tcPr>
+          <w:p>
+            <w:pPr>
+              <w:spacing w:line="240" w:lineRule="auto" w:after="40"/>
+            </w:pPr>
+            <w:r/>
+            <w:r>
+              <w:rPr>
+                <w:rFonts w:ascii="Times New Roman" w:hAnsi="Times New Roman"/>
+                <w:b w:val="0"/>
+                <w:sz w:val="22"/>
+              </w:rPr>
+              <w:t>temporal</w:t>
+            </w:r>
+          </w:p>
+        </w:tc>
+        <w:tc>
+          <w:tcPr>
+            <w:tcW w:type="dxa" w:w="1734"/>
+          </w:tcPr>
+          <w:p>
+            <w:pPr>
+              <w:spacing w:line="240" w:lineRule="auto" w:after="40"/>
+            </w:pPr>
+            <w:r/>
+            <w:r>
+              <w:rPr>
+                <w:rFonts w:ascii="Times New Roman" w:hAnsi="Times New Roman"/>
+                <w:b w:val="0"/>
+                <w:sz w:val="22"/>
+              </w:rPr>
+              <w:t>0.2592</w:t>
+            </w:r>
+          </w:p>
+        </w:tc>
+        <w:tc>
+          <w:tcPr>
+            <w:tcW w:type="dxa" w:w="1734"/>
+          </w:tcPr>
+          <w:p>
+            <w:pPr>
+              <w:spacing w:line="240" w:lineRule="auto" w:after="40"/>
+            </w:pPr>
+            <w:r/>
+            <w:r>
+              <w:rPr>
+                <w:rFonts w:ascii="Times New Roman" w:hAnsi="Times New Roman"/>
+                <w:b w:val="0"/>
+                <w:sz w:val="22"/>
+              </w:rPr>
+              <w:t>0.03705</w:t>
+            </w:r>
+          </w:p>
+        </w:tc>
+        <w:tc>
+          <w:tcPr>
+            <w:tcW w:type="dxa" w:w="1734"/>
+          </w:tcPr>
+          <w:p>
+            <w:pPr>
+              <w:spacing w:line="240" w:lineRule="auto" w:after="40"/>
+            </w:pPr>
+            <w:r/>
+            <w:r>
+              <w:rPr>
+                <w:rFonts w:ascii="Times New Roman" w:hAnsi="Times New Roman"/>
+                <w:b w:val="0"/>
+                <w:sz w:val="22"/>
+              </w:rPr>
+              <w:t>0.00729</w:t>
+            </w:r>
+          </w:p>
+        </w:tc>
+      </w:tr>
+      <w:tr>
+        <w:tc>
+          <w:tcPr>
+            <w:tcW w:type="dxa" w:w="1734"/>
+          </w:tcPr>
+          <w:p>
+            <w:pPr>
+              <w:spacing w:line="240" w:lineRule="auto" w:after="40"/>
+            </w:pPr>
+            <w:r/>
+            <w:r>
+              <w:rPr>
+                <w:rFonts w:ascii="Times New Roman" w:hAnsi="Times New Roman"/>
+                <w:b w:val="0"/>
+                <w:sz w:val="22"/>
+              </w:rPr>
+              <w:t>Logistic regression (clean)</w:t>
+            </w:r>
+          </w:p>
+        </w:tc>
+        <w:tc>
+          <w:tcPr>
+            <w:tcW w:type="dxa" w:w="1734"/>
+          </w:tcPr>
+          <w:p>
+            <w:pPr>
+              <w:spacing w:line="240" w:lineRule="auto" w:after="40"/>
+            </w:pPr>
+            <w:r/>
+            <w:r>
+              <w:rPr>
+                <w:rFonts w:ascii="Times New Roman" w:hAnsi="Times New Roman"/>
+                <w:b w:val="0"/>
+                <w:sz w:val="22"/>
+              </w:rPr>
+              <w:t>temporal</w:t>
+            </w:r>
+          </w:p>
+        </w:tc>
+        <w:tc>
+          <w:tcPr>
+            <w:tcW w:type="dxa" w:w="1734"/>
+          </w:tcPr>
+          <w:p>
+            <w:pPr>
+              <w:spacing w:line="240" w:lineRule="auto" w:after="40"/>
+            </w:pPr>
+            <w:r/>
+            <w:r>
+              <w:rPr>
+                <w:rFonts w:ascii="Times New Roman" w:hAnsi="Times New Roman"/>
+                <w:b w:val="0"/>
+                <w:sz w:val="22"/>
+              </w:rPr>
+              <w:t>0.2882</w:t>
+            </w:r>
+          </w:p>
+        </w:tc>
+        <w:tc>
+          <w:tcPr>
+            <w:tcW w:type="dxa" w:w="1734"/>
+          </w:tcPr>
+          <w:p>
+            <w:pPr>
+              <w:spacing w:line="240" w:lineRule="auto" w:after="40"/>
+            </w:pPr>
+            <w:r/>
+            <w:r>
+              <w:rPr>
+                <w:rFonts w:ascii="Times New Roman" w:hAnsi="Times New Roman"/>
+                <w:b w:val="0"/>
+                <w:sz w:val="22"/>
+              </w:rPr>
+              <w:t>0.05803</w:t>
+            </w:r>
+          </w:p>
+        </w:tc>
+        <w:tc>
+          <w:tcPr>
+            <w:tcW w:type="dxa" w:w="1734"/>
+          </w:tcPr>
+          <w:p>
+            <w:pPr>
+              <w:spacing w:line="240" w:lineRule="auto" w:after="40"/>
+            </w:pPr>
+            <w:r/>
+            <w:r>
+              <w:rPr>
+                <w:rFonts w:ascii="Times New Roman" w:hAnsi="Times New Roman"/>
+                <w:b w:val="0"/>
+                <w:sz w:val="22"/>
+              </w:rPr>
+              <w:t>0.00121</w:t>
+            </w:r>
+          </w:p>
+        </w:tc>
+      </w:tr>
+    </w:tbl>
+    <w:p/>
+    <w:p>
+      <w:pPr>
+        <w:spacing w:line="360" w:lineRule="auto" w:after="120"/>
+      </w:pPr>
+      <w:r>
+        <w:rPr>
+          <w:rFonts w:ascii="Times New Roman" w:hAnsi="Times New Roman"/>
+          <w:b/>
+          <w:sz w:val="24"/>
+        </w:rPr>
+        <w:t>Reliability degrades by roughly 700× for gradient boosting</w:t>
+      </w:r>
+      <w:r>
+        <w:rPr>
+          <w:rFonts w:ascii="Times New Roman" w:hAnsi="Times New Roman"/>
+          <w:sz w:val="24"/>
+        </w:rPr>
+        <w:t xml:space="preserve"> — 0.00005 to 0.03705 — and 64× for logistic regression. Under random splitting the boosted model is almost perfectly calibrated: its reliability diagram sits on the diagonal. Under temporal validation the entire curve lifts </w:t>
+      </w:r>
+      <w:r>
+        <w:rPr>
+          <w:rFonts w:ascii="Times New Roman" w:hAnsi="Times New Roman"/>
+          <w:b/>
+          <w:sz w:val="24"/>
+        </w:rPr>
+        <w:t>above</w:t>
+      </w:r>
+      <w:r>
+        <w:rPr>
+          <w:rFonts w:ascii="Times New Roman" w:hAnsi="Times New Roman"/>
+          <w:sz w:val="24"/>
+        </w:rPr>
+        <w:t xml:space="preserve"> the diagonal, meaning the model </w:t>
+      </w:r>
+      <w:r>
+        <w:rPr>
+          <w:rFonts w:ascii="Times New Roman" w:hAnsi="Times New Roman"/>
+          <w:b/>
+          <w:sz w:val="24"/>
+        </w:rPr>
+        <w:t>systematically under-predicts default</w:t>
+      </w:r>
+      <w:r>
+        <w:rPr>
+          <w:rFonts w:ascii="Times New Roman" w:hAnsi="Times New Roman"/>
+          <w:sz w:val="24"/>
+        </w:rPr>
+        <w:t>. At a predicted probability of 0.2 the observed default rate is approximately 0.45.</w:t>
+      </w:r>
+    </w:p>
+    <w:p>
+      <w:pPr>
+        <w:spacing w:line="360" w:lineRule="auto" w:after="120"/>
+      </w:pPr>
+      <w:r>
+        <w:rPr>
+          <w:rFonts w:ascii="Times New Roman" w:hAnsi="Times New Roman"/>
+          <w:sz w:val="24"/>
+        </w:rPr>
+        <w:t>The mechanism is straightforward. The model is trained on 1990–2003 approvals defaulting at 9.1% and tested on 2004–2010 approvals defaulting at 35.9%. It has learned the base rate of a benign period and carries it into a stressed one.</w:t>
+      </w:r>
+    </w:p>
+    <w:p>
+      <w:pPr>
+        <w:spacing w:before="200" w:after="40"/>
+        <w:jc w:val="center"/>
+      </w:pPr>
+      <w:r>
+        <w:drawing>
+          <wp:inline xmlns:a="http://schemas.openxmlformats.org/drawingml/2006/main" xmlns:pic="http://schemas.openxmlformats.org/drawingml/2006/picture">
+            <wp:extent cx="5394960" cy="2253622"/>
+            <wp:docPr id="5" name="Picture 5"/>
+            <wp:cNvGraphicFramePr>
+              <a:graphicFrameLocks noChangeAspect="1"/>
+            </wp:cNvGraphicFramePr>
+            <a:graphic>
+              <a:graphicData uri="http://schemas.openxmlformats.org/drawingml/2006/picture">
+                <pic:pic>
+                  <pic:nvPicPr>
+                    <pic:cNvPr id="0" name="calibration.png"/>
+                    <pic:cNvPicPr/>
+                  </pic:nvPicPr>
+                  <pic:blipFill>
+                    <a:blip r:embed="rId17"/>
+                    <a:stretch>
+                      <a:fillRect/>
+                    </a:stretch>
+                  </pic:blipFill>
+                  <pic:spPr>
+                    <a:xfrm>
+                      <a:off x="0" y="0"/>
+                      <a:ext cx="5394960" cy="2253622"/>
+                    </a:xfrm>
+                    <a:prstGeom prst="rect"/>
+                  </pic:spPr>
+                </pic:pic>
+              </a:graphicData>
+            </a:graphic>
+          </wp:inline>
+        </w:drawing>
+      </w:r>
+    </w:p>
+    <w:p>
+      <w:pPr>
+        <w:pStyle w:val="Caption"/>
+        <w:spacing w:line="360" w:lineRule="auto" w:before="40" w:after="120"/>
+      </w:pPr>
+      <w:r>
+        <w:rPr>
+          <w:rFonts w:ascii="Times New Roman" w:hAnsi="Times New Roman"/>
+          <w:b w:val="0"/>
+          <w:i w:val="0"/>
+          <w:sz w:val="24"/>
+        </w:rPr>
+        <w:t>Figure 5.5: Reliability diagrams under random and temporal validation. Marker area is proportional to the number of facilities in each bin. Under temporal validation the curve lifts above the diagonal, indicating systematic under-prediction of default.</w:t>
+      </w:r>
+    </w:p>
+    <w:p>
+      <w:pPr>
+        <w:pStyle w:val="Heading2"/>
+        <w:spacing w:line="360" w:lineRule="auto" w:before="240" w:after="120"/>
+      </w:pPr>
+      <w:r>
+        <w:rPr>
+          <w:rFonts w:ascii="Times New Roman" w:hAnsi="Times New Roman"/>
+          <w:b/>
+          <w:sz w:val="24"/>
+        </w:rPr>
+        <w:t>5.14 What the models are worth to a lender</w:t>
+      </w:r>
+    </w:p>
+    <w:p>
+      <w:pPr>
+        <w:spacing w:line="360" w:lineRule="auto" w:after="120"/>
+      </w:pPr>
+      <w:r>
+        <w:rPr>
+          <w:rFonts w:ascii="Times New Roman" w:hAnsi="Times New Roman"/>
+          <w:sz w:val="24"/>
+        </w:rPr>
+        <w:t>AUC weights both error types equally; a lender does not. Approving a facility that charges off costs the loss given default; declining a sound one costs the margin forgone. The ratio between them determines where the cut-off belongs.</w:t>
+      </w:r>
+    </w:p>
+    <w:p>
+      <w:pPr>
+        <w:spacing w:line="360" w:lineRule="auto" w:after="120"/>
+      </w:pPr>
+      <w:r>
+        <w:rPr>
+          <w:rFonts w:ascii="Times New Roman" w:hAnsi="Times New Roman"/>
+          <w:sz w:val="24"/>
+        </w:rPr>
+        <w:t>Expected cost is reported in units of one false positive, so a cost ratio of 10:1 means one bad approval costs as much as ten good declines. The ratio is swept rather than assumed, because the right value is a policy question for the lender.</w:t>
+      </w:r>
+    </w:p>
+    <w:p>
+      <w:pPr>
+        <w:spacing w:line="360" w:lineRule="auto" w:after="120"/>
+      </w:pPr>
+      <w:r>
+        <w:rPr>
+          <w:rFonts w:ascii="Times New Roman" w:hAnsi="Times New Roman"/>
+          <w:sz w:val="24"/>
+        </w:rPr>
+        <w:t>Two fixed policies provide the floor: approve everything, or decline everything.</w:t>
+      </w:r>
+    </w:p>
+    <w:p>
+      <w:pPr>
+        <w:pStyle w:val="Caption"/>
+        <w:spacing w:line="360" w:lineRule="auto" w:before="120" w:after="40"/>
+      </w:pPr>
+      <w:r>
+        <w:rPr>
+          <w:rFonts w:ascii="Times New Roman" w:hAnsi="Times New Roman"/>
+          <w:b w:val="0"/>
+          <w:i w:val="0"/>
+          <w:sz w:val="24"/>
+        </w:rPr>
+        <w:t>Table 5.10</w:t>
+      </w:r>
+    </w:p>
+    <w:tbl>
+      <w:tblPr>
+        <w:tblStyle w:val="TableGrid"/>
+        <w:tblW w:type="auto" w:w="0"/>
+        <w:tblLook w:firstColumn="1" w:firstRow="1" w:lastColumn="0" w:lastRow="0" w:noHBand="0" w:noVBand="1" w:val="04A0"/>
+      </w:tblPr>
+      <w:tblGrid>
+        <w:gridCol w:w="2890"/>
+        <w:gridCol w:w="2890"/>
+        <w:gridCol w:w="2890"/>
+      </w:tblGrid>
+      <w:tr>
+        <w:tc>
+          <w:tcPr>
+            <w:tcW w:type="dxa" w:w="2890"/>
+          </w:tcPr>
+          <w:p>
+            <w:pPr>
+              <w:spacing w:line="240" w:lineRule="auto" w:after="40"/>
+            </w:pPr>
+            <w:r/>
+            <w:r>
+              <w:rPr>
+                <w:rFonts w:ascii="Times New Roman" w:hAnsi="Times New Roman"/>
+                <w:b/>
+                <w:sz w:val="22"/>
+              </w:rPr>
+              <w:t>Temporal split, 10:1</w:t>
+            </w:r>
+          </w:p>
+        </w:tc>
+        <w:tc>
+          <w:tcPr>
+            <w:tcW w:type="dxa" w:w="2890"/>
+          </w:tcPr>
+          <w:p>
+            <w:pPr>
+              <w:spacing w:line="240" w:lineRule="auto" w:after="40"/>
+            </w:pPr>
+            <w:r/>
+            <w:r>
+              <w:rPr>
+                <w:rFonts w:ascii="Times New Roman" w:hAnsi="Times New Roman"/>
+                <w:b/>
+                <w:sz w:val="22"/>
+              </w:rPr>
+              <w:t>Expected cost</w:t>
+            </w:r>
+          </w:p>
+        </w:tc>
+        <w:tc>
+          <w:tcPr>
+            <w:tcW w:type="dxa" w:w="2890"/>
+          </w:tcPr>
+          <w:p>
+            <w:pPr>
+              <w:spacing w:line="240" w:lineRule="auto" w:after="40"/>
+            </w:pPr>
+            <w:r/>
+            <w:r>
+              <w:rPr>
+                <w:rFonts w:ascii="Times New Roman" w:hAnsi="Times New Roman"/>
+                <w:b/>
+                <w:sz w:val="22"/>
+              </w:rPr>
+              <w:t>vs best fixed policy</w:t>
+            </w:r>
+          </w:p>
+        </w:tc>
+      </w:tr>
+      <w:tr>
+        <w:tc>
+          <w:tcPr>
+            <w:tcW w:type="dxa" w:w="2890"/>
+          </w:tcPr>
+          <w:p>
+            <w:pPr>
+              <w:spacing w:line="240" w:lineRule="auto" w:after="40"/>
+            </w:pPr>
+            <w:r/>
+            <w:r>
+              <w:rPr>
+                <w:rFonts w:ascii="Times New Roman" w:hAnsi="Times New Roman"/>
+                <w:b w:val="0"/>
+                <w:sz w:val="22"/>
+              </w:rPr>
+              <w:t>"Decline all" baseline</w:t>
+            </w:r>
+          </w:p>
+        </w:tc>
+        <w:tc>
+          <w:tcPr>
+            <w:tcW w:type="dxa" w:w="2890"/>
+          </w:tcPr>
+          <w:p>
+            <w:pPr>
+              <w:spacing w:line="240" w:lineRule="auto" w:after="40"/>
+            </w:pPr>
+            <w:r/>
+            <w:r>
+              <w:rPr>
+                <w:rFonts w:ascii="Times New Roman" w:hAnsi="Times New Roman"/>
+                <w:b w:val="0"/>
+                <w:sz w:val="22"/>
+              </w:rPr>
+              <w:t>0.6411</w:t>
+            </w:r>
+          </w:p>
+        </w:tc>
+        <w:tc>
+          <w:tcPr>
+            <w:tcW w:type="dxa" w:w="2890"/>
+          </w:tcPr>
+          <w:p>
+            <w:pPr>
+              <w:spacing w:line="240" w:lineRule="auto" w:after="40"/>
+            </w:pPr>
+            <w:r/>
+            <w:r>
+              <w:rPr>
+                <w:rFonts w:ascii="Times New Roman" w:hAnsi="Times New Roman"/>
+                <w:b w:val="0"/>
+                <w:sz w:val="22"/>
+              </w:rPr>
+              <w:t>—</w:t>
+            </w:r>
+          </w:p>
+        </w:tc>
+      </w:tr>
+      <w:tr>
+        <w:tc>
+          <w:tcPr>
+            <w:tcW w:type="dxa" w:w="2890"/>
+          </w:tcPr>
+          <w:p>
+            <w:pPr>
+              <w:spacing w:line="240" w:lineRule="auto" w:after="40"/>
+            </w:pPr>
+            <w:r/>
+            <w:r>
+              <w:rPr>
+                <w:rFonts w:ascii="Times New Roman" w:hAnsi="Times New Roman"/>
+                <w:b w:val="0"/>
+                <w:sz w:val="22"/>
+              </w:rPr>
+              <w:t>Gradient boosting</w:t>
+            </w:r>
+          </w:p>
+        </w:tc>
+        <w:tc>
+          <w:tcPr>
+            <w:tcW w:type="dxa" w:w="2890"/>
+          </w:tcPr>
+          <w:p>
+            <w:pPr>
+              <w:spacing w:line="240" w:lineRule="auto" w:after="40"/>
+            </w:pPr>
+            <w:r/>
+            <w:r>
+              <w:rPr>
+                <w:rFonts w:ascii="Times New Roman" w:hAnsi="Times New Roman"/>
+                <w:b w:val="0"/>
+                <w:sz w:val="22"/>
+              </w:rPr>
+              <w:t>0.6455</w:t>
+            </w:r>
+          </w:p>
+        </w:tc>
+        <w:tc>
+          <w:tcPr>
+            <w:tcW w:type="dxa" w:w="2890"/>
+          </w:tcPr>
+          <w:p>
+            <w:pPr>
+              <w:spacing w:line="240" w:lineRule="auto" w:after="40"/>
+            </w:pPr>
+            <w:r/>
+            <w:r>
+              <w:rPr>
+                <w:rFonts w:ascii="Times New Roman" w:hAnsi="Times New Roman"/>
+                <w:b w:val="0"/>
+                <w:sz w:val="22"/>
+              </w:rPr>
+              <w:t>−0.7%</w:t>
+            </w:r>
+          </w:p>
+        </w:tc>
+      </w:tr>
+      <w:tr>
+        <w:tc>
+          <w:tcPr>
+            <w:tcW w:type="dxa" w:w="2890"/>
+          </w:tcPr>
+          <w:p>
+            <w:pPr>
+              <w:spacing w:line="240" w:lineRule="auto" w:after="40"/>
+            </w:pPr>
+            <w:r/>
+            <w:r>
+              <w:rPr>
+                <w:rFonts w:ascii="Times New Roman" w:hAnsi="Times New Roman"/>
+                <w:b w:val="0"/>
+                <w:sz w:val="22"/>
+              </w:rPr>
+              <w:t>Logistic regression</w:t>
+            </w:r>
+          </w:p>
+        </w:tc>
+        <w:tc>
+          <w:tcPr>
+            <w:tcW w:type="dxa" w:w="2890"/>
+          </w:tcPr>
+          <w:p>
+            <w:pPr>
+              <w:spacing w:line="240" w:lineRule="auto" w:after="40"/>
+            </w:pPr>
+            <w:r/>
+            <w:r>
+              <w:rPr>
+                <w:rFonts w:ascii="Times New Roman" w:hAnsi="Times New Roman"/>
+                <w:b w:val="0"/>
+                <w:sz w:val="22"/>
+              </w:rPr>
+              <w:t>0.6475</w:t>
+            </w:r>
+          </w:p>
+        </w:tc>
+        <w:tc>
+          <w:tcPr>
+            <w:tcW w:type="dxa" w:w="2890"/>
+          </w:tcPr>
+          <w:p>
+            <w:pPr>
+              <w:spacing w:line="240" w:lineRule="auto" w:after="40"/>
+            </w:pPr>
+            <w:r/>
+            <w:r>
+              <w:rPr>
+                <w:rFonts w:ascii="Times New Roman" w:hAnsi="Times New Roman"/>
+                <w:b w:val="0"/>
+                <w:sz w:val="22"/>
+              </w:rPr>
+              <w:t>−1.0%</w:t>
+            </w:r>
+          </w:p>
+        </w:tc>
+      </w:tr>
+      <w:tr>
+        <w:tc>
+          <w:tcPr>
+            <w:tcW w:type="dxa" w:w="2890"/>
+          </w:tcPr>
+          <w:p>
+            <w:pPr>
+              <w:spacing w:line="240" w:lineRule="auto" w:after="40"/>
+            </w:pPr>
+            <w:r/>
+            <w:r>
+              <w:rPr>
+                <w:rFonts w:ascii="Times New Roman" w:hAnsi="Times New Roman"/>
+                <w:b w:val="0"/>
+                <w:sz w:val="22"/>
+              </w:rPr>
+              <w:t>Expert scorecard</w:t>
+            </w:r>
+          </w:p>
+        </w:tc>
+        <w:tc>
+          <w:tcPr>
+            <w:tcW w:type="dxa" w:w="2890"/>
+          </w:tcPr>
+          <w:p>
+            <w:pPr>
+              <w:spacing w:line="240" w:lineRule="auto" w:after="40"/>
+            </w:pPr>
+            <w:r/>
+            <w:r>
+              <w:rPr>
+                <w:rFonts w:ascii="Times New Roman" w:hAnsi="Times New Roman"/>
+                <w:b w:val="0"/>
+                <w:sz w:val="22"/>
+              </w:rPr>
+              <w:t>0.6413</w:t>
+            </w:r>
+          </w:p>
+        </w:tc>
+        <w:tc>
+          <w:tcPr>
+            <w:tcW w:type="dxa" w:w="2890"/>
+          </w:tcPr>
+          <w:p>
+            <w:pPr>
+              <w:spacing w:line="240" w:lineRule="auto" w:after="40"/>
+            </w:pPr>
+            <w:r/>
+            <w:r>
+              <w:rPr>
+                <w:rFonts w:ascii="Times New Roman" w:hAnsi="Times New Roman"/>
+                <w:b w:val="0"/>
+                <w:sz w:val="22"/>
+              </w:rPr>
+              <w:t>−0.0%</w:t>
+            </w:r>
+          </w:p>
+        </w:tc>
+      </w:tr>
+    </w:tbl>
+    <w:p/>
+    <w:p>
+      <w:pPr>
+        <w:spacing w:line="360" w:lineRule="auto" w:after="120"/>
+      </w:pPr>
+      <w:r>
+        <w:rPr>
+          <w:rFonts w:ascii="Times New Roman" w:hAnsi="Times New Roman"/>
+          <w:b/>
+          <w:sz w:val="24"/>
+        </w:rPr>
+        <w:t>Under temporal validation, 12 of 15 model/cost-ratio combinations fail to beat the better fixed policy.</w:t>
+      </w:r>
+      <w:r>
+        <w:rPr>
+          <w:rFonts w:ascii="Times New Roman" w:hAnsi="Times New Roman"/>
+          <w:sz w:val="24"/>
+        </w:rPr>
+        <w:t xml:space="preserve"> At the discrimination levels the clean specification achieves — AUC 0.6076 against a 35.9% default rate — none of these models earns its place economically on that cohort. Under random splitting, where discrimination is higher, the picture improves: gradient boosting saves 10.2% at a 2:1 ratio.</w:t>
+      </w:r>
+    </w:p>
+    <w:p>
+      <w:pPr>
+        <w:spacing w:line="360" w:lineRule="auto" w:after="120"/>
+      </w:pPr>
+      <w:r>
+        <w:rPr>
+          <w:rFonts w:ascii="Times New Roman" w:hAnsi="Times New Roman"/>
+          <w:b/>
+          <w:sz w:val="24"/>
+        </w:rPr>
+        <w:t>An important caveat.</w:t>
+      </w:r>
+      <w:r>
+        <w:rPr>
+          <w:rFonts w:ascii="Times New Roman" w:hAnsi="Times New Roman"/>
+          <w:sz w:val="24"/>
+        </w:rPr>
+        <w:t xml:space="preserve"> "Decline all" is a floor for comparison, not a strategy. A bank that declines every application has no business, so this is not a claim that lenders should stop lending. It is a claim that a model must clear a low bar before it is worth the process it adds, and on the stressed cohort these models do not clear it.</w:t>
+      </w:r>
+    </w:p>
+    <w:p>
+      <w:pPr>
+        <w:spacing w:line="360" w:lineRule="auto" w:after="120"/>
+      </w:pPr>
+      <w:r>
+        <w:rPr>
+          <w:rFonts w:ascii="Times New Roman" w:hAnsi="Times New Roman"/>
+          <w:sz w:val="24"/>
+        </w:rPr>
+        <w:t>The finding is consistent with everything else in this chapter and is reported without softening.</w:t>
+      </w:r>
+    </w:p>
+    <w:p>
+      <w:pPr>
+        <w:pStyle w:val="Heading2"/>
+        <w:spacing w:line="360" w:lineRule="auto" w:before="240" w:after="120"/>
+      </w:pPr>
+      <w:r>
+        <w:rPr>
+          <w:rFonts w:ascii="Times New Roman" w:hAnsi="Times New Roman"/>
+          <w:b/>
+          <w:sz w:val="24"/>
+        </w:rPr>
         <w:t>5.15 The expert scorecard: a negative result</w:t>
       </w:r>
     </w:p>
@@ -14196,7 +15956,7 @@
           <w:b/>
           <w:sz w:val="24"/>
         </w:rPr>
-        <w:t>5.18 Limitations</w:t>
+        <w:t>5.16 How much do the weights matter?</w:t>
       </w:r>
     </w:p>
     <w:p>
@@ -14206,17 +15966,65 @@
       <w:r>
         <w:rPr>
           <w:rFonts w:ascii="Times New Roman" w:hAnsi="Times New Roman"/>
+          <w:sz w:val="24"/>
+        </w:rPr>
+        <w:t xml:space="preserve">The criteria model carries placeholder weights until elicitation is complete (§5.18), and that is ordinarily treated as blocking: no elicited weights, no reportable result. But the question underneath — </w:t>
+      </w:r>
+      <w:r>
+        <w:rPr>
+          <w:rFonts w:ascii="Times New Roman" w:hAnsi="Times New Roman"/>
+          <w:i/>
+          <w:sz w:val="24"/>
+        </w:rPr>
+        <w:t>how much does the output depend on the weight vector at all?</w:t>
+      </w:r>
+      <w:r>
+        <w:rPr>
+          <w:rFonts w:ascii="Times New Roman" w:hAnsi="Times New Roman"/>
+          <w:sz w:val="24"/>
+        </w:rPr>
+        <w:t xml:space="preserve"> — is answerable now, and answering it bounds the damage the placeholders can be doing.</w:t>
+      </w:r>
+    </w:p>
+    <w:p>
+      <w:pPr>
+        <w:pStyle w:val="Heading3"/>
+        <w:spacing w:line="360" w:lineRule="auto" w:before="240" w:after="120"/>
+      </w:pPr>
+      <w:r>
+        <w:rPr>
+          <w:rFonts w:ascii="Times New Roman" w:hAnsi="Times New Roman"/>
+          <w:b w:val="0"/>
+          <w:sz w:val="24"/>
+        </w:rPr>
+        <w:t>5.16.1 Method</w:t>
+      </w:r>
+    </w:p>
+    <w:p>
+      <w:pPr>
+        <w:spacing w:line="360" w:lineRule="auto" w:after="120"/>
+      </w:pPr>
+      <w:r>
+        <w:rPr>
+          <w:rFonts w:ascii="Times New Roman" w:hAnsi="Times New Roman"/>
+          <w:sz w:val="24"/>
+        </w:rPr>
+        <w:t xml:space="preserve">Two thousand complete appraisals were simulated by drawing each criterion across its plausible range. The population is </w:t>
+      </w:r>
+      <w:r>
+        <w:rPr>
+          <w:rFonts w:ascii="Times New Roman" w:hAnsi="Times New Roman"/>
           <w:b/>
           <w:sz w:val="24"/>
         </w:rPr>
-        <w:t>Jurisdiction.</w:t>
-      </w:r>
-      <w:r>
-        <w:rPr>
-          <w:rFonts w:ascii="Times New Roman" w:hAnsi="Times New Roman"/>
-          <w:sz w:val="24"/>
-        </w:rPr>
-        <w:t xml:space="preserve"> SBA data reflects U.S. government-guaranteed small-business lending. Sri Lankan SME credit differs in legal environment, collateral practice, and macroeconomic volatility. Nothing here transfers directly.</w:t>
+        <w:t>synthetic</w:t>
+      </w:r>
+      <w:r>
+        <w:rPr>
+          <w:rFonts w:ascii="Times New Roman" w:hAnsi="Times New Roman"/>
+          <w:sz w:val="24"/>
+        </w:rPr>
+        <w:t>: the object of study is the model's mathematical behaviour, not any real portfolio, and no claim is made about real borrowers. Simulation is appropriate precisely because the question is about the model rather than the world.</w:t>
       </w:r>
     </w:p>
     <w:p>
@@ -14226,45 +16034,965 @@
       <w:r>
         <w:rPr>
           <w:rFonts w:ascii="Times New Roman" w:hAnsi="Times New Roman"/>
+          <w:sz w:val="24"/>
+        </w:rPr>
+        <w:t>Each weight was then perturbed multiplicatively by up to ±p and renormalised, for p ∈ {10%, 25%, 50%, 75%, 100%}, with 400 draws at each level. For every draw the whole population was rescored and compared against the equal-weight baseline on three measures: Spearman rank correlation, the proportion of cases keeping their risk band, and the largest score shift.</w:t>
+      </w:r>
+    </w:p>
+    <w:p>
+      <w:pPr>
+        <w:pStyle w:val="Heading3"/>
+        <w:spacing w:line="360" w:lineRule="auto" w:before="240" w:after="120"/>
+      </w:pPr>
+      <w:r>
+        <w:rPr>
+          <w:rFonts w:ascii="Times New Roman" w:hAnsi="Times New Roman"/>
+          <w:b w:val="0"/>
+          <w:sz w:val="24"/>
+        </w:rPr>
+        <w:t>5.16.2 Results</w:t>
+      </w:r>
+    </w:p>
+    <w:p>
+      <w:pPr>
+        <w:pStyle w:val="Caption"/>
+        <w:spacing w:line="360" w:lineRule="auto" w:before="120" w:after="40"/>
+      </w:pPr>
+      <w:r>
+        <w:rPr>
+          <w:rFonts w:ascii="Times New Roman" w:hAnsi="Times New Roman"/>
+          <w:b w:val="0"/>
+          <w:i w:val="0"/>
+          <w:sz w:val="24"/>
+        </w:rPr>
+        <w:t>Table 5.11</w:t>
+      </w:r>
+    </w:p>
+    <w:tbl>
+      <w:tblPr>
+        <w:tblStyle w:val="TableGrid"/>
+        <w:tblW w:type="auto" w:w="0"/>
+        <w:tblLook w:firstColumn="1" w:firstRow="1" w:lastColumn="0" w:lastRow="0" w:noHBand="0" w:noVBand="1" w:val="04A0"/>
+      </w:tblPr>
+      <w:tblGrid>
+        <w:gridCol w:w="1734"/>
+        <w:gridCol w:w="1734"/>
+        <w:gridCol w:w="1734"/>
+        <w:gridCol w:w="1734"/>
+        <w:gridCol w:w="1734"/>
+      </w:tblGrid>
+      <w:tr>
+        <w:tc>
+          <w:tcPr>
+            <w:tcW w:type="dxa" w:w="1734"/>
+          </w:tcPr>
+          <w:p>
+            <w:pPr>
+              <w:spacing w:line="240" w:lineRule="auto" w:after="40"/>
+            </w:pPr>
+            <w:r/>
+            <w:r>
+              <w:rPr>
+                <w:rFonts w:ascii="Times New Roman" w:hAnsi="Times New Roman"/>
+                <w:b/>
+                <w:sz w:val="22"/>
+              </w:rPr>
+              <w:t>Perturbation</w:t>
+            </w:r>
+          </w:p>
+        </w:tc>
+        <w:tc>
+          <w:tcPr>
+            <w:tcW w:type="dxa" w:w="1734"/>
+          </w:tcPr>
+          <w:p>
+            <w:pPr>
+              <w:spacing w:line="240" w:lineRule="auto" w:after="40"/>
+            </w:pPr>
+            <w:r/>
+            <w:r>
+              <w:rPr>
+                <w:rFonts w:ascii="Times New Roman" w:hAnsi="Times New Roman"/>
+                <w:b/>
+                <w:sz w:val="22"/>
+              </w:rPr>
+              <w:t>Credit risk ρ</w:t>
+            </w:r>
+          </w:p>
+        </w:tc>
+        <w:tc>
+          <w:tcPr>
+            <w:tcW w:type="dxa" w:w="1734"/>
+          </w:tcPr>
+          <w:p>
+            <w:pPr>
+              <w:spacing w:line="240" w:lineRule="auto" w:after="40"/>
+            </w:pPr>
+            <w:r/>
+            <w:r>
+              <w:rPr>
+                <w:rFonts w:ascii="Times New Roman" w:hAnsi="Times New Roman"/>
+                <w:b/>
+                <w:sz w:val="22"/>
+              </w:rPr>
+              <w:t>Band unchanged</w:t>
+            </w:r>
+          </w:p>
+        </w:tc>
+        <w:tc>
+          <w:tcPr>
+            <w:tcW w:type="dxa" w:w="1734"/>
+          </w:tcPr>
+          <w:p>
+            <w:pPr>
+              <w:spacing w:line="240" w:lineRule="auto" w:after="40"/>
+            </w:pPr>
+            <w:r/>
+            <w:r>
+              <w:rPr>
+                <w:rFonts w:ascii="Times New Roman" w:hAnsi="Times New Roman"/>
+                <w:b/>
+                <w:sz w:val="22"/>
+              </w:rPr>
+              <w:t>Development ρ</w:t>
+            </w:r>
+          </w:p>
+        </w:tc>
+        <w:tc>
+          <w:tcPr>
+            <w:tcW w:type="dxa" w:w="1734"/>
+          </w:tcPr>
+          <w:p>
+            <w:pPr>
+              <w:spacing w:line="240" w:lineRule="auto" w:after="40"/>
+            </w:pPr>
+            <w:r/>
+            <w:r>
+              <w:rPr>
+                <w:rFonts w:ascii="Times New Roman" w:hAnsi="Times New Roman"/>
+                <w:b/>
+                <w:sz w:val="22"/>
+              </w:rPr>
+              <w:t>Band unchanged</w:t>
+            </w:r>
+          </w:p>
+        </w:tc>
+      </w:tr>
+      <w:tr>
+        <w:tc>
+          <w:tcPr>
+            <w:tcW w:type="dxa" w:w="1734"/>
+          </w:tcPr>
+          <w:p>
+            <w:pPr>
+              <w:spacing w:line="240" w:lineRule="auto" w:after="40"/>
+            </w:pPr>
+            <w:r/>
+            <w:r>
+              <w:rPr>
+                <w:rFonts w:ascii="Times New Roman" w:hAnsi="Times New Roman"/>
+                <w:b w:val="0"/>
+                <w:sz w:val="22"/>
+              </w:rPr>
+              <w:t>±10%</w:t>
+            </w:r>
+          </w:p>
+        </w:tc>
+        <w:tc>
+          <w:tcPr>
+            <w:tcW w:type="dxa" w:w="1734"/>
+          </w:tcPr>
+          <w:p>
+            <w:pPr>
+              <w:spacing w:line="240" w:lineRule="auto" w:after="40"/>
+            </w:pPr>
+            <w:r/>
+            <w:r>
+              <w:rPr>
+                <w:rFonts w:ascii="Times New Roman" w:hAnsi="Times New Roman"/>
+                <w:b w:val="0"/>
+                <w:sz w:val="22"/>
+              </w:rPr>
+              <w:t>0.9971</w:t>
+            </w:r>
+          </w:p>
+        </w:tc>
+        <w:tc>
+          <w:tcPr>
+            <w:tcW w:type="dxa" w:w="1734"/>
+          </w:tcPr>
+          <w:p>
+            <w:pPr>
+              <w:spacing w:line="240" w:lineRule="auto" w:after="40"/>
+            </w:pPr>
+            <w:r/>
+            <w:r>
+              <w:rPr>
+                <w:rFonts w:ascii="Times New Roman" w:hAnsi="Times New Roman"/>
+                <w:b w:val="0"/>
+                <w:sz w:val="22"/>
+              </w:rPr>
+              <w:t>97.6%</w:t>
+            </w:r>
+          </w:p>
+        </w:tc>
+        <w:tc>
+          <w:tcPr>
+            <w:tcW w:type="dxa" w:w="1734"/>
+          </w:tcPr>
+          <w:p>
+            <w:pPr>
+              <w:spacing w:line="240" w:lineRule="auto" w:after="40"/>
+            </w:pPr>
+            <w:r/>
+            <w:r>
+              <w:rPr>
+                <w:rFonts w:ascii="Times New Roman" w:hAnsi="Times New Roman"/>
+                <w:b w:val="0"/>
+                <w:sz w:val="22"/>
+              </w:rPr>
+              <w:t>0.9982</w:t>
+            </w:r>
+          </w:p>
+        </w:tc>
+        <w:tc>
+          <w:tcPr>
+            <w:tcW w:type="dxa" w:w="1734"/>
+          </w:tcPr>
+          <w:p>
+            <w:pPr>
+              <w:spacing w:line="240" w:lineRule="auto" w:after="40"/>
+            </w:pPr>
+            <w:r/>
+            <w:r>
+              <w:rPr>
+                <w:rFonts w:ascii="Times New Roman" w:hAnsi="Times New Roman"/>
+                <w:b w:val="0"/>
+                <w:sz w:val="22"/>
+              </w:rPr>
+              <w:t>97.1%</w:t>
+            </w:r>
+          </w:p>
+        </w:tc>
+      </w:tr>
+      <w:tr>
+        <w:tc>
+          <w:tcPr>
+            <w:tcW w:type="dxa" w:w="1734"/>
+          </w:tcPr>
+          <w:p>
+            <w:pPr>
+              <w:spacing w:line="240" w:lineRule="auto" w:after="40"/>
+            </w:pPr>
+            <w:r/>
+            <w:r>
+              <w:rPr>
+                <w:rFonts w:ascii="Times New Roman" w:hAnsi="Times New Roman"/>
+                <w:b w:val="0"/>
+                <w:sz w:val="22"/>
+              </w:rPr>
+              <w:t>±25%</w:t>
+            </w:r>
+          </w:p>
+        </w:tc>
+        <w:tc>
+          <w:tcPr>
+            <w:tcW w:type="dxa" w:w="1734"/>
+          </w:tcPr>
+          <w:p>
+            <w:pPr>
+              <w:spacing w:line="240" w:lineRule="auto" w:after="40"/>
+            </w:pPr>
+            <w:r/>
+            <w:r>
+              <w:rPr>
+                <w:rFonts w:ascii="Times New Roman" w:hAnsi="Times New Roman"/>
+                <w:b w:val="0"/>
+                <w:sz w:val="22"/>
+              </w:rPr>
+              <w:t>0.9822</w:t>
+            </w:r>
+          </w:p>
+        </w:tc>
+        <w:tc>
+          <w:tcPr>
+            <w:tcW w:type="dxa" w:w="1734"/>
+          </w:tcPr>
+          <w:p>
+            <w:pPr>
+              <w:spacing w:line="240" w:lineRule="auto" w:after="40"/>
+            </w:pPr>
+            <w:r/>
+            <w:r>
+              <w:rPr>
+                <w:rFonts w:ascii="Times New Roman" w:hAnsi="Times New Roman"/>
+                <w:b w:val="0"/>
+                <w:sz w:val="22"/>
+              </w:rPr>
+              <w:t>94.0%</w:t>
+            </w:r>
+          </w:p>
+        </w:tc>
+        <w:tc>
+          <w:tcPr>
+            <w:tcW w:type="dxa" w:w="1734"/>
+          </w:tcPr>
+          <w:p>
+            <w:pPr>
+              <w:spacing w:line="240" w:lineRule="auto" w:after="40"/>
+            </w:pPr>
+            <w:r/>
+            <w:r>
+              <w:rPr>
+                <w:rFonts w:ascii="Times New Roman" w:hAnsi="Times New Roman"/>
+                <w:b w:val="0"/>
+                <w:sz w:val="22"/>
+              </w:rPr>
+              <w:t>0.9890</w:t>
+            </w:r>
+          </w:p>
+        </w:tc>
+        <w:tc>
+          <w:tcPr>
+            <w:tcW w:type="dxa" w:w="1734"/>
+          </w:tcPr>
+          <w:p>
+            <w:pPr>
+              <w:spacing w:line="240" w:lineRule="auto" w:after="40"/>
+            </w:pPr>
+            <w:r/>
+            <w:r>
+              <w:rPr>
+                <w:rFonts w:ascii="Times New Roman" w:hAnsi="Times New Roman"/>
+                <w:b w:val="0"/>
+                <w:sz w:val="22"/>
+              </w:rPr>
+              <w:t>92.7%</w:t>
+            </w:r>
+          </w:p>
+        </w:tc>
+      </w:tr>
+      <w:tr>
+        <w:tc>
+          <w:tcPr>
+            <w:tcW w:type="dxa" w:w="1734"/>
+          </w:tcPr>
+          <w:p>
+            <w:pPr>
+              <w:spacing w:line="240" w:lineRule="auto" w:after="40"/>
+            </w:pPr>
+            <w:r/>
+            <w:r>
+              <w:rPr>
+                <w:rFonts w:ascii="Times New Roman" w:hAnsi="Times New Roman"/>
+                <w:b w:val="0"/>
+                <w:sz w:val="22"/>
+              </w:rPr>
+              <w:t>±50%</w:t>
+            </w:r>
+          </w:p>
+        </w:tc>
+        <w:tc>
+          <w:tcPr>
+            <w:tcW w:type="dxa" w:w="1734"/>
+          </w:tcPr>
+          <w:p>
+            <w:pPr>
+              <w:spacing w:line="240" w:lineRule="auto" w:after="40"/>
+            </w:pPr>
+            <w:r/>
+            <w:r>
+              <w:rPr>
+                <w:rFonts w:ascii="Times New Roman" w:hAnsi="Times New Roman"/>
+                <w:b w:val="0"/>
+                <w:sz w:val="22"/>
+              </w:rPr>
+              <w:t>0.9314</w:t>
+            </w:r>
+          </w:p>
+        </w:tc>
+        <w:tc>
+          <w:tcPr>
+            <w:tcW w:type="dxa" w:w="1734"/>
+          </w:tcPr>
+          <w:p>
+            <w:pPr>
+              <w:spacing w:line="240" w:lineRule="auto" w:after="40"/>
+            </w:pPr>
+            <w:r/>
+            <w:r>
+              <w:rPr>
+                <w:rFonts w:ascii="Times New Roman" w:hAnsi="Times New Roman"/>
+                <w:b w:val="0"/>
+                <w:sz w:val="22"/>
+              </w:rPr>
+              <w:t>88.2%</w:t>
+            </w:r>
+          </w:p>
+        </w:tc>
+        <w:tc>
+          <w:tcPr>
+            <w:tcW w:type="dxa" w:w="1734"/>
+          </w:tcPr>
+          <w:p>
+            <w:pPr>
+              <w:spacing w:line="240" w:lineRule="auto" w:after="40"/>
+            </w:pPr>
+            <w:r/>
+            <w:r>
+              <w:rPr>
+                <w:rFonts w:ascii="Times New Roman" w:hAnsi="Times New Roman"/>
+                <w:b w:val="0"/>
+                <w:sz w:val="22"/>
+              </w:rPr>
+              <w:t>0.9586</w:t>
+            </w:r>
+          </w:p>
+        </w:tc>
+        <w:tc>
+          <w:tcPr>
+            <w:tcW w:type="dxa" w:w="1734"/>
+          </w:tcPr>
+          <w:p>
+            <w:pPr>
+              <w:spacing w:line="240" w:lineRule="auto" w:after="40"/>
+            </w:pPr>
+            <w:r/>
+            <w:r>
+              <w:rPr>
+                <w:rFonts w:ascii="Times New Roman" w:hAnsi="Times New Roman"/>
+                <w:b w:val="0"/>
+                <w:sz w:val="22"/>
+              </w:rPr>
+              <w:t>85.5%</w:t>
+            </w:r>
+          </w:p>
+        </w:tc>
+      </w:tr>
+      <w:tr>
+        <w:tc>
+          <w:tcPr>
+            <w:tcW w:type="dxa" w:w="1734"/>
+          </w:tcPr>
+          <w:p>
+            <w:pPr>
+              <w:spacing w:line="240" w:lineRule="auto" w:after="40"/>
+            </w:pPr>
+            <w:r/>
+            <w:r>
+              <w:rPr>
+                <w:rFonts w:ascii="Times New Roman" w:hAnsi="Times New Roman"/>
+                <w:b w:val="0"/>
+                <w:sz w:val="22"/>
+              </w:rPr>
+              <w:t>±75%</w:t>
+            </w:r>
+          </w:p>
+        </w:tc>
+        <w:tc>
+          <w:tcPr>
+            <w:tcW w:type="dxa" w:w="1734"/>
+          </w:tcPr>
+          <w:p>
+            <w:pPr>
+              <w:spacing w:line="240" w:lineRule="auto" w:after="40"/>
+            </w:pPr>
+            <w:r/>
+            <w:r>
+              <w:rPr>
+                <w:rFonts w:ascii="Times New Roman" w:hAnsi="Times New Roman"/>
+                <w:b w:val="0"/>
+                <w:sz w:val="22"/>
+              </w:rPr>
+              <w:t>0.8517</w:t>
+            </w:r>
+          </w:p>
+        </w:tc>
+        <w:tc>
+          <w:tcPr>
+            <w:tcW w:type="dxa" w:w="1734"/>
+          </w:tcPr>
+          <w:p>
+            <w:pPr>
+              <w:spacing w:line="240" w:lineRule="auto" w:after="40"/>
+            </w:pPr>
+            <w:r/>
+            <w:r>
+              <w:rPr>
+                <w:rFonts w:ascii="Times New Roman" w:hAnsi="Times New Roman"/>
+                <w:b w:val="0"/>
+                <w:sz w:val="22"/>
+              </w:rPr>
+              <w:t>82.2%</w:t>
+            </w:r>
+          </w:p>
+        </w:tc>
+        <w:tc>
+          <w:tcPr>
+            <w:tcW w:type="dxa" w:w="1734"/>
+          </w:tcPr>
+          <w:p>
+            <w:pPr>
+              <w:spacing w:line="240" w:lineRule="auto" w:after="40"/>
+            </w:pPr>
+            <w:r/>
+            <w:r>
+              <w:rPr>
+                <w:rFonts w:ascii="Times New Roman" w:hAnsi="Times New Roman"/>
+                <w:b w:val="0"/>
+                <w:sz w:val="22"/>
+              </w:rPr>
+              <w:t>0.9121</w:t>
+            </w:r>
+          </w:p>
+        </w:tc>
+        <w:tc>
+          <w:tcPr>
+            <w:tcW w:type="dxa" w:w="1734"/>
+          </w:tcPr>
+          <w:p>
+            <w:pPr>
+              <w:spacing w:line="240" w:lineRule="auto" w:after="40"/>
+            </w:pPr>
+            <w:r/>
+            <w:r>
+              <w:rPr>
+                <w:rFonts w:ascii="Times New Roman" w:hAnsi="Times New Roman"/>
+                <w:b w:val="0"/>
+                <w:sz w:val="22"/>
+              </w:rPr>
+              <w:t>78.3%</w:t>
+            </w:r>
+          </w:p>
+        </w:tc>
+      </w:tr>
+      <w:tr>
+        <w:tc>
+          <w:tcPr>
+            <w:tcW w:type="dxa" w:w="1734"/>
+          </w:tcPr>
+          <w:p>
+            <w:pPr>
+              <w:spacing w:line="240" w:lineRule="auto" w:after="40"/>
+            </w:pPr>
+            <w:r/>
+            <w:r>
+              <w:rPr>
+                <w:rFonts w:ascii="Times New Roman" w:hAnsi="Times New Roman"/>
+                <w:b w:val="0"/>
+                <w:sz w:val="22"/>
+              </w:rPr>
+              <w:t>±100%</w:t>
+            </w:r>
+          </w:p>
+        </w:tc>
+        <w:tc>
+          <w:tcPr>
+            <w:tcW w:type="dxa" w:w="1734"/>
+          </w:tcPr>
+          <w:p>
+            <w:pPr>
+              <w:spacing w:line="240" w:lineRule="auto" w:after="40"/>
+            </w:pPr>
+            <w:r/>
+            <w:r>
+              <w:rPr>
+                <w:rFonts w:ascii="Times New Roman" w:hAnsi="Times New Roman"/>
+                <w:b w:val="0"/>
+                <w:sz w:val="22"/>
+              </w:rPr>
+              <w:t>0.7547</w:t>
+            </w:r>
+          </w:p>
+        </w:tc>
+        <w:tc>
+          <w:tcPr>
+            <w:tcW w:type="dxa" w:w="1734"/>
+          </w:tcPr>
+          <w:p>
+            <w:pPr>
+              <w:spacing w:line="240" w:lineRule="auto" w:after="40"/>
+            </w:pPr>
+            <w:r/>
+            <w:r>
+              <w:rPr>
+                <w:rFonts w:ascii="Times New Roman" w:hAnsi="Times New Roman"/>
+                <w:b w:val="0"/>
+                <w:sz w:val="22"/>
+              </w:rPr>
+              <w:t>76.1%</w:t>
+            </w:r>
+          </w:p>
+        </w:tc>
+        <w:tc>
+          <w:tcPr>
+            <w:tcW w:type="dxa" w:w="1734"/>
+          </w:tcPr>
+          <w:p>
+            <w:pPr>
+              <w:spacing w:line="240" w:lineRule="auto" w:after="40"/>
+            </w:pPr>
+            <w:r/>
+            <w:r>
+              <w:rPr>
+                <w:rFonts w:ascii="Times New Roman" w:hAnsi="Times New Roman"/>
+                <w:b w:val="0"/>
+                <w:sz w:val="22"/>
+              </w:rPr>
+              <w:t>0.8543</w:t>
+            </w:r>
+          </w:p>
+        </w:tc>
+        <w:tc>
+          <w:tcPr>
+            <w:tcW w:type="dxa" w:w="1734"/>
+          </w:tcPr>
+          <w:p>
+            <w:pPr>
+              <w:spacing w:line="240" w:lineRule="auto" w:after="40"/>
+            </w:pPr>
+            <w:r/>
+            <w:r>
+              <w:rPr>
+                <w:rFonts w:ascii="Times New Roman" w:hAnsi="Times New Roman"/>
+                <w:b w:val="0"/>
+                <w:sz w:val="22"/>
+              </w:rPr>
+              <w:t>71.2%</w:t>
+            </w:r>
+          </w:p>
+        </w:tc>
+      </w:tr>
+    </w:tbl>
+    <w:p/>
+    <w:p>
+      <w:pPr>
+        <w:spacing w:line="360" w:lineRule="auto" w:after="120"/>
+      </w:pPr>
+      <w:r>
+        <w:rPr>
+          <w:rFonts w:ascii="Times New Roman" w:hAnsi="Times New Roman"/>
+          <w:sz w:val="24"/>
+        </w:rPr>
+        <w:t>At ±25% — a spread wider than experienced practitioners typically differ by — the ranking is essentially preserved (ρ ≈ 0.98–0.99) and roughly 93–94% of cases keep their risk band. Degradation beyond that is gradual rather than abrupt; even at ±100%, where a weight may be scaled anywhere in [0, 2], rank correlation remains above 0.75.</w:t>
+      </w:r>
+    </w:p>
+    <w:p>
+      <w:pPr>
+        <w:spacing w:before="200" w:after="40"/>
+        <w:jc w:val="center"/>
+      </w:pPr>
+      <w:r>
+        <w:drawing>
+          <wp:inline xmlns:a="http://schemas.openxmlformats.org/drawingml/2006/main" xmlns:pic="http://schemas.openxmlformats.org/drawingml/2006/picture">
+            <wp:extent cx="5394960" cy="2059894"/>
+            <wp:docPr id="6" name="Picture 6"/>
+            <wp:cNvGraphicFramePr>
+              <a:graphicFrameLocks noChangeAspect="1"/>
+            </wp:cNvGraphicFramePr>
+            <a:graphic>
+              <a:graphicData uri="http://schemas.openxmlformats.org/drawingml/2006/picture">
+                <pic:pic>
+                  <pic:nvPicPr>
+                    <pic:cNvPr id="0" name="weight_sensitivity.png"/>
+                    <pic:cNvPicPr/>
+                  </pic:nvPicPr>
+                  <pic:blipFill>
+                    <a:blip r:embed="rId18"/>
+                    <a:stretch>
+                      <a:fillRect/>
+                    </a:stretch>
+                  </pic:blipFill>
+                  <pic:spPr>
+                    <a:xfrm>
+                      <a:off x="0" y="0"/>
+                      <a:ext cx="5394960" cy="2059894"/>
+                    </a:xfrm>
+                    <a:prstGeom prst="rect"/>
+                  </pic:spPr>
+                </pic:pic>
+              </a:graphicData>
+            </a:graphic>
+          </wp:inline>
+        </w:drawing>
+      </w:r>
+    </w:p>
+    <w:p>
+      <w:pPr>
+        <w:pStyle w:val="Caption"/>
+        <w:spacing w:line="360" w:lineRule="auto" w:before="40" w:after="120"/>
+      </w:pPr>
+      <w:r>
+        <w:rPr>
+          <w:rFonts w:ascii="Times New Roman" w:hAnsi="Times New Roman"/>
+          <w:b w:val="0"/>
+          <w:i w:val="0"/>
+          <w:sz w:val="24"/>
+        </w:rPr>
+        <w:t>Figure 5.6: Ranking stability and risk-band stability against the magnitude of weight perturbation. Shaded bands show the range down to the 5th percentile across draws. The dotted line marks the level of disagreement practitioners plausibly exhibit.</w:t>
+      </w:r>
+    </w:p>
+    <w:p>
+      <w:pPr>
+        <w:spacing w:line="360" w:lineRule="auto" w:after="120"/>
+      </w:pPr>
+      <w:r>
+        <w:rPr>
+          <w:rFonts w:ascii="Times New Roman" w:hAnsi="Times New Roman"/>
           <w:b/>
           <w:sz w:val="24"/>
         </w:rPr>
-        <w:t>The fuzzy layer is not exercised.</w:t>
-      </w:r>
-      <w:r>
-        <w:rPr>
-          <w:rFonts w:ascii="Times New Roman" w:hAnsi="Times New Roman"/>
-          <w:sz w:val="24"/>
-        </w:rPr>
-        <w:t xml:space="preserve"> Every SBA-observable criterion is quantitative, so each input enters as a degenerate triangular fuzzy number </w:t>
-      </w:r>
-      <w:r>
-        <w:rPr>
-          <w:rFonts w:ascii="Times New Roman" w:hAnsi="Times New Roman"/>
-          <w:sz w:val="24"/>
-        </w:rPr>
-        <w:t>[x,x,x]</w:t>
-      </w:r>
-      <w:r>
-        <w:rPr>
-          <w:rFonts w:ascii="Times New Roman" w:hAnsi="Times New Roman"/>
-          <w:sz w:val="24"/>
-        </w:rPr>
-        <w:t xml:space="preserve">. Centroid defuzzification returns </w:t>
-      </w:r>
-      <w:r>
-        <w:rPr>
-          <w:rFonts w:ascii="Times New Roman" w:hAnsi="Times New Roman"/>
-          <w:sz w:val="24"/>
-        </w:rPr>
-        <w:t>x</w:t>
-      </w:r>
-      <w:r>
-        <w:rPr>
-          <w:rFonts w:ascii="Times New Roman" w:hAnsi="Times New Roman"/>
-          <w:sz w:val="24"/>
-        </w:rPr>
-        <w:t xml:space="preserve">, and the fuzzy weighted average reduces exactly to an ordinary weighted mean. </w:t>
+        <w:t>Interpretation.</w:t>
+      </w:r>
+      <w:r>
+        <w:rPr>
+          <w:rFonts w:ascii="Times New Roman" w:hAnsi="Times New Roman"/>
+          <w:sz w:val="24"/>
+        </w:rPr>
+        <w:t xml:space="preserve"> The model's conclusions do not hinge on the precise weight vector within the range over which experts plausibly disagree. This does not make elicitation optional — the weights still need to be defensible, and the 6–7% of cases whose band changes at ±25% are real appraisals that would receive a different recommendation. What it does is bound the distortion: results reported under placeholder weights are unlikely to be qualitatively wrong, and that can be stated rather than hoped.</w:t>
+      </w:r>
+    </w:p>
+    <w:p>
+      <w:pPr>
+        <w:pStyle w:val="Heading3"/>
+        <w:spacing w:line="360" w:lineRule="auto" w:before="240" w:after="120"/>
+      </w:pPr>
+      <w:r>
+        <w:rPr>
+          <w:rFonts w:ascii="Times New Roman" w:hAnsi="Times New Roman"/>
+          <w:b w:val="0"/>
+          <w:sz w:val="24"/>
+        </w:rPr>
+        <w:t>5.16.3 An unanticipated structural finding</w:t>
+      </w:r>
+    </w:p>
+    <w:p>
+      <w:pPr>
+        <w:spacing w:line="360" w:lineRule="auto" w:after="120"/>
+      </w:pPr>
+      <w:r>
+        <w:rPr>
+          <w:rFonts w:ascii="Times New Roman" w:hAnsi="Times New Roman"/>
+          <w:sz w:val="24"/>
+        </w:rPr>
+        <w:t>Estimating each criterion's influence separately — by doubling its weight within its dimension and measuring the shift — exposed an asymmetry in the tree itself.</w:t>
+      </w:r>
+    </w:p>
+    <w:p>
+      <w:pPr>
+        <w:pStyle w:val="Caption"/>
+        <w:spacing w:line="360" w:lineRule="auto" w:before="120" w:after="40"/>
+      </w:pPr>
+      <w:r>
+        <w:rPr>
+          <w:rFonts w:ascii="Times New Roman" w:hAnsi="Times New Roman"/>
+          <w:b w:val="0"/>
+          <w:i w:val="0"/>
+          <w:sz w:val="24"/>
+        </w:rPr>
+        <w:t>Table 5.12</w:t>
+      </w:r>
+    </w:p>
+    <w:tbl>
+      <w:tblPr>
+        <w:tblStyle w:val="TableGrid"/>
+        <w:tblW w:type="auto" w:w="0"/>
+        <w:tblLook w:firstColumn="1" w:firstRow="1" w:lastColumn="0" w:lastRow="0" w:noHBand="0" w:noVBand="1" w:val="04A0"/>
+      </w:tblPr>
+      <w:tblGrid>
+        <w:gridCol w:w="2890"/>
+        <w:gridCol w:w="2890"/>
+        <w:gridCol w:w="2890"/>
+      </w:tblGrid>
+      <w:tr>
+        <w:tc>
+          <w:tcPr>
+            <w:tcW w:type="dxa" w:w="2890"/>
+          </w:tcPr>
+          <w:p>
+            <w:pPr>
+              <w:spacing w:line="240" w:lineRule="auto" w:after="40"/>
+            </w:pPr>
+            <w:r/>
+            <w:r>
+              <w:rPr>
+                <w:rFonts w:ascii="Times New Roman" w:hAnsi="Times New Roman"/>
+                <w:b/>
+                <w:sz w:val="22"/>
+              </w:rPr>
+              <w:t>Objective</w:t>
+            </w:r>
+          </w:p>
+        </w:tc>
+        <w:tc>
+          <w:tcPr>
+            <w:tcW w:type="dxa" w:w="2890"/>
+          </w:tcPr>
+          <w:p>
+            <w:pPr>
+              <w:spacing w:line="240" w:lineRule="auto" w:after="40"/>
+            </w:pPr>
+            <w:r/>
+            <w:r>
+              <w:rPr>
+                <w:rFonts w:ascii="Times New Roman" w:hAnsi="Times New Roman"/>
+                <w:b/>
+                <w:sz w:val="22"/>
+              </w:rPr>
+              <w:t>Dimensions</w:t>
+            </w:r>
+          </w:p>
+        </w:tc>
+        <w:tc>
+          <w:tcPr>
+            <w:tcW w:type="dxa" w:w="2890"/>
+          </w:tcPr>
+          <w:p>
+            <w:pPr>
+              <w:spacing w:line="240" w:lineRule="auto" w:after="40"/>
+            </w:pPr>
+            <w:r/>
+            <w:r>
+              <w:rPr>
+                <w:rFonts w:ascii="Times New Roman" w:hAnsi="Times New Roman"/>
+                <w:b/>
+                <w:sz w:val="22"/>
+              </w:rPr>
+              <w:t>One criterion's share of the objective</w:t>
+            </w:r>
+          </w:p>
+        </w:tc>
+      </w:tr>
+      <w:tr>
+        <w:tc>
+          <w:tcPr>
+            <w:tcW w:type="dxa" w:w="2890"/>
+          </w:tcPr>
+          <w:p>
+            <w:pPr>
+              <w:spacing w:line="240" w:lineRule="auto" w:after="40"/>
+            </w:pPr>
+            <w:r/>
+            <w:r>
+              <w:rPr>
+                <w:rFonts w:ascii="Times New Roman" w:hAnsi="Times New Roman"/>
+                <w:b w:val="0"/>
+                <w:sz w:val="22"/>
+              </w:rPr>
+              <w:t>Credit risk</w:t>
+            </w:r>
+          </w:p>
+        </w:tc>
+        <w:tc>
+          <w:tcPr>
+            <w:tcW w:type="dxa" w:w="2890"/>
+          </w:tcPr>
+          <w:p>
+            <w:pPr>
+              <w:spacing w:line="240" w:lineRule="auto" w:after="40"/>
+            </w:pPr>
+            <w:r/>
+            <w:r>
+              <w:rPr>
+                <w:rFonts w:ascii="Times New Roman" w:hAnsi="Times New Roman"/>
+                <w:b w:val="0"/>
+                <w:sz w:val="22"/>
+              </w:rPr>
+              <w:t>6</w:t>
+            </w:r>
+          </w:p>
+        </w:tc>
+        <w:tc>
+          <w:tcPr>
+            <w:tcW w:type="dxa" w:w="2890"/>
+          </w:tcPr>
+          <w:p>
+            <w:pPr>
+              <w:spacing w:line="240" w:lineRule="auto" w:after="40"/>
+            </w:pPr>
+            <w:r/>
+            <w:r>
+              <w:rPr>
+                <w:rFonts w:ascii="Times New Roman" w:hAnsi="Times New Roman"/>
+                <w:b w:val="0"/>
+                <w:sz w:val="22"/>
+              </w:rPr>
+              <w:t>0.0185 – 0.0333</w:t>
+            </w:r>
+          </w:p>
+        </w:tc>
+      </w:tr>
+      <w:tr>
+        <w:tc>
+          <w:tcPr>
+            <w:tcW w:type="dxa" w:w="2890"/>
+          </w:tcPr>
+          <w:p>
+            <w:pPr>
+              <w:spacing w:line="240" w:lineRule="auto" w:after="40"/>
+            </w:pPr>
+            <w:r/>
+            <w:r>
+              <w:rPr>
+                <w:rFonts w:ascii="Times New Roman" w:hAnsi="Times New Roman"/>
+                <w:b w:val="0"/>
+                <w:sz w:val="22"/>
+              </w:rPr>
+              <w:t>Development impact</w:t>
+            </w:r>
+          </w:p>
+        </w:tc>
+        <w:tc>
+          <w:tcPr>
+            <w:tcW w:type="dxa" w:w="2890"/>
+          </w:tcPr>
+          <w:p>
+            <w:pPr>
+              <w:spacing w:line="240" w:lineRule="auto" w:after="40"/>
+            </w:pPr>
+            <w:r/>
+            <w:r>
+              <w:rPr>
+                <w:rFonts w:ascii="Times New Roman" w:hAnsi="Times New Roman"/>
+                <w:b w:val="0"/>
+                <w:sz w:val="22"/>
+              </w:rPr>
+              <w:t>1</w:t>
+            </w:r>
+          </w:p>
+        </w:tc>
+        <w:tc>
+          <w:tcPr>
+            <w:tcW w:type="dxa" w:w="2890"/>
+          </w:tcPr>
+          <w:p>
+            <w:pPr>
+              <w:spacing w:line="240" w:lineRule="auto" w:after="40"/>
+            </w:pPr>
+            <w:r/>
+            <w:r>
+              <w:rPr>
+                <w:rFonts w:ascii="Times New Roman" w:hAnsi="Times New Roman"/>
+                <w:b w:val="0"/>
+                <w:sz w:val="22"/>
+              </w:rPr>
+              <w:t>0.1250</w:t>
+            </w:r>
+          </w:p>
+        </w:tc>
+      </w:tr>
+    </w:tbl>
+    <w:p/>
+    <w:p>
+      <w:pPr>
+        <w:spacing w:line="360" w:lineRule="auto" w:after="120"/>
+      </w:pPr>
+      <w:r>
+        <w:rPr>
+          <w:rFonts w:ascii="Times New Roman" w:hAnsi="Times New Roman"/>
+          <w:sz w:val="24"/>
+        </w:rPr>
+        <w:t xml:space="preserve">A development-impact criterion carries roughly </w:t>
       </w:r>
       <w:r>
         <w:rPr>
@@ -14272,14 +17000,42 @@
           <w:b/>
           <w:sz w:val="24"/>
         </w:rPr>
-        <w:t>On this dataset the fuzzy machinery does no work.</w:t>
-      </w:r>
-      <w:r>
-        <w:rPr>
-          <w:rFonts w:ascii="Times New Roman" w:hAnsi="Times New Roman"/>
-          <w:sz w:val="24"/>
-        </w:rPr>
-        <w:t xml:space="preserve"> It is exercised only by qualitative criteria, which SBA data does not contain. What §5.10–5.6 validates is band mapping and weighted aggregation, not fuzzy inference.</w:t>
+        <w:t>four to seven times the leverage</w:t>
+      </w:r>
+      <w:r>
+        <w:rPr>
+          <w:rFonts w:ascii="Times New Roman" w:hAnsi="Times New Roman"/>
+          <w:sz w:val="24"/>
+        </w:rPr>
+        <w:t xml:space="preserve"> of a credit-risk criterion over its own objective. Doubling </w:t>
+      </w:r>
+      <w:r>
+        <w:rPr>
+          <w:rFonts w:ascii="Times New Roman" w:hAnsi="Times New Roman"/>
+          <w:sz w:val="24"/>
+        </w:rPr>
+        <w:t>employment_generation</w:t>
+      </w:r>
+      <w:r>
+        <w:rPr>
+          <w:rFonts w:ascii="Times New Roman" w:hAnsi="Times New Roman"/>
+          <w:sz w:val="24"/>
+        </w:rPr>
+        <w:t xml:space="preserve"> moves the development score by 3.06 points and changes the risk band for 19.2% of cases; doubling </w:t>
+      </w:r>
+      <w:r>
+        <w:rPr>
+          <w:rFonts w:ascii="Times New Roman" w:hAnsi="Times New Roman"/>
+          <w:sz w:val="24"/>
+        </w:rPr>
+        <w:t>account_turnover</w:t>
+      </w:r>
+      <w:r>
+        <w:rPr>
+          <w:rFonts w:ascii="Times New Roman" w:hAnsi="Times New Roman"/>
+          <w:sz w:val="24"/>
+        </w:rPr>
+        <w:t>, the most influential credit criterion, moves the credit score by 0.71 points and changes 5.1% of bands.</w:t>
       </w:r>
     </w:p>
     <w:p>
@@ -14289,180 +17045,24 @@
       <w:r>
         <w:rPr>
           <w:rFonts w:ascii="Times New Roman" w:hAnsi="Times New Roman"/>
+          <w:sz w:val="24"/>
+        </w:rPr>
+        <w:t xml:space="preserve">This is not an error. It follows directly from the source instrument: clause 5 of the People's Bank form is a single section of nine items, while the credit-risk material is spread across six sections. The tree faithfully reproduces that shape. But the consequence should be stated plainly — </w:t>
+      </w:r>
+      <w:r>
+        <w:rPr>
+          <w:rFonts w:ascii="Times New Roman" w:hAnsi="Times New Roman"/>
           <w:b/>
           <w:sz w:val="24"/>
         </w:rPr>
-        <w:t>Maturity filtering biases composition.</w:t>
-      </w:r>
-      <w:r>
-        <w:rPr>
-          <w:rFonts w:ascii="Times New Roman" w:hAnsi="Times New Roman"/>
-          <w:sz w:val="24"/>
-        </w:rPr>
-        <w:t xml:space="preserve"> Restricting to fully-matured loans removes censoring but over-represents short-term facilities in later cohorts.</w:t>
-      </w:r>
-    </w:p>
-    <w:p>
-      <w:pPr>
-        <w:spacing w:line="360" w:lineRule="auto" w:after="120"/>
-      </w:pPr>
-      <w:r>
-        <w:rPr>
-          <w:rFonts w:ascii="Times New Roman" w:hAnsi="Times New Roman"/>
-          <w:b/>
-          <w:sz w:val="24"/>
-        </w:rPr>
-        <w:t>Weights were placeholders.</w:t>
-      </w:r>
-      <w:r>
-        <w:rPr>
-          <w:rFonts w:ascii="Times New Roman" w:hAnsi="Times New Roman"/>
-          <w:sz w:val="24"/>
-        </w:rPr>
-        <w:t xml:space="preserve"> All results here use equal weights within each level, so they test structure rather than the elicited model. Section 5.16 bounds how much this matters: within ±25% perturbation the ranking is preserved (ρ ≈ 0.98) and ~94% of risk bands are unchanged. The limitation stands, but its magnitude is now measured rather than merely acknowledged.</w:t>
-      </w:r>
-    </w:p>
-    <w:p>
-      <w:pPr>
-        <w:spacing w:line="360" w:lineRule="auto" w:after="120"/>
-      </w:pPr>
-      <w:r>
-        <w:rPr>
-          <w:rFonts w:ascii="Times New Roman" w:hAnsi="Times New Roman"/>
-          <w:b/>
-          <w:sz w:val="24"/>
-        </w:rPr>
-        <w:t>The independence test uses thin development proxies.</w:t>
-      </w:r>
-      <w:r>
-        <w:rPr>
-          <w:rFonts w:ascii="Times New Roman" w:hAnsi="Times New Roman"/>
-          <w:sz w:val="24"/>
-        </w:rPr>
-        <w:t xml:space="preserve"> SBA data carries employment only; five of the nine items in clause 5 have no counterpart. §5.17 tests the employment dimension of development impact, not the whole objective.</w:t>
-      </w:r>
-    </w:p>
-    <w:p>
-      <w:pPr>
-        <w:spacing w:line="360" w:lineRule="auto" w:after="120"/>
-      </w:pPr>
-      <w:r>
-        <w:rPr>
-          <w:rFonts w:ascii="Times New Roman" w:hAnsi="Times New Roman"/>
-          <w:b/>
-          <w:sz w:val="24"/>
-        </w:rPr>
-        <w:t>The proposed model is not calibrated.</w:t>
-      </w:r>
-      <w:r>
-        <w:rPr>
-          <w:rFonts w:ascii="Times New Roman" w:hAnsi="Times New Roman"/>
-          <w:sz w:val="24"/>
-        </w:rPr>
-        <w:t xml:space="preserve"> It produces an ordinal risk band, not a probability of default. Section 5.13 shows that even trained probabilistic models lose calibration badly across time periods; the proposed model does not offer a probability to lose. It must not be used for pricing or provisioning.</w:t>
-      </w:r>
-    </w:p>
-    <w:p>
-      <w:pPr>
-        <w:spacing w:line="360" w:lineRule="auto" w:after="120"/>
-      </w:pPr>
-      <w:r>
-        <w:rPr>
-          <w:rFonts w:ascii="Times New Roman" w:hAnsi="Times New Roman"/>
-          <w:b/>
-          <w:sz w:val="24"/>
-        </w:rPr>
-        <w:t>The sensitivity analysis uses a simulated population.</w:t>
-      </w:r>
-      <w:r>
-        <w:rPr>
-          <w:rFonts w:ascii="Times New Roman" w:hAnsi="Times New Roman"/>
-          <w:sz w:val="24"/>
-        </w:rPr>
-        <w:t xml:space="preserve"> It characterises the model's response to weight change; it says nothing about how real Sri Lankan SME applications are distributed, and the two must not be confused.</w:t>
-      </w:r>
-    </w:p>
-    <w:p>
-      <w:pPr>
-        <w:spacing w:line="360" w:lineRule="auto" w:after="120"/>
-      </w:pPr>
-      <w:r>
-        <w:rPr>
-          <w:rFonts w:ascii="Times New Roman" w:hAnsi="Times New Roman"/>
-          <w:b/>
-          <w:sz w:val="24"/>
-        </w:rPr>
-        <w:t>The development objective is barely observable.</w:t>
-      </w:r>
-      <w:r>
-        <w:rPr>
-          <w:rFonts w:ascii="Times New Roman" w:hAnsi="Times New Roman"/>
-          <w:sz w:val="24"/>
-        </w:rPr>
-        <w:t xml:space="preserve"> Only </w:t>
-      </w:r>
-      <w:r>
-        <w:rPr>
-          <w:rFonts w:ascii="Times New Roman" w:hAnsi="Times New Roman"/>
-          <w:sz w:val="24"/>
-        </w:rPr>
-        <w:t>CreateJob</w:t>
-      </w:r>
-      <w:r>
-        <w:rPr>
-          <w:rFonts w:ascii="Times New Roman" w:hAnsi="Times New Roman"/>
-          <w:sz w:val="24"/>
-        </w:rPr>
-        <w:t xml:space="preserve"> and </w:t>
-      </w:r>
-      <w:r>
-        <w:rPr>
-          <w:rFonts w:ascii="Times New Roman" w:hAnsi="Times New Roman"/>
-          <w:sz w:val="24"/>
-        </w:rPr>
-        <w:t>RetainedJob</w:t>
-      </w:r>
-      <w:r>
-        <w:rPr>
-          <w:rFonts w:ascii="Times New Roman" w:hAnsi="Times New Roman"/>
-          <w:sz w:val="24"/>
-        </w:rPr>
-        <w:t xml:space="preserve"> proxy the development-impact objective. Five of the nine items in clause 5 of the People's Bank form — women's participation, local raw material usage, import substitution, value added, foreign exchange earnings — have no counterpart in SBA data. The development objective is a design contribution and is </w:t>
-      </w:r>
-      <w:r>
-        <w:rPr>
-          <w:rFonts w:ascii="Times New Roman" w:hAnsi="Times New Roman"/>
-          <w:b/>
-          <w:sz w:val="24"/>
-        </w:rPr>
-        <w:t>not</w:t>
-      </w:r>
-      <w:r>
-        <w:rPr>
-          <w:rFonts w:ascii="Times New Roman" w:hAnsi="Times New Roman"/>
-          <w:sz w:val="24"/>
-        </w:rPr>
-        <w:t xml:space="preserve"> empirically validated in this chapter.</w:t>
-      </w:r>
-    </w:p>
-    <w:p>
-      <w:pPr>
-        <w:spacing w:line="360" w:lineRule="auto" w:after="120"/>
-      </w:pPr>
-      <w:r>
-        <w:rPr>
-          <w:rFonts w:ascii="Times New Roman" w:hAnsi="Times New Roman"/>
-          <w:b/>
-          <w:sz w:val="24"/>
-        </w:rPr>
-        <w:t>Novelty of the contamination finding is not fully established.</w:t>
-      </w:r>
-      <w:r>
-        <w:rPr>
-          <w:rFonts w:ascii="Times New Roman" w:hAnsi="Times New Roman"/>
-          <w:sz w:val="24"/>
-        </w:rPr>
-        <w:t xml:space="preserve"> A literature search found no published report of it, but that search was not exhaustive and cannot support a claim of priority. The finding is reported as one the author is not aware of having been documented, which is a weaker and defensible claim.</w:t>
+        <w:t>the development objective is materially more sensitive to individual weight choices than the credit objective</w:t>
+      </w:r>
+      <w:r>
+        <w:rPr>
+          <w:rFonts w:ascii="Times New Roman" w:hAnsi="Times New Roman"/>
+          <w:sz w:val="24"/>
+        </w:rPr>
+        <w:t>, so elicitation error there carries more consequence, and the development weights deserve more respondents rather than fewer.</w:t>
       </w:r>
     </w:p>
     <w:p>
@@ -14476,6 +17076,1381 @@
           <w:b/>
           <w:sz w:val="24"/>
         </w:rPr>
+        <w:t>5.17 Are the two objectives independent? (RQ4)</w:t>
+      </w:r>
+    </w:p>
+    <w:p>
+      <w:pPr>
+        <w:spacing w:line="360" w:lineRule="auto" w:after="120"/>
+      </w:pPr>
+      <w:r>
+        <w:rPr>
+          <w:rFonts w:ascii="Times New Roman" w:hAnsi="Times New Roman"/>
+          <w:sz w:val="24"/>
+        </w:rPr>
+        <w:t>The model reports two scores and refuses to combine them. That decision was justified in §5.2.2 on Arvanitis, Stampini and Vencatachellum's (2015) finding that development and credit concerns are empirically independent in development-bank appraisal. Their result comes from one multilateral institution's project portfolio. It can be tested here on 652,284 small-business facilities with realised outcomes.</w:t>
+      </w:r>
+    </w:p>
+    <w:p>
+      <w:pPr>
+        <w:pStyle w:val="Heading3"/>
+        <w:spacing w:line="360" w:lineRule="auto" w:before="240" w:after="120"/>
+      </w:pPr>
+      <w:r>
+        <w:rPr>
+          <w:rFonts w:ascii="Times New Roman" w:hAnsi="Times New Roman"/>
+          <w:b w:val="0"/>
+          <w:sz w:val="24"/>
+        </w:rPr>
+        <w:t>5.17.1 The objectives are not independent</w:t>
+      </w:r>
+    </w:p>
+    <w:p>
+      <w:pPr>
+        <w:pStyle w:val="Caption"/>
+        <w:spacing w:line="360" w:lineRule="auto" w:before="120" w:after="40"/>
+      </w:pPr>
+      <w:r>
+        <w:rPr>
+          <w:rFonts w:ascii="Times New Roman" w:hAnsi="Times New Roman"/>
+          <w:b w:val="0"/>
+          <w:i w:val="0"/>
+          <w:sz w:val="24"/>
+        </w:rPr>
+        <w:t>Table 5.13</w:t>
+      </w:r>
+    </w:p>
+    <w:tbl>
+      <w:tblPr>
+        <w:tblStyle w:val="TableGrid"/>
+        <w:tblW w:type="auto" w:w="0"/>
+        <w:tblLook w:firstColumn="1" w:firstRow="1" w:lastColumn="0" w:lastRow="0" w:noHBand="0" w:noVBand="1" w:val="04A0"/>
+      </w:tblPr>
+      <w:tblGrid>
+        <w:gridCol w:w="4334"/>
+        <w:gridCol w:w="4334"/>
+      </w:tblGrid>
+      <w:tr>
+        <w:tc>
+          <w:tcPr>
+            <w:tcW w:type="dxa" w:w="4334"/>
+          </w:tcPr>
+          <w:p>
+            <w:pPr>
+              <w:spacing w:line="240" w:lineRule="auto" w:after="40"/>
+            </w:pPr>
+            <w:r/>
+            <w:r>
+              <w:rPr>
+                <w:rFonts w:ascii="Times New Roman" w:hAnsi="Times New Roman"/>
+                <w:b/>
+                <w:sz w:val="22"/>
+              </w:rPr>
+              <w:t>Measure</w:t>
+            </w:r>
+          </w:p>
+        </w:tc>
+        <w:tc>
+          <w:tcPr>
+            <w:tcW w:type="dxa" w:w="4334"/>
+          </w:tcPr>
+          <w:p>
+            <w:pPr>
+              <w:spacing w:line="240" w:lineRule="auto" w:after="40"/>
+            </w:pPr>
+            <w:r/>
+            <w:r>
+              <w:rPr>
+                <w:rFonts w:ascii="Times New Roman" w:hAnsi="Times New Roman"/>
+                <w:b/>
+                <w:sz w:val="22"/>
+              </w:rPr>
+              <w:t>Value</w:t>
+            </w:r>
+          </w:p>
+        </w:tc>
+      </w:tr>
+      <w:tr>
+        <w:tc>
+          <w:tcPr>
+            <w:tcW w:type="dxa" w:w="4334"/>
+          </w:tcPr>
+          <w:p>
+            <w:pPr>
+              <w:spacing w:line="240" w:lineRule="auto" w:after="40"/>
+            </w:pPr>
+            <w:r/>
+            <w:r>
+              <w:rPr>
+                <w:rFonts w:ascii="Times New Roman" w:hAnsi="Times New Roman"/>
+                <w:b w:val="0"/>
+                <w:sz w:val="22"/>
+              </w:rPr>
+              <w:t>Pearson r</w:t>
+            </w:r>
+          </w:p>
+        </w:tc>
+        <w:tc>
+          <w:tcPr>
+            <w:tcW w:type="dxa" w:w="4334"/>
+          </w:tcPr>
+          <w:p>
+            <w:pPr>
+              <w:spacing w:line="240" w:lineRule="auto" w:after="40"/>
+            </w:pPr>
+            <w:r/>
+            <w:r>
+              <w:rPr>
+                <w:rFonts w:ascii="Times New Roman" w:hAnsi="Times New Roman"/>
+                <w:b w:val="0"/>
+                <w:sz w:val="22"/>
+              </w:rPr>
+              <w:t>+0.4003</w:t>
+            </w:r>
+          </w:p>
+        </w:tc>
+      </w:tr>
+      <w:tr>
+        <w:tc>
+          <w:tcPr>
+            <w:tcW w:type="dxa" w:w="4334"/>
+          </w:tcPr>
+          <w:p>
+            <w:pPr>
+              <w:spacing w:line="240" w:lineRule="auto" w:after="40"/>
+            </w:pPr>
+            <w:r/>
+            <w:r>
+              <w:rPr>
+                <w:rFonts w:ascii="Times New Roman" w:hAnsi="Times New Roman"/>
+                <w:b w:val="0"/>
+                <w:sz w:val="22"/>
+              </w:rPr>
+              <w:t>Spearman ρ</w:t>
+            </w:r>
+          </w:p>
+        </w:tc>
+        <w:tc>
+          <w:tcPr>
+            <w:tcW w:type="dxa" w:w="4334"/>
+          </w:tcPr>
+          <w:p>
+            <w:pPr>
+              <w:spacing w:line="240" w:lineRule="auto" w:after="40"/>
+            </w:pPr>
+            <w:r/>
+            <w:r>
+              <w:rPr>
+                <w:rFonts w:ascii="Times New Roman" w:hAnsi="Times New Roman"/>
+                <w:b w:val="0"/>
+                <w:sz w:val="22"/>
+              </w:rPr>
+              <w:t>+0.4213</w:t>
+            </w:r>
+          </w:p>
+        </w:tc>
+      </w:tr>
+      <w:tr>
+        <w:tc>
+          <w:tcPr>
+            <w:tcW w:type="dxa" w:w="4334"/>
+          </w:tcPr>
+          <w:p>
+            <w:pPr>
+              <w:spacing w:line="240" w:lineRule="auto" w:after="40"/>
+            </w:pPr>
+            <w:r/>
+            <w:r>
+              <w:rPr>
+                <w:rFonts w:ascii="Times New Roman" w:hAnsi="Times New Roman"/>
+                <w:b w:val="0"/>
+                <w:sz w:val="22"/>
+              </w:rPr>
+              <w:t>Shared variance (r²)</w:t>
+            </w:r>
+          </w:p>
+        </w:tc>
+        <w:tc>
+          <w:tcPr>
+            <w:tcW w:type="dxa" w:w="4334"/>
+          </w:tcPr>
+          <w:p>
+            <w:pPr>
+              <w:spacing w:line="240" w:lineRule="auto" w:after="40"/>
+            </w:pPr>
+            <w:r/>
+            <w:r>
+              <w:rPr>
+                <w:rFonts w:ascii="Times New Roman" w:hAnsi="Times New Roman"/>
+                <w:b w:val="0"/>
+                <w:sz w:val="22"/>
+              </w:rPr>
+              <w:t>0.1602</w:t>
+            </w:r>
+          </w:p>
+        </w:tc>
+      </w:tr>
+    </w:tbl>
+    <w:p/>
+    <w:p>
+      <w:pPr>
+        <w:spacing w:line="360" w:lineRule="auto" w:after="120"/>
+      </w:pPr>
+      <w:r>
+        <w:rPr>
+          <w:rFonts w:ascii="Times New Roman" w:hAnsi="Times New Roman"/>
+          <w:sz w:val="24"/>
+        </w:rPr>
+        <w:t xml:space="preserve">With n this large every correlation is statistically significant, so effect size is what carries meaning. An r of 0.40 is </w:t>
+      </w:r>
+      <w:r>
+        <w:rPr>
+          <w:rFonts w:ascii="Times New Roman" w:hAnsi="Times New Roman"/>
+          <w:b/>
+          <w:sz w:val="24"/>
+        </w:rPr>
+        <w:t>moderate</w:t>
+      </w:r>
+      <w:r>
+        <w:rPr>
+          <w:rFonts w:ascii="Times New Roman" w:hAnsi="Times New Roman"/>
+          <w:sz w:val="24"/>
+        </w:rPr>
+        <w:t>, not negligible.</w:t>
+      </w:r>
+    </w:p>
+    <w:p>
+      <w:pPr>
+        <w:spacing w:line="360" w:lineRule="auto" w:after="120"/>
+      </w:pPr>
+      <w:r>
+        <w:rPr>
+          <w:rFonts w:ascii="Times New Roman" w:hAnsi="Times New Roman"/>
+          <w:sz w:val="24"/>
+        </w:rPr>
+        <w:t xml:space="preserve">The two proxy scores do not draw on disjoint variables, which inflates this: </w:t>
+      </w:r>
+      <w:r>
+        <w:rPr>
+          <w:rFonts w:ascii="Times New Roman" w:hAnsi="Times New Roman"/>
+          <w:sz w:val="24"/>
+        </w:rPr>
+        <w:t>NoEmp</w:t>
+      </w:r>
+      <w:r>
+        <w:rPr>
+          <w:rFonts w:ascii="Times New Roman" w:hAnsi="Times New Roman"/>
+          <w:sz w:val="24"/>
+        </w:rPr>
+        <w:t xml:space="preserve"> feeds both the credit criterion </w:t>
+      </w:r>
+      <w:r>
+        <w:rPr>
+          <w:rFonts w:ascii="Times New Roman" w:hAnsi="Times New Roman"/>
+          <w:i/>
+          <w:sz w:val="24"/>
+        </w:rPr>
+        <w:t>employees</w:t>
+      </w:r>
+      <w:r>
+        <w:rPr>
+          <w:rFonts w:ascii="Times New Roman" w:hAnsi="Times New Roman"/>
+          <w:sz w:val="24"/>
+        </w:rPr>
+        <w:t xml:space="preserve"> and the development criterion</w:t>
+      </w:r>
+    </w:p>
+    <w:p>
+      <w:pPr>
+        <w:spacing w:line="360" w:lineRule="auto" w:after="120"/>
+      </w:pPr>
+      <w:r>
+        <w:rPr>
+          <w:rFonts w:ascii="Times New Roman" w:hAnsi="Times New Roman"/>
+          <w:i/>
+          <w:sz w:val="24"/>
+        </w:rPr>
+        <w:t>job creation rate</w:t>
+      </w:r>
+      <w:r>
+        <w:rPr>
+          <w:rFonts w:ascii="Times New Roman" w:hAnsi="Times New Roman"/>
+          <w:sz w:val="24"/>
+        </w:rPr>
+        <w:t xml:space="preserve">, and </w:t>
+      </w:r>
+      <w:r>
+        <w:rPr>
+          <w:rFonts w:ascii="Times New Roman" w:hAnsi="Times New Roman"/>
+          <w:sz w:val="24"/>
+        </w:rPr>
+        <w:t>GrAppv</w:t>
+      </w:r>
+      <w:r>
+        <w:rPr>
+          <w:rFonts w:ascii="Times New Roman" w:hAnsi="Times New Roman"/>
+          <w:sz w:val="24"/>
+        </w:rPr>
+        <w:t xml:space="preserve"> feeds both </w:t>
+      </w:r>
+      <w:r>
+        <w:rPr>
+          <w:rFonts w:ascii="Times New Roman" w:hAnsi="Times New Roman"/>
+          <w:i/>
+          <w:sz w:val="24"/>
+        </w:rPr>
+        <w:t>loan per employee</w:t>
+      </w:r>
+      <w:r>
+        <w:rPr>
+          <w:rFonts w:ascii="Times New Roman" w:hAnsi="Times New Roman"/>
+          <w:sz w:val="24"/>
+        </w:rPr>
+        <w:t xml:space="preserve"> and </w:t>
+      </w:r>
+      <w:r>
+        <w:rPr>
+          <w:rFonts w:ascii="Times New Roman" w:hAnsi="Times New Roman"/>
+          <w:i/>
+          <w:sz w:val="24"/>
+        </w:rPr>
+        <w:t>jobs per 100k</w:t>
+      </w:r>
+      <w:r>
+        <w:rPr>
+          <w:rFonts w:ascii="Times New Roman" w:hAnsi="Times New Roman"/>
+          <w:sz w:val="24"/>
+        </w:rPr>
+        <w:t xml:space="preserve">. Recomputing with a development measure sharing no inputs with the credit score — raw jobs supported — gives </w:t>
+      </w:r>
+      <w:r>
+        <w:rPr>
+          <w:rFonts w:ascii="Times New Roman" w:hAnsi="Times New Roman"/>
+          <w:b/>
+          <w:sz w:val="24"/>
+        </w:rPr>
+        <w:t>r = +0.3563</w:t>
+      </w:r>
+      <w:r>
+        <w:rPr>
+          <w:rFonts w:ascii="Times New Roman" w:hAnsi="Times New Roman"/>
+          <w:sz w:val="24"/>
+        </w:rPr>
+        <w:t>. The confound accounts for part of the association but not most of it.</w:t>
+      </w:r>
+    </w:p>
+    <w:p>
+      <w:pPr>
+        <w:spacing w:line="360" w:lineRule="auto" w:after="120"/>
+      </w:pPr>
+      <w:r>
+        <w:rPr>
+          <w:rFonts w:ascii="Times New Roman" w:hAnsi="Times New Roman"/>
+          <w:b/>
+          <w:sz w:val="24"/>
+        </w:rPr>
+        <w:t>This partly contradicts the premise the design was justified on</w:t>
+      </w:r>
+      <w:r>
+        <w:rPr>
+          <w:rFonts w:ascii="Times New Roman" w:hAnsi="Times New Roman"/>
+          <w:sz w:val="24"/>
+        </w:rPr>
+        <w:t>, and is reported as such rather than omitted. On this population the two objectives co-move more than Arvanitis et al. found.</w:t>
+      </w:r>
+    </w:p>
+    <w:p>
+      <w:pPr>
+        <w:pStyle w:val="Heading3"/>
+        <w:spacing w:line="360" w:lineRule="auto" w:before="240" w:after="120"/>
+      </w:pPr>
+      <w:r>
+        <w:rPr>
+          <w:rFonts w:ascii="Times New Roman" w:hAnsi="Times New Roman"/>
+          <w:b w:val="0"/>
+          <w:sz w:val="24"/>
+        </w:rPr>
+        <w:t>5.17.2 The practical case survives by a different route</w:t>
+      </w:r>
+    </w:p>
+    <w:p>
+      <w:pPr>
+        <w:spacing w:line="360" w:lineRule="auto" w:after="120"/>
+      </w:pPr>
+      <w:r>
+        <w:rPr>
+          <w:rFonts w:ascii="Times New Roman" w:hAnsi="Times New Roman"/>
+          <w:sz w:val="24"/>
+        </w:rPr>
+        <w:t xml:space="preserve">Correlation describes average co-movement across a population. It does not say whether the two objectives agree about any </w:t>
+      </w:r>
+      <w:r>
+        <w:rPr>
+          <w:rFonts w:ascii="Times New Roman" w:hAnsi="Times New Roman"/>
+          <w:i/>
+          <w:sz w:val="24"/>
+        </w:rPr>
+        <w:t>particular</w:t>
+      </w:r>
+      <w:r>
+        <w:rPr>
+          <w:rFonts w:ascii="Times New Roman" w:hAnsi="Times New Roman"/>
+          <w:sz w:val="24"/>
+        </w:rPr>
+        <w:t xml:space="preserve"> facility, which is the question a combined score actually settles.</w:t>
+      </w:r>
+    </w:p>
+    <w:p>
+      <w:pPr>
+        <w:pStyle w:val="Caption"/>
+        <w:spacing w:line="360" w:lineRule="auto" w:before="120" w:after="40"/>
+      </w:pPr>
+      <w:r>
+        <w:rPr>
+          <w:rFonts w:ascii="Times New Roman" w:hAnsi="Times New Roman"/>
+          <w:b w:val="0"/>
+          <w:i w:val="0"/>
+          <w:sz w:val="24"/>
+        </w:rPr>
+        <w:t>Table 5.14</w:t>
+      </w:r>
+    </w:p>
+    <w:tbl>
+      <w:tblPr>
+        <w:tblStyle w:val="TableGrid"/>
+        <w:tblW w:type="auto" w:w="0"/>
+        <w:tblLook w:firstColumn="1" w:firstRow="1" w:lastColumn="0" w:lastRow="0" w:noHBand="0" w:noVBand="1" w:val="04A0"/>
+      </w:tblPr>
+      <w:tblGrid>
+        <w:gridCol w:w="4334"/>
+        <w:gridCol w:w="4334"/>
+      </w:tblGrid>
+      <w:tr>
+        <w:tc>
+          <w:tcPr>
+            <w:tcW w:type="dxa" w:w="4334"/>
+          </w:tcPr>
+          <w:p>
+            <w:pPr>
+              <w:spacing w:line="240" w:lineRule="auto" w:after="40"/>
+            </w:pPr>
+            <w:r/>
+            <w:r>
+              <w:rPr>
+                <w:rFonts w:ascii="Times New Roman" w:hAnsi="Times New Roman"/>
+                <w:b/>
+                <w:sz w:val="22"/>
+              </w:rPr>
+              <w:t>Relationship between the two bands</w:t>
+            </w:r>
+          </w:p>
+        </w:tc>
+        <w:tc>
+          <w:tcPr>
+            <w:tcW w:type="dxa" w:w="4334"/>
+          </w:tcPr>
+          <w:p>
+            <w:pPr>
+              <w:spacing w:line="240" w:lineRule="auto" w:after="40"/>
+            </w:pPr>
+            <w:r/>
+            <w:r>
+              <w:rPr>
+                <w:rFonts w:ascii="Times New Roman" w:hAnsi="Times New Roman"/>
+                <w:b/>
+                <w:sz w:val="22"/>
+              </w:rPr>
+              <w:t>Share of facilities</w:t>
+            </w:r>
+          </w:p>
+        </w:tc>
+      </w:tr>
+      <w:tr>
+        <w:tc>
+          <w:tcPr>
+            <w:tcW w:type="dxa" w:w="4334"/>
+          </w:tcPr>
+          <w:p>
+            <w:pPr>
+              <w:spacing w:line="240" w:lineRule="auto" w:after="40"/>
+            </w:pPr>
+            <w:r/>
+            <w:r>
+              <w:rPr>
+                <w:rFonts w:ascii="Times New Roman" w:hAnsi="Times New Roman"/>
+                <w:b w:val="0"/>
+                <w:sz w:val="22"/>
+              </w:rPr>
+              <w:t>Same band</w:t>
+            </w:r>
+          </w:p>
+        </w:tc>
+        <w:tc>
+          <w:tcPr>
+            <w:tcW w:type="dxa" w:w="4334"/>
+          </w:tcPr>
+          <w:p>
+            <w:pPr>
+              <w:spacing w:line="240" w:lineRule="auto" w:after="40"/>
+            </w:pPr>
+            <w:r/>
+            <w:r>
+              <w:rPr>
+                <w:rFonts w:ascii="Times New Roman" w:hAnsi="Times New Roman"/>
+                <w:b w:val="0"/>
+                <w:sz w:val="22"/>
+              </w:rPr>
+              <w:t>11.8%</w:t>
+            </w:r>
+          </w:p>
+        </w:tc>
+      </w:tr>
+      <w:tr>
+        <w:tc>
+          <w:tcPr>
+            <w:tcW w:type="dxa" w:w="4334"/>
+          </w:tcPr>
+          <w:p>
+            <w:pPr>
+              <w:spacing w:line="240" w:lineRule="auto" w:after="40"/>
+            </w:pPr>
+            <w:r/>
+            <w:r>
+              <w:rPr>
+                <w:rFonts w:ascii="Times New Roman" w:hAnsi="Times New Roman"/>
+                <w:b w:val="0"/>
+                <w:sz w:val="22"/>
+              </w:rPr>
+              <w:t>One band apart</w:t>
+            </w:r>
+          </w:p>
+        </w:tc>
+        <w:tc>
+          <w:tcPr>
+            <w:tcW w:type="dxa" w:w="4334"/>
+          </w:tcPr>
+          <w:p>
+            <w:pPr>
+              <w:spacing w:line="240" w:lineRule="auto" w:after="40"/>
+            </w:pPr>
+            <w:r/>
+            <w:r>
+              <w:rPr>
+                <w:rFonts w:ascii="Times New Roman" w:hAnsi="Times New Roman"/>
+                <w:b w:val="0"/>
+                <w:sz w:val="22"/>
+              </w:rPr>
+              <w:t>49.7%</w:t>
+            </w:r>
+          </w:p>
+        </w:tc>
+      </w:tr>
+      <w:tr>
+        <w:tc>
+          <w:tcPr>
+            <w:tcW w:type="dxa" w:w="4334"/>
+          </w:tcPr>
+          <w:p>
+            <w:pPr>
+              <w:spacing w:line="240" w:lineRule="auto" w:after="40"/>
+            </w:pPr>
+            <w:r/>
+            <w:r>
+              <w:rPr>
+                <w:rFonts w:ascii="Times New Roman" w:hAnsi="Times New Roman"/>
+                <w:b w:val="0"/>
+                <w:sz w:val="22"/>
+              </w:rPr>
+              <w:t>Two or more bands apart</w:t>
+            </w:r>
+          </w:p>
+        </w:tc>
+        <w:tc>
+          <w:tcPr>
+            <w:tcW w:type="dxa" w:w="4334"/>
+          </w:tcPr>
+          <w:p>
+            <w:pPr>
+              <w:spacing w:line="240" w:lineRule="auto" w:after="40"/>
+            </w:pPr>
+            <w:r/>
+            <w:r>
+              <w:rPr>
+                <w:rFonts w:ascii="Times New Roman" w:hAnsi="Times New Roman"/>
+                <w:b w:val="0"/>
+                <w:sz w:val="22"/>
+              </w:rPr>
+              <w:t>38.4%</w:t>
+            </w:r>
+          </w:p>
+        </w:tc>
+      </w:tr>
+      <w:tr>
+        <w:tc>
+          <w:tcPr>
+            <w:tcW w:type="dxa" w:w="4334"/>
+          </w:tcPr>
+          <w:p>
+            <w:pPr>
+              <w:spacing w:line="240" w:lineRule="auto" w:after="40"/>
+            </w:pPr>
+            <w:r/>
+            <w:r>
+              <w:rPr>
+                <w:rFonts w:ascii="Times New Roman" w:hAnsi="Times New Roman"/>
+                <w:b w:val="0"/>
+                <w:sz w:val="22"/>
+              </w:rPr>
+              <w:t>Disagree at all</w:t>
+            </w:r>
+          </w:p>
+        </w:tc>
+        <w:tc>
+          <w:tcPr>
+            <w:tcW w:type="dxa" w:w="4334"/>
+          </w:tcPr>
+          <w:p>
+            <w:pPr>
+              <w:spacing w:line="240" w:lineRule="auto" w:after="40"/>
+            </w:pPr>
+            <w:r/>
+            <w:r>
+              <w:rPr>
+                <w:rFonts w:ascii="Times New Roman" w:hAnsi="Times New Roman"/>
+                <w:b w:val="0"/>
+                <w:sz w:val="22"/>
+              </w:rPr>
+              <w:t>88.2%</w:t>
+            </w:r>
+          </w:p>
+        </w:tc>
+      </w:tr>
+    </w:tbl>
+    <w:p/>
+    <w:p>
+      <w:pPr>
+        <w:spacing w:line="360" w:lineRule="auto" w:after="120"/>
+      </w:pPr>
+      <w:r>
+        <w:rPr>
+          <w:rFonts w:ascii="Times New Roman" w:hAnsi="Times New Roman"/>
+          <w:sz w:val="24"/>
+        </w:rPr>
+        <w:t xml:space="preserve">An r of 0.40 leaves enormous scatter. The two objectives place the same facility in different risk bands </w:t>
+      </w:r>
+      <w:r>
+        <w:rPr>
+          <w:rFonts w:ascii="Times New Roman" w:hAnsi="Times New Roman"/>
+          <w:b/>
+          <w:sz w:val="24"/>
+        </w:rPr>
+        <w:t>88.2% of the time</w:t>
+      </w:r>
+      <w:r>
+        <w:rPr>
+          <w:rFonts w:ascii="Times New Roman" w:hAnsi="Times New Roman"/>
+          <w:sz w:val="24"/>
+        </w:rPr>
+        <w:t>, and more than a third differ by two bands or more.</w:t>
+      </w:r>
+    </w:p>
+    <w:p>
+      <w:pPr>
+        <w:spacing w:line="360" w:lineRule="auto" w:after="120"/>
+      </w:pPr>
+      <w:r>
+        <w:rPr>
+          <w:rFonts w:ascii="Times New Roman" w:hAnsi="Times New Roman"/>
+          <w:sz w:val="24"/>
+        </w:rPr>
+        <w:t xml:space="preserve">That is the argument for reporting them separately, and it is stronger than the independence argument it replaces. </w:t>
+      </w:r>
+      <w:r>
+        <w:rPr>
+          <w:rFonts w:ascii="Times New Roman" w:hAnsi="Times New Roman"/>
+          <w:b/>
+          <w:sz w:val="24"/>
+        </w:rPr>
+        <w:t>A combined score would issue one number for the 88% of cases where the objectives disagree</w:t>
+      </w:r>
+      <w:r>
+        <w:rPr>
+          <w:rFonts w:ascii="Times New Roman" w:hAnsi="Times New Roman"/>
+          <w:sz w:val="24"/>
+        </w:rPr>
+        <w:t xml:space="preserve">, making a strong-credit, weak-development facility indistinguishable from one that is middling on both. Whether the underlying scores correlate on average is beside the point; what a decision-maker needs is whether </w:t>
+      </w:r>
+      <w:r>
+        <w:rPr>
+          <w:rFonts w:ascii="Times New Roman" w:hAnsi="Times New Roman"/>
+          <w:i/>
+          <w:sz w:val="24"/>
+        </w:rPr>
+        <w:t>this</w:t>
+      </w:r>
+      <w:r>
+        <w:rPr>
+          <w:rFonts w:ascii="Times New Roman" w:hAnsi="Times New Roman"/>
+          <w:sz w:val="24"/>
+        </w:rPr>
+        <w:t xml:space="preserve"> application is one of the many where they diverge.</w:t>
+      </w:r>
+    </w:p>
+    <w:p>
+      <w:pPr>
+        <w:pStyle w:val="Heading3"/>
+        <w:spacing w:line="360" w:lineRule="auto" w:before="240" w:after="120"/>
+      </w:pPr>
+      <w:r>
+        <w:rPr>
+          <w:rFonts w:ascii="Times New Roman" w:hAnsi="Times New Roman"/>
+          <w:b w:val="0"/>
+          <w:sz w:val="24"/>
+        </w:rPr>
+        <w:t>5.17.3 Development impact is associated with higher default</w:t>
+      </w:r>
+    </w:p>
+    <w:p>
+      <w:pPr>
+        <w:pStyle w:val="Caption"/>
+        <w:spacing w:line="360" w:lineRule="auto" w:before="120" w:after="40"/>
+      </w:pPr>
+      <w:r>
+        <w:rPr>
+          <w:rFonts w:ascii="Times New Roman" w:hAnsi="Times New Roman"/>
+          <w:b w:val="0"/>
+          <w:i w:val="0"/>
+          <w:sz w:val="24"/>
+        </w:rPr>
+        <w:t>Table 5.15</w:t>
+      </w:r>
+    </w:p>
+    <w:tbl>
+      <w:tblPr>
+        <w:tblStyle w:val="TableGrid"/>
+        <w:tblW w:type="auto" w:w="0"/>
+        <w:tblLook w:firstColumn="1" w:firstRow="1" w:lastColumn="0" w:lastRow="0" w:noHBand="0" w:noVBand="1" w:val="04A0"/>
+      </w:tblPr>
+      <w:tblGrid>
+        <w:gridCol w:w="2890"/>
+        <w:gridCol w:w="2890"/>
+        <w:gridCol w:w="2890"/>
+      </w:tblGrid>
+      <w:tr>
+        <w:tc>
+          <w:tcPr>
+            <w:tcW w:type="dxa" w:w="2890"/>
+          </w:tcPr>
+          <w:p>
+            <w:pPr>
+              <w:spacing w:line="240" w:lineRule="auto" w:after="40"/>
+            </w:pPr>
+            <w:r/>
+            <w:r>
+              <w:rPr>
+                <w:rFonts w:ascii="Times New Roman" w:hAnsi="Times New Roman"/>
+                <w:b/>
+                <w:sz w:val="22"/>
+              </w:rPr>
+              <w:t>Development band</w:t>
+            </w:r>
+          </w:p>
+        </w:tc>
+        <w:tc>
+          <w:tcPr>
+            <w:tcW w:type="dxa" w:w="2890"/>
+          </w:tcPr>
+          <w:p>
+            <w:pPr>
+              <w:spacing w:line="240" w:lineRule="auto" w:after="40"/>
+            </w:pPr>
+            <w:r/>
+            <w:r>
+              <w:rPr>
+                <w:rFonts w:ascii="Times New Roman" w:hAnsi="Times New Roman"/>
+                <w:b/>
+                <w:sz w:val="22"/>
+              </w:rPr>
+              <w:t>n</w:t>
+            </w:r>
+          </w:p>
+        </w:tc>
+        <w:tc>
+          <w:tcPr>
+            <w:tcW w:type="dxa" w:w="2890"/>
+          </w:tcPr>
+          <w:p>
+            <w:pPr>
+              <w:spacing w:line="240" w:lineRule="auto" w:after="40"/>
+            </w:pPr>
+            <w:r/>
+            <w:r>
+              <w:rPr>
+                <w:rFonts w:ascii="Times New Roman" w:hAnsi="Times New Roman"/>
+                <w:b/>
+                <w:sz w:val="22"/>
+              </w:rPr>
+              <w:t>Default rate</w:t>
+            </w:r>
+          </w:p>
+        </w:tc>
+      </w:tr>
+      <w:tr>
+        <w:tc>
+          <w:tcPr>
+            <w:tcW w:type="dxa" w:w="2890"/>
+          </w:tcPr>
+          <w:p>
+            <w:pPr>
+              <w:spacing w:line="240" w:lineRule="auto" w:after="40"/>
+            </w:pPr>
+            <w:r/>
+            <w:r>
+              <w:rPr>
+                <w:rFonts w:ascii="Times New Roman" w:hAnsi="Times New Roman"/>
+                <w:b w:val="0"/>
+                <w:sz w:val="22"/>
+              </w:rPr>
+              <w:t>Lowest</w:t>
+            </w:r>
+          </w:p>
+        </w:tc>
+        <w:tc>
+          <w:tcPr>
+            <w:tcW w:type="dxa" w:w="2890"/>
+          </w:tcPr>
+          <w:p>
+            <w:pPr>
+              <w:spacing w:line="240" w:lineRule="auto" w:after="40"/>
+            </w:pPr>
+            <w:r/>
+            <w:r>
+              <w:rPr>
+                <w:rFonts w:ascii="Times New Roman" w:hAnsi="Times New Roman"/>
+                <w:b w:val="0"/>
+                <w:sz w:val="22"/>
+              </w:rPr>
+              <w:t>326,491</w:t>
+            </w:r>
+          </w:p>
+        </w:tc>
+        <w:tc>
+          <w:tcPr>
+            <w:tcW w:type="dxa" w:w="2890"/>
+          </w:tcPr>
+          <w:p>
+            <w:pPr>
+              <w:spacing w:line="240" w:lineRule="auto" w:after="40"/>
+            </w:pPr>
+            <w:r/>
+            <w:r>
+              <w:rPr>
+                <w:rFonts w:ascii="Times New Roman" w:hAnsi="Times New Roman"/>
+                <w:b w:val="0"/>
+                <w:sz w:val="22"/>
+              </w:rPr>
+              <w:t>10.80%</w:t>
+            </w:r>
+          </w:p>
+        </w:tc>
+      </w:tr>
+      <w:tr>
+        <w:tc>
+          <w:tcPr>
+            <w:tcW w:type="dxa" w:w="2890"/>
+          </w:tcPr>
+          <w:p>
+            <w:pPr>
+              <w:spacing w:line="240" w:lineRule="auto" w:after="40"/>
+            </w:pPr>
+            <w:r/>
+            <w:r>
+              <w:rPr>
+                <w:rFonts w:ascii="Times New Roman" w:hAnsi="Times New Roman"/>
+                <w:b w:val="0"/>
+                <w:sz w:val="22"/>
+              </w:rPr>
+              <w:t>Middle</w:t>
+            </w:r>
+          </w:p>
+        </w:tc>
+        <w:tc>
+          <w:tcPr>
+            <w:tcW w:type="dxa" w:w="2890"/>
+          </w:tcPr>
+          <w:p>
+            <w:pPr>
+              <w:spacing w:line="240" w:lineRule="auto" w:after="40"/>
+            </w:pPr>
+            <w:r/>
+            <w:r>
+              <w:rPr>
+                <w:rFonts w:ascii="Times New Roman" w:hAnsi="Times New Roman"/>
+                <w:b w:val="0"/>
+                <w:sz w:val="22"/>
+              </w:rPr>
+              <w:t>162,746</w:t>
+            </w:r>
+          </w:p>
+        </w:tc>
+        <w:tc>
+          <w:tcPr>
+            <w:tcW w:type="dxa" w:w="2890"/>
+          </w:tcPr>
+          <w:p>
+            <w:pPr>
+              <w:spacing w:line="240" w:lineRule="auto" w:after="40"/>
+            </w:pPr>
+            <w:r/>
+            <w:r>
+              <w:rPr>
+                <w:rFonts w:ascii="Times New Roman" w:hAnsi="Times New Roman"/>
+                <w:b w:val="0"/>
+                <w:sz w:val="22"/>
+              </w:rPr>
+              <w:t>29.77%</w:t>
+            </w:r>
+          </w:p>
+        </w:tc>
+      </w:tr>
+      <w:tr>
+        <w:tc>
+          <w:tcPr>
+            <w:tcW w:type="dxa" w:w="2890"/>
+          </w:tcPr>
+          <w:p>
+            <w:pPr>
+              <w:spacing w:line="240" w:lineRule="auto" w:after="40"/>
+            </w:pPr>
+            <w:r/>
+            <w:r>
+              <w:rPr>
+                <w:rFonts w:ascii="Times New Roman" w:hAnsi="Times New Roman"/>
+                <w:b w:val="0"/>
+                <w:sz w:val="22"/>
+              </w:rPr>
+              <w:t>Highest</w:t>
+            </w:r>
+          </w:p>
+        </w:tc>
+        <w:tc>
+          <w:tcPr>
+            <w:tcW w:type="dxa" w:w="2890"/>
+          </w:tcPr>
+          <w:p>
+            <w:pPr>
+              <w:spacing w:line="240" w:lineRule="auto" w:after="40"/>
+            </w:pPr>
+            <w:r/>
+            <w:r>
+              <w:rPr>
+                <w:rFonts w:ascii="Times New Roman" w:hAnsi="Times New Roman"/>
+                <w:b w:val="0"/>
+                <w:sz w:val="22"/>
+              </w:rPr>
+              <w:t>163,047</w:t>
+            </w:r>
+          </w:p>
+        </w:tc>
+        <w:tc>
+          <w:tcPr>
+            <w:tcW w:type="dxa" w:w="2890"/>
+          </w:tcPr>
+          <w:p>
+            <w:pPr>
+              <w:spacing w:line="240" w:lineRule="auto" w:after="40"/>
+            </w:pPr>
+            <w:r/>
+            <w:r>
+              <w:rPr>
+                <w:rFonts w:ascii="Times New Roman" w:hAnsi="Times New Roman"/>
+                <w:b w:val="0"/>
+                <w:sz w:val="22"/>
+              </w:rPr>
+              <w:t>30.32%</w:t>
+            </w:r>
+          </w:p>
+        </w:tc>
+      </w:tr>
+    </w:tbl>
+    <w:p/>
+    <w:p>
+      <w:pPr>
+        <w:spacing w:line="360" w:lineRule="auto" w:after="120"/>
+      </w:pPr>
+      <w:r>
+        <w:rPr>
+          <w:rFonts w:ascii="Times New Roman" w:hAnsi="Times New Roman"/>
+          <w:sz w:val="24"/>
+        </w:rPr>
+        <w:t xml:space="preserve">Facilities supporting more employment default </w:t>
+      </w:r>
+      <w:r>
+        <w:rPr>
+          <w:rFonts w:ascii="Times New Roman" w:hAnsi="Times New Roman"/>
+          <w:b/>
+          <w:sz w:val="24"/>
+        </w:rPr>
+        <w:t>substantially more</w:t>
+      </w:r>
+      <w:r>
+        <w:rPr>
+          <w:rFonts w:ascii="Times New Roman" w:hAnsi="Times New Roman"/>
+          <w:sz w:val="24"/>
+        </w:rPr>
+        <w:t xml:space="preserve"> — a spread of 19.5 percentage points.</w:t>
+      </w:r>
+    </w:p>
+    <w:p>
+      <w:pPr>
+        <w:spacing w:line="360" w:lineRule="auto" w:after="120"/>
+      </w:pPr>
+      <w:r>
+        <w:rPr>
+          <w:rFonts w:ascii="Times New Roman" w:hAnsi="Times New Roman"/>
+          <w:b/>
+          <w:sz w:val="24"/>
+        </w:rPr>
+        <w:t>Read this as association, not cause.</w:t>
+      </w:r>
+      <w:r>
+        <w:rPr>
+          <w:rFonts w:ascii="Times New Roman" w:hAnsi="Times New Roman"/>
+          <w:sz w:val="24"/>
+        </w:rPr>
+        <w:t xml:space="preserve"> It is very likely confounded: facilities creating more jobs tend to be larger, newer, and more expansionary, and each of those independently raises credit risk. Establishing a causal relationship would require controls this study has not applied, and the claim is not made.</w:t>
+      </w:r>
+    </w:p>
+    <w:p>
+      <w:pPr>
+        <w:spacing w:line="360" w:lineRule="auto" w:after="120"/>
+      </w:pPr>
+      <w:r>
+        <w:rPr>
+          <w:rFonts w:ascii="Times New Roman" w:hAnsi="Times New Roman"/>
+          <w:sz w:val="24"/>
+        </w:rPr>
+        <w:t xml:space="preserve">But if the association holds under proper controls, it has a direct implication for a state bank with a development mandate: </w:t>
+      </w:r>
+      <w:r>
+        <w:rPr>
+          <w:rFonts w:ascii="Times New Roman" w:hAnsi="Times New Roman"/>
+          <w:b/>
+          <w:sz w:val="24"/>
+        </w:rPr>
+        <w:t>the developmental objective and the credit objective may genuinely pull against each other.</w:t>
+      </w:r>
+      <w:r>
+        <w:rPr>
+          <w:rFonts w:ascii="Times New Roman" w:hAnsi="Times New Roman"/>
+          <w:sz w:val="24"/>
+        </w:rPr>
+        <w:t xml:space="preserve"> Development-oriented lending would then carry a real and measurable credit cost.</w:t>
+      </w:r>
+    </w:p>
+    <w:p>
+      <w:pPr>
+        <w:spacing w:line="360" w:lineRule="auto" w:after="120"/>
+      </w:pPr>
+      <w:r>
+        <w:rPr>
+          <w:rFonts w:ascii="Times New Roman" w:hAnsi="Times New Roman"/>
+          <w:sz w:val="24"/>
+        </w:rPr>
+        <w:t>That is precisely the trade-off the dual-objective design exists to surface. A model that averaged the two into one figure would report a middling score and conceal the fact that the institution is being asked to choose.</w:t>
+      </w:r>
+    </w:p>
+    <w:p>
+      <w:pPr>
+        <w:pStyle w:val="Heading2"/>
+        <w:spacing w:line="360" w:lineRule="auto" w:before="240" w:after="120"/>
+      </w:pPr>
+      <w:r>
+        <w:rPr>
+          <w:rFonts w:ascii="Times New Roman" w:hAnsi="Times New Roman"/>
+          <w:b/>
+          <w:sz w:val="24"/>
+        </w:rPr>
+        <w:t>5.18 Limitations</w:t>
+      </w:r>
+    </w:p>
+    <w:p>
+      <w:pPr>
+        <w:spacing w:line="360" w:lineRule="auto" w:after="120"/>
+      </w:pPr>
+      <w:r>
+        <w:rPr>
+          <w:rFonts w:ascii="Times New Roman" w:hAnsi="Times New Roman"/>
+          <w:b/>
+          <w:sz w:val="24"/>
+        </w:rPr>
+        <w:t>Jurisdiction.</w:t>
+      </w:r>
+      <w:r>
+        <w:rPr>
+          <w:rFonts w:ascii="Times New Roman" w:hAnsi="Times New Roman"/>
+          <w:sz w:val="24"/>
+        </w:rPr>
+        <w:t xml:space="preserve"> SBA data reflects U.S. government-guaranteed small-business lending. Sri Lankan SME credit differs in legal environment, collateral practice, and macroeconomic volatility. Nothing here transfers directly.</w:t>
+      </w:r>
+    </w:p>
+    <w:p>
+      <w:pPr>
+        <w:spacing w:line="360" w:lineRule="auto" w:after="120"/>
+      </w:pPr>
+      <w:r>
+        <w:rPr>
+          <w:rFonts w:ascii="Times New Roman" w:hAnsi="Times New Roman"/>
+          <w:b/>
+          <w:sz w:val="24"/>
+        </w:rPr>
+        <w:t>The fuzzy layer is not exercised.</w:t>
+      </w:r>
+      <w:r>
+        <w:rPr>
+          <w:rFonts w:ascii="Times New Roman" w:hAnsi="Times New Roman"/>
+          <w:sz w:val="24"/>
+        </w:rPr>
+        <w:t xml:space="preserve"> Every SBA-observable criterion is quantitative, so each input enters as a degenerate triangular fuzzy number </w:t>
+      </w:r>
+      <w:r>
+        <w:rPr>
+          <w:rFonts w:ascii="Times New Roman" w:hAnsi="Times New Roman"/>
+          <w:sz w:val="24"/>
+        </w:rPr>
+        <w:t>[x,x,x]</w:t>
+      </w:r>
+      <w:r>
+        <w:rPr>
+          <w:rFonts w:ascii="Times New Roman" w:hAnsi="Times New Roman"/>
+          <w:sz w:val="24"/>
+        </w:rPr>
+        <w:t xml:space="preserve">. Centroid defuzzification returns </w:t>
+      </w:r>
+      <w:r>
+        <w:rPr>
+          <w:rFonts w:ascii="Times New Roman" w:hAnsi="Times New Roman"/>
+          <w:sz w:val="24"/>
+        </w:rPr>
+        <w:t>x</w:t>
+      </w:r>
+      <w:r>
+        <w:rPr>
+          <w:rFonts w:ascii="Times New Roman" w:hAnsi="Times New Roman"/>
+          <w:sz w:val="24"/>
+        </w:rPr>
+        <w:t xml:space="preserve">, and the fuzzy weighted average reduces exactly to an ordinary weighted mean. </w:t>
+      </w:r>
+      <w:r>
+        <w:rPr>
+          <w:rFonts w:ascii="Times New Roman" w:hAnsi="Times New Roman"/>
+          <w:b/>
+          <w:sz w:val="24"/>
+        </w:rPr>
+        <w:t>On this dataset the fuzzy machinery does no work.</w:t>
+      </w:r>
+      <w:r>
+        <w:rPr>
+          <w:rFonts w:ascii="Times New Roman" w:hAnsi="Times New Roman"/>
+          <w:sz w:val="24"/>
+        </w:rPr>
+        <w:t xml:space="preserve"> It is exercised only by qualitative criteria, which SBA data does not contain. What §5.10–5.6 validates is band mapping and weighted aggregation, not fuzzy inference.</w:t>
+      </w:r>
+    </w:p>
+    <w:p>
+      <w:pPr>
+        <w:spacing w:line="360" w:lineRule="auto" w:after="120"/>
+      </w:pPr>
+      <w:r>
+        <w:rPr>
+          <w:rFonts w:ascii="Times New Roman" w:hAnsi="Times New Roman"/>
+          <w:b/>
+          <w:sz w:val="24"/>
+        </w:rPr>
+        <w:t>Maturity filtering biases composition.</w:t>
+      </w:r>
+      <w:r>
+        <w:rPr>
+          <w:rFonts w:ascii="Times New Roman" w:hAnsi="Times New Roman"/>
+          <w:sz w:val="24"/>
+        </w:rPr>
+        <w:t xml:space="preserve"> Restricting to fully-matured loans removes censoring but over-represents short-term facilities in later cohorts.</w:t>
+      </w:r>
+    </w:p>
+    <w:p>
+      <w:pPr>
+        <w:spacing w:line="360" w:lineRule="auto" w:after="120"/>
+      </w:pPr>
+      <w:r>
+        <w:rPr>
+          <w:rFonts w:ascii="Times New Roman" w:hAnsi="Times New Roman"/>
+          <w:b/>
+          <w:sz w:val="24"/>
+        </w:rPr>
+        <w:t>Weights were placeholders.</w:t>
+      </w:r>
+      <w:r>
+        <w:rPr>
+          <w:rFonts w:ascii="Times New Roman" w:hAnsi="Times New Roman"/>
+          <w:sz w:val="24"/>
+        </w:rPr>
+        <w:t xml:space="preserve"> All results here use equal weights within each level, so they test structure rather than the elicited model. Section 5.16 bounds how much this matters: within ±25% perturbation the ranking is preserved (ρ ≈ 0.98) and ~94% of risk bands are unchanged. The limitation stands, but its magnitude is now measured rather than merely acknowledged.</w:t>
+      </w:r>
+    </w:p>
+    <w:p>
+      <w:pPr>
+        <w:spacing w:line="360" w:lineRule="auto" w:after="120"/>
+      </w:pPr>
+      <w:r>
+        <w:rPr>
+          <w:rFonts w:ascii="Times New Roman" w:hAnsi="Times New Roman"/>
+          <w:b/>
+          <w:sz w:val="24"/>
+        </w:rPr>
+        <w:t>The independence test uses thin development proxies.</w:t>
+      </w:r>
+      <w:r>
+        <w:rPr>
+          <w:rFonts w:ascii="Times New Roman" w:hAnsi="Times New Roman"/>
+          <w:sz w:val="24"/>
+        </w:rPr>
+        <w:t xml:space="preserve"> SBA data carries employment only; five of the nine items in clause 5 have no counterpart. §5.17 tests the employment dimension of development impact, not the whole objective.</w:t>
+      </w:r>
+    </w:p>
+    <w:p>
+      <w:pPr>
+        <w:spacing w:line="360" w:lineRule="auto" w:after="120"/>
+      </w:pPr>
+      <w:r>
+        <w:rPr>
+          <w:rFonts w:ascii="Times New Roman" w:hAnsi="Times New Roman"/>
+          <w:b/>
+          <w:sz w:val="24"/>
+        </w:rPr>
+        <w:t>The proposed model is not calibrated.</w:t>
+      </w:r>
+      <w:r>
+        <w:rPr>
+          <w:rFonts w:ascii="Times New Roman" w:hAnsi="Times New Roman"/>
+          <w:sz w:val="24"/>
+        </w:rPr>
+        <w:t xml:space="preserve"> It produces an ordinal risk band, not a probability of default. Section 5.13 shows that even trained probabilistic models lose calibration badly across time periods; the proposed model does not offer a probability to lose. It must not be used for pricing or provisioning.</w:t>
+      </w:r>
+    </w:p>
+    <w:p>
+      <w:pPr>
+        <w:spacing w:line="360" w:lineRule="auto" w:after="120"/>
+      </w:pPr>
+      <w:r>
+        <w:rPr>
+          <w:rFonts w:ascii="Times New Roman" w:hAnsi="Times New Roman"/>
+          <w:b/>
+          <w:sz w:val="24"/>
+        </w:rPr>
+        <w:t>The sensitivity analysis uses a simulated population.</w:t>
+      </w:r>
+      <w:r>
+        <w:rPr>
+          <w:rFonts w:ascii="Times New Roman" w:hAnsi="Times New Roman"/>
+          <w:sz w:val="24"/>
+        </w:rPr>
+        <w:t xml:space="preserve"> It characterises the model's response to weight change; it says nothing about how real Sri Lankan SME applications are distributed, and the two must not be confused.</w:t>
+      </w:r>
+    </w:p>
+    <w:p>
+      <w:pPr>
+        <w:spacing w:line="360" w:lineRule="auto" w:after="120"/>
+      </w:pPr>
+      <w:r>
+        <w:rPr>
+          <w:rFonts w:ascii="Times New Roman" w:hAnsi="Times New Roman"/>
+          <w:b/>
+          <w:sz w:val="24"/>
+        </w:rPr>
+        <w:t>The development objective is barely observable.</w:t>
+      </w:r>
+      <w:r>
+        <w:rPr>
+          <w:rFonts w:ascii="Times New Roman" w:hAnsi="Times New Roman"/>
+          <w:sz w:val="24"/>
+        </w:rPr>
+        <w:t xml:space="preserve"> Only </w:t>
+      </w:r>
+      <w:r>
+        <w:rPr>
+          <w:rFonts w:ascii="Times New Roman" w:hAnsi="Times New Roman"/>
+          <w:sz w:val="24"/>
+        </w:rPr>
+        <w:t>CreateJob</w:t>
+      </w:r>
+      <w:r>
+        <w:rPr>
+          <w:rFonts w:ascii="Times New Roman" w:hAnsi="Times New Roman"/>
+          <w:sz w:val="24"/>
+        </w:rPr>
+        <w:t xml:space="preserve"> and </w:t>
+      </w:r>
+      <w:r>
+        <w:rPr>
+          <w:rFonts w:ascii="Times New Roman" w:hAnsi="Times New Roman"/>
+          <w:sz w:val="24"/>
+        </w:rPr>
+        <w:t>RetainedJob</w:t>
+      </w:r>
+      <w:r>
+        <w:rPr>
+          <w:rFonts w:ascii="Times New Roman" w:hAnsi="Times New Roman"/>
+          <w:sz w:val="24"/>
+        </w:rPr>
+        <w:t xml:space="preserve"> proxy the development-impact objective. Five of the nine items in clause 5 of the People's Bank form — women's participation, local raw material usage, import substitution, value added, foreign exchange earnings — have no counterpart in SBA data. The development objective is a design contribution and is </w:t>
+      </w:r>
+      <w:r>
+        <w:rPr>
+          <w:rFonts w:ascii="Times New Roman" w:hAnsi="Times New Roman"/>
+          <w:b/>
+          <w:sz w:val="24"/>
+        </w:rPr>
+        <w:t>not</w:t>
+      </w:r>
+      <w:r>
+        <w:rPr>
+          <w:rFonts w:ascii="Times New Roman" w:hAnsi="Times New Roman"/>
+          <w:sz w:val="24"/>
+        </w:rPr>
+        <w:t xml:space="preserve"> empirically validated in this chapter.</w:t>
+      </w:r>
+    </w:p>
+    <w:p>
+      <w:pPr>
+        <w:spacing w:line="360" w:lineRule="auto" w:after="120"/>
+      </w:pPr>
+      <w:r>
+        <w:rPr>
+          <w:rFonts w:ascii="Times New Roman" w:hAnsi="Times New Roman"/>
+          <w:b/>
+          <w:sz w:val="24"/>
+        </w:rPr>
+        <w:t>Novelty of the contamination finding is not fully established.</w:t>
+      </w:r>
+      <w:r>
+        <w:rPr>
+          <w:rFonts w:ascii="Times New Roman" w:hAnsi="Times New Roman"/>
+          <w:sz w:val="24"/>
+        </w:rPr>
+        <w:t xml:space="preserve"> A literature search found no published report of it, but that search was not exhaustive and cannot support a claim of priority. The finding is reported as one the author is not aware of having been documented, which is a weaker and defensible claim.</w:t>
+      </w:r>
+    </w:p>
+    <w:p>
+      <w:pPr>
+        <w:pStyle w:val="Heading2"/>
+        <w:spacing w:line="360" w:lineRule="auto" w:before="240" w:after="120"/>
+      </w:pPr>
+      <w:r>
+        <w:rPr>
+          <w:rFonts w:ascii="Times New Roman" w:hAnsi="Times New Roman"/>
+          <w:b/>
+          <w:sz w:val="24"/>
+        </w:rPr>
         <w:t>5.19 Summary</w:t>
       </w:r>
     </w:p>
@@ -15406,7 +19381,7 @@
           <w:rFonts w:ascii="Times New Roman" w:hAnsi="Times New Roman"/>
           <w:sz w:val="24"/>
         </w:rPr>
-        <w:t xml:space="preserve"> (§4.12) replaced a typed name. An audit trail of self-declared signatories records nothing; the signatory is now the authenticated user and roles are enforced server-side.</w:t>
+        <w:t xml:space="preserve"> (§4.13) replaced a typed name. An audit trail of self-declared signatories records nothing; the signatory is now the authenticated user and roles are enforced server-side.</w:t>
       </w:r>
     </w:p>
     <w:p>
@@ -15580,7 +19555,7 @@
           <w:rFonts w:ascii="Times New Roman" w:hAnsi="Times New Roman"/>
           <w:sz w:val="24"/>
         </w:rPr>
-        <w:t xml:space="preserve"> No officer has used the system on live applications, so neither perceived usefulness [34] nor usability [35] has been measured, and no disparate-impact analysis has been performed. For a credit model the second is a serious gap, recorded in the model card.</w:t>
+        <w:t xml:space="preserve"> No officer has used the system on live applications, so neither perceived usefulness [35] nor usability [36] has been measured, and no disparate-impact analysis has been performed. For a credit model the second is a serious gap, recorded in the model card.</w:t>
       </w:r>
     </w:p>
     <w:p>
@@ -16738,7 +20713,7 @@
           <w:rFonts w:ascii="Times New Roman" w:hAnsi="Times New Roman"/>
           <w:sz w:val="24"/>
         </w:rPr>
-        <w:t xml:space="preserve">[33] E. R. DeLong, D. M. DeLong and D. L. Clarke-Pearson, "Comparing the areas under two or more correlated receiver operating characteristic curves: a nonparametric approach," </w:t>
+        <w:t xml:space="preserve">[33] A. H. Murphy, "A new vector partition of the probability score," </w:t>
       </w:r>
       <w:r>
         <w:rPr>
@@ -16746,6 +20721,33 @@
           <w:i/>
           <w:sz w:val="24"/>
         </w:rPr>
+        <w:t>Journal of Applied Meteorology</w:t>
+      </w:r>
+      <w:r>
+        <w:rPr>
+          <w:rFonts w:ascii="Times New Roman" w:hAnsi="Times New Roman"/>
+          <w:sz w:val="24"/>
+        </w:rPr>
+        <w:t>, vol. 12, no. 4, pp. 595-600, 1973.</w:t>
+      </w:r>
+    </w:p>
+    <w:p>
+      <w:pPr>
+        <w:spacing w:line="360" w:lineRule="auto" w:after="120"/>
+      </w:pPr>
+      <w:r>
+        <w:rPr>
+          <w:rFonts w:ascii="Times New Roman" w:hAnsi="Times New Roman"/>
+          <w:sz w:val="24"/>
+        </w:rPr>
+        <w:t xml:space="preserve">[34] E. R. DeLong, D. M. DeLong and D. L. Clarke-Pearson, "Comparing the areas under two or more correlated receiver operating characteristic curves: a nonparametric approach," </w:t>
+      </w:r>
+      <w:r>
+        <w:rPr>
+          <w:rFonts w:ascii="Times New Roman" w:hAnsi="Times New Roman"/>
+          <w:i/>
+          <w:sz w:val="24"/>
+        </w:rPr>
         <w:t>Biometrics</w:t>
       </w:r>
       <w:r>
@@ -16765,7 +20767,7 @@
           <w:rFonts w:ascii="Times New Roman" w:hAnsi="Times New Roman"/>
           <w:sz w:val="24"/>
         </w:rPr>
-        <w:t xml:space="preserve">[34] F. D. Davis, "Perceived usefulness, perceived ease of use, and user acceptance of information technology," </w:t>
+        <w:t xml:space="preserve">[35] F. D. Davis, "Perceived usefulness, perceived ease of use, and user acceptance of information technology," </w:t>
       </w:r>
       <w:r>
         <w:rPr>
@@ -16792,7 +20794,7 @@
           <w:rFonts w:ascii="Times New Roman" w:hAnsi="Times New Roman"/>
           <w:sz w:val="24"/>
         </w:rPr>
-        <w:t xml:space="preserve">[35] J. Brooke, "SUS: a 'quick and dirty' usability scale," in </w:t>
+        <w:t xml:space="preserve">[36] J. Brooke, "SUS: a 'quick and dirty' usability scale," in </w:t>
       </w:r>
       <w:r>
         <w:rPr>

--- a/docs/06-thesis/THESIS-NSBM.docx
+++ b/docs/06-thesis/THESIS-NSBM.docx
@@ -2387,7 +2387,7 @@
           <w:rFonts w:ascii="Times New Roman" w:hAnsi="Times New Roman"/>
           <w:sz w:val="24"/>
         </w:rPr>
-        <w:t>First, the literature review (§5.10.3) established that the contribution originally claimed — applying fuzzy multi-criteria methods to SME credit scoring — is already published. The questions were revised rather than restated in a form the literature no longer supports.</w:t>
+        <w:t>First, the literature review (§3.5.3) established that the contribution originally claimed — applying fuzzy multi-criteria methods to SME credit scoring — is already published. The questions were revised rather than restated in a form the literature no longer supports.</w:t>
       </w:r>
     </w:p>
     <w:p>
@@ -2731,7 +2731,7 @@
           <w:rFonts w:ascii="Times New Roman" w:hAnsi="Times New Roman"/>
           <w:sz w:val="24"/>
         </w:rPr>
-        <w:t>sparse appraisal to produce a confident score, requiring an explicit completeness gate (§5.10).</w:t>
+        <w:t>sparse appraisal to produce a confident score, requiring an explicit completeness gate (§5.3).</w:t>
       </w:r>
     </w:p>
     <w:p>
@@ -4016,7 +4016,7 @@
           <w:rFonts w:ascii="Times New Roman" w:hAnsi="Times New Roman"/>
           <w:sz w:val="24"/>
         </w:rPr>
-        <w:t>Rezaei [20] introduced the Best-Worst Method, which derives weights from two comparison vectors — the best criterion against all others, and all others against the worst — requiring 2n−3 comparisons rather than AHP's n(n−1)/2. Anchoring every comparison to a fixed reference tends to produce more consistent responses. Rezaei [21] gave a linear formulation with a unique solution, which is the form implemented here (§5.10).</w:t>
+        <w:t>Rezaei [20] introduced the Best-Worst Method, which derives weights from two comparison vectors — the best criterion against all others, and all others against the worst — requiring 2n−3 comparisons rather than AHP's n(n−1)/2. Anchoring every comparison to a fixed reference tends to produce more consistent responses. Rezaei [21] gave a linear formulation with a unique solution, which is the form implemented here (§4.5).</w:t>
       </w:r>
     </w:p>
     <w:p>
@@ -4043,7 +4043,7 @@
           <w:rFonts w:ascii="Times New Roman" w:hAnsi="Times New Roman"/>
           <w:sz w:val="24"/>
         </w:rPr>
-        <w:t xml:space="preserve"> (§5.10.1). That is the difference between an hour of a practitioner's attention and fifteen minutes, and therefore between usable and unusable responses.</w:t>
+        <w:t xml:space="preserve"> (§4.5.1). That is the difference between an hour of a practitioner's attention and fifteen minutes, and therefore between usable and unusable responses.</w:t>
       </w:r>
     </w:p>
     <w:p>
@@ -4350,7 +4350,7 @@
           <w:rFonts w:ascii="Times New Roman" w:hAnsi="Times New Roman"/>
           <w:sz w:val="24"/>
         </w:rPr>
-        <w:t xml:space="preserve"> LIME and SHAP explain an opaque model after the fact. The model here is additive by construction, so per-criterion contributions are exact rather than approximated, and they sum precisely to the score (§5.11). That is a stronger guarantee than a post-hoc method can offer — at the cost of the discrimination a flexible model might achieve, which Chapter 5 shows to be a real cost.</w:t>
+        <w:t xml:space="preserve"> LIME and SHAP explain an opaque model after the fact. The model here is additive by construction, so per-criterion contributions are exact rather than approximated, and they sum precisely to the score (§5.4). That is a stronger guarantee than a post-hoc method can offer — at the cost of the discrimination a flexible model might achieve, which Chapter 5 shows to be a real cost.</w:t>
       </w:r>
     </w:p>
     <w:p>
@@ -4580,7 +4580,7 @@
           <w:rFonts w:ascii="Times New Roman" w:hAnsi="Times New Roman"/>
           <w:sz w:val="24"/>
         </w:rPr>
-        <w:t>surrounding literature in §5.10.3);</w:t>
+        <w:t>surrounding literature in §3.5.3);</w:t>
       </w:r>
     </w:p>
     <w:p>
@@ -5171,7 +5171,7 @@
                 <w:b w:val="0"/>
                 <w:sz w:val="22"/>
               </w:rPr>
-              <w:t>§5.10–5.6</w:t>
+              <w:t>§5.10–5.15</w:t>
             </w:r>
           </w:p>
         </w:tc>
@@ -5265,7 +5265,7 @@
           <w:rFonts w:ascii="Times New Roman" w:hAnsi="Times New Roman"/>
           <w:sz w:val="24"/>
         </w:rPr>
-        <w:t>Weight elicitation by Best-Worst Method was designed and instrumented but not administered; §5.10 documents it as a prepared method and §6.1 reports it as not carried out.</w:t>
+        <w:t>Weight elicitation by Best-Worst Method was designed and instrumented but not administered; §4.5 documents it as a prepared method and §6.1 reports it as not carried out.</w:t>
       </w:r>
     </w:p>
     <w:p>
@@ -5291,7 +5291,7 @@
           <w:rFonts w:ascii="Times New Roman" w:hAnsi="Times New Roman"/>
           <w:sz w:val="24"/>
         </w:rPr>
-        <w:t>The questions were revised from the original proposal after the literature review established that the initially claimed contribution was already published (§5.10.3). The revised set:</w:t>
+        <w:t>The questions were revised from the original proposal after the literature review established that the initially claimed contribution was already published (§3.5.3). The revised set:</w:t>
       </w:r>
     </w:p>
     <w:p>
@@ -5476,7 +5476,7 @@
           <w:rFonts w:ascii="Times New Roman" w:hAnsi="Times New Roman"/>
           <w:sz w:val="24"/>
         </w:rPr>
-        <w:t>Each clause was classified as directly computable, structured judgement, unstructured judgement, or administrative, and criteria were derived accordingly (§5.18.2). One constraint governed the process:</w:t>
+        <w:t>Each clause was classified as directly computable, structured judgement, unstructured judgement, or administrative, and criteria were derived accordingly (§4.10.2). One constraint governed the process:</w:t>
       </w:r>
     </w:p>
     <w:p>
@@ -5618,7 +5618,7 @@
           <w:rFonts w:ascii="Times New Roman" w:hAnsi="Times New Roman"/>
           <w:sz w:val="24"/>
         </w:rPr>
-        <w:t>allows a sparse file to produce a confident score (§5.10).</w:t>
+        <w:t>allows a sparse file to produce a confident score (§5.3).</w:t>
       </w:r>
     </w:p>
     <w:p>
@@ -7449,7 +7449,7 @@
           <w:rFonts w:ascii="Times New Roman" w:hAnsi="Times New Roman"/>
           <w:sz w:val="24"/>
         </w:rPr>
-        <w:t>This choice creates a hazard addressed in §5.10.</w:t>
+        <w:t>This choice creates a hazard addressed in §5.3.</w:t>
       </w:r>
     </w:p>
     <w:p>
@@ -9273,7 +9273,7 @@
           <w:rFonts w:ascii="Times New Roman" w:hAnsi="Times New Roman"/>
           <w:sz w:val="24"/>
         </w:rPr>
-        <w:t xml:space="preserve">Verification of this behaviour appears in the test case of §5.15: the same application scored </w:t>
+        <w:t xml:space="preserve">Verification of this behaviour appears in the test case of §5.6: the same application scored </w:t>
       </w:r>
       <w:r>
         <w:rPr>
@@ -10410,7 +10410,7 @@
                 <w:b w:val="0"/>
                 <w:sz w:val="22"/>
               </w:rPr>
-              <w:t>§5.10–5.5</w:t>
+              <w:t>§5.10–5.12</w:t>
             </w:r>
           </w:p>
         </w:tc>
@@ -10528,7 +10528,7 @@
                 <w:b w:val="0"/>
                 <w:sz w:val="22"/>
               </w:rPr>
-              <w:t>§5.18</w:t>
+              <w:t>§5.20</w:t>
             </w:r>
           </w:p>
         </w:tc>
@@ -10961,7 +10961,7 @@
           <w:rFonts w:ascii="Times New Roman" w:hAnsi="Times New Roman"/>
           <w:sz w:val="24"/>
         </w:rPr>
-        <w:t>The difference is large enough to dominate any model permitted to infer censoring status. All analysis below uses the 652,284 fully-matured loans. This biases the sample toward shorter terms in later years, which is noted as a limitation in §5.18.</w:t>
+        <w:t>The difference is large enough to dominate any model permitted to infer censoring status. All analysis below uses the 652,284 fully-matured loans. This biases the sample toward shorter terms in later years, which is noted as a limitation in §5.20.</w:t>
       </w:r>
     </w:p>
     <w:p>
@@ -15968,7 +15968,7 @@
           <w:rFonts w:ascii="Times New Roman" w:hAnsi="Times New Roman"/>
           <w:sz w:val="24"/>
         </w:rPr>
-        <w:t xml:space="preserve">The criteria model carries placeholder weights until elicitation is complete (§5.18), and that is ordinarily treated as blocking: no elicited weights, no reportable result. But the question underneath — </w:t>
+        <w:t xml:space="preserve">The criteria model carries placeholder weights until elicitation is complete (§5.7), and that is ordinarily treated as blocking: no elicited weights, no reportable result. But the question underneath — </w:t>
       </w:r>
       <w:r>
         <w:rPr>
@@ -18171,7 +18171,69 @@
           <w:b/>
           <w:sz w:val="24"/>
         </w:rPr>
-        <w:t>5.18 Limitations</w:t>
+        <w:t>5.18 Who the models work less well for</w:t>
+      </w:r>
+    </w:p>
+    <w:p>
+      <w:pPr>
+        <w:spacing w:line="360" w:lineRule="auto" w:after="120"/>
+      </w:pPr>
+      <w:r>
+        <w:rPr>
+          <w:rFonts w:ascii="Times New Roman" w:hAnsi="Times New Roman"/>
+          <w:sz w:val="24"/>
+        </w:rPr>
+        <w:t>The model card recorded, as a stated weakness, that no disparate-impact analysis had been performed, and that a credit model untested for disparate impact should not touch real applicants. This section closes as much of that gap as the data permits.</w:t>
+      </w:r>
+    </w:p>
+    <w:p>
+      <w:pPr>
+        <w:pStyle w:val="Heading3"/>
+        <w:spacing w:line="360" w:lineRule="auto" w:before="240" w:after="120"/>
+      </w:pPr>
+      <w:r>
+        <w:rPr>
+          <w:rFonts w:ascii="Times New Roman" w:hAnsi="Times New Roman"/>
+          <w:b w:val="0"/>
+          <w:sz w:val="24"/>
+        </w:rPr>
+        <w:t>5.18.1 What can and cannot be tested</w:t>
+      </w:r>
+    </w:p>
+    <w:p>
+      <w:pPr>
+        <w:spacing w:line="360" w:lineRule="auto" w:after="120"/>
+      </w:pPr>
+      <w:r>
+        <w:rPr>
+          <w:rFonts w:ascii="Times New Roman" w:hAnsi="Times New Roman"/>
+          <w:sz w:val="24"/>
+        </w:rPr>
+        <w:t>The SBA file records no legally protected characteristic. There is no race, sex, age, disability or marital-status field, and nothing that follows is a protected-attribute audit. Describing it as one would be false.</w:t>
+      </w:r>
+    </w:p>
+    <w:p>
+      <w:pPr>
+        <w:spacing w:line="360" w:lineRule="auto" w:after="120"/>
+      </w:pPr>
+      <w:r>
+        <w:rPr>
+          <w:rFonts w:ascii="Times New Roman" w:hAnsi="Times New Roman"/>
+          <w:sz w:val="24"/>
+        </w:rPr>
+        <w:t>What the data does carry are the axes along which SME credit exclusion actually operates in development finance: rurality, firm size, firm age, sector, and facility size. These are proxies for credit access, not for protected class, and a model can be clean on every one of them and still discriminate unlawfully. The analysis is reported for what it is.</w:t>
+      </w:r>
+    </w:p>
+    <w:p>
+      <w:pPr>
+        <w:spacing w:line="360" w:lineRule="auto" w:after="120"/>
+      </w:pPr>
+      <w:r>
+        <w:rPr>
+          <w:rFonts w:ascii="Times New Roman" w:hAnsi="Times New Roman"/>
+          <w:sz w:val="24"/>
+        </w:rPr>
+        <w:t>Two distinct quantities are measured and must not be conflated. The first is</w:t>
       </w:r>
     </w:p>
     <w:p>
@@ -18184,62 +18246,461 @@
           <w:b/>
           <w:sz w:val="24"/>
         </w:rPr>
-        <w:t>Jurisdiction.</w:t>
-      </w:r>
-      <w:r>
-        <w:rPr>
-          <w:rFonts w:ascii="Times New Roman" w:hAnsi="Times New Roman"/>
-          <w:sz w:val="24"/>
-        </w:rPr>
-        <w:t xml:space="preserve"> SBA data reflects U.S. government-guaranteed small-business lending. Sri Lankan SME credit differs in legal environment, collateral practice, and macroeconomic volatility. Nothing here transfers directly.</w:t>
-      </w:r>
-    </w:p>
-    <w:p>
-      <w:pPr>
-        <w:spacing w:line="360" w:lineRule="auto" w:after="120"/>
-      </w:pPr>
+        <w:t>selection-rate disparity</w:t>
+      </w:r>
+      <w:r>
+        <w:rPr>
+          <w:rFonts w:ascii="Times New Roman" w:hAnsi="Times New Roman"/>
+          <w:sz w:val="24"/>
+        </w:rPr>
+        <w:t xml:space="preserve"> — whether a group is declined more often — assessed against the four-fifths rule. On its own this is weak evidence, because the groups have genuinely different default rates and a model that declines a riskier group more often is doing its job. The second is </w:t>
+      </w:r>
       <w:r>
         <w:rPr>
           <w:rFonts w:ascii="Times New Roman" w:hAnsi="Times New Roman"/>
           <w:b/>
           <w:sz w:val="24"/>
         </w:rPr>
-        <w:t>The fuzzy layer is not exercised.</w:t>
-      </w:r>
-      <w:r>
-        <w:rPr>
-          <w:rFonts w:ascii="Times New Roman" w:hAnsi="Times New Roman"/>
-          <w:sz w:val="24"/>
-        </w:rPr>
-        <w:t xml:space="preserve"> Every SBA-observable criterion is quantitative, so each input enters as a degenerate triangular fuzzy number </w:t>
-      </w:r>
-      <w:r>
-        <w:rPr>
-          <w:rFonts w:ascii="Times New Roman" w:hAnsi="Times New Roman"/>
-          <w:sz w:val="24"/>
-        </w:rPr>
-        <w:t>[x,x,x]</w:t>
-      </w:r>
-      <w:r>
-        <w:rPr>
-          <w:rFonts w:ascii="Times New Roman" w:hAnsi="Times New Roman"/>
-          <w:sz w:val="24"/>
-        </w:rPr>
-        <w:t xml:space="preserve">. Centroid defuzzification returns </w:t>
-      </w:r>
-      <w:r>
-        <w:rPr>
-          <w:rFonts w:ascii="Times New Roman" w:hAnsi="Times New Roman"/>
-          <w:sz w:val="24"/>
-        </w:rPr>
-        <w:t>x</w:t>
-      </w:r>
-      <w:r>
-        <w:rPr>
-          <w:rFonts w:ascii="Times New Roman" w:hAnsi="Times New Roman"/>
-          <w:sz w:val="24"/>
-        </w:rPr>
-        <w:t xml:space="preserve">, and the fuzzy weighted average reduces exactly to an ordinary weighted mean. </w:t>
+        <w:t>error-rate disparity</w:t>
+      </w:r>
+      <w:r>
+        <w:rPr>
+          <w:rFonts w:ascii="Times New Roman" w:hAnsi="Times New Roman"/>
+          <w:sz w:val="24"/>
+        </w:rPr>
+        <w:t>: among borrowers who actually repaid, what share would have been declined. That measure has no base-rate defence. If creditworthy firms in one group are turned away at three times the rate of another, the model is worse for that group.</w:t>
+      </w:r>
+    </w:p>
+    <w:p>
+      <w:pPr>
+        <w:spacing w:line="360" w:lineRule="auto" w:after="120"/>
+      </w:pPr>
+      <w:r>
+        <w:rPr>
+          <w:rFonts w:ascii="Times New Roman" w:hAnsi="Times New Roman"/>
+          <w:sz w:val="24"/>
+        </w:rPr>
+        <w:t>A single portfolio-wide threshold is applied — decline the riskiest 20% — because that is what a bank does, and it is the condition under which disparate impact arises. The temporal test cohort is used throughout: 275,487 facilities approved between 2004 and 2010, default rate 35.89%.</w:t>
+      </w:r>
+    </w:p>
+    <w:p>
+      <w:pPr>
+        <w:pStyle w:val="Heading3"/>
+        <w:spacing w:line="360" w:lineRule="auto" w:before="240" w:after="120"/>
+      </w:pPr>
+      <w:r>
+        <w:rPr>
+          <w:rFonts w:ascii="Times New Roman" w:hAnsi="Times New Roman"/>
+          <w:b w:val="0"/>
+          <w:sz w:val="24"/>
+        </w:rPr>
+        <w:t>5.18.2 Results</w:t>
+      </w:r>
+    </w:p>
+    <w:p>
+      <w:pPr>
+        <w:spacing w:line="360" w:lineRule="auto" w:after="120"/>
+      </w:pPr>
+      <w:r>
+        <w:rPr>
+          <w:rFonts w:ascii="Times New Roman" w:hAnsi="Times New Roman"/>
+          <w:sz w:val="24"/>
+        </w:rPr>
+        <w:t>The trained gradient booster fails the four-fifths rule on three of the five attributes; the expert scorecard fails on four of five.</w:t>
+      </w:r>
+    </w:p>
+    <w:p>
+      <w:pPr>
+        <w:pStyle w:val="Caption"/>
+        <w:spacing w:line="360" w:lineRule="auto" w:before="120" w:after="40"/>
+      </w:pPr>
+      <w:r>
+        <w:rPr>
+          <w:rFonts w:ascii="Times New Roman" w:hAnsi="Times New Roman"/>
+          <w:b w:val="0"/>
+          <w:i w:val="0"/>
+          <w:sz w:val="24"/>
+        </w:rPr>
+        <w:t>Table 5.16</w:t>
+      </w:r>
+    </w:p>
+    <w:tbl>
+      <w:tblPr>
+        <w:tblStyle w:val="TableGrid"/>
+        <w:tblW w:type="auto" w:w="0"/>
+        <w:tblLook w:firstColumn="1" w:firstRow="1" w:lastColumn="0" w:lastRow="0" w:noHBand="0" w:noVBand="1" w:val="04A0"/>
+      </w:tblPr>
+      <w:tblGrid>
+        <w:gridCol w:w="2890"/>
+        <w:gridCol w:w="2890"/>
+        <w:gridCol w:w="2890"/>
+      </w:tblGrid>
+      <w:tr>
+        <w:tc>
+          <w:tcPr>
+            <w:tcW w:type="dxa" w:w="2890"/>
+          </w:tcPr>
+          <w:p>
+            <w:pPr>
+              <w:spacing w:line="240" w:lineRule="auto" w:after="40"/>
+            </w:pPr>
+            <w:r/>
+            <w:r>
+              <w:rPr>
+                <w:rFonts w:ascii="Times New Roman" w:hAnsi="Times New Roman"/>
+                <w:b/>
+                <w:sz w:val="22"/>
+              </w:rPr>
+              <w:t>Attribute</w:t>
+            </w:r>
+          </w:p>
+        </w:tc>
+        <w:tc>
+          <w:tcPr>
+            <w:tcW w:type="dxa" w:w="2890"/>
+          </w:tcPr>
+          <w:p>
+            <w:pPr>
+              <w:spacing w:line="240" w:lineRule="auto" w:after="40"/>
+            </w:pPr>
+            <w:r/>
+            <w:r>
+              <w:rPr>
+                <w:rFonts w:ascii="Times New Roman" w:hAnsi="Times New Roman"/>
+                <w:b/>
+                <w:sz w:val="22"/>
+              </w:rPr>
+              <w:t>Gradient boosting</w:t>
+            </w:r>
+          </w:p>
+        </w:tc>
+        <w:tc>
+          <w:tcPr>
+            <w:tcW w:type="dxa" w:w="2890"/>
+          </w:tcPr>
+          <w:p>
+            <w:pPr>
+              <w:spacing w:line="240" w:lineRule="auto" w:after="40"/>
+            </w:pPr>
+            <w:r/>
+            <w:r>
+              <w:rPr>
+                <w:rFonts w:ascii="Times New Roman" w:hAnsi="Times New Roman"/>
+                <w:b/>
+                <w:sz w:val="22"/>
+              </w:rPr>
+              <w:t>Expert scorecard</w:t>
+            </w:r>
+          </w:p>
+        </w:tc>
+      </w:tr>
+      <w:tr>
+        <w:tc>
+          <w:tcPr>
+            <w:tcW w:type="dxa" w:w="2890"/>
+          </w:tcPr>
+          <w:p>
+            <w:pPr>
+              <w:spacing w:line="240" w:lineRule="auto" w:after="40"/>
+            </w:pPr>
+            <w:r/>
+            <w:r>
+              <w:rPr>
+                <w:rFonts w:ascii="Times New Roman" w:hAnsi="Times New Roman"/>
+                <w:b w:val="0"/>
+                <w:sz w:val="22"/>
+              </w:rPr>
+              <w:t>Rurality</w:t>
+            </w:r>
+          </w:p>
+        </w:tc>
+        <w:tc>
+          <w:tcPr>
+            <w:tcW w:type="dxa" w:w="2890"/>
+          </w:tcPr>
+          <w:p>
+            <w:pPr>
+              <w:spacing w:line="240" w:lineRule="auto" w:after="40"/>
+            </w:pPr>
+            <w:r/>
+            <w:r>
+              <w:rPr>
+                <w:rFonts w:ascii="Times New Roman" w:hAnsi="Times New Roman"/>
+                <w:b w:val="0"/>
+                <w:sz w:val="22"/>
+              </w:rPr>
+              <w:t>0.325 — fails</w:t>
+            </w:r>
+          </w:p>
+        </w:tc>
+        <w:tc>
+          <w:tcPr>
+            <w:tcW w:type="dxa" w:w="2890"/>
+          </w:tcPr>
+          <w:p>
+            <w:pPr>
+              <w:spacing w:line="240" w:lineRule="auto" w:after="40"/>
+            </w:pPr>
+            <w:r/>
+            <w:r>
+              <w:rPr>
+                <w:rFonts w:ascii="Times New Roman" w:hAnsi="Times New Roman"/>
+                <w:b w:val="0"/>
+                <w:sz w:val="22"/>
+              </w:rPr>
+              <w:t>0.183 — fails</w:t>
+            </w:r>
+          </w:p>
+        </w:tc>
+      </w:tr>
+      <w:tr>
+        <w:tc>
+          <w:tcPr>
+            <w:tcW w:type="dxa" w:w="2890"/>
+          </w:tcPr>
+          <w:p>
+            <w:pPr>
+              <w:spacing w:line="240" w:lineRule="auto" w:after="40"/>
+            </w:pPr>
+            <w:r/>
+            <w:r>
+              <w:rPr>
+                <w:rFonts w:ascii="Times New Roman" w:hAnsi="Times New Roman"/>
+                <w:b w:val="0"/>
+                <w:sz w:val="22"/>
+              </w:rPr>
+              <w:t>Firm size</w:t>
+            </w:r>
+          </w:p>
+        </w:tc>
+        <w:tc>
+          <w:tcPr>
+            <w:tcW w:type="dxa" w:w="2890"/>
+          </w:tcPr>
+          <w:p>
+            <w:pPr>
+              <w:spacing w:line="240" w:lineRule="auto" w:after="40"/>
+            </w:pPr>
+            <w:r/>
+            <w:r>
+              <w:rPr>
+                <w:rFonts w:ascii="Times New Roman" w:hAnsi="Times New Roman"/>
+                <w:b w:val="0"/>
+                <w:sz w:val="22"/>
+              </w:rPr>
+              <w:t>0.832 — passes</w:t>
+            </w:r>
+          </w:p>
+        </w:tc>
+        <w:tc>
+          <w:tcPr>
+            <w:tcW w:type="dxa" w:w="2890"/>
+          </w:tcPr>
+          <w:p>
+            <w:pPr>
+              <w:spacing w:line="240" w:lineRule="auto" w:after="40"/>
+            </w:pPr>
+            <w:r/>
+            <w:r>
+              <w:rPr>
+                <w:rFonts w:ascii="Times New Roman" w:hAnsi="Times New Roman"/>
+                <w:b w:val="0"/>
+                <w:sz w:val="22"/>
+              </w:rPr>
+              <w:t>0.729 — fails</w:t>
+            </w:r>
+          </w:p>
+        </w:tc>
+      </w:tr>
+      <w:tr>
+        <w:tc>
+          <w:tcPr>
+            <w:tcW w:type="dxa" w:w="2890"/>
+          </w:tcPr>
+          <w:p>
+            <w:pPr>
+              <w:spacing w:line="240" w:lineRule="auto" w:after="40"/>
+            </w:pPr>
+            <w:r/>
+            <w:r>
+              <w:rPr>
+                <w:rFonts w:ascii="Times New Roman" w:hAnsi="Times New Roman"/>
+                <w:b w:val="0"/>
+                <w:sz w:val="22"/>
+              </w:rPr>
+              <w:t>Firm age</w:t>
+            </w:r>
+          </w:p>
+        </w:tc>
+        <w:tc>
+          <w:tcPr>
+            <w:tcW w:type="dxa" w:w="2890"/>
+          </w:tcPr>
+          <w:p>
+            <w:pPr>
+              <w:spacing w:line="240" w:lineRule="auto" w:after="40"/>
+            </w:pPr>
+            <w:r/>
+            <w:r>
+              <w:rPr>
+                <w:rFonts w:ascii="Times New Roman" w:hAnsi="Times New Roman"/>
+                <w:b w:val="0"/>
+                <w:sz w:val="22"/>
+              </w:rPr>
+              <w:t>0.993 — passes</w:t>
+            </w:r>
+          </w:p>
+        </w:tc>
+        <w:tc>
+          <w:tcPr>
+            <w:tcW w:type="dxa" w:w="2890"/>
+          </w:tcPr>
+          <w:p>
+            <w:pPr>
+              <w:spacing w:line="240" w:lineRule="auto" w:after="40"/>
+            </w:pPr>
+            <w:r/>
+            <w:r>
+              <w:rPr>
+                <w:rFonts w:ascii="Times New Roman" w:hAnsi="Times New Roman"/>
+                <w:b w:val="0"/>
+                <w:sz w:val="22"/>
+              </w:rPr>
+              <w:t>0.711 — fails</w:t>
+            </w:r>
+          </w:p>
+        </w:tc>
+      </w:tr>
+      <w:tr>
+        <w:tc>
+          <w:tcPr>
+            <w:tcW w:type="dxa" w:w="2890"/>
+          </w:tcPr>
+          <w:p>
+            <w:pPr>
+              <w:spacing w:line="240" w:lineRule="auto" w:after="40"/>
+            </w:pPr>
+            <w:r/>
+            <w:r>
+              <w:rPr>
+                <w:rFonts w:ascii="Times New Roman" w:hAnsi="Times New Roman"/>
+                <w:b w:val="0"/>
+                <w:sz w:val="22"/>
+              </w:rPr>
+              <w:t>Sector</w:t>
+            </w:r>
+          </w:p>
+        </w:tc>
+        <w:tc>
+          <w:tcPr>
+            <w:tcW w:type="dxa" w:w="2890"/>
+          </w:tcPr>
+          <w:p>
+            <w:pPr>
+              <w:spacing w:line="240" w:lineRule="auto" w:after="40"/>
+            </w:pPr>
+            <w:r/>
+            <w:r>
+              <w:rPr>
+                <w:rFonts w:ascii="Times New Roman" w:hAnsi="Times New Roman"/>
+                <w:b w:val="0"/>
+                <w:sz w:val="22"/>
+              </w:rPr>
+              <w:t>0.773 — fails</w:t>
+            </w:r>
+          </w:p>
+        </w:tc>
+        <w:tc>
+          <w:tcPr>
+            <w:tcW w:type="dxa" w:w="2890"/>
+          </w:tcPr>
+          <w:p>
+            <w:pPr>
+              <w:spacing w:line="240" w:lineRule="auto" w:after="40"/>
+            </w:pPr>
+            <w:r/>
+            <w:r>
+              <w:rPr>
+                <w:rFonts w:ascii="Times New Roman" w:hAnsi="Times New Roman"/>
+                <w:b w:val="0"/>
+                <w:sz w:val="22"/>
+              </w:rPr>
+              <w:t>0.731 — fails</w:t>
+            </w:r>
+          </w:p>
+        </w:tc>
+      </w:tr>
+      <w:tr>
+        <w:tc>
+          <w:tcPr>
+            <w:tcW w:type="dxa" w:w="2890"/>
+          </w:tcPr>
+          <w:p>
+            <w:pPr>
+              <w:spacing w:line="240" w:lineRule="auto" w:after="40"/>
+            </w:pPr>
+            <w:r/>
+            <w:r>
+              <w:rPr>
+                <w:rFonts w:ascii="Times New Roman" w:hAnsi="Times New Roman"/>
+                <w:b w:val="0"/>
+                <w:sz w:val="22"/>
+              </w:rPr>
+              <w:t>Facility size</w:t>
+            </w:r>
+          </w:p>
+        </w:tc>
+        <w:tc>
+          <w:tcPr>
+            <w:tcW w:type="dxa" w:w="2890"/>
+          </w:tcPr>
+          <w:p>
+            <w:pPr>
+              <w:spacing w:line="240" w:lineRule="auto" w:after="40"/>
+            </w:pPr>
+            <w:r/>
+            <w:r>
+              <w:rPr>
+                <w:rFonts w:ascii="Times New Roman" w:hAnsi="Times New Roman"/>
+                <w:b w:val="0"/>
+                <w:sz w:val="22"/>
+              </w:rPr>
+              <w:t>0.789 — fails</w:t>
+            </w:r>
+          </w:p>
+        </w:tc>
+        <w:tc>
+          <w:tcPr>
+            <w:tcW w:type="dxa" w:w="2890"/>
+          </w:tcPr>
+          <w:p>
+            <w:pPr>
+              <w:spacing w:line="240" w:lineRule="auto" w:after="40"/>
+            </w:pPr>
+            <w:r/>
+            <w:r>
+              <w:rPr>
+                <w:rFonts w:ascii="Times New Roman" w:hAnsi="Times New Roman"/>
+                <w:b w:val="0"/>
+                <w:sz w:val="22"/>
+              </w:rPr>
+              <w:t>0.831 — passes</w:t>
+            </w:r>
+          </w:p>
+        </w:tc>
+      </w:tr>
+    </w:tbl>
+    <w:p/>
+    <w:p>
+      <w:pPr>
+        <w:spacing w:line="360" w:lineRule="auto" w:after="120"/>
+      </w:pPr>
+      <w:r>
+        <w:rPr>
+          <w:rFonts w:ascii="Times New Roman" w:hAnsi="Times New Roman"/>
+          <w:sz w:val="24"/>
+        </w:rPr>
+        <w:t xml:space="preserve">The error-rate disparities are the substantive finding. Under the gradient booster, </w:t>
       </w:r>
       <w:r>
         <w:rPr>
@@ -18247,197 +18708,121 @@
           <w:b/>
           <w:sz w:val="24"/>
         </w:rPr>
-        <w:t>On this dataset the fuzzy machinery does no work.</w:t>
-      </w:r>
-      <w:r>
-        <w:rPr>
-          <w:rFonts w:ascii="Times New Roman" w:hAnsi="Times New Roman"/>
-          <w:sz w:val="24"/>
-        </w:rPr>
-        <w:t xml:space="preserve"> It is exercised only by qualitative criteria, which SBA data does not contain. What §5.10–5.6 validates is band mapping and weighted aggregation, not fuzzy inference.</w:t>
-      </w:r>
-    </w:p>
-    <w:p>
-      <w:pPr>
-        <w:spacing w:line="360" w:lineRule="auto" w:after="120"/>
-      </w:pPr>
+        <w:t>17.96% of micro-enterprises that repaid would have been declined, against 6.39% of firms with 100 or more employees — a ratio of 2.81</w:t>
+      </w:r>
+      <w:r>
+        <w:rPr>
+          <w:rFonts w:ascii="Times New Roman" w:hAnsi="Times New Roman"/>
+          <w:sz w:val="24"/>
+        </w:rPr>
+        <w:t xml:space="preserve">. By facility size the gap is wider: 21.22% of creditworthy applicants in the smallest quartile declined, against 6.20% in the largest, </w:t>
+      </w:r>
       <w:r>
         <w:rPr>
           <w:rFonts w:ascii="Times New Roman" w:hAnsi="Times New Roman"/>
           <w:b/>
           <w:sz w:val="24"/>
         </w:rPr>
-        <w:t>Maturity filtering biases composition.</w:t>
-      </w:r>
-      <w:r>
-        <w:rPr>
-          <w:rFonts w:ascii="Times New Roman" w:hAnsi="Times New Roman"/>
-          <w:sz w:val="24"/>
-        </w:rPr>
-        <w:t xml:space="preserve"> Restricting to fully-matured loans removes censoring but over-represents short-term facilities in later cohorts.</w:t>
-      </w:r>
-    </w:p>
-    <w:p>
-      <w:pPr>
-        <w:spacing w:line="360" w:lineRule="auto" w:after="120"/>
-      </w:pPr>
+        <w:t>a ratio of 3.42</w:t>
+      </w:r>
+      <w:r>
+        <w:rPr>
+          <w:rFonts w:ascii="Times New Roman" w:hAnsi="Times New Roman"/>
+          <w:sz w:val="24"/>
+        </w:rPr>
+        <w:t>. Micro-firms and small facilities are precisely the segment that SME finance policy exists to serve, and they are the segment the model serves worst.</w:t>
+      </w:r>
+    </w:p>
+    <w:p>
+      <w:pPr>
+        <w:spacing w:line="360" w:lineRule="auto" w:after="120"/>
+      </w:pPr>
+      <w:r>
+        <w:rPr>
+          <w:rFonts w:ascii="Times New Roman" w:hAnsi="Times New Roman"/>
+          <w:sz w:val="24"/>
+        </w:rPr>
+        <w:t xml:space="preserve">The scorecard's failure is sharper and less defensible. It would decline </w:t>
+      </w:r>
       <w:r>
         <w:rPr>
           <w:rFonts w:ascii="Times New Roman" w:hAnsi="Times New Roman"/>
           <w:b/>
           <w:sz w:val="24"/>
         </w:rPr>
-        <w:t>Weights were placeholders.</w:t>
-      </w:r>
-      <w:r>
-        <w:rPr>
-          <w:rFonts w:ascii="Times New Roman" w:hAnsi="Times New Roman"/>
-          <w:sz w:val="24"/>
-        </w:rPr>
-        <w:t xml:space="preserve"> All results here use equal weights within each level, so they test structure rather than the elicited model. Section 5.16 bounds how much this matters: within ±25% perturbation the ranking is preserved (ρ ≈ 0.98) and ~94% of risk bands are unchanged. The limitation stands, but its magnitude is now measured rather than merely acknowledged.</w:t>
-      </w:r>
-    </w:p>
-    <w:p>
-      <w:pPr>
-        <w:spacing w:line="360" w:lineRule="auto" w:after="120"/>
-      </w:pPr>
-      <w:r>
-        <w:rPr>
-          <w:rFonts w:ascii="Times New Roman" w:hAnsi="Times New Roman"/>
-          <w:b/>
-          <w:sz w:val="24"/>
-        </w:rPr>
-        <w:t>The independence test uses thin development proxies.</w:t>
-      </w:r>
-      <w:r>
-        <w:rPr>
-          <w:rFonts w:ascii="Times New Roman" w:hAnsi="Times New Roman"/>
-          <w:sz w:val="24"/>
-        </w:rPr>
-        <w:t xml:space="preserve"> SBA data carries employment only; five of the nine items in clause 5 have no counterpart. §5.17 tests the employment dimension of development impact, not the whole objective.</w:t>
-      </w:r>
-    </w:p>
-    <w:p>
-      <w:pPr>
-        <w:spacing w:line="360" w:lineRule="auto" w:after="120"/>
-      </w:pPr>
-      <w:r>
-        <w:rPr>
-          <w:rFonts w:ascii="Times New Roman" w:hAnsi="Times New Roman"/>
-          <w:b/>
-          <w:sz w:val="24"/>
-        </w:rPr>
-        <w:t>The proposed model is not calibrated.</w:t>
-      </w:r>
-      <w:r>
-        <w:rPr>
-          <w:rFonts w:ascii="Times New Roman" w:hAnsi="Times New Roman"/>
-          <w:sz w:val="24"/>
-        </w:rPr>
-        <w:t xml:space="preserve"> It produces an ordinal risk band, not a probability of default. Section 5.13 shows that even trained probabilistic models lose calibration badly across time periods; the proposed model does not offer a probability to lose. It must not be used for pricing or provisioning.</w:t>
-      </w:r>
-    </w:p>
-    <w:p>
-      <w:pPr>
-        <w:spacing w:line="360" w:lineRule="auto" w:after="120"/>
-      </w:pPr>
-      <w:r>
-        <w:rPr>
-          <w:rFonts w:ascii="Times New Roman" w:hAnsi="Times New Roman"/>
-          <w:b/>
-          <w:sz w:val="24"/>
-        </w:rPr>
-        <w:t>The sensitivity analysis uses a simulated population.</w:t>
-      </w:r>
-      <w:r>
-        <w:rPr>
-          <w:rFonts w:ascii="Times New Roman" w:hAnsi="Times New Roman"/>
-          <w:sz w:val="24"/>
-        </w:rPr>
-        <w:t xml:space="preserve"> It characterises the model's response to weight change; it says nothing about how real Sri Lankan SME applications are distributed, and the two must not be confused.</w:t>
-      </w:r>
-    </w:p>
-    <w:p>
-      <w:pPr>
-        <w:spacing w:line="360" w:lineRule="auto" w:after="120"/>
-      </w:pPr>
-      <w:r>
-        <w:rPr>
-          <w:rFonts w:ascii="Times New Roman" w:hAnsi="Times New Roman"/>
-          <w:b/>
-          <w:sz w:val="24"/>
-        </w:rPr>
-        <w:t>The development objective is barely observable.</w:t>
-      </w:r>
-      <w:r>
-        <w:rPr>
-          <w:rFonts w:ascii="Times New Roman" w:hAnsi="Times New Roman"/>
-          <w:sz w:val="24"/>
-        </w:rPr>
-        <w:t xml:space="preserve"> Only </w:t>
-      </w:r>
-      <w:r>
-        <w:rPr>
-          <w:rFonts w:ascii="Times New Roman" w:hAnsi="Times New Roman"/>
-          <w:sz w:val="24"/>
-        </w:rPr>
-        <w:t>CreateJob</w:t>
-      </w:r>
-      <w:r>
-        <w:rPr>
-          <w:rFonts w:ascii="Times New Roman" w:hAnsi="Times New Roman"/>
-          <w:sz w:val="24"/>
-        </w:rPr>
-        <w:t xml:space="preserve"> and </w:t>
-      </w:r>
-      <w:r>
-        <w:rPr>
-          <w:rFonts w:ascii="Times New Roman" w:hAnsi="Times New Roman"/>
-          <w:sz w:val="24"/>
-        </w:rPr>
-        <w:t>RetainedJob</w:t>
-      </w:r>
-      <w:r>
-        <w:rPr>
-          <w:rFonts w:ascii="Times New Roman" w:hAnsi="Times New Roman"/>
-          <w:sz w:val="24"/>
-        </w:rPr>
-        <w:t xml:space="preserve"> proxy the development-impact objective. Five of the nine items in clause 5 of the People's Bank form — women's participation, local raw material usage, import substitution, value added, foreign exchange earnings — have no counterpart in SBA data. The development objective is a design contribution and is </w:t>
-      </w:r>
-      <w:r>
-        <w:rPr>
-          <w:rFonts w:ascii="Times New Roman" w:hAnsi="Times New Roman"/>
-          <w:b/>
-          <w:sz w:val="24"/>
-        </w:rPr>
-        <w:t>not</w:t>
-      </w:r>
-      <w:r>
-        <w:rPr>
-          <w:rFonts w:ascii="Times New Roman" w:hAnsi="Times New Roman"/>
-          <w:sz w:val="24"/>
-        </w:rPr>
-        <w:t xml:space="preserve"> empirically validated in this chapter.</w:t>
-      </w:r>
-    </w:p>
-    <w:p>
-      <w:pPr>
-        <w:spacing w:line="360" w:lineRule="auto" w:after="120"/>
-      </w:pPr>
-      <w:r>
-        <w:rPr>
-          <w:rFonts w:ascii="Times New Roman" w:hAnsi="Times New Roman"/>
-          <w:b/>
-          <w:sz w:val="24"/>
-        </w:rPr>
-        <w:t>Novelty of the contamination finding is not fully established.</w:t>
-      </w:r>
-      <w:r>
-        <w:rPr>
-          <w:rFonts w:ascii="Times New Roman" w:hAnsi="Times New Roman"/>
-          <w:sz w:val="24"/>
-        </w:rPr>
-        <w:t xml:space="preserve"> A literature search found no published report of it, but that search was not exhaustive and cannot support a claim of priority. The finding is reported as one the author is not aware of having been documented, which is a weaker and defensible claim.</w:t>
+        <w:t>36.11% of creditworthy agricultural borrowers — the highest rate of any sector — even though agriculture has the lowest default rate in the cohort at 19.19%</w:t>
+      </w:r>
+      <w:r>
+        <w:rPr>
+          <w:rFonts w:ascii="Times New Roman" w:hAnsi="Times New Roman"/>
+          <w:sz w:val="24"/>
+        </w:rPr>
+        <w:t>. The model penalises most heavily the sector that performs best. This is not a base-rate artefact; it is the a priori bands mis-scoring a sector.</w:t>
+      </w:r>
+    </w:p>
+    <w:p>
+      <w:pPr>
+        <w:spacing w:line="360" w:lineRule="auto" w:after="120"/>
+      </w:pPr>
+      <w:r>
+        <w:rPr>
+          <w:rFonts w:ascii="Times New Roman" w:hAnsi="Times New Roman"/>
+          <w:sz w:val="24"/>
+        </w:rPr>
+        <w:t>Discrimination is also unevenly distributed. The booster's within-group AUC ranges from 0.5468 in agriculture to 0.6424 in wholesale trade. The scorecard is worse than a coin toss inside several substantial groups — 0.4369 for wholesale trade (n = 18,018), 0.4874 for the upper-middle facility quartile (n = 68,881), 0.4955 for the largest quartile (n = 68,852). Within those groups its ranking is inverted: it is not merely uninformative but actively misleading.</w:t>
+      </w:r>
+    </w:p>
+    <w:p>
+      <w:pPr>
+        <w:pStyle w:val="Heading3"/>
+        <w:spacing w:line="360" w:lineRule="auto" w:before="240" w:after="120"/>
+      </w:pPr>
+      <w:r>
+        <w:rPr>
+          <w:rFonts w:ascii="Times New Roman" w:hAnsi="Times New Roman"/>
+          <w:b w:val="0"/>
+          <w:sz w:val="24"/>
+        </w:rPr>
+        <w:t>5.18.3 A confound that had to be ruled out</w:t>
+      </w:r>
+    </w:p>
+    <w:p>
+      <w:pPr>
+        <w:spacing w:line="360" w:lineRule="auto" w:after="120"/>
+      </w:pPr>
+      <w:r>
+        <w:rPr>
+          <w:rFonts w:ascii="Times New Roman" w:hAnsi="Times New Roman"/>
+          <w:sz w:val="24"/>
+        </w:rPr>
+        <w:t xml:space="preserve">The largest single disparity looked at first like the clearest finding and turned out not to be. Applicants whose rurality was not recorded are declined at 71.97% against 20.78% for urban and 13.74% for rural firms, with 64.14% of the creditworthy among them declined — while their default rate, 34.75%, sits slightly </w:t>
+      </w:r>
+      <w:r>
+        <w:rPr>
+          <w:rFonts w:ascii="Times New Roman" w:hAnsi="Times New Roman"/>
+          <w:i/>
+          <w:sz w:val="24"/>
+        </w:rPr>
+        <w:t>below</w:t>
+      </w:r>
+      <w:r>
+        <w:rPr>
+          <w:rFonts w:ascii="Times New Roman" w:hAnsi="Times New Roman"/>
+          <w:sz w:val="24"/>
+        </w:rPr>
+        <w:t xml:space="preserve"> the urban group's 37.70%. The natural reading is that the model punishes missing data.</w:t>
+      </w:r>
+    </w:p>
+    <w:p>
+      <w:pPr>
+        <w:spacing w:line="360" w:lineRule="auto" w:after="120"/>
+      </w:pPr>
+      <w:r>
+        <w:rPr>
+          <w:rFonts w:ascii="Times New Roman" w:hAnsi="Times New Roman"/>
+          <w:sz w:val="24"/>
+        </w:rPr>
+        <w:t>That reading does not survive inspection. The group is confounded: its records are mostly 2004 approvals, carry a far higher SBA guarantee share (0.83 against 0.58), are larger, and are missing several other fields as well. Their decline rate is explained by those characteristics, not by the absent flag. The hypothesis was therefore tested directly rather than inferred, and §5.19 reports what that test found — which is the opposite.</w:t>
       </w:r>
     </w:p>
     <w:p>
@@ -18451,7 +18836,629 @@
           <w:b/>
           <w:sz w:val="24"/>
         </w:rPr>
-        <w:t>5.19 Summary</w:t>
+        <w:t>5.19 What the models do with information the applicant did not supply</w:t>
+      </w:r>
+    </w:p>
+    <w:p>
+      <w:pPr>
+        <w:spacing w:line="360" w:lineRule="auto" w:after="120"/>
+      </w:pPr>
+      <w:r>
+        <w:rPr>
+          <w:rFonts w:ascii="Times New Roman" w:hAnsi="Times New Roman"/>
+          <w:sz w:val="24"/>
+        </w:rPr>
+        <w:t>§5.3 reported a completeness gate: the artefact refuses to return a band when too little of an objective has been assessed. It was introduced as a safety measure after testing found a 14%-complete appraisal being handed a recommendation. This section asks what the alternative actually does, and the answer is a stronger argument for the gate than the safety argument that motivated it.</w:t>
+      </w:r>
+    </w:p>
+    <w:p>
+      <w:pPr>
+        <w:pStyle w:val="Heading3"/>
+        <w:spacing w:line="360" w:lineRule="auto" w:before="240" w:after="120"/>
+      </w:pPr>
+      <w:r>
+        <w:rPr>
+          <w:rFonts w:ascii="Times New Roman" w:hAnsi="Times New Roman"/>
+          <w:b w:val="0"/>
+          <w:sz w:val="24"/>
+        </w:rPr>
+        <w:t>5.19.1 Method</w:t>
+      </w:r>
+    </w:p>
+    <w:p>
+      <w:pPr>
+        <w:spacing w:line="360" w:lineRule="auto" w:after="120"/>
+      </w:pPr>
+      <w:r>
+        <w:rPr>
+          <w:rFonts w:ascii="Times New Roman" w:hAnsi="Times New Roman"/>
+          <w:sz w:val="24"/>
+        </w:rPr>
+        <w:t>The question is causal, so it is answered by counterfactual rather than by comparing groups. Take the 201,566 test-cohort applicants whose records are complete, blank one field, and re-score the same applicant. Everything else is held fixed, so whatever moves is caused by the absence itself. The decline threshold is the same portfolio rule as §5.18.</w:t>
+      </w:r>
+    </w:p>
+    <w:p>
+      <w:pPr>
+        <w:pStyle w:val="Heading3"/>
+        <w:spacing w:line="360" w:lineRule="auto" w:before="240" w:after="120"/>
+      </w:pPr>
+      <w:r>
+        <w:rPr>
+          <w:rFonts w:ascii="Times New Roman" w:hAnsi="Times New Roman"/>
+          <w:b w:val="0"/>
+          <w:sz w:val="24"/>
+        </w:rPr>
+        <w:t>5.19.2 The models reward withholding</w:t>
+      </w:r>
+    </w:p>
+    <w:p>
+      <w:pPr>
+        <w:spacing w:line="360" w:lineRule="auto" w:after="120"/>
+      </w:pPr>
+      <w:r>
+        <w:rPr>
+          <w:rFonts w:ascii="Times New Roman" w:hAnsi="Times New Roman"/>
+          <w:sz w:val="24"/>
+        </w:rPr>
+        <w:t xml:space="preserve">They do not penalise missing data. They reward it. For the gradient booster, withholding lowers assessed risk for </w:t>
+      </w:r>
+      <w:r>
+        <w:rPr>
+          <w:rFonts w:ascii="Times New Roman" w:hAnsi="Times New Roman"/>
+          <w:b/>
+          <w:sz w:val="24"/>
+        </w:rPr>
+        <w:t>11 of the 14 fields</w:t>
+      </w:r>
+      <w:r>
+        <w:rPr>
+          <w:rFonts w:ascii="Times New Roman" w:hAnsi="Times New Roman"/>
+          <w:sz w:val="24"/>
+        </w:rPr>
+        <w:t xml:space="preserve">. Withholding the rurality flag alone scores </w:t>
+      </w:r>
+      <w:r>
+        <w:rPr>
+          <w:rFonts w:ascii="Times New Roman" w:hAnsi="Times New Roman"/>
+          <w:b/>
+          <w:sz w:val="24"/>
+        </w:rPr>
+        <w:t>97.7% of applicants as less risky than when they answered</w:t>
+      </w:r>
+      <w:r>
+        <w:rPr>
+          <w:rFonts w:ascii="Times New Roman" w:hAnsi="Times New Roman"/>
+          <w:sz w:val="24"/>
+        </w:rPr>
+        <w:t>, dropping mean assessed default from 16.84% to 6.44% — and moves</w:t>
+      </w:r>
+    </w:p>
+    <w:p>
+      <w:pPr>
+        <w:spacing w:line="360" w:lineRule="auto" w:after="120"/>
+      </w:pPr>
+      <w:r>
+        <w:rPr>
+          <w:rFonts w:ascii="Times New Roman" w:hAnsi="Times New Roman"/>
+          <w:b/>
+          <w:sz w:val="24"/>
+        </w:rPr>
+        <w:t>19.84% of all applicants from decline to approval</w:t>
+      </w:r>
+      <w:r>
+        <w:rPr>
+          <w:rFonts w:ascii="Times New Roman" w:hAnsi="Times New Roman"/>
+          <w:sz w:val="24"/>
+        </w:rPr>
+        <w:t>. Withholding whether the business is new does the same for 92.0% of applicants and flips 16.48%.</w:t>
+      </w:r>
+    </w:p>
+    <w:p>
+      <w:pPr>
+        <w:spacing w:line="360" w:lineRule="auto" w:after="120"/>
+      </w:pPr>
+      <w:r>
+        <w:rPr>
+          <w:rFonts w:ascii="Times New Roman" w:hAnsi="Times New Roman"/>
+          <w:sz w:val="24"/>
+        </w:rPr>
+        <w:t xml:space="preserve">The mechanism is mundane and entirely general. A gradient booster sends missing values down whichever branch carried the greater training weight; </w:t>
+      </w:r>
+      <w:r>
+        <w:rPr>
+          <w:rFonts w:ascii="Times New Roman" w:hAnsi="Times New Roman"/>
+          <w:sz w:val="24"/>
+        </w:rPr>
+        <w:t>is_urban</w:t>
+      </w:r>
+      <w:r>
+        <w:rPr>
+          <w:rFonts w:ascii="Times New Roman" w:hAnsi="Times New Roman"/>
+          <w:sz w:val="24"/>
+        </w:rPr>
+        <w:t xml:space="preserve"> was absent for about a third of training rows and those rows defaulted less often, so "not stated" is scored like a low-risk population.</w:t>
+      </w:r>
+    </w:p>
+    <w:p>
+      <w:pPr>
+        <w:spacing w:line="360" w:lineRule="auto" w:after="120"/>
+      </w:pPr>
+      <w:r>
+        <w:rPr>
+          <w:rFonts w:ascii="Times New Roman" w:hAnsi="Times New Roman"/>
+          <w:sz w:val="24"/>
+        </w:rPr>
+        <w:t>Median imputation, the standard alternative, fails differently rather than better. Under the logistic regression, withholding the SBA guarantee share scores 90.5% of applicants as less risky and flips 19.61% from decline to approval. It does not reward omission through a missingness branch; it silently asserts a value the applicant never gave.</w:t>
+      </w:r>
+    </w:p>
+    <w:p>
+      <w:pPr>
+        <w:spacing w:before="200" w:after="40"/>
+        <w:jc w:val="center"/>
+      </w:pPr>
+      <w:r>
+        <w:drawing>
+          <wp:inline xmlns:a="http://schemas.openxmlformats.org/drawingml/2006/main" xmlns:pic="http://schemas.openxmlformats.org/drawingml/2006/picture">
+            <wp:extent cx="5394960" cy="2157984"/>
+            <wp:docPr id="7" name="Picture 7"/>
+            <wp:cNvGraphicFramePr>
+              <a:graphicFrameLocks noChangeAspect="1"/>
+            </wp:cNvGraphicFramePr>
+            <a:graphic>
+              <a:graphicData uri="http://schemas.openxmlformats.org/drawingml/2006/picture">
+                <pic:pic>
+                  <pic:nvPicPr>
+                    <pic:cNvPr id="0" name="missingness.png"/>
+                    <pic:cNvPicPr/>
+                  </pic:nvPicPr>
+                  <pic:blipFill>
+                    <a:blip r:embed="rId19"/>
+                    <a:stretch>
+                      <a:fillRect/>
+                    </a:stretch>
+                  </pic:blipFill>
+                  <pic:spPr>
+                    <a:xfrm>
+                      <a:off x="0" y="0"/>
+                      <a:ext cx="5394960" cy="2157984"/>
+                    </a:xfrm>
+                    <a:prstGeom prst="rect"/>
+                  </pic:spPr>
+                </pic:pic>
+              </a:graphicData>
+            </a:graphic>
+          </wp:inline>
+        </w:drawing>
+      </w:r>
+    </w:p>
+    <w:p>
+      <w:pPr>
+        <w:pStyle w:val="Caption"/>
+        <w:spacing w:line="360" w:lineRule="auto" w:before="40" w:after="120"/>
+      </w:pPr>
+      <w:r>
+        <w:rPr>
+          <w:rFonts w:ascii="Times New Roman" w:hAnsi="Times New Roman"/>
+          <w:b w:val="0"/>
+          <w:i w:val="0"/>
+          <w:sz w:val="24"/>
+        </w:rPr>
+        <w:t>Figure 5.7: Effect of withholding information on the same applicants. Left: mean assessed probability of default as fields are withheld, shaded across draws. Right: the share of all applicants converted from decline to approval. Both models converge on the ceiling, at which every applicant who would have been declined is approved.</w:t>
+      </w:r>
+    </w:p>
+    <w:p>
+      <w:pPr>
+        <w:pStyle w:val="Heading3"/>
+        <w:spacing w:line="360" w:lineRule="auto" w:before="240" w:after="120"/>
+      </w:pPr>
+      <w:r>
+        <w:rPr>
+          <w:rFonts w:ascii="Times New Roman" w:hAnsi="Times New Roman"/>
+          <w:b w:val="0"/>
+          <w:sz w:val="24"/>
+        </w:rPr>
+        <w:t>5.19.3 The limit case</w:t>
+      </w:r>
+    </w:p>
+    <w:p>
+      <w:pPr>
+        <w:spacing w:line="360" w:lineRule="auto" w:after="120"/>
+      </w:pPr>
+      <w:r>
+        <w:rPr>
+          <w:rFonts w:ascii="Times New Roman" w:hAnsi="Times New Roman"/>
+          <w:sz w:val="24"/>
+        </w:rPr>
+        <w:t xml:space="preserve">Withholding 7 of the 14 fields halves mean assessed risk. At the limit the result is unambiguous. An applicant who supplies </w:t>
+      </w:r>
+      <w:r>
+        <w:rPr>
+          <w:rFonts w:ascii="Times New Roman" w:hAnsi="Times New Roman"/>
+          <w:b/>
+          <w:sz w:val="24"/>
+        </w:rPr>
+        <w:t>nothing at all</w:t>
+      </w:r>
+      <w:r>
+        <w:rPr>
+          <w:rFonts w:ascii="Times New Roman" w:hAnsi="Times New Roman"/>
+          <w:sz w:val="24"/>
+        </w:rPr>
+        <w:t xml:space="preserve"> receives an assessed default probability of </w:t>
+      </w:r>
+      <w:r>
+        <w:rPr>
+          <w:rFonts w:ascii="Times New Roman" w:hAnsi="Times New Roman"/>
+          <w:b/>
+          <w:sz w:val="24"/>
+        </w:rPr>
+        <w:t>0.0615 from the gradient booster — identical for every applicant, and far below the 0.2293 decline threshold</w:t>
+      </w:r>
+      <w:r>
+        <w:rPr>
+          <w:rFonts w:ascii="Times New Roman" w:hAnsi="Times New Roman"/>
+          <w:sz w:val="24"/>
+        </w:rPr>
+        <w:t>. Every applicant who would have been declined is approved. The model's no-information prior is more favourable than the assessment given to 80% of real applicants.</w:t>
+      </w:r>
+    </w:p>
+    <w:p>
+      <w:pPr>
+        <w:pStyle w:val="Heading3"/>
+        <w:spacing w:line="360" w:lineRule="auto" w:before="240" w:after="120"/>
+      </w:pPr>
+      <w:r>
+        <w:rPr>
+          <w:rFonts w:ascii="Times New Roman" w:hAnsi="Times New Roman"/>
+          <w:b w:val="0"/>
+          <w:sz w:val="24"/>
+        </w:rPr>
+        <w:t>5.19.4 Why this matters for the artefact</w:t>
+      </w:r>
+    </w:p>
+    <w:p>
+      <w:pPr>
+        <w:spacing w:line="360" w:lineRule="auto" w:after="120"/>
+      </w:pPr>
+      <w:r>
+        <w:rPr>
+          <w:rFonts w:ascii="Times New Roman" w:hAnsi="Times New Roman"/>
+          <w:sz w:val="24"/>
+        </w:rPr>
+        <w:t xml:space="preserve">The completeness gate was justified in §5.3 on safety grounds: a score computed from 14% of the evidence should not be presented as a recommendation. This analysis shows the weaker justification was the wrong one. A scoring model that answers regardless of how much it was told is not merely unreliable on thin evidence — it is </w:t>
+      </w:r>
+      <w:r>
+        <w:rPr>
+          <w:rFonts w:ascii="Times New Roman" w:hAnsi="Times New Roman"/>
+          <w:b/>
+          <w:sz w:val="24"/>
+        </w:rPr>
+        <w:t>exploitable</w:t>
+      </w:r>
+      <w:r>
+        <w:rPr>
+          <w:rFonts w:ascii="Times New Roman" w:hAnsi="Times New Roman"/>
+          <w:sz w:val="24"/>
+        </w:rPr>
+        <w:t>, and in a direction that rewards the applicant for supplying less. Under a fixed threshold, omission is a dominant strategy.</w:t>
+      </w:r>
+    </w:p>
+    <w:p>
+      <w:pPr>
+        <w:spacing w:line="360" w:lineRule="auto" w:after="120"/>
+      </w:pPr>
+      <w:r>
+        <w:rPr>
+          <w:rFonts w:ascii="Times New Roman" w:hAnsi="Times New Roman"/>
+          <w:sz w:val="24"/>
+        </w:rPr>
+        <w:t>Refusing to answer is not conservatism. It is the only response to insufficient evidence that cannot be gamed, and this is the empirical case for the design decision rather than the a priori one.</w:t>
+      </w:r>
+    </w:p>
+    <w:p>
+      <w:pPr>
+        <w:spacing w:line="360" w:lineRule="auto" w:after="120"/>
+      </w:pPr>
+      <w:r>
+        <w:rPr>
+          <w:rFonts w:ascii="Times New Roman" w:hAnsi="Times New Roman"/>
+          <w:sz w:val="24"/>
+        </w:rPr>
+        <w:t>Two qualifications. The counterfactual asks what the model does with a blank field, not what a bank's own process would do; a real institution would refuse an incomplete application at intake, and the vulnerability arises only where an automated score is taken at face value. And the specific numbers belong to these two models on this dataset. The direction — that absent information is scored as favourable rather than as unknown — follows from how both missing-value strategies work, and is not particular to either.</w:t>
+      </w:r>
+    </w:p>
+    <w:p>
+      <w:pPr>
+        <w:pStyle w:val="Heading2"/>
+        <w:spacing w:line="360" w:lineRule="auto" w:before="240" w:after="120"/>
+      </w:pPr>
+      <w:r>
+        <w:rPr>
+          <w:rFonts w:ascii="Times New Roman" w:hAnsi="Times New Roman"/>
+          <w:b/>
+          <w:sz w:val="24"/>
+        </w:rPr>
+        <w:t>5.20 Limitations</w:t>
+      </w:r>
+    </w:p>
+    <w:p>
+      <w:pPr>
+        <w:spacing w:line="360" w:lineRule="auto" w:after="120"/>
+      </w:pPr>
+      <w:r>
+        <w:rPr>
+          <w:rFonts w:ascii="Times New Roman" w:hAnsi="Times New Roman"/>
+          <w:b/>
+          <w:sz w:val="24"/>
+        </w:rPr>
+        <w:t>Jurisdiction.</w:t>
+      </w:r>
+      <w:r>
+        <w:rPr>
+          <w:rFonts w:ascii="Times New Roman" w:hAnsi="Times New Roman"/>
+          <w:sz w:val="24"/>
+        </w:rPr>
+        <w:t xml:space="preserve"> SBA data reflects U.S. government-guaranteed small-business lending. Sri Lankan SME credit differs in legal environment, collateral practice, and macroeconomic volatility. Nothing here transfers directly.</w:t>
+      </w:r>
+    </w:p>
+    <w:p>
+      <w:pPr>
+        <w:spacing w:line="360" w:lineRule="auto" w:after="120"/>
+      </w:pPr>
+      <w:r>
+        <w:rPr>
+          <w:rFonts w:ascii="Times New Roman" w:hAnsi="Times New Roman"/>
+          <w:b/>
+          <w:sz w:val="24"/>
+        </w:rPr>
+        <w:t>The fuzzy layer is not exercised.</w:t>
+      </w:r>
+      <w:r>
+        <w:rPr>
+          <w:rFonts w:ascii="Times New Roman" w:hAnsi="Times New Roman"/>
+          <w:sz w:val="24"/>
+        </w:rPr>
+        <w:t xml:space="preserve"> Every SBA-observable criterion is quantitative, so each input enters as a degenerate triangular fuzzy number </w:t>
+      </w:r>
+      <w:r>
+        <w:rPr>
+          <w:rFonts w:ascii="Times New Roman" w:hAnsi="Times New Roman"/>
+          <w:sz w:val="24"/>
+        </w:rPr>
+        <w:t>[x,x,x]</w:t>
+      </w:r>
+      <w:r>
+        <w:rPr>
+          <w:rFonts w:ascii="Times New Roman" w:hAnsi="Times New Roman"/>
+          <w:sz w:val="24"/>
+        </w:rPr>
+        <w:t xml:space="preserve">. Centroid defuzzification returns </w:t>
+      </w:r>
+      <w:r>
+        <w:rPr>
+          <w:rFonts w:ascii="Times New Roman" w:hAnsi="Times New Roman"/>
+          <w:sz w:val="24"/>
+        </w:rPr>
+        <w:t>x</w:t>
+      </w:r>
+      <w:r>
+        <w:rPr>
+          <w:rFonts w:ascii="Times New Roman" w:hAnsi="Times New Roman"/>
+          <w:sz w:val="24"/>
+        </w:rPr>
+        <w:t xml:space="preserve">, and the fuzzy weighted average reduces exactly to an ordinary weighted mean. </w:t>
+      </w:r>
+      <w:r>
+        <w:rPr>
+          <w:rFonts w:ascii="Times New Roman" w:hAnsi="Times New Roman"/>
+          <w:b/>
+          <w:sz w:val="24"/>
+        </w:rPr>
+        <w:t>On this dataset the fuzzy machinery does no work.</w:t>
+      </w:r>
+      <w:r>
+        <w:rPr>
+          <w:rFonts w:ascii="Times New Roman" w:hAnsi="Times New Roman"/>
+          <w:sz w:val="24"/>
+        </w:rPr>
+        <w:t xml:space="preserve"> It is exercised only by qualitative criteria, which SBA data does not contain. What §5.10–5.15 validates is band mapping and weighted aggregation, not fuzzy inference.</w:t>
+      </w:r>
+    </w:p>
+    <w:p>
+      <w:pPr>
+        <w:spacing w:line="360" w:lineRule="auto" w:after="120"/>
+      </w:pPr>
+      <w:r>
+        <w:rPr>
+          <w:rFonts w:ascii="Times New Roman" w:hAnsi="Times New Roman"/>
+          <w:b/>
+          <w:sz w:val="24"/>
+        </w:rPr>
+        <w:t>Maturity filtering biases composition.</w:t>
+      </w:r>
+      <w:r>
+        <w:rPr>
+          <w:rFonts w:ascii="Times New Roman" w:hAnsi="Times New Roman"/>
+          <w:sz w:val="24"/>
+        </w:rPr>
+        <w:t xml:space="preserve"> Restricting to fully-matured loans removes censoring but over-represents short-term facilities in later cohorts.</w:t>
+      </w:r>
+    </w:p>
+    <w:p>
+      <w:pPr>
+        <w:spacing w:line="360" w:lineRule="auto" w:after="120"/>
+      </w:pPr>
+      <w:r>
+        <w:rPr>
+          <w:rFonts w:ascii="Times New Roman" w:hAnsi="Times New Roman"/>
+          <w:b/>
+          <w:sz w:val="24"/>
+        </w:rPr>
+        <w:t>Weights were placeholders.</w:t>
+      </w:r>
+      <w:r>
+        <w:rPr>
+          <w:rFonts w:ascii="Times New Roman" w:hAnsi="Times New Roman"/>
+          <w:sz w:val="24"/>
+        </w:rPr>
+        <w:t xml:space="preserve"> All results here use equal weights within each level, so they test structure rather than the elicited model. Section 5.16 bounds how much this matters: within ±25% perturbation the ranking is preserved (ρ ≈ 0.98) and ~94% of risk bands are unchanged. The limitation stands, but its magnitude is now measured rather than merely acknowledged.</w:t>
+      </w:r>
+    </w:p>
+    <w:p>
+      <w:pPr>
+        <w:spacing w:line="360" w:lineRule="auto" w:after="120"/>
+      </w:pPr>
+      <w:r>
+        <w:rPr>
+          <w:rFonts w:ascii="Times New Roman" w:hAnsi="Times New Roman"/>
+          <w:b/>
+          <w:sz w:val="24"/>
+        </w:rPr>
+        <w:t>The independence test uses thin development proxies.</w:t>
+      </w:r>
+      <w:r>
+        <w:rPr>
+          <w:rFonts w:ascii="Times New Roman" w:hAnsi="Times New Roman"/>
+          <w:sz w:val="24"/>
+        </w:rPr>
+        <w:t xml:space="preserve"> SBA data carries employment only; five of the nine items in clause 5 have no counterpart. §5.17 tests the employment dimension of development impact, not the whole objective.</w:t>
+      </w:r>
+    </w:p>
+    <w:p>
+      <w:pPr>
+        <w:spacing w:line="360" w:lineRule="auto" w:after="120"/>
+      </w:pPr>
+      <w:r>
+        <w:rPr>
+          <w:rFonts w:ascii="Times New Roman" w:hAnsi="Times New Roman"/>
+          <w:b/>
+          <w:sz w:val="24"/>
+        </w:rPr>
+        <w:t>The proposed model is not calibrated.</w:t>
+      </w:r>
+      <w:r>
+        <w:rPr>
+          <w:rFonts w:ascii="Times New Roman" w:hAnsi="Times New Roman"/>
+          <w:sz w:val="24"/>
+        </w:rPr>
+        <w:t xml:space="preserve"> It produces an ordinal risk band, not a probability of default. Section 5.13 shows that even trained probabilistic models lose calibration badly across time periods; the proposed model does not offer a probability to lose. It must not be used for pricing or provisioning.</w:t>
+      </w:r>
+    </w:p>
+    <w:p>
+      <w:pPr>
+        <w:spacing w:line="360" w:lineRule="auto" w:after="120"/>
+      </w:pPr>
+      <w:r>
+        <w:rPr>
+          <w:rFonts w:ascii="Times New Roman" w:hAnsi="Times New Roman"/>
+          <w:b/>
+          <w:sz w:val="24"/>
+        </w:rPr>
+        <w:t>The sensitivity analysis uses a simulated population.</w:t>
+      </w:r>
+      <w:r>
+        <w:rPr>
+          <w:rFonts w:ascii="Times New Roman" w:hAnsi="Times New Roman"/>
+          <w:sz w:val="24"/>
+        </w:rPr>
+        <w:t xml:space="preserve"> It characterises the model's response to weight change; it says nothing about how real Sri Lankan SME applications are distributed, and the two must not be confused.</w:t>
+      </w:r>
+    </w:p>
+    <w:p>
+      <w:pPr>
+        <w:spacing w:line="360" w:lineRule="auto" w:after="120"/>
+      </w:pPr>
+      <w:r>
+        <w:rPr>
+          <w:rFonts w:ascii="Times New Roman" w:hAnsi="Times New Roman"/>
+          <w:b/>
+          <w:sz w:val="24"/>
+        </w:rPr>
+        <w:t>The development objective is barely observable.</w:t>
+      </w:r>
+      <w:r>
+        <w:rPr>
+          <w:rFonts w:ascii="Times New Roman" w:hAnsi="Times New Roman"/>
+          <w:sz w:val="24"/>
+        </w:rPr>
+        <w:t xml:space="preserve"> Only </w:t>
+      </w:r>
+      <w:r>
+        <w:rPr>
+          <w:rFonts w:ascii="Times New Roman" w:hAnsi="Times New Roman"/>
+          <w:sz w:val="24"/>
+        </w:rPr>
+        <w:t>CreateJob</w:t>
+      </w:r>
+      <w:r>
+        <w:rPr>
+          <w:rFonts w:ascii="Times New Roman" w:hAnsi="Times New Roman"/>
+          <w:sz w:val="24"/>
+        </w:rPr>
+        <w:t xml:space="preserve"> and </w:t>
+      </w:r>
+      <w:r>
+        <w:rPr>
+          <w:rFonts w:ascii="Times New Roman" w:hAnsi="Times New Roman"/>
+          <w:sz w:val="24"/>
+        </w:rPr>
+        <w:t>RetainedJob</w:t>
+      </w:r>
+      <w:r>
+        <w:rPr>
+          <w:rFonts w:ascii="Times New Roman" w:hAnsi="Times New Roman"/>
+          <w:sz w:val="24"/>
+        </w:rPr>
+        <w:t xml:space="preserve"> proxy the development-impact objective. Five of the nine items in clause 5 of the People's Bank form — women's participation, local raw material usage, import substitution, value added, foreign exchange earnings — have no counterpart in SBA data. The development objective is a design contribution and is </w:t>
+      </w:r>
+      <w:r>
+        <w:rPr>
+          <w:rFonts w:ascii="Times New Roman" w:hAnsi="Times New Roman"/>
+          <w:b/>
+          <w:sz w:val="24"/>
+        </w:rPr>
+        <w:t>not</w:t>
+      </w:r>
+      <w:r>
+        <w:rPr>
+          <w:rFonts w:ascii="Times New Roman" w:hAnsi="Times New Roman"/>
+          <w:sz w:val="24"/>
+        </w:rPr>
+        <w:t xml:space="preserve"> empirically validated in this chapter.</w:t>
+      </w:r>
+    </w:p>
+    <w:p>
+      <w:pPr>
+        <w:spacing w:line="360" w:lineRule="auto" w:after="120"/>
+      </w:pPr>
+      <w:r>
+        <w:rPr>
+          <w:rFonts w:ascii="Times New Roman" w:hAnsi="Times New Roman"/>
+          <w:b/>
+          <w:sz w:val="24"/>
+        </w:rPr>
+        <w:t>Novelty of the contamination finding is not fully established.</w:t>
+      </w:r>
+      <w:r>
+        <w:rPr>
+          <w:rFonts w:ascii="Times New Roman" w:hAnsi="Times New Roman"/>
+          <w:sz w:val="24"/>
+        </w:rPr>
+        <w:t xml:space="preserve"> A literature search found no published report of it, but that search was not exhaustive and cannot support a claim of priority. The finding is reported as one the author is not aware of having been documented, which is a weaker and defensible claim.</w:t>
+      </w:r>
+    </w:p>
+    <w:p>
+      <w:pPr>
+        <w:pStyle w:val="Heading2"/>
+        <w:spacing w:line="360" w:lineRule="auto" w:before="240" w:after="120"/>
+      </w:pPr>
+      <w:r>
+        <w:rPr>
+          <w:rFonts w:ascii="Times New Roman" w:hAnsi="Times New Roman"/>
+          <w:b/>
+          <w:sz w:val="24"/>
+        </w:rPr>
+        <w:t>5.21 Summary</w:t>
       </w:r>
     </w:p>
     <w:p>
@@ -18808,7 +19815,7 @@
           <w:rFonts w:ascii="Times New Roman" w:hAnsi="Times New Roman"/>
           <w:sz w:val="24"/>
         </w:rPr>
-        <w:t xml:space="preserve">The methodology in §5.10 specifies weight elicitation by Best-Worst Method. </w:t>
+        <w:t xml:space="preserve">The methodology in §4.5 specifies weight elicitation by Best-Worst Method. </w:t>
       </w:r>
       <w:r>
         <w:rPr>
@@ -19361,7 +20368,7 @@
           <w:rFonts w:ascii="Times New Roman" w:hAnsi="Times New Roman"/>
           <w:sz w:val="24"/>
         </w:rPr>
-        <w:t xml:space="preserve"> (§5.10) arose from a defect found in testing: a 14%-complete file produced a confident recommendation. Weight renormalisation keeps a sparse appraisal's score plausible while its evidential basis collapses. The gate is a refusal to answer rather than a score adjustment, because a discounted score would preserve the false impression that the system had an opinion.</w:t>
+        <w:t xml:space="preserve"> (§5.3) arose from a defect found in testing: a 14%-complete file produced a confident recommendation. Weight renormalisation keeps a sparse appraisal's score plausible while its evidential basis collapses. The gate is a refusal to answer rather than a score adjustment, because a discounted score would preserve the false impression that the system had an opinion.</w:t>
       </w:r>
     </w:p>
     <w:p>

--- a/docs/06-thesis/THESIS-NSBM.docx
+++ b/docs/06-thesis/THESIS-NSBM.docx
@@ -20378,6 +20378,18 @@
       <w:r>
         <w:rPr>
           <w:rFonts w:ascii="Times New Roman" w:hAnsi="Times New Roman"/>
+          <w:sz w:val="24"/>
+        </w:rPr>
+        <w:t>That was a safety argument, and §5.19 shows it was the weaker of the two available. The stronger one is that the alternative is exploitable: both conventional models tested score a withheld field as favourable rather than as unknown, so under a fixed threshold an applicant improves their assessment by answering less. A design decision taken on cautionary grounds turned out to have an incentive justification that is harder to argue with.</w:t>
+      </w:r>
+    </w:p>
+    <w:p>
+      <w:pPr>
+        <w:spacing w:line="360" w:lineRule="auto" w:after="120"/>
+      </w:pPr>
+      <w:r>
+        <w:rPr>
+          <w:rFonts w:ascii="Times New Roman" w:hAnsi="Times New Roman"/>
           <w:b/>
           <w:sz w:val="24"/>
         </w:rPr>
@@ -20389,6 +20401,110 @@
           <w:sz w:val="24"/>
         </w:rPr>
         <w:t xml:space="preserve"> (§4.13) replaced a typed name. An audit trail of self-declared signatories records nothing; the signatory is now the authenticated user and roles are enforced server-side.</w:t>
+      </w:r>
+    </w:p>
+    <w:p>
+      <w:pPr>
+        <w:pStyle w:val="Heading3"/>
+        <w:spacing w:line="360" w:lineRule="auto" w:before="240" w:after="120"/>
+      </w:pPr>
+      <w:r>
+        <w:rPr>
+          <w:rFonts w:ascii="Times New Roman" w:hAnsi="Times New Roman"/>
+          <w:b w:val="0"/>
+          <w:sz w:val="24"/>
+        </w:rPr>
+        <w:t>6.3.5 Who the models serve worst</w:t>
+      </w:r>
+    </w:p>
+    <w:p>
+      <w:pPr>
+        <w:spacing w:line="360" w:lineRule="auto" w:after="120"/>
+      </w:pPr>
+      <w:r>
+        <w:rPr>
+          <w:rFonts w:ascii="Times New Roman" w:hAnsi="Times New Roman"/>
+          <w:sz w:val="24"/>
+        </w:rPr>
+        <w:t>Two findings sit outside the research questions and are reported because they bear directly on whether any of this should be deployed.</w:t>
+      </w:r>
+    </w:p>
+    <w:p>
+      <w:pPr>
+        <w:spacing w:line="360" w:lineRule="auto" w:after="120"/>
+      </w:pPr>
+      <w:r>
+        <w:rPr>
+          <w:rFonts w:ascii="Times New Roman" w:hAnsi="Times New Roman"/>
+          <w:sz w:val="24"/>
+        </w:rPr>
+        <w:t xml:space="preserve">The first is that </w:t>
+      </w:r>
+      <w:r>
+        <w:rPr>
+          <w:rFonts w:ascii="Times New Roman" w:hAnsi="Times New Roman"/>
+          <w:b/>
+          <w:sz w:val="24"/>
+        </w:rPr>
+        <w:t>the artefact discriminates against the applicants it was designed to serve</w:t>
+      </w:r>
+      <w:r>
+        <w:rPr>
+          <w:rFonts w:ascii="Times New Roman" w:hAnsi="Times New Roman"/>
+          <w:sz w:val="24"/>
+        </w:rPr>
+        <w:t>. The scorecard fails the four-fifths rule on four of five credit-access attributes, and would decline 36.11% of creditworthy agricultural borrowers — the worst rate of any sector — while agriculture has the lowest default rate in the cohort at 19.19%. The trained model is not much better: creditworthy micro-enterprises are declined at 2.81 times the rate of large firms, and the smallest facility quartile at 3.42 times the largest. Micro-firms, small facilities and agriculture are precisely the segments that SME and development finance exist to reach.</w:t>
+      </w:r>
+    </w:p>
+    <w:p>
+      <w:pPr>
+        <w:spacing w:line="360" w:lineRule="auto" w:after="120"/>
+      </w:pPr>
+      <w:r>
+        <w:rPr>
+          <w:rFonts w:ascii="Times New Roman" w:hAnsi="Times New Roman"/>
+          <w:sz w:val="24"/>
+        </w:rPr>
+        <w:t>This has to be stated carefully. These are credit-access proxies; the dataset records no protected characteristic, so no claim about lawful discrimination follows. Group default rates genuinely differ, so selection-rate gaps are not by themselves evidence of injustice — which is why the error-rate comparison, taken only over borrowers who actually repaid, is the one reported as the finding.</w:t>
+      </w:r>
+    </w:p>
+    <w:p>
+      <w:pPr>
+        <w:spacing w:line="360" w:lineRule="auto" w:after="120"/>
+      </w:pPr>
+      <w:r>
+        <w:rPr>
+          <w:rFonts w:ascii="Times New Roman" w:hAnsi="Times New Roman"/>
+          <w:sz w:val="24"/>
+        </w:rPr>
+        <w:t xml:space="preserve">The second is that both conventional models </w:t>
+      </w:r>
+      <w:r>
+        <w:rPr>
+          <w:rFonts w:ascii="Times New Roman" w:hAnsi="Times New Roman"/>
+          <w:b/>
+          <w:sz w:val="24"/>
+        </w:rPr>
+        <w:t>reward applicants for withholding information</w:t>
+      </w:r>
+      <w:r>
+        <w:rPr>
+          <w:rFonts w:ascii="Times New Roman" w:hAnsi="Times New Roman"/>
+          <w:sz w:val="24"/>
+        </w:rPr>
+        <w:t xml:space="preserve"> (§5.19), which is the empirical case for the completeness gate discussed above.</w:t>
+      </w:r>
+    </w:p>
+    <w:p>
+      <w:pPr>
+        <w:spacing w:line="360" w:lineRule="auto" w:after="120"/>
+      </w:pPr>
+      <w:r>
+        <w:rPr>
+          <w:rFonts w:ascii="Times New Roman" w:hAnsi="Times New Roman"/>
+          <w:sz w:val="24"/>
+        </w:rPr>
+        <w:t>Neither finding was sought. Both emerged from taking the model card's own list of untested risks seriously, and the first of them is a defect in this study's own artefact rather than in someone else's. It is reported for that reason: an appraisal instrument that penalises the best-performing sector is not ready to inform decisions, and saying so is more useful than not having looked.</w:t>
       </w:r>
     </w:p>
     <w:p>
@@ -20463,6 +20579,26 @@
           <w:sz w:val="24"/>
         </w:rPr>
         <w:t xml:space="preserve"> (§6.1). RQ2 as originally posed is unanswered.</w:t>
+      </w:r>
+    </w:p>
+    <w:p>
+      <w:pPr>
+        <w:spacing w:line="360" w:lineRule="auto" w:after="120"/>
+      </w:pPr>
+      <w:r>
+        <w:rPr>
+          <w:rFonts w:ascii="Times New Roman" w:hAnsi="Times New Roman"/>
+          <w:b/>
+          <w:sz w:val="24"/>
+        </w:rPr>
+        <w:t>Fairness is assessed only on credit-access proxies.</w:t>
+      </w:r>
+      <w:r>
+        <w:rPr>
+          <w:rFonts w:ascii="Times New Roman" w:hAnsi="Times New Roman"/>
+          <w:sz w:val="24"/>
+        </w:rPr>
+        <w:t xml:space="preserve"> The SBA file records no race, sex, age, disability or marital-status field. Passing — or failing — on rurality, firm size, sector and facility size establishes nothing about discrimination on protected characteristics, which remains untested and is a precondition for any deployment.</w:t>
       </w:r>
     </w:p>
     <w:p>

--- a/docs/06-thesis/THESIS-NSBM.docx
+++ b/docs/06-thesis/THESIS-NSBM.docx
@@ -2464,7 +2464,7 @@
           <w:rFonts w:ascii="Times New Roman" w:hAnsi="Times New Roman"/>
           <w:sz w:val="24"/>
         </w:rPr>
-        <w:t>. Prior work has scored social impact alongside credit risk (§3.6.1); what is done differently here is the refusal to aggregate. That refusal is supported by evidence: appraisal at a multilateral development bank shows development and credit concerns to be empirically independent (§3.6.2), so a combined score would discard real information rather than summarise it.</w:t>
+        <w:t>. Prior work has scored social impact alongside credit risk (§3.6.1); what is done differently here is the refusal to aggregate. The refusal was originally justified on evidence that development and credit concerns are independent at appraisal (§3.6.2). Chapter 5 tests that premise and finds the two moderately associated, so the justification is rebuilt on what the data does support: the two objectives place the same facility in different risk bands 88.2% of the time, and a combined score would discard that disagreement rather than summarise it.</w:t>
       </w:r>
     </w:p>
     <w:p>
@@ -3102,7 +3102,7 @@
           <w:rFonts w:ascii="Times New Roman" w:hAnsi="Times New Roman"/>
           <w:sz w:val="24"/>
         </w:rPr>
-        <w:t>A note on presentation. This thesis reports several things that did not work: a claimed contribution withdrawn after the literature review, a scorecard that failed to discriminate, a mechanism hypothesis tested and rejected, an elicitation designed but not administered, and an independence premise that its own data partly contradicts. These are reported because a study that presents only its successes gives the reader no way to judge the reliability of any of them.</w:t>
+        <w:t>A note on presentation. This thesis reports several things that did not work: a claimed contribution withdrawn after the literature review, a scorecard that failed to discriminate, a mechanism hypothesis tested and rejected, an elicitation designed but not administered, an independence premise that its own data overturns, and a source this thesis initially over-read. These are reported because a study that presents only its successes gives the reader no way to judge the reliability of any of them.</w:t>
       </w:r>
     </w:p>
     <w:p>
@@ -4251,34 +4251,54 @@
           <w:rFonts w:ascii="Times New Roman" w:hAnsi="Times New Roman"/>
           <w:sz w:val="24"/>
         </w:rPr>
-        <w:t xml:space="preserve">Arvanitis, Stampini and Vencatachellum [24] examine ex-ante appraisal at the African Development Bank and report a result of direct consequence: </w:t>
-      </w:r>
+        <w:t>Arvanitis, Stampini and Vencatachellum [24] examine ex-ante appraisal at the African Development Bank, and their result is the closest thing in the literature to a test of whether the two objectives need to be reported separately. They conclude that the variables weighed at appraisal, "whether they pertain to development or risk concerns, are rather independent from each other and no assumption should be made on one variable given information on the others".</w:t>
+      </w:r>
+    </w:p>
+    <w:p>
+      <w:pPr>
+        <w:spacing w:line="360" w:lineRule="auto" w:after="120"/>
+      </w:pPr>
       <w:r>
         <w:rPr>
           <w:rFonts w:ascii="Times New Roman" w:hAnsi="Times New Roman"/>
           <w:b/>
           <w:sz w:val="24"/>
         </w:rPr>
-        <w:t>development and risk concerns considered during project appraisal are empirically independent of one another</w:t>
-      </w:r>
-      <w:r>
-        <w:rPr>
-          <w:rFonts w:ascii="Times New Roman" w:hAnsi="Times New Roman"/>
-          <w:sz w:val="24"/>
-        </w:rPr>
-        <w:t>, and no assumption should be made about one from the other.</w:t>
-      </w:r>
-    </w:p>
-    <w:p>
-      <w:pPr>
-        <w:spacing w:line="360" w:lineRule="auto" w:after="120"/>
-      </w:pPr>
-      <w:r>
-        <w:rPr>
-          <w:rFonts w:ascii="Times New Roman" w:hAnsi="Times New Roman"/>
-          <w:sz w:val="24"/>
-        </w:rPr>
-        <w:t>This is the strongest available justification for the design decision in Chapter 4. If the two objectives were strongly correlated, a single combined score would lose little. Because they are independent, aggregation destroys real information: a facility strong on credit and weak on development is a materially different proposition from one moderate on both, and a combined score renders them indistinguishable.</w:t>
+        <w:t>What that conclusion rests on has to be stated precisely, because it is weaker than the wording suggests.</w:t>
+      </w:r>
+      <w:r>
+        <w:rPr>
+          <w:rFonts w:ascii="Times New Roman" w:hAnsi="Times New Roman"/>
+          <w:sz w:val="24"/>
+        </w:rPr>
+        <w:t xml:space="preserve"> Comparing development outcome ratings against credit risk ratings for the 109 operations that carried both, they find a </w:t>
+      </w:r>
+      <w:r>
+        <w:rPr>
+          <w:rFonts w:ascii="Times New Roman" w:hAnsi="Times New Roman"/>
+          <w:i/>
+          <w:sz w:val="24"/>
+        </w:rPr>
+        <w:t>positive but statistically non-significant</w:t>
+      </w:r>
+      <w:r>
+        <w:rPr>
+          <w:rFonts w:ascii="Times New Roman" w:hAnsi="Times New Roman"/>
+          <w:sz w:val="24"/>
+        </w:rPr>
+        <w:t xml:space="preserve"> relationship — a slope of 0.048 with a p-value of 0.49 — and read it as showing the two factors to be "somewhat independent". A non-significant association in 109 observations is an absence of evidence, not evidence of absence: a sample that size cannot detect a moderate correlation, so the finding is consistent both with genuine independence and with a real association the study was underpowered to see. Their measured association is positive, which is worth carrying forward.</w:t>
+      </w:r>
+    </w:p>
+    <w:p>
+      <w:pPr>
+        <w:spacing w:line="360" w:lineRule="auto" w:after="120"/>
+      </w:pPr>
+      <w:r>
+        <w:rPr>
+          <w:rFonts w:ascii="Times New Roman" w:hAnsi="Times New Roman"/>
+          <w:sz w:val="24"/>
+        </w:rPr>
+        <w:t>The distinction matters for how the design decision in Chapter 4 is justified. The strong reading — that the objectives are independent, so aggregating them destroys information — is not available on this evidence. The weaker and defensible reading is that no one has shown the two can be inferred from each other, and that a bank with a development mandate therefore has no warrant for collapsing them into one number. §5.17 tests the association directly on a sample large enough to resolve it.</w:t>
       </w:r>
     </w:p>
     <w:p>
@@ -4717,7 +4737,7 @@
           <w:rFonts w:ascii="Times New Roman" w:hAnsi="Times New Roman"/>
           <w:sz w:val="24"/>
         </w:rPr>
-        <w:t>social and financial scores. Given Arvanitis et al.'s independence result, this study reports them separately by design and never produces a combined figure.</w:t>
+        <w:t>social and financial scores. This study reports them separately by design and never produces a combined figure, and — unlike the prior work — tests whether the separation is warranted rather than assuming it (§5.17).</w:t>
       </w:r>
     </w:p>
     <w:p>
@@ -17088,7 +17108,46 @@
           <w:rFonts w:ascii="Times New Roman" w:hAnsi="Times New Roman"/>
           <w:sz w:val="24"/>
         </w:rPr>
-        <w:t>The model reports two scores and refuses to combine them. That decision was justified in §5.2.2 on Arvanitis, Stampini and Vencatachellum's (2015) finding that development and credit concerns are empirically independent in development-bank appraisal. Their result comes from one multilateral institution's project portfolio. It can be tested here on 652,284 small-business facilities with realised outcomes.</w:t>
+        <w:t>The model reports two scores and refuses to combine them. That decision was justified in §5.2.2 on Arvanitis, Stampini and Vencatachellum [24], who report that development and credit concerns in development-bank appraisal are "rather independent from each other".</w:t>
+      </w:r>
+    </w:p>
+    <w:p>
+      <w:pPr>
+        <w:spacing w:line="360" w:lineRule="auto" w:after="120"/>
+      </w:pPr>
+      <w:r>
+        <w:rPr>
+          <w:rFonts w:ascii="Times New Roman" w:hAnsi="Times New Roman"/>
+          <w:sz w:val="24"/>
+        </w:rPr>
+        <w:t xml:space="preserve">As §3.6.2 sets out, their evidence is a </w:t>
+      </w:r>
+      <w:r>
+        <w:rPr>
+          <w:rFonts w:ascii="Times New Roman" w:hAnsi="Times New Roman"/>
+          <w:i/>
+          <w:sz w:val="24"/>
+        </w:rPr>
+        <w:t>positive but non-significant</w:t>
+      </w:r>
+      <w:r>
+        <w:rPr>
+          <w:rFonts w:ascii="Times New Roman" w:hAnsi="Times New Roman"/>
+          <w:sz w:val="24"/>
+        </w:rPr>
+        <w:t xml:space="preserve"> relationship — slope 0.048, p = 0.49 — across the 109 African Development Bank operations carrying both ratings. That is an underpowered null. A sample of 109 cannot distinguish independence from a moderate association, so the premise the design rests on has never actually been tested with the power to resolve it.</w:t>
+      </w:r>
+    </w:p>
+    <w:p>
+      <w:pPr>
+        <w:spacing w:line="360" w:lineRule="auto" w:after="120"/>
+      </w:pPr>
+      <w:r>
+        <w:rPr>
+          <w:rFonts w:ascii="Times New Roman" w:hAnsi="Times New Roman"/>
+          <w:sz w:val="24"/>
+        </w:rPr>
+        <w:t>It can be here, on 652,284 small-business facilities with realised outcomes.</w:t>
       </w:r>
     </w:p>
     <w:p>
@@ -17449,14 +17508,41 @@
           <w:b/>
           <w:sz w:val="24"/>
         </w:rPr>
-        <w:t>This partly contradicts the premise the design was justified on</w:t>
-      </w:r>
-      <w:r>
-        <w:rPr>
-          <w:rFonts w:ascii="Times New Roman" w:hAnsi="Times New Roman"/>
-          <w:sz w:val="24"/>
-        </w:rPr>
-        <w:t>, and is reported as such rather than omitted. On this population the two objectives co-move more than Arvanitis et al. found.</w:t>
+        <w:t>This does not contradict Arvanitis et al.; it resolves them.</w:t>
+      </w:r>
+      <w:r>
+        <w:rPr>
+          <w:rFonts w:ascii="Times New Roman" w:hAnsi="Times New Roman"/>
+          <w:sz w:val="24"/>
+        </w:rPr>
+        <w:t xml:space="preserve"> Their estimate was positive too — slope 0.048 — and simply could not be separated from zero in 109 observations. The direction found here is the same direction they measured, at a sample size that can actually detect it. The correct reading is not that the earlier study was wrong, but that a non-significant result in a small sample was carried forward, by this study among others, as though it had established independence. It had not.</w:t>
+      </w:r>
+    </w:p>
+    <w:p>
+      <w:pPr>
+        <w:spacing w:line="360" w:lineRule="auto" w:after="120"/>
+      </w:pPr>
+      <w:r>
+        <w:rPr>
+          <w:rFonts w:ascii="Times New Roman" w:hAnsi="Times New Roman"/>
+          <w:sz w:val="24"/>
+        </w:rPr>
+        <w:t xml:space="preserve">What is contradicted is the </w:t>
+      </w:r>
+      <w:r>
+        <w:rPr>
+          <w:rFonts w:ascii="Times New Roman" w:hAnsi="Times New Roman"/>
+          <w:i/>
+          <w:sz w:val="24"/>
+        </w:rPr>
+        <w:t>strong</w:t>
+      </w:r>
+      <w:r>
+        <w:rPr>
+          <w:rFonts w:ascii="Times New Roman" w:hAnsi="Times New Roman"/>
+          <w:sz w:val="24"/>
+        </w:rPr>
+        <w:t xml:space="preserve"> form of the premise — that the objectives are independent and therefore that aggregation destroys information. On this population they are moderately associated, and that form of the argument is no longer available. §5.17.2 sets out why the design decision nevertheless stands, by a different route.</w:t>
       </w:r>
     </w:p>
     <w:p>
@@ -20922,7 +21008,7 @@
           <w:rFonts w:ascii="Times New Roman" w:hAnsi="Times New Roman"/>
           <w:sz w:val="24"/>
         </w:rPr>
-        <w:t>Two further findings emerged from asking questions the study could answer rather than the ones it could not. The model's output is robust to weight disagreement within the range experts plausibly exhibit, which bounds what the missing elicitation costs. And the two objectives, while moderately correlated, place the same facility in different bands 88.2% of the time — so reporting them separately preserves information that a combined score would destroy, even though the independence premise that originally justified the separation does not hold on this population.</w:t>
+        <w:t>Two further findings emerged from asking questions the study could answer rather than the ones it could not. The model's output is robust to weight disagreement within the range experts plausibly exhibit, which bounds what the missing elicitation costs. And the two objectives, while moderately correlated, place the same facility in different bands 88.2% of the time — so reporting them separately preserves information that a combined score would destroy, even though the independence premise that originally justified the separation does not hold on this population. The design decision survives; the argument for it had to be rebuilt.</w:t>
       </w:r>
     </w:p>
     <w:p>

--- a/docs/06-thesis/THESIS-NSBM.docx
+++ b/docs/06-thesis/THESIS-NSBM.docx
@@ -4077,7 +4077,7 @@
           <w:rFonts w:ascii="Times New Roman" w:hAnsi="Times New Roman"/>
           <w:sz w:val="24"/>
         </w:rPr>
-        <w:t xml:space="preserve"> They construct a multicriteria credit scoring model for SMEs using exactly the hybrid this study's proposal treated as novel: BWM to determine criteria weights, combined with a ranking method (TOPSIS) to score applicants. They report credit history, cash liquidity and repayment period as dominant criteria.</w:t>
+        <w:t xml:space="preserve"> They construct a multicriteria credit scoring model for SMEs using exactly the hybrid this study's proposal treated as novel: BWM to determine criteria weights, combined with a ranking method (TOPSIS) to score applicants. Their instrument has 30 subcriteria finalised by a panel of 12 experts — seven from banking and SME lending, five from SMEs that had obtained credit — and they validate it against a commercial rating agency's ratings on a real-life case study, reporting 90.32% accuracy and a Type-II error rate of 14.28% against the commercial model's 28.57%.</w:t>
       </w:r>
     </w:p>
     <w:p>
@@ -4105,6 +4105,72 @@
           <w:sz w:val="24"/>
         </w:rPr>
         <w:t xml:space="preserve"> An earlier draft of this research claimed the fuzzy-MCDM combination as its methodological contribution. The literature does not support that claim, and it is withdrawn here.</w:t>
+      </w:r>
+    </w:p>
+    <w:p>
+      <w:pPr>
+        <w:spacing w:line="360" w:lineRule="auto" w:after="120"/>
+      </w:pPr>
+      <w:r>
+        <w:rPr>
+          <w:rFonts w:ascii="Times New Roman" w:hAnsi="Times New Roman"/>
+          <w:sz w:val="24"/>
+        </w:rPr>
+        <w:t>Two differences are worth stating precisely, because they cut in opposite directions and the honest positioning depends on both.</w:t>
+      </w:r>
+    </w:p>
+    <w:p>
+      <w:pPr>
+        <w:spacing w:line="360" w:lineRule="auto" w:after="120"/>
+      </w:pPr>
+      <w:r>
+        <w:rPr>
+          <w:rFonts w:ascii="Times New Roman" w:hAnsi="Times New Roman"/>
+          <w:sz w:val="24"/>
+        </w:rPr>
+        <w:t xml:space="preserve">Roy and Shaw </w:t>
+      </w:r>
+      <w:r>
+        <w:rPr>
+          <w:rFonts w:ascii="Times New Roman" w:hAnsi="Times New Roman"/>
+          <w:b/>
+          <w:sz w:val="24"/>
+        </w:rPr>
+        <w:t>elicited their weights</w:t>
+      </w:r>
+      <w:r>
+        <w:rPr>
+          <w:rFonts w:ascii="Times New Roman" w:hAnsi="Times New Roman"/>
+          <w:sz w:val="24"/>
+        </w:rPr>
+        <w:t xml:space="preserve">; this study did not (§6.1), which is the more serious gap of the two and is theirs to claim. Against that, their validation rests on </w:t>
+      </w:r>
+      <w:r>
+        <w:rPr>
+          <w:rFonts w:ascii="Times New Roman" w:hAnsi="Times New Roman"/>
+          <w:b/>
+          <w:sz w:val="24"/>
+        </w:rPr>
+        <w:t>31 SMEs</w:t>
+      </w:r>
+      <w:r>
+        <w:rPr>
+          <w:rFonts w:ascii="Times New Roman" w:hAnsi="Times New Roman"/>
+          <w:sz w:val="24"/>
+        </w:rPr>
+        <w:t xml:space="preserve"> — an accuracy of 90.32% is 28 firms out of 31, and a Type-II rate of 14.28% is one or two misclassifications. A sample that size cannot separate a good model from a fortunate one. This study validates its scoring method on 652,284 facilities with realised outcomes, and reports that the expert-structured scorecard fails on them (§5.15).</w:t>
+      </w:r>
+    </w:p>
+    <w:p>
+      <w:pPr>
+        <w:spacing w:line="360" w:lineRule="auto" w:after="120"/>
+      </w:pPr>
+      <w:r>
+        <w:rPr>
+          <w:rFonts w:ascii="Times New Roman" w:hAnsi="Times New Roman"/>
+          <w:sz w:val="24"/>
+        </w:rPr>
+        <w:t>They also aggregate. TOPSIS returns a single closeness coefficient, so development and credit considerations, where both are present, are resolved into one number. This study reports two and refuses to combine them.</w:t>
       </w:r>
     </w:p>
     <w:p>
@@ -4225,7 +4291,19 @@
           <w:rFonts w:ascii="Times New Roman" w:hAnsi="Times New Roman"/>
           <w:sz w:val="24"/>
         </w:rPr>
-        <w:t xml:space="preserve"> The difference here is institutional grounding — the development criteria in this study are not selected by the researcher from a development framework, but taken from clause 5 of an instrument a state bank already uses in production.</w:t>
+        <w:t xml:space="preserve"> Their method is AHP in its absolute-measurement mode, with social outcomes valued through Social Return on Investment, and it is demonstrated on a single real application — a bike courier company's loan request to a Spanish financial services cooperative, whose board supplied the preference weights. AHP was chosen, they report, largely because the algorithm was already available in a spreadsheet and the cooperative's analysts found it easy to use.</w:t>
+      </w:r>
+    </w:p>
+    <w:p>
+      <w:pPr>
+        <w:spacing w:line="360" w:lineRule="auto" w:after="120"/>
+      </w:pPr>
+      <w:r>
+        <w:rPr>
+          <w:rFonts w:ascii="Times New Roman" w:hAnsi="Times New Roman"/>
+          <w:sz w:val="24"/>
+        </w:rPr>
+        <w:t>Two differences remain. The first is institutional grounding: the development criteria here are not selected by the researcher from a development framework but taken from clause 5 of an instrument a state bank already uses in production. The second is aggregation. Their system merges financial ratios and social indicators in one model to produce a single assessment; this study keeps the two objectives apart and never issues a combined figure, which §5.17 shows changes the answer for 88.2% of facilities.</w:t>
       </w:r>
     </w:p>
     <w:p>

--- a/docs/06-thesis/THESIS-NSBM.docx
+++ b/docs/06-thesis/THESIS-NSBM.docx
@@ -13098,6 +13098,327 @@
           <w:sz w:val="24"/>
         </w:rPr>
         <w:t xml:space="preserve"> This study reports it accordingly and does not assert a mechanism it has not demonstrated.</w:t>
+      </w:r>
+    </w:p>
+    <w:p>
+      <w:pPr>
+        <w:pStyle w:val="Heading3"/>
+        <w:spacing w:line="360" w:lineRule="auto" w:before="240" w:after="120"/>
+      </w:pPr>
+      <w:r>
+        <w:rPr>
+          <w:rFonts w:ascii="Times New Roman" w:hAnsi="Times New Roman"/>
+          <w:b w:val="0"/>
+          <w:sz w:val="24"/>
+        </w:rPr>
+        <w:t>5.3.5 The contamination reaches the dataset's own documentation</w:t>
+      </w:r>
+    </w:p>
+    <w:p>
+      <w:pPr>
+        <w:spacing w:line="360" w:lineRule="auto" w:after="120"/>
+      </w:pPr>
+      <w:r>
+        <w:rPr>
+          <w:rFonts w:ascii="Times New Roman" w:hAnsi="Times New Roman"/>
+          <w:sz w:val="24"/>
+        </w:rPr>
+        <w:t xml:space="preserve">Li, Mickel and Taylor [28], the paper that documents this dataset, derive a feature from </w:t>
+      </w:r>
+      <w:r>
+        <w:rPr>
+          <w:rFonts w:ascii="Times New Roman" w:hAnsi="Times New Roman"/>
+          <w:sz w:val="24"/>
+        </w:rPr>
+        <w:t>Term</w:t>
+      </w:r>
+      <w:r>
+        <w:rPr>
+          <w:rFonts w:ascii="Times New Roman" w:hAnsi="Times New Roman"/>
+          <w:sz w:val="24"/>
+        </w:rPr>
+        <w:t xml:space="preserve"> themselves. They define a dummy </w:t>
+      </w:r>
+      <w:r>
+        <w:rPr>
+          <w:rFonts w:ascii="Times New Roman" w:hAnsi="Times New Roman"/>
+          <w:sz w:val="24"/>
+        </w:rPr>
+        <w:t>RealEstate</w:t>
+      </w:r>
+      <w:r>
+        <w:rPr>
+          <w:rFonts w:ascii="Times New Roman" w:hAnsi="Times New Roman"/>
+          <w:sz w:val="24"/>
+        </w:rPr>
+        <w:t xml:space="preserve">, set to 1 where </w:t>
+      </w:r>
+      <w:r>
+        <w:rPr>
+          <w:rFonts w:ascii="Times New Roman" w:hAnsi="Times New Roman"/>
+          <w:sz w:val="24"/>
+        </w:rPr>
+        <w:t>Term</w:t>
+      </w:r>
+      <w:r>
+        <w:rPr>
+          <w:rFonts w:ascii="Times New Roman" w:hAnsi="Times New Roman"/>
+          <w:sz w:val="24"/>
+        </w:rPr>
+        <w:t xml:space="preserve"> ≥ 240 months, reasoning that only real-estate-backed loans run twenty years or more, and report those loans defaulting at 1.64% against 21.16% for the rest. The 1990–2010 cohort used here reproduces that closely: </w:t>
+      </w:r>
+      <w:r>
+        <w:rPr>
+          <w:rFonts w:ascii="Times New Roman" w:hAnsi="Times New Roman"/>
+          <w:b/>
+          <w:sz w:val="24"/>
+        </w:rPr>
+        <w:t>1.45% against 20.69%</w:t>
+      </w:r>
+      <w:r>
+        <w:rPr>
+          <w:rFonts w:ascii="Times New Roman" w:hAnsi="Times New Roman"/>
+          <w:sz w:val="24"/>
+        </w:rPr>
+        <w:t>.</w:t>
+      </w:r>
+    </w:p>
+    <w:p>
+      <w:pPr>
+        <w:spacing w:line="360" w:lineRule="auto" w:after="120"/>
+      </w:pPr>
+      <w:r>
+        <w:rPr>
+          <w:rFonts w:ascii="Times New Roman" w:hAnsi="Times New Roman"/>
+          <w:sz w:val="24"/>
+        </w:rPr>
+        <w:t xml:space="preserve">If </w:t>
+      </w:r>
+      <w:r>
+        <w:rPr>
+          <w:rFonts w:ascii="Times New Roman" w:hAnsi="Times New Roman"/>
+          <w:sz w:val="24"/>
+        </w:rPr>
+        <w:t>Term</w:t>
+      </w:r>
+      <w:r>
+        <w:rPr>
+          <w:rFonts w:ascii="Times New Roman" w:hAnsi="Times New Roman"/>
+          <w:sz w:val="24"/>
+        </w:rPr>
+        <w:t xml:space="preserve"> carries outcome information, a feature derived from it does too. Two explanations were tested.</w:t>
+      </w:r>
+    </w:p>
+    <w:p>
+      <w:pPr>
+        <w:spacing w:line="360" w:lineRule="auto" w:after="120"/>
+      </w:pPr>
+      <w:r>
+        <w:rPr>
+          <w:rFonts w:ascii="Times New Roman" w:hAnsi="Times New Roman"/>
+          <w:b/>
+          <w:sz w:val="24"/>
+        </w:rPr>
+        <w:t>Right-censoring — tested and rejected.</w:t>
+      </w:r>
+      <w:r>
+        <w:rPr>
+          <w:rFonts w:ascii="Times New Roman" w:hAnsi="Times New Roman"/>
+          <w:sz w:val="24"/>
+        </w:rPr>
+        <w:t xml:space="preserve"> A twenty-year loan approved after 1994 cannot mature before the 2014 cut-off, and indeed </w:t>
+      </w:r>
+      <w:r>
+        <w:rPr>
+          <w:rFonts w:ascii="Times New Roman" w:hAnsi="Times New Roman"/>
+          <w:b/>
+          <w:sz w:val="24"/>
+        </w:rPr>
+        <w:t>87.6%</w:t>
+      </w:r>
+      <w:r>
+        <w:rPr>
+          <w:rFonts w:ascii="Times New Roman" w:hAnsi="Times New Roman"/>
+          <w:sz w:val="24"/>
+        </w:rPr>
+        <w:t xml:space="preserve"> of these facilities are censored. But restricting to the ones that did mature </w:t>
+      </w:r>
+      <w:r>
+        <w:rPr>
+          <w:rFonts w:ascii="Times New Roman" w:hAnsi="Times New Roman"/>
+          <w:i/>
+          <w:sz w:val="24"/>
+        </w:rPr>
+        <w:t>lowers</w:t>
+      </w:r>
+      <w:r>
+        <w:rPr>
+          <w:rFonts w:ascii="Times New Roman" w:hAnsi="Times New Roman"/>
+          <w:sz w:val="24"/>
+        </w:rPr>
+        <w:t xml:space="preserve"> their default rate, to </w:t>
+      </w:r>
+      <w:r>
+        <w:rPr>
+          <w:rFonts w:ascii="Times New Roman" w:hAnsi="Times New Roman"/>
+          <w:b/>
+          <w:sz w:val="24"/>
+        </w:rPr>
+        <w:t>0.56%</w:t>
+      </w:r>
+      <w:r>
+        <w:rPr>
+          <w:rFonts w:ascii="Times New Roman" w:hAnsi="Times New Roman"/>
+          <w:sz w:val="24"/>
+        </w:rPr>
+        <w:t>, against 1.57% for the censored. Censoring does not explain the contrast, and the hypothesis is recorded as refuted rather than dropped.</w:t>
+      </w:r>
+    </w:p>
+    <w:p>
+      <w:pPr>
+        <w:spacing w:line="360" w:lineRule="auto" w:after="120"/>
+      </w:pPr>
+      <w:r>
+        <w:rPr>
+          <w:rFonts w:ascii="Times New Roman" w:hAnsi="Times New Roman"/>
+          <w:b/>
+          <w:sz w:val="24"/>
+        </w:rPr>
+        <w:t>Roundness — the dominant factor, but not a simple confound.</w:t>
+      </w:r>
+      <w:r>
+        <w:rPr>
+          <w:rFonts w:ascii="Times New Roman" w:hAnsi="Times New Roman"/>
+          <w:sz w:val="24"/>
+        </w:rPr>
+        <w:t xml:space="preserve"> </w:t>
+      </w:r>
+      <w:r>
+        <w:rPr>
+          <w:rFonts w:ascii="Times New Roman" w:hAnsi="Times New Roman"/>
+          <w:sz w:val="24"/>
+        </w:rPr>
+        <w:t>Term</w:t>
+      </w:r>
+      <w:r>
+        <w:rPr>
+          <w:rFonts w:ascii="Times New Roman" w:hAnsi="Times New Roman"/>
+          <w:sz w:val="24"/>
+        </w:rPr>
+        <w:t xml:space="preserve"> ≥ 240 requires a value at or above a multiple of twelve, and the group is </w:t>
+      </w:r>
+      <w:r>
+        <w:rPr>
+          <w:rFonts w:ascii="Times New Roman" w:hAnsi="Times New Roman"/>
+          <w:b/>
+          <w:sz w:val="24"/>
+        </w:rPr>
+        <w:t>95.96%</w:t>
+      </w:r>
+      <w:r>
+        <w:rPr>
+          <w:rFonts w:ascii="Times New Roman" w:hAnsi="Times New Roman"/>
+          <w:sz w:val="24"/>
+        </w:rPr>
+        <w:t xml:space="preserve"> round-termed against 69.27% for the rest. Stratifying by roundness does not reduce the contrast so much as split it in two: among matured facilities the gap is 20.40 points unstratified, </w:t>
+      </w:r>
+      <w:r>
+        <w:rPr>
+          <w:rFonts w:ascii="Times New Roman" w:hAnsi="Times New Roman"/>
+          <w:b/>
+          <w:sz w:val="24"/>
+        </w:rPr>
+        <w:t>2.51 points within round terms</w:t>
+      </w:r>
+      <w:r>
+        <w:rPr>
+          <w:rFonts w:ascii="Times New Roman" w:hAnsi="Times New Roman"/>
+          <w:sz w:val="24"/>
+        </w:rPr>
+        <w:t xml:space="preserve">, and </w:t>
+      </w:r>
+      <w:r>
+        <w:rPr>
+          <w:rFonts w:ascii="Times New Roman" w:hAnsi="Times New Roman"/>
+          <w:b/>
+          <w:sz w:val="24"/>
+        </w:rPr>
+        <w:t>50.32 points within irregular ones</w:t>
+      </w:r>
+      <w:r>
+        <w:rPr>
+          <w:rFonts w:ascii="Times New Roman" w:hAnsi="Times New Roman"/>
+          <w:sz w:val="24"/>
+        </w:rPr>
+        <w:t>.</w:t>
+      </w:r>
+    </w:p>
+    <w:p>
+      <w:pPr>
+        <w:spacing w:line="360" w:lineRule="auto" w:after="120"/>
+      </w:pPr>
+      <w:r>
+        <w:rPr>
+          <w:rFonts w:ascii="Times New Roman" w:hAnsi="Times New Roman"/>
+          <w:sz w:val="24"/>
+        </w:rPr>
+        <w:t xml:space="preserve">What actually dominates is roundness itself. Among matured facilities under 240 months, round terms default at </w:t>
+      </w:r>
+      <w:r>
+        <w:rPr>
+          <w:rFonts w:ascii="Times New Roman" w:hAnsi="Times New Roman"/>
+          <w:b/>
+          <w:sz w:val="24"/>
+        </w:rPr>
+        <w:t>2.58%</w:t>
+      </w:r>
+      <w:r>
+        <w:rPr>
+          <w:rFonts w:ascii="Times New Roman" w:hAnsi="Times New Roman"/>
+          <w:sz w:val="24"/>
+        </w:rPr>
+        <w:t xml:space="preserve"> and irregular terms at </w:t>
+      </w:r>
+      <w:r>
+        <w:rPr>
+          <w:rFonts w:ascii="Times New Roman" w:hAnsi="Times New Roman"/>
+          <w:b/>
+          <w:sz w:val="24"/>
+        </w:rPr>
+        <w:t>62.39%</w:t>
+      </w:r>
+      <w:r>
+        <w:rPr>
+          <w:rFonts w:ascii="Times New Roman" w:hAnsi="Times New Roman"/>
+          <w:sz w:val="24"/>
+        </w:rPr>
+        <w:t xml:space="preserve">. The documented </w:t>
+      </w:r>
+      <w:r>
+        <w:rPr>
+          <w:rFonts w:ascii="Times New Roman" w:hAnsi="Times New Roman"/>
+          <w:sz w:val="24"/>
+        </w:rPr>
+        <w:t>RealEstate</w:t>
+      </w:r>
+      <w:r>
+        <w:rPr>
+          <w:rFonts w:ascii="Times New Roman" w:hAnsi="Times New Roman"/>
+          <w:sz w:val="24"/>
+        </w:rPr>
+        <w:t xml:space="preserve"> contrast is largely a restatement of that, and the separation surviving inside the irregular stratum is real and unexplained here.</w:t>
+      </w:r>
+    </w:p>
+    <w:p>
+      <w:pPr>
+        <w:spacing w:line="360" w:lineRule="auto" w:after="120"/>
+      </w:pPr>
+      <w:r>
+        <w:rPr>
+          <w:rFonts w:ascii="Times New Roman" w:hAnsi="Times New Roman"/>
+          <w:sz w:val="24"/>
+        </w:rPr>
+        <w:t>The point is not that Li, Mickel and Taylor made an error. Their paper documents a teaching dataset and derives a feature on entirely reasonable economic reasoning. The point is that a field carrying outcome information contaminates whatever is built from it, including the dataset's own documentation, and that nothing in the published description of either would let a reader detect it.</w:t>
       </w:r>
     </w:p>
     <w:p>

--- a/docs/06-thesis/THESIS-NSBM.docx
+++ b/docs/06-thesis/THESIS-NSBM.docx
@@ -3865,6 +3865,53 @@
           <w:sz w:val="24"/>
         </w:rPr>
         <w:t xml:space="preserve"> the judgement rather than remove the officer.</w:t>
+      </w:r>
+    </w:p>
+    <w:p>
+      <w:pPr>
+        <w:spacing w:line="360" w:lineRule="auto" w:after="120"/>
+      </w:pPr>
+      <w:r>
+        <w:rPr>
+          <w:rFonts w:ascii="Times New Roman" w:hAnsi="Times New Roman"/>
+          <w:sz w:val="24"/>
+        </w:rPr>
+        <w:t xml:space="preserve">Their most directly relevant result is finer than the headline. Examining the reasons officers recorded for their decisions, they find that </w:t>
+      </w:r>
+      <w:r>
+        <w:rPr>
+          <w:rFonts w:ascii="Times New Roman" w:hAnsi="Times New Roman"/>
+          <w:b/>
+          <w:sz w:val="24"/>
+        </w:rPr>
+        <w:t>a loan with the same quantitative measures of risk is less likely to be rejected for subjective reasons on sunny days</w:t>
+      </w:r>
+      <w:r>
+        <w:rPr>
+          <w:rFonts w:ascii="Times New Roman" w:hAnsi="Times New Roman"/>
+          <w:sz w:val="24"/>
+        </w:rPr>
+        <w:t>. It is not the arithmetic that moves; it is the judgemental residue around it — which is precisely the part of the People's Bank form that this study formalises, and precisely the part it leaves to the officer where it cannot be formalised.</w:t>
+      </w:r>
+    </w:p>
+    <w:p>
+      <w:pPr>
+        <w:spacing w:line="360" w:lineRule="auto" w:after="120"/>
+      </w:pPr>
+      <w:r>
+        <w:rPr>
+          <w:rFonts w:ascii="Times New Roman" w:hAnsi="Times New Roman"/>
+          <w:b/>
+          <w:sz w:val="24"/>
+        </w:rPr>
+        <w:t>The setting must be stated, because it is not this one.</w:t>
+      </w:r>
+      <w:r>
+        <w:rPr>
+          <w:rFonts w:ascii="Times New Roman" w:hAnsi="Times New Roman"/>
+          <w:sz w:val="24"/>
+        </w:rPr>
+        <w:t xml:space="preserve"> Their evidence comes from US residential mortgage applications in the confidential Home Mortgage Disclosure Act registry — standardised consumer lending, not SME appraisal, and not Sri Lanka. Nothing transfers automatically. What supports the transfer is the direction of their own cross-sectional result: the effect grows as decisions become more discretionary and less automated, and a narrative SME appraisal form completed by hand sits further along that dimension than a residential mortgage does. That is an argument, not an observation, and it is offered as one.</w:t>
       </w:r>
     </w:p>
     <w:p>

--- a/docs/06-thesis/THESIS-NSBM.docx
+++ b/docs/06-thesis/THESIS-NSBM.docx
@@ -3594,19 +3594,49 @@
           <w:rFonts w:ascii="Times New Roman" w:hAnsi="Times New Roman"/>
           <w:sz w:val="24"/>
         </w:rPr>
-        <w:t>[7], who benchmarked forty-one classifiers across eight credit datasets and found ensemble methods consistently ahead.</w:t>
-      </w:r>
-    </w:p>
-    <w:p>
-      <w:pPr>
-        <w:spacing w:line="360" w:lineRule="auto" w:after="120"/>
-      </w:pPr>
+        <w:t xml:space="preserve">[7], who benchmarked </w:t>
+      </w:r>
       <w:r>
         <w:rPr>
           <w:rFonts w:ascii="Times New Roman" w:hAnsi="Times New Roman"/>
           <w:b/>
           <w:sz w:val="24"/>
         </w:rPr>
+        <w:t>forty-one classifiers across seven</w:t>
+      </w:r>
+      <w:r>
+        <w:rPr>
+          <w:rFonts w:ascii="Times New Roman" w:hAnsi="Times New Roman"/>
+          <w:sz w:val="24"/>
+        </w:rPr>
+        <w:t xml:space="preserve"> real-world retail credit scoring datasets, updating Baesens et al. (2003). They report a </w:t>
+      </w:r>
+      <w:r>
+        <w:rPr>
+          <w:rFonts w:ascii="Times New Roman" w:hAnsi="Times New Roman"/>
+          <w:i/>
+          <w:sz w:val="24"/>
+        </w:rPr>
+        <w:t>tendency</w:t>
+      </w:r>
+      <w:r>
+        <w:rPr>
+          <w:rFonts w:ascii="Times New Roman" w:hAnsi="Times New Roman"/>
+          <w:sz w:val="24"/>
+        </w:rPr>
+        <w:t xml:space="preserve"> for homogeneous ensembles to outperform individual classifiers — the five best methods all belong to that family, with random forest giving the most accurate probability-of-default estimates — but the picture is not uniform, and they note that several sophisticated techniques, including rotation forests and dynamic ensemble selection, predict less accurately than plain logistic regression.</w:t>
+      </w:r>
+    </w:p>
+    <w:p>
+      <w:pPr>
+        <w:spacing w:line="360" w:lineRule="auto" w:after="120"/>
+      </w:pPr>
+      <w:r>
+        <w:rPr>
+          <w:rFonts w:ascii="Times New Roman" w:hAnsi="Times New Roman"/>
+          <w:b/>
+          <w:sz w:val="24"/>
+        </w:rPr>
         <w:t>Two implications for this study.</w:t>
       </w:r>
       <w:r>
@@ -3614,7 +3644,22 @@
           <w:rFonts w:ascii="Times New Roman" w:hAnsi="Times New Roman"/>
           <w:sz w:val="24"/>
         </w:rPr>
-        <w:t xml:space="preserve"> First, the core idea here — combining weighted financial ratios into a score — is a sixty-year-old one, and any novelty claim must rest elsewhere. Second, Lessmann et al. establish what discrimination is realistically achievable on credit data, which is precisely the yardstick that made the anomalous result in Chapter 5 recognisable as anomalous.</w:t>
+        <w:t xml:space="preserve"> First, the core idea here — combining weighted financial ratios into a score — is a sixty-year-old one, and any novelty claim must rest elsewhere. Second, Lessmann et al. establish what discrimination is realistically achievable on credit data, which is the yardstick that made the anomalous result in Chapter 5 recognisable as anomalous — with the caveat that their datasets are </w:t>
+      </w:r>
+      <w:r>
+        <w:rPr>
+          <w:rFonts w:ascii="Times New Roman" w:hAnsi="Times New Roman"/>
+          <w:b/>
+          <w:sz w:val="24"/>
+        </w:rPr>
+        <w:t>retail</w:t>
+      </w:r>
+      <w:r>
+        <w:rPr>
+          <w:rFonts w:ascii="Times New Roman" w:hAnsi="Times New Roman"/>
+          <w:sz w:val="24"/>
+        </w:rPr>
+        <w:t xml:space="preserve"> credit, not SME lending, so they bound expectations by analogy rather than directly.</w:t>
       </w:r>
     </w:p>
     <w:p>
@@ -3640,7 +3685,7 @@
           <w:rFonts w:ascii="Times New Roman" w:hAnsi="Times New Roman"/>
           <w:sz w:val="24"/>
         </w:rPr>
-        <w:t>SMEs are harder than consumer credit. Financial statements are frequently unaudited or absent, trading histories are short, and collateral is thin. Beck and Demirgüç-Kunt [8] establish access to finance as a binding growth constraint for SMEs internationally.</w:t>
+        <w:t>SMEs are harder than consumer credit. Financial statements are frequently unaudited or absent, trading histories are short, and collateral is thin. Beck and Demirgüç-Kunt [8] is the standard reference for access to finance as a binding growth constraint on SMEs internationally.</w:t>
       </w:r>
     </w:p>
     <w:p>

--- a/docs/06-thesis/THESIS-NSBM.docx
+++ b/docs/06-thesis/THESIS-NSBM.docx
@@ -6012,6 +6012,52 @@
           <w:sz w:val="24"/>
         </w:rPr>
         <w:t>Each response is solved as a linear programme minimising the maximum deviation between stated ratios and derived weights, subject to weights summing to one. The optimal deviation ξ* divided by the consistency index for the stated best-to-worst value gives a consistency ratio comparable across respondents and level sizes.</w:t>
+      </w:r>
+    </w:p>
+    <w:p>
+      <w:pPr>
+        <w:spacing w:line="360" w:lineRule="auto" w:after="120"/>
+      </w:pPr>
+      <w:r>
+        <w:rPr>
+          <w:rFonts w:ascii="Times New Roman" w:hAnsi="Times New Roman"/>
+          <w:b/>
+          <w:sz w:val="24"/>
+        </w:rPr>
+        <w:t>The solver is verified against an independent optimiser.</w:t>
+      </w:r>
+      <w:r>
+        <w:rPr>
+          <w:rFonts w:ascii="Times New Roman" w:hAnsi="Times New Roman"/>
+          <w:sz w:val="24"/>
+        </w:rPr>
+        <w:t xml:space="preserve"> A weighting programme that silently returns the wrong answer would corrupt every result downstream of it, and property-based checks do not catch this: the worked example usually used to sanity-check a BWM implementation is perfectly consistent, so ξ* = 0 and the weights follow from normalisation alone. The optimiser is never exercised, and an error would surface only on inconsistent responses — which is every real response.</w:t>
+      </w:r>
+    </w:p>
+    <w:p>
+      <w:pPr>
+        <w:spacing w:line="360" w:lineRule="auto" w:after="120"/>
+      </w:pPr>
+      <w:r>
+        <w:rPr>
+          <w:rFonts w:ascii="Times New Roman" w:hAnsi="Times New Roman"/>
+          <w:sz w:val="24"/>
+        </w:rPr>
+        <w:t xml:space="preserve">The implementation is therefore checked two further ways on deliberately inconsistent inputs. First, the maximum deviation is recomputed directly from the returned weights, written from the definition rather than from the programme's constraint matrix, and must equal the reported ξ*. Second, the same objective is minimised by sequential least-squares from forty random starts; because the programme is convex, no general-purpose optimiser can beat it, so a lower value found that way would prove the formulation wrong. Across three inconsistent cases the two agree to six decimal places, and the returned weights exhibit exactly the deviation reported. The check runs as part of </w:t>
+      </w:r>
+      <w:r>
+        <w:rPr>
+          <w:rFonts w:ascii="Times New Roman" w:hAnsi="Times New Roman"/>
+          <w:sz w:val="24"/>
+        </w:rPr>
+        <w:t>research/src/bwm.py</w:t>
+      </w:r>
+      <w:r>
+        <w:rPr>
+          <w:rFonts w:ascii="Times New Roman" w:hAnsi="Times New Roman"/>
+          <w:sz w:val="24"/>
+        </w:rPr>
+        <w:t>.</w:t>
       </w:r>
     </w:p>
     <w:p>
@@ -13203,7 +13249,798 @@
           <w:b w:val="0"/>
           <w:sz w:val="24"/>
         </w:rPr>
-        <w:t>5.3.5 The contamination reaches the dataset's own documentation</w:t>
+        <w:t>5.10.5 Is twelve doing the work?</w:t>
+      </w:r>
+    </w:p>
+    <w:p>
+      <w:pPr>
+        <w:spacing w:line="360" w:lineRule="auto" w:after="120"/>
+      </w:pPr>
+      <w:r>
+        <w:rPr>
+          <w:rFonts w:ascii="Times New Roman" w:hAnsi="Times New Roman"/>
+          <w:sz w:val="24"/>
+        </w:rPr>
+        <w:t>The finding rests on one boolean, so the obvious challenge is whether twelve matters at all. If "multiple of two" or "multiple of five" discriminated equally well, this would not be about round contractual terms and the interpretation above would be wrong.</w:t>
+      </w:r>
+    </w:p>
+    <w:p>
+      <w:pPr>
+        <w:spacing w:line="360" w:lineRule="auto" w:after="120"/>
+      </w:pPr>
+      <w:r>
+        <w:rPr>
+          <w:rFonts w:ascii="Times New Roman" w:hAnsi="Times New Roman"/>
+          <w:sz w:val="24"/>
+        </w:rPr>
+        <w:t>Twenty moduli were tested on the 651,501 matured facilities with a positive term. The strata overlap by construction — every multiple of twelve is also a multiple of six, four, three and two — so raw discrimination is reported alongside</w:t>
+      </w:r>
+    </w:p>
+    <w:p>
+      <w:pPr>
+        <w:spacing w:line="360" w:lineRule="auto" w:after="120"/>
+      </w:pPr>
+      <w:r>
+        <w:rPr>
+          <w:rFonts w:ascii="Times New Roman" w:hAnsi="Times New Roman"/>
+          <w:i/>
+          <w:sz w:val="24"/>
+        </w:rPr>
+        <w:t>residual</w:t>
+      </w:r>
+      <w:r>
+        <w:rPr>
+          <w:rFonts w:ascii="Times New Roman" w:hAnsi="Times New Roman"/>
+          <w:sz w:val="24"/>
+        </w:rPr>
+        <w:t xml:space="preserve"> discrimination computed within the multiples of twelve and within the non-multiples separately, which strips out whatever a modulus inherits from twelve.</w:t>
+      </w:r>
+    </w:p>
+    <w:p>
+      <w:pPr>
+        <w:pStyle w:val="Caption"/>
+        <w:spacing w:line="360" w:lineRule="auto" w:before="120" w:after="40"/>
+      </w:pPr>
+      <w:r>
+        <w:rPr>
+          <w:rFonts w:ascii="Times New Roman" w:hAnsi="Times New Roman"/>
+          <w:b w:val="0"/>
+          <w:i w:val="0"/>
+          <w:sz w:val="24"/>
+        </w:rPr>
+        <w:t>Table 5.7</w:t>
+      </w:r>
+    </w:p>
+    <w:tbl>
+      <w:tblPr>
+        <w:tblStyle w:val="TableGrid"/>
+        <w:tblW w:type="auto" w:w="0"/>
+        <w:tblLook w:firstColumn="1" w:firstRow="1" w:lastColumn="0" w:lastRow="0" w:noHBand="0" w:noVBand="1" w:val="04A0"/>
+      </w:tblPr>
+      <w:tblGrid>
+        <w:gridCol w:w="2890"/>
+        <w:gridCol w:w="2890"/>
+        <w:gridCol w:w="2890"/>
+      </w:tblGrid>
+      <w:tr>
+        <w:tc>
+          <w:tcPr>
+            <w:tcW w:type="dxa" w:w="2890"/>
+          </w:tcPr>
+          <w:p>
+            <w:pPr>
+              <w:spacing w:line="240" w:lineRule="auto" w:after="40"/>
+            </w:pPr>
+            <w:r/>
+            <w:r>
+              <w:rPr>
+                <w:rFonts w:ascii="Times New Roman" w:hAnsi="Times New Roman"/>
+                <w:b/>
+                <w:sz w:val="22"/>
+              </w:rPr>
+              <w:t>Modulus</w:t>
+            </w:r>
+          </w:p>
+        </w:tc>
+        <w:tc>
+          <w:tcPr>
+            <w:tcW w:type="dxa" w:w="2890"/>
+          </w:tcPr>
+          <w:p>
+            <w:pPr>
+              <w:spacing w:line="240" w:lineRule="auto" w:after="40"/>
+            </w:pPr>
+            <w:r/>
+            <w:r>
+              <w:rPr>
+                <w:rFonts w:ascii="Times New Roman" w:hAnsi="Times New Roman"/>
+                <w:b/>
+                <w:sz w:val="22"/>
+              </w:rPr>
+              <w:t>Share ≡ 0</w:t>
+            </w:r>
+          </w:p>
+        </w:tc>
+        <w:tc>
+          <w:tcPr>
+            <w:tcW w:type="dxa" w:w="2890"/>
+          </w:tcPr>
+          <w:p>
+            <w:pPr>
+              <w:spacing w:line="240" w:lineRule="auto" w:after="40"/>
+            </w:pPr>
+            <w:r/>
+            <w:r>
+              <w:rPr>
+                <w:rFonts w:ascii="Times New Roman" w:hAnsi="Times New Roman"/>
+                <w:b/>
+                <w:sz w:val="22"/>
+              </w:rPr>
+              <w:t>Raw AUC</w:t>
+            </w:r>
+          </w:p>
+        </w:tc>
+      </w:tr>
+      <w:tr>
+        <w:tc>
+          <w:tcPr>
+            <w:tcW w:type="dxa" w:w="2890"/>
+          </w:tcPr>
+          <w:p>
+            <w:pPr>
+              <w:spacing w:line="240" w:lineRule="auto" w:after="40"/>
+            </w:pPr>
+            <w:r/>
+            <w:r>
+              <w:rPr>
+                <w:rFonts w:ascii="Times New Roman" w:hAnsi="Times New Roman"/>
+                <w:b w:val="0"/>
+                <w:sz w:val="22"/>
+              </w:rPr>
+              <w:t>12</w:t>
+            </w:r>
+          </w:p>
+        </w:tc>
+        <w:tc>
+          <w:tcPr>
+            <w:tcW w:type="dxa" w:w="2890"/>
+          </w:tcPr>
+          <w:p>
+            <w:pPr>
+              <w:spacing w:line="240" w:lineRule="auto" w:after="40"/>
+            </w:pPr>
+            <w:r/>
+            <w:r>
+              <w:rPr>
+                <w:rFonts w:ascii="Times New Roman" w:hAnsi="Times New Roman"/>
+                <w:b w:val="0"/>
+                <w:sz w:val="22"/>
+              </w:rPr>
+              <w:t>70.07%</w:t>
+            </w:r>
+          </w:p>
+        </w:tc>
+        <w:tc>
+          <w:tcPr>
+            <w:tcW w:type="dxa" w:w="2890"/>
+          </w:tcPr>
+          <w:p>
+            <w:pPr>
+              <w:spacing w:line="240" w:lineRule="auto" w:after="40"/>
+            </w:pPr>
+            <w:r/>
+            <w:r>
+              <w:rPr>
+                <w:rFonts w:ascii="Times New Roman" w:hAnsi="Times New Roman"/>
+                <w:b w:val="0"/>
+                <w:sz w:val="22"/>
+              </w:rPr>
+              <w:t>0.8859</w:t>
+            </w:r>
+          </w:p>
+        </w:tc>
+      </w:tr>
+      <w:tr>
+        <w:tc>
+          <w:tcPr>
+            <w:tcW w:type="dxa" w:w="2890"/>
+          </w:tcPr>
+          <w:p>
+            <w:pPr>
+              <w:spacing w:line="240" w:lineRule="auto" w:after="40"/>
+            </w:pPr>
+            <w:r/>
+            <w:r>
+              <w:rPr>
+                <w:rFonts w:ascii="Times New Roman" w:hAnsi="Times New Roman"/>
+                <w:b w:val="0"/>
+                <w:sz w:val="22"/>
+              </w:rPr>
+              <w:t>6</w:t>
+            </w:r>
+          </w:p>
+        </w:tc>
+        <w:tc>
+          <w:tcPr>
+            <w:tcW w:type="dxa" w:w="2890"/>
+          </w:tcPr>
+          <w:p>
+            <w:pPr>
+              <w:spacing w:line="240" w:lineRule="auto" w:after="40"/>
+            </w:pPr>
+            <w:r/>
+            <w:r>
+              <w:rPr>
+                <w:rFonts w:ascii="Times New Roman" w:hAnsi="Times New Roman"/>
+                <w:b w:val="0"/>
+                <w:sz w:val="22"/>
+              </w:rPr>
+              <w:t>74.39%</w:t>
+            </w:r>
+          </w:p>
+        </w:tc>
+        <w:tc>
+          <w:tcPr>
+            <w:tcW w:type="dxa" w:w="2890"/>
+          </w:tcPr>
+          <w:p>
+            <w:pPr>
+              <w:spacing w:line="240" w:lineRule="auto" w:after="40"/>
+            </w:pPr>
+            <w:r/>
+            <w:r>
+              <w:rPr>
+                <w:rFonts w:ascii="Times New Roman" w:hAnsi="Times New Roman"/>
+                <w:b w:val="0"/>
+                <w:sz w:val="22"/>
+              </w:rPr>
+              <w:t>0.8600</w:t>
+            </w:r>
+          </w:p>
+        </w:tc>
+      </w:tr>
+      <w:tr>
+        <w:tc>
+          <w:tcPr>
+            <w:tcW w:type="dxa" w:w="2890"/>
+          </w:tcPr>
+          <w:p>
+            <w:pPr>
+              <w:spacing w:line="240" w:lineRule="auto" w:after="40"/>
+            </w:pPr>
+            <w:r/>
+            <w:r>
+              <w:rPr>
+                <w:rFonts w:ascii="Times New Roman" w:hAnsi="Times New Roman"/>
+                <w:b w:val="0"/>
+                <w:sz w:val="22"/>
+              </w:rPr>
+              <w:t>4</w:t>
+            </w:r>
+          </w:p>
+        </w:tc>
+        <w:tc>
+          <w:tcPr>
+            <w:tcW w:type="dxa" w:w="2890"/>
+          </w:tcPr>
+          <w:p>
+            <w:pPr>
+              <w:spacing w:line="240" w:lineRule="auto" w:after="40"/>
+            </w:pPr>
+            <w:r/>
+            <w:r>
+              <w:rPr>
+                <w:rFonts w:ascii="Times New Roman" w:hAnsi="Times New Roman"/>
+                <w:b w:val="0"/>
+                <w:sz w:val="22"/>
+              </w:rPr>
+              <w:t>74.74%</w:t>
+            </w:r>
+          </w:p>
+        </w:tc>
+        <w:tc>
+          <w:tcPr>
+            <w:tcW w:type="dxa" w:w="2890"/>
+          </w:tcPr>
+          <w:p>
+            <w:pPr>
+              <w:spacing w:line="240" w:lineRule="auto" w:after="40"/>
+            </w:pPr>
+            <w:r/>
+            <w:r>
+              <w:rPr>
+                <w:rFonts w:ascii="Times New Roman" w:hAnsi="Times New Roman"/>
+                <w:b w:val="0"/>
+                <w:sz w:val="22"/>
+              </w:rPr>
+              <w:t>0.8109</w:t>
+            </w:r>
+          </w:p>
+        </w:tc>
+      </w:tr>
+      <w:tr>
+        <w:tc>
+          <w:tcPr>
+            <w:tcW w:type="dxa" w:w="2890"/>
+          </w:tcPr>
+          <w:p>
+            <w:pPr>
+              <w:spacing w:line="240" w:lineRule="auto" w:after="40"/>
+            </w:pPr>
+            <w:r/>
+            <w:r>
+              <w:rPr>
+                <w:rFonts w:ascii="Times New Roman" w:hAnsi="Times New Roman"/>
+                <w:b w:val="0"/>
+                <w:sz w:val="22"/>
+              </w:rPr>
+              <w:t>3</w:t>
+            </w:r>
+          </w:p>
+        </w:tc>
+        <w:tc>
+          <w:tcPr>
+            <w:tcW w:type="dxa" w:w="2890"/>
+          </w:tcPr>
+          <w:p>
+            <w:pPr>
+              <w:spacing w:line="240" w:lineRule="auto" w:after="40"/>
+            </w:pPr>
+            <w:r/>
+            <w:r>
+              <w:rPr>
+                <w:rFonts w:ascii="Times New Roman" w:hAnsi="Times New Roman"/>
+                <w:b w:val="0"/>
+                <w:sz w:val="22"/>
+              </w:rPr>
+              <w:t>80.24%</w:t>
+            </w:r>
+          </w:p>
+        </w:tc>
+        <w:tc>
+          <w:tcPr>
+            <w:tcW w:type="dxa" w:w="2890"/>
+          </w:tcPr>
+          <w:p>
+            <w:pPr>
+              <w:spacing w:line="240" w:lineRule="auto" w:after="40"/>
+            </w:pPr>
+            <w:r/>
+            <w:r>
+              <w:rPr>
+                <w:rFonts w:ascii="Times New Roman" w:hAnsi="Times New Roman"/>
+                <w:b w:val="0"/>
+                <w:sz w:val="22"/>
+              </w:rPr>
+              <w:t>0.7934</w:t>
+            </w:r>
+          </w:p>
+        </w:tc>
+      </w:tr>
+      <w:tr>
+        <w:tc>
+          <w:tcPr>
+            <w:tcW w:type="dxa" w:w="2890"/>
+          </w:tcPr>
+          <w:p>
+            <w:pPr>
+              <w:spacing w:line="240" w:lineRule="auto" w:after="40"/>
+            </w:pPr>
+            <w:r/>
+            <w:r>
+              <w:rPr>
+                <w:rFonts w:ascii="Times New Roman" w:hAnsi="Times New Roman"/>
+                <w:b w:val="0"/>
+                <w:sz w:val="22"/>
+              </w:rPr>
+              <w:t>2</w:t>
+            </w:r>
+          </w:p>
+        </w:tc>
+        <w:tc>
+          <w:tcPr>
+            <w:tcW w:type="dxa" w:w="2890"/>
+          </w:tcPr>
+          <w:p>
+            <w:pPr>
+              <w:spacing w:line="240" w:lineRule="auto" w:after="40"/>
+            </w:pPr>
+            <w:r/>
+            <w:r>
+              <w:rPr>
+                <w:rFonts w:ascii="Times New Roman" w:hAnsi="Times New Roman"/>
+                <w:b w:val="0"/>
+                <w:sz w:val="22"/>
+              </w:rPr>
+              <w:t>84.04%</w:t>
+            </w:r>
+          </w:p>
+        </w:tc>
+        <w:tc>
+          <w:tcPr>
+            <w:tcW w:type="dxa" w:w="2890"/>
+          </w:tcPr>
+          <w:p>
+            <w:pPr>
+              <w:spacing w:line="240" w:lineRule="auto" w:after="40"/>
+            </w:pPr>
+            <w:r/>
+            <w:r>
+              <w:rPr>
+                <w:rFonts w:ascii="Times New Roman" w:hAnsi="Times New Roman"/>
+                <w:b w:val="0"/>
+                <w:sz w:val="22"/>
+              </w:rPr>
+              <w:t>0.7125</w:t>
+            </w:r>
+          </w:p>
+        </w:tc>
+      </w:tr>
+      <w:tr>
+        <w:tc>
+          <w:tcPr>
+            <w:tcW w:type="dxa" w:w="2890"/>
+          </w:tcPr>
+          <w:p>
+            <w:pPr>
+              <w:spacing w:line="240" w:lineRule="auto" w:after="40"/>
+            </w:pPr>
+            <w:r/>
+            <w:r>
+              <w:rPr>
+                <w:rFonts w:ascii="Times New Roman" w:hAnsi="Times New Roman"/>
+                <w:b w:val="0"/>
+                <w:sz w:val="22"/>
+              </w:rPr>
+              <w:t>7</w:t>
+            </w:r>
+          </w:p>
+        </w:tc>
+        <w:tc>
+          <w:tcPr>
+            <w:tcW w:type="dxa" w:w="2890"/>
+          </w:tcPr>
+          <w:p>
+            <w:pPr>
+              <w:spacing w:line="240" w:lineRule="auto" w:after="40"/>
+            </w:pPr>
+            <w:r/>
+            <w:r>
+              <w:rPr>
+                <w:rFonts w:ascii="Times New Roman" w:hAnsi="Times New Roman"/>
+                <w:b w:val="0"/>
+                <w:sz w:val="22"/>
+              </w:rPr>
+              <w:t>34.90%</w:t>
+            </w:r>
+          </w:p>
+        </w:tc>
+        <w:tc>
+          <w:tcPr>
+            <w:tcW w:type="dxa" w:w="2890"/>
+          </w:tcPr>
+          <w:p>
+            <w:pPr>
+              <w:spacing w:line="240" w:lineRule="auto" w:after="40"/>
+            </w:pPr>
+            <w:r/>
+            <w:r>
+              <w:rPr>
+                <w:rFonts w:ascii="Times New Roman" w:hAnsi="Times New Roman"/>
+                <w:b w:val="0"/>
+                <w:sz w:val="22"/>
+              </w:rPr>
+              <w:t>0.6291</w:t>
+            </w:r>
+          </w:p>
+        </w:tc>
+      </w:tr>
+      <w:tr>
+        <w:tc>
+          <w:tcPr>
+            <w:tcW w:type="dxa" w:w="2890"/>
+          </w:tcPr>
+          <w:p>
+            <w:pPr>
+              <w:spacing w:line="240" w:lineRule="auto" w:after="40"/>
+            </w:pPr>
+            <w:r/>
+            <w:r>
+              <w:rPr>
+                <w:rFonts w:ascii="Times New Roman" w:hAnsi="Times New Roman"/>
+                <w:b w:val="0"/>
+                <w:sz w:val="22"/>
+              </w:rPr>
+              <w:t>5</w:t>
+            </w:r>
+          </w:p>
+        </w:tc>
+        <w:tc>
+          <w:tcPr>
+            <w:tcW w:type="dxa" w:w="2890"/>
+          </w:tcPr>
+          <w:p>
+            <w:pPr>
+              <w:spacing w:line="240" w:lineRule="auto" w:after="40"/>
+            </w:pPr>
+            <w:r/>
+            <w:r>
+              <w:rPr>
+                <w:rFonts w:ascii="Times New Roman" w:hAnsi="Times New Roman"/>
+                <w:b w:val="0"/>
+                <w:sz w:val="22"/>
+              </w:rPr>
+              <w:t>33.24%</w:t>
+            </w:r>
+          </w:p>
+        </w:tc>
+        <w:tc>
+          <w:tcPr>
+            <w:tcW w:type="dxa" w:w="2890"/>
+          </w:tcPr>
+          <w:p>
+            <w:pPr>
+              <w:spacing w:line="240" w:lineRule="auto" w:after="40"/>
+            </w:pPr>
+            <w:r/>
+            <w:r>
+              <w:rPr>
+                <w:rFonts w:ascii="Times New Roman" w:hAnsi="Times New Roman"/>
+                <w:b w:val="0"/>
+                <w:sz w:val="22"/>
+              </w:rPr>
+              <w:t>0.5856</w:t>
+            </w:r>
+          </w:p>
+        </w:tc>
+      </w:tr>
+      <w:tr>
+        <w:tc>
+          <w:tcPr>
+            <w:tcW w:type="dxa" w:w="2890"/>
+          </w:tcPr>
+          <w:p>
+            <w:pPr>
+              <w:spacing w:line="240" w:lineRule="auto" w:after="40"/>
+            </w:pPr>
+            <w:r/>
+            <w:r>
+              <w:rPr>
+                <w:rFonts w:ascii="Times New Roman" w:hAnsi="Times New Roman"/>
+                <w:b w:val="0"/>
+                <w:sz w:val="22"/>
+              </w:rPr>
+              <w:t>13</w:t>
+            </w:r>
+          </w:p>
+        </w:tc>
+        <w:tc>
+          <w:tcPr>
+            <w:tcW w:type="dxa" w:w="2890"/>
+          </w:tcPr>
+          <w:p>
+            <w:pPr>
+              <w:spacing w:line="240" w:lineRule="auto" w:after="40"/>
+            </w:pPr>
+            <w:r/>
+            <w:r>
+              <w:rPr>
+                <w:rFonts w:ascii="Times New Roman" w:hAnsi="Times New Roman"/>
+                <w:b w:val="0"/>
+                <w:sz w:val="22"/>
+              </w:rPr>
+              <w:t>2.23%</w:t>
+            </w:r>
+          </w:p>
+        </w:tc>
+        <w:tc>
+          <w:tcPr>
+            <w:tcW w:type="dxa" w:w="2890"/>
+          </w:tcPr>
+          <w:p>
+            <w:pPr>
+              <w:spacing w:line="240" w:lineRule="auto" w:after="40"/>
+            </w:pPr>
+            <w:r/>
+            <w:r>
+              <w:rPr>
+                <w:rFonts w:ascii="Times New Roman" w:hAnsi="Times New Roman"/>
+                <w:b w:val="0"/>
+                <w:sz w:val="22"/>
+              </w:rPr>
+              <w:t>0.4699</w:t>
+            </w:r>
+          </w:p>
+        </w:tc>
+      </w:tr>
+      <w:tr>
+        <w:tc>
+          <w:tcPr>
+            <w:tcW w:type="dxa" w:w="2890"/>
+          </w:tcPr>
+          <w:p>
+            <w:pPr>
+              <w:spacing w:line="240" w:lineRule="auto" w:after="40"/>
+            </w:pPr>
+            <w:r/>
+            <w:r>
+              <w:rPr>
+                <w:rFonts w:ascii="Times New Roman" w:hAnsi="Times New Roman"/>
+                <w:b w:val="0"/>
+                <w:sz w:val="22"/>
+              </w:rPr>
+              <w:t>11</w:t>
+            </w:r>
+          </w:p>
+        </w:tc>
+        <w:tc>
+          <w:tcPr>
+            <w:tcW w:type="dxa" w:w="2890"/>
+          </w:tcPr>
+          <w:p>
+            <w:pPr>
+              <w:spacing w:line="240" w:lineRule="auto" w:after="40"/>
+            </w:pPr>
+            <w:r/>
+            <w:r>
+              <w:rPr>
+                <w:rFonts w:ascii="Times New Roman" w:hAnsi="Times New Roman"/>
+                <w:b w:val="0"/>
+                <w:sz w:val="22"/>
+              </w:rPr>
+              <w:t>2.91%</w:t>
+            </w:r>
+          </w:p>
+        </w:tc>
+        <w:tc>
+          <w:tcPr>
+            <w:tcW w:type="dxa" w:w="2890"/>
+          </w:tcPr>
+          <w:p>
+            <w:pPr>
+              <w:spacing w:line="240" w:lineRule="auto" w:after="40"/>
+            </w:pPr>
+            <w:r/>
+            <w:r>
+              <w:rPr>
+                <w:rFonts w:ascii="Times New Roman" w:hAnsi="Times New Roman"/>
+                <w:b w:val="0"/>
+                <w:sz w:val="22"/>
+              </w:rPr>
+              <w:t>0.4660</w:t>
+            </w:r>
+          </w:p>
+        </w:tc>
+      </w:tr>
+    </w:tbl>
+    <w:p/>
+    <w:p>
+      <w:pPr>
+        <w:spacing w:line="360" w:lineRule="auto" w:after="120"/>
+      </w:pPr>
+      <w:r>
+        <w:rPr>
+          <w:rFonts w:ascii="Times New Roman" w:hAnsi="Times New Roman"/>
+          <w:sz w:val="24"/>
+        </w:rPr>
+        <w:t xml:space="preserve">Twelve is the strongest, and the ordering of its divisors — 12 &gt; 6 &gt; 4 &gt; 3 &gt; 2 — is exactly the dilution pattern expected if multiples of twelve are the carrier: each coarser modulus admits more non-annual terms and loses discrimination in proportion. The moduli that do </w:t>
+      </w:r>
+      <w:r>
+        <w:rPr>
+          <w:rFonts w:ascii="Times New Roman" w:hAnsi="Times New Roman"/>
+          <w:i/>
+          <w:sz w:val="24"/>
+        </w:rPr>
+        <w:t>not</w:t>
+      </w:r>
+      <w:r>
+        <w:rPr>
+          <w:rFonts w:ascii="Times New Roman" w:hAnsi="Times New Roman"/>
+          <w:sz w:val="24"/>
+        </w:rPr>
+        <w:t xml:space="preserve"> divide twelve behave quite differently. Eleven and thirteen sit at or below chance, at 0.4660 and 0.4699. It is not the case that any modulus would do.</w:t>
+      </w:r>
+    </w:p>
+    <w:p>
+      <w:pPr>
+        <w:spacing w:line="360" w:lineRule="auto" w:after="120"/>
+      </w:pPr>
+      <w:r>
+        <w:rPr>
+          <w:rFonts w:ascii="Times New Roman" w:hAnsi="Times New Roman"/>
+          <w:sz w:val="24"/>
+        </w:rPr>
+        <w:t xml:space="preserve">One qualification, and it refines rather than threatens the finding. Within the facilities that are </w:t>
+      </w:r>
+      <w:r>
+        <w:rPr>
+          <w:rFonts w:ascii="Times New Roman" w:hAnsi="Times New Roman"/>
+          <w:i/>
+          <w:sz w:val="24"/>
+        </w:rPr>
+        <w:t>not</w:t>
+      </w:r>
+      <w:r>
+        <w:rPr>
+          <w:rFonts w:ascii="Times New Roman" w:hAnsi="Times New Roman"/>
+          <w:sz w:val="24"/>
+        </w:rPr>
+        <w:t xml:space="preserve"> multiples of twelve, "multiple of three" still reaches</w:t>
+      </w:r>
+    </w:p>
+    <w:p>
+      <w:pPr>
+        <w:spacing w:line="360" w:lineRule="auto" w:after="120"/>
+      </w:pPr>
+      <w:r>
+        <w:rPr>
+          <w:rFonts w:ascii="Times New Roman" w:hAnsi="Times New Roman"/>
+          <w:b/>
+          <w:sz w:val="24"/>
+        </w:rPr>
+        <w:t>0.5888</w:t>
+      </w:r>
+      <w:r>
+        <w:rPr>
+          <w:rFonts w:ascii="Times New Roman" w:hAnsi="Times New Roman"/>
+          <w:sz w:val="24"/>
+        </w:rPr>
+        <w:t xml:space="preserve"> and "multiple of six" </w:t>
+      </w:r>
+      <w:r>
+        <w:rPr>
+          <w:rFonts w:ascii="Times New Roman" w:hAnsi="Times New Roman"/>
+          <w:b/>
+          <w:sz w:val="24"/>
+        </w:rPr>
+        <w:t>0.5684</w:t>
+      </w:r>
+      <w:r>
+        <w:rPr>
+          <w:rFonts w:ascii="Times New Roman" w:hAnsi="Times New Roman"/>
+          <w:sz w:val="24"/>
+        </w:rPr>
+        <w:t>. Some signal therefore attaches to quarter- and half-year terms independently of whole years. The pattern is roundness on a calendar grid rather than annual roundness alone, which is if anything the more natural reading of a contractual convention.</w:t>
+      </w:r>
+    </w:p>
+    <w:p>
+      <w:pPr>
+        <w:spacing w:line="360" w:lineRule="auto" w:after="120"/>
+      </w:pPr>
+      <w:r>
+        <w:rPr>
+          <w:rFonts w:ascii="Times New Roman" w:hAnsi="Times New Roman"/>
+          <w:sz w:val="24"/>
+        </w:rPr>
+        <w:t xml:space="preserve">(The 0.8859 here and the 0.8894 in §5.10.2 differ because this probe additionally excludes facilities with a term of zero; both are produced by code in </w:t>
+      </w:r>
+      <w:r>
+        <w:rPr>
+          <w:rFonts w:ascii="Times New Roman" w:hAnsi="Times New Roman"/>
+          <w:sz w:val="24"/>
+        </w:rPr>
+        <w:t>research/src/</w:t>
+      </w:r>
+      <w:r>
+        <w:rPr>
+          <w:rFonts w:ascii="Times New Roman" w:hAnsi="Times New Roman"/>
+          <w:sz w:val="24"/>
+        </w:rPr>
+        <w:t>.)</w:t>
+      </w:r>
+    </w:p>
+    <w:p>
+      <w:pPr>
+        <w:pStyle w:val="Heading3"/>
+        <w:spacing w:line="360" w:lineRule="auto" w:before="240" w:after="120"/>
+      </w:pPr>
+      <w:r>
+        <w:rPr>
+          <w:rFonts w:ascii="Times New Roman" w:hAnsi="Times New Roman"/>
+          <w:b w:val="0"/>
+          <w:sz w:val="24"/>
+        </w:rPr>
+        <w:t>5.10.6 The contamination reaches the dataset's own documentation</w:t>
       </w:r>
     </w:p>
     <w:p>
@@ -13607,7 +14444,7 @@
           <w:i w:val="0"/>
           <w:sz w:val="24"/>
         </w:rPr>
-        <w:t>Table 5.7</w:t>
+        <w:t>Table 5.8</w:t>
       </w:r>
     </w:p>
     <w:tbl>
@@ -14376,7 +15213,7 @@
           <w:i w:val="0"/>
           <w:sz w:val="24"/>
         </w:rPr>
-        <w:t>Table 5.8</w:t>
+        <w:t>Table 5.9</w:t>
       </w:r>
     </w:p>
     <w:tbl>
@@ -15207,7 +16044,7 @@
           <w:i w:val="0"/>
           <w:sz w:val="24"/>
         </w:rPr>
-        <w:t>Table 5.9</w:t>
+        <w:t>Table 5.10</w:t>
       </w:r>
     </w:p>
     <w:tbl>
@@ -15889,7 +16726,7 @@
           <w:i w:val="0"/>
           <w:sz w:val="24"/>
         </w:rPr>
-        <w:t>Table 5.10</w:t>
+        <w:t>Table 5.11</w:t>
       </w:r>
     </w:p>
     <w:tbl>
@@ -16576,7 +17413,7 @@
           <w:i w:val="0"/>
           <w:sz w:val="24"/>
         </w:rPr>
-        <w:t>Table 5.11</w:t>
+        <w:t>Table 5.12</w:t>
       </w:r>
     </w:p>
     <w:tbl>
@@ -17301,7 +18138,7 @@
           <w:i w:val="0"/>
           <w:sz w:val="24"/>
         </w:rPr>
-        <w:t>Table 5.12</w:t>
+        <w:t>Table 5.13</w:t>
       </w:r>
     </w:p>
     <w:tbl>
@@ -17667,7 +18504,7 @@
           <w:i w:val="0"/>
           <w:sz w:val="24"/>
         </w:rPr>
-        <w:t>Table 5.13</w:t>
+        <w:t>Table 5.14</w:t>
       </w:r>
     </w:p>
     <w:tbl>
@@ -18089,7 +18926,7 @@
           <w:i w:val="0"/>
           <w:sz w:val="24"/>
         </w:rPr>
-        <w:t>Table 5.14</w:t>
+        <w:t>Table 5.15</w:t>
       </w:r>
     </w:p>
     <w:tbl>
@@ -18399,7 +19236,7 @@
           <w:i w:val="0"/>
           <w:sz w:val="24"/>
         </w:rPr>
-        <w:t>Table 5.15</w:t>
+        <w:t>Table 5.16</w:t>
       </w:r>
     </w:p>
     <w:tbl>
@@ -18883,7 +19720,7 @@
           <w:rFonts w:ascii="Times New Roman" w:hAnsi="Times New Roman"/>
           <w:sz w:val="24"/>
         </w:rPr>
-        <w:t>The trained gradient booster fails the four-fifths rule on three of the five attributes; the expert scorecard fails on four of five.</w:t>
+        <w:t>The trained gradient booster fails the four-fifths rule on three of the five attributes; the expert scorecard fails on four of five. Intervals are 95% bootstrap percentiles over 400 resamples of the test cohort, with the decline threshold recomputed inside each resample.</w:t>
       </w:r>
     </w:p>
     <w:p>
@@ -18898,7 +19735,7 @@
           <w:i w:val="0"/>
           <w:sz w:val="24"/>
         </w:rPr>
-        <w:t>Table 5.16</w:t>
+        <w:t>Table 5.17</w:t>
       </w:r>
     </w:p>
     <w:tbl>
@@ -19006,7 +19843,7 @@
                 <w:b w:val="0"/>
                 <w:sz w:val="22"/>
               </w:rPr>
-              <w:t>0.325 — fails</w:t>
+              <w:t>0.325 [0.308, 0.344] — fails</w:t>
             </w:r>
           </w:p>
         </w:tc>
@@ -19025,7 +19862,7 @@
                 <w:b w:val="0"/>
                 <w:sz w:val="22"/>
               </w:rPr>
-              <w:t>0.183 — fails</w:t>
+              <w:t>0.183 [0.170, 0.209] — fails</w:t>
             </w:r>
           </w:p>
         </w:tc>
@@ -19065,7 +19902,7 @@
                 <w:b w:val="0"/>
                 <w:sz w:val="22"/>
               </w:rPr>
-              <w:t>0.832 — passes</w:t>
+              <w:t>0.832 [0.820, 0.838] — passes</w:t>
             </w:r>
           </w:p>
         </w:tc>
@@ -19084,7 +19921,7 @@
                 <w:b w:val="0"/>
                 <w:sz w:val="22"/>
               </w:rPr>
-              <w:t>0.729 — fails</w:t>
+              <w:t>0.729 [0.711, 0.746] — fails</w:t>
             </w:r>
           </w:p>
         </w:tc>
@@ -19124,7 +19961,7 @@
                 <w:b w:val="0"/>
                 <w:sz w:val="22"/>
               </w:rPr>
-              <w:t>0.993 — passes</w:t>
+              <w:t>0.993 [0.989, 0.997] — passes</w:t>
             </w:r>
           </w:p>
         </w:tc>
@@ -19143,7 +19980,7 @@
                 <w:b w:val="0"/>
                 <w:sz w:val="22"/>
               </w:rPr>
-              <w:t>0.711 — fails</w:t>
+              <w:t>0.711 [0.707, 0.714] — fails</w:t>
             </w:r>
           </w:p>
         </w:tc>
@@ -19183,7 +20020,7 @@
                 <w:b w:val="0"/>
                 <w:sz w:val="22"/>
               </w:rPr>
-              <w:t>0.773 — fails</w:t>
+              <w:t>0.773 [0.752, 0.783] — fails</w:t>
             </w:r>
           </w:p>
         </w:tc>
@@ -19202,7 +20039,7 @@
                 <w:b w:val="0"/>
                 <w:sz w:val="22"/>
               </w:rPr>
-              <w:t>0.731 — fails</w:t>
+              <w:t>0.731 [0.702, 0.758] — fails</w:t>
             </w:r>
           </w:p>
         </w:tc>
@@ -19242,7 +20079,7 @@
                 <w:b w:val="0"/>
                 <w:sz w:val="22"/>
               </w:rPr>
-              <w:t>0.789 — fails</w:t>
+              <w:t>0.789 [0.785, 0.793] — fails</w:t>
             </w:r>
           </w:p>
         </w:tc>
@@ -19261,13 +20098,87 @@
                 <w:b w:val="0"/>
                 <w:sz w:val="22"/>
               </w:rPr>
-              <w:t>0.831 — passes</w:t>
+              <w:t>0.831 [0.828, 0.836] — passes</w:t>
             </w:r>
           </w:p>
         </w:tc>
       </w:tr>
     </w:tbl>
     <w:p/>
+    <w:p>
+      <w:pPr>
+        <w:spacing w:line="360" w:lineRule="auto" w:after="120"/>
+      </w:pPr>
+      <w:r>
+        <w:rPr>
+          <w:rFonts w:ascii="Times New Roman" w:hAnsi="Times New Roman"/>
+          <w:b/>
+          <w:sz w:val="24"/>
+        </w:rPr>
+        <w:t>Both measures are ratios of a minimum to a maximum across groups, and that structure is biased.</w:t>
+      </w:r>
+      <w:r>
+        <w:rPr>
+          <w:rFonts w:ascii="Times New Roman" w:hAnsi="Times New Roman"/>
+          <w:sz w:val="24"/>
+        </w:rPr>
+        <w:t xml:space="preserve"> Sampling noise pushes the observed minimum down and the maximum up, so a disparity ratio computed this way reads worse than reality even when no group is treated differently — and the smaller the groups, the worse it reads. This has to be quantified rather than asserted away, since one group here has only 752 members.</w:t>
+      </w:r>
+    </w:p>
+    <w:p>
+      <w:pPr>
+        <w:spacing w:line="360" w:lineRule="auto" w:after="120"/>
+      </w:pPr>
+      <w:r>
+        <w:rPr>
+          <w:rFonts w:ascii="Times New Roman" w:hAnsi="Times New Roman"/>
+          <w:sz w:val="24"/>
+        </w:rPr>
+        <w:t xml:space="preserve">It was quantified by permuting the decisions: assigning the same volume of declines at random, holding group sizes fixed, and re-measuring. </w:t>
+      </w:r>
+      <w:r>
+        <w:rPr>
+          <w:rFonts w:ascii="Times New Roman" w:hAnsi="Times New Roman"/>
+          <w:b/>
+          <w:sz w:val="24"/>
+        </w:rPr>
+        <w:t>Under random assignment the ratio reads 0.973 to 0.999</w:t>
+      </w:r>
+      <w:r>
+        <w:rPr>
+          <w:rFonts w:ascii="Times New Roman" w:hAnsi="Times New Roman"/>
+          <w:sz w:val="24"/>
+        </w:rPr>
+        <w:t xml:space="preserve"> across the five attributes. That is the floor the measure produces with no disparity present. The observed values — 0.325, 0.711, 0.729, 0.773, 0.789 — are nowhere near it, so the bias is real but far too small to account for the findings.</w:t>
+      </w:r>
+    </w:p>
+    <w:p>
+      <w:pPr>
+        <w:spacing w:line="360" w:lineRule="auto" w:after="120"/>
+      </w:pPr>
+      <w:r>
+        <w:rPr>
+          <w:rFonts w:ascii="Times New Roman" w:hAnsi="Times New Roman"/>
+          <w:sz w:val="24"/>
+        </w:rPr>
+        <w:t xml:space="preserve">The identification is also stable. Resampling the cohort names the same group as worst-affected in </w:t>
+      </w:r>
+      <w:r>
+        <w:rPr>
+          <w:rFonts w:ascii="Times New Roman" w:hAnsi="Times New Roman"/>
+          <w:b/>
+          <w:sz w:val="24"/>
+        </w:rPr>
+        <w:t>89% to 100%</w:t>
+      </w:r>
+      <w:r>
+        <w:rPr>
+          <w:rFonts w:ascii="Times New Roman" w:hAnsi="Times New Roman"/>
+          <w:sz w:val="24"/>
+        </w:rPr>
+        <w:t xml:space="preserve"> of draws, depending on the attribute; only sector under the gradient booster falls below 100%, at 89%. A disparity attached to a group that changed between resamples would be a statement about noise, and none of these are.</w:t>
+      </w:r>
+    </w:p>
     <w:p>
       <w:pPr>
         <w:spacing w:line="360" w:lineRule="auto" w:after="120"/>

--- a/docs/06-thesis/THESIS-NSBM.docx
+++ b/docs/06-thesis/THESIS-NSBM.docx
@@ -563,7 +563,46 @@
           <w:rFonts w:ascii="Times New Roman" w:hAnsi="Times New Roman"/>
           <w:sz w:val="24"/>
         </w:rPr>
-        <w:t>Further results show model output robust to weight perturbation within realistic expert disagreement, calibration degrading roughly 700-fold across a temporal boundary while discrimination falls far less, and the two objectives assigning the same facility different risk bands 88.2% of the time. Weight elicitation was instrumented but not administered, and that limitation is reported throughout.</w:t>
+        <w:t>Further results show model output robust to weight perturbation within realistic expert disagreement, calibration degrading roughly 700-fold across a temporal boundary while discrimination falls far less, and the two objectives assigning the same facility different risk bands 88.2% of the time.</w:t>
+      </w:r>
+    </w:p>
+    <w:p>
+      <w:pPr>
+        <w:spacing w:line="360" w:lineRule="auto" w:after="120"/>
+      </w:pPr>
+      <w:r>
+        <w:rPr>
+          <w:rFonts w:ascii="Times New Roman" w:hAnsi="Times New Roman"/>
+          <w:sz w:val="24"/>
+        </w:rPr>
+        <w:t xml:space="preserve">Two findings concern the conduct of automated credit assessment rather than this dataset. First, both a gradient booster and a median-imputing logistic regression score information the applicant withheld as </w:t>
+      </w:r>
+      <w:r>
+        <w:rPr>
+          <w:rFonts w:ascii="Times New Roman" w:hAnsi="Times New Roman"/>
+          <w:i/>
+          <w:sz w:val="24"/>
+        </w:rPr>
+        <w:t>favourable</w:t>
+      </w:r>
+      <w:r>
+        <w:rPr>
+          <w:rFonts w:ascii="Times New Roman" w:hAnsi="Times New Roman"/>
+          <w:sz w:val="24"/>
+        </w:rPr>
+        <w:t xml:space="preserve"> rather than as unknown: omitting a single field moves 19.84% of applicants from decline to approval, and an applicant supplying nothing at all is approved outright. This is an empirical argument for refusing to score an incomplete file rather than scoring it with a caveat. Second, subgroup analysis across credit-access proxies finds the expert scorecard failing the four-fifths rule on four of five attributes and declining 36.11% of creditworthy agricultural borrowers, the worst rate of any sector, though agriculture defaults least. The dataset records no protected characteristic, so no claim about lawful discrimination follows.</w:t>
+      </w:r>
+    </w:p>
+    <w:p>
+      <w:pPr>
+        <w:spacing w:line="360" w:lineRule="auto" w:after="120"/>
+      </w:pPr>
+      <w:r>
+        <w:rPr>
+          <w:rFonts w:ascii="Times New Roman" w:hAnsi="Times New Roman"/>
+          <w:sz w:val="24"/>
+        </w:rPr>
+        <w:t>Weight elicitation was instrumented but not administered, and that limitation is reported throughout.</w:t>
       </w:r>
     </w:p>
     <w:p>
@@ -583,7 +622,7 @@
           <w:rFonts w:ascii="Times New Roman" w:hAnsi="Times New Roman"/>
           <w:sz w:val="24"/>
         </w:rPr>
-        <w:t xml:space="preserve"> SME credit appraisal, multi-criteria decision analysis, fuzzy sets, decision support systems, data leakage, development banking</w:t>
+        <w:t xml:space="preserve"> SME credit appraisal, multi-criteria decision analysis, fuzzy sets, decision support systems, data leakage, algorithmic fairness, missing data, development banking</w:t>
       </w:r>
     </w:p>
     <w:p>

--- a/docs/06-thesis/THESIS-NSBM.docx
+++ b/docs/06-thesis/THESIS-NSBM.docx
@@ -20401,7 +20401,22 @@
           <w:rFonts w:ascii="Times New Roman" w:hAnsi="Times New Roman"/>
           <w:sz w:val="24"/>
         </w:rPr>
-        <w:t>The question is causal, so it is answered by counterfactual rather than by comparing groups. Take the 201,566 test-cohort applicants whose records are complete, blank one field, and re-score the same applicant. Everything else is held fixed, so whatever moves is caused by the absence itself. The decline threshold is the same portfolio rule as §5.18.</w:t>
+        <w:t xml:space="preserve">The question is causal, so it is answered by counterfactual rather than by comparing groups. Take the 201,566 test-cohort applicants whose records are complete, blank one field, and re-score the same applicant. Everything else is held fixed, so whatever moves is caused by the absence itself. The decline threshold is the same portfolio rule as §5.18 — decline the riskiest 20%, which on these applicants falls at a predicted default probability of </w:t>
+      </w:r>
+      <w:r>
+        <w:rPr>
+          <w:rFonts w:ascii="Times New Roman" w:hAnsi="Times New Roman"/>
+          <w:b/>
+          <w:sz w:val="24"/>
+        </w:rPr>
+        <w:t>0.2293</w:t>
+      </w:r>
+      <w:r>
+        <w:rPr>
+          <w:rFonts w:ascii="Times New Roman" w:hAnsi="Times New Roman"/>
+          <w:sz w:val="24"/>
+        </w:rPr>
+        <w:t>. §5.19.3 shows the conclusion does not depend on that choice.</w:t>
       </w:r>
     </w:p>
     <w:p>
@@ -20619,14 +20634,106 @@
           <w:b/>
           <w:sz w:val="24"/>
         </w:rPr>
-        <w:t>0.0615 from the gradient booster — identical for every applicant, and far below the 0.2293 decline threshold</w:t>
-      </w:r>
-      <w:r>
-        <w:rPr>
-          <w:rFonts w:ascii="Times New Roman" w:hAnsi="Times New Roman"/>
-          <w:sz w:val="24"/>
-        </w:rPr>
-        <w:t>. Every applicant who would have been declined is approved. The model's no-information prior is more favourable than the assessment given to 80% of real applicants.</w:t>
+        <w:t>0.0615 from the gradient booster</w:t>
+      </w:r>
+      <w:r>
+        <w:rPr>
+          <w:rFonts w:ascii="Times New Roman" w:hAnsi="Times New Roman"/>
+          <w:sz w:val="24"/>
+        </w:rPr>
+        <w:t xml:space="preserve"> — identical for every applicant, because nothing remains for the model to vary on.</w:t>
+      </w:r>
+    </w:p>
+    <w:p>
+      <w:pPr>
+        <w:spacing w:line="360" w:lineRule="auto" w:after="120"/>
+      </w:pPr>
+      <w:r>
+        <w:rPr>
+          <w:rFonts w:ascii="Times New Roman" w:hAnsi="Times New Roman"/>
+          <w:b/>
+          <w:sz w:val="24"/>
+        </w:rPr>
+        <w:t>This does not depend on where the decline threshold is placed</w:t>
+      </w:r>
+      <w:r>
+        <w:rPr>
+          <w:rFonts w:ascii="Times New Roman" w:hAnsi="Times New Roman"/>
+          <w:sz w:val="24"/>
+        </w:rPr>
+        <w:t xml:space="preserve">, which is the obvious objection to a result reported under a single policy. That score sits at the </w:t>
+      </w:r>
+      <w:r>
+        <w:rPr>
+          <w:rFonts w:ascii="Times New Roman" w:hAnsi="Times New Roman"/>
+          <w:b/>
+          <w:sz w:val="24"/>
+        </w:rPr>
+        <w:t>6.5th percentile</w:t>
+      </w:r>
+      <w:r>
+        <w:rPr>
+          <w:rFonts w:ascii="Times New Roman" w:hAnsi="Times New Roman"/>
+          <w:sz w:val="24"/>
+        </w:rPr>
+        <w:t xml:space="preserve"> of real applicants' scores. Supplying nothing therefore beats 93.5% of genuine applications, and remains an approval under any policy declining less than </w:t>
+      </w:r>
+      <w:r>
+        <w:rPr>
+          <w:rFonts w:ascii="Times New Roman" w:hAnsi="Times New Roman"/>
+          <w:b/>
+          <w:sz w:val="24"/>
+        </w:rPr>
+        <w:t>93.5%</w:t>
+      </w:r>
+      <w:r>
+        <w:rPr>
+          <w:rFonts w:ascii="Times New Roman" w:hAnsi="Times New Roman"/>
+          <w:sz w:val="24"/>
+        </w:rPr>
+        <w:t xml:space="preserve"> of the portfolio. The logistic regression is worse: its no-information score of 0.0669 sits at the </w:t>
+      </w:r>
+      <w:r>
+        <w:rPr>
+          <w:rFonts w:ascii="Times New Roman" w:hAnsi="Times New Roman"/>
+          <w:b/>
+          <w:sz w:val="24"/>
+        </w:rPr>
+        <w:t>3.9th percentile</w:t>
+      </w:r>
+      <w:r>
+        <w:rPr>
+          <w:rFonts w:ascii="Times New Roman" w:hAnsi="Times New Roman"/>
+          <w:sz w:val="24"/>
+        </w:rPr>
+        <w:t xml:space="preserve">, giving a crossover at </w:t>
+      </w:r>
+      <w:r>
+        <w:rPr>
+          <w:rFonts w:ascii="Times New Roman" w:hAnsi="Times New Roman"/>
+          <w:b/>
+          <w:sz w:val="24"/>
+        </w:rPr>
+        <w:t>96.1%</w:t>
+      </w:r>
+      <w:r>
+        <w:rPr>
+          <w:rFonts w:ascii="Times New Roman" w:hAnsi="Times New Roman"/>
+          <w:sz w:val="24"/>
+        </w:rPr>
+        <w:t>.</w:t>
+      </w:r>
+    </w:p>
+    <w:p>
+      <w:pPr>
+        <w:spacing w:line="360" w:lineRule="auto" w:after="120"/>
+      </w:pPr>
+      <w:r>
+        <w:rPr>
+          <w:rFonts w:ascii="Times New Roman" w:hAnsi="Times New Roman"/>
+          <w:sz w:val="24"/>
+        </w:rPr>
+        <w:t>No lender declines nine applicants in ten. Within the entire range of policies a bank might actually operate, an applicant who answers nothing is approved.</w:t>
       </w:r>
     </w:p>
     <w:p>

--- a/docs/06-thesis/THESIS-NSBM.docx
+++ b/docs/06-thesis/THESIS-NSBM.docx
@@ -24925,7 +24925,7 @@
           <w:rFonts w:ascii="Times New Roman" w:hAnsi="Times New Roman"/>
           <w:sz w:val="24"/>
         </w:rPr>
-        <w:t xml:space="preserve"> python research/src/prepare_sba.py            # clean the raw dataset python research/src/leakage_analysis.py       # contamination evidence python research/src/benchmark.py              # clean vs contaminated benchmarks python research/src/statistical_tests.py      # intervals, DeLong, calibration python research/src/weight_sensitivity.py     # weight perturbation study python research/src/objective_independence.py # objective separability python research/src/cost_analysis.py          # cost-sensitive evaluation python research/src/make_figures.py           # all figures python research/src/test_parity.py            # engine agreement check python research/src/bwm.py                    # solver self-test python scripts/verify_claims.py               # consistency checks cd web &amp;&amp; npm test                            # system unit tests </w:t>
+        <w:t xml:space="preserve"> python research/src/prepare_sba.py            # clean the raw dataset python research/src/leakage_analysis.py       # contamination evidence python research/src/benchmark.py              # clean vs contaminated benchmarks python research/src/statistical_tests.py      # intervals, DeLong, calibration python research/src/weight_sensitivity.py     # weight perturbation study python research/src/objective_independence.py # objective separability python research/src/cost_analysis.py          # cost-sensitive evaluation python research/src/modulus_probe.py          # is twelve arbitrary? python research/src/realestate_probe.py       # the documentation's own feature python research/src/fairness_analysis.py      # disparate impact, bootstrapped python research/src/missingness_analysis.py   # what withholding does python research/src/make_figures.py           # all figures python research/src/test_parity.py            # engine agreement check python research/src/bwm.py                    # solver self-test python scripts/verify_claims.py               # consistency checks cd web &amp;&amp; npm test                            # system unit tests </w:t>
       </w:r>
       <w:r>
         <w:rPr>

--- a/docs/06-thesis/THESIS-NSBM.docx
+++ b/docs/06-thesis/THESIS-NSBM.docx
@@ -4605,7 +4605,19 @@
           <w:rFonts w:ascii="Times New Roman" w:hAnsi="Times New Roman"/>
           <w:sz w:val="24"/>
         </w:rPr>
-        <w:t xml:space="preserve">Kapoor and Narayanan [27] surveyed machine-learning-based science across seventeen fields and found leakage affecting </w:t>
+        <w:t>Data leakage is the use, in training or evaluation, of information that would not be available at the moment a prediction is actually made. Its effect is not subtle: a model reading some trace of the answer scores well and the error is invisible in every conventional diagnostic, because the model really does predict the held-out data — the held-out data is simply contaminated too.</w:t>
+      </w:r>
+    </w:p>
+    <w:p>
+      <w:pPr>
+        <w:spacing w:line="360" w:lineRule="auto" w:after="120"/>
+      </w:pPr>
+      <w:r>
+        <w:rPr>
+          <w:rFonts w:ascii="Times New Roman" w:hAnsi="Times New Roman"/>
+          <w:sz w:val="24"/>
+        </w:rPr>
+        <w:t xml:space="preserve">Kapoor and Narayanan [27] established the scale of the problem. Surveying prior reviews across machine-learning-based science, they find leakage in </w:t>
       </w:r>
       <w:r>
         <w:rPr>
@@ -4613,26 +4625,386 @@
           <w:b/>
           <w:sz w:val="24"/>
         </w:rPr>
-        <w:t>294 papers</w:t>
-      </w:r>
-      <w:r>
-        <w:rPr>
-          <w:rFonts w:ascii="Times New Roman" w:hAnsi="Times New Roman"/>
-          <w:sz w:val="24"/>
-        </w:rPr>
-        <w:t>, in some cases producing wildly overoptimistic conclusions. They argue leakage is the single largest cause of irreproducibility in the area, and set out a taxonomy of eight types ranging from textbook errors to open research problems.</w:t>
-      </w:r>
-    </w:p>
-    <w:p>
-      <w:pPr>
-        <w:spacing w:line="360" w:lineRule="auto" w:after="120"/>
-      </w:pPr>
-      <w:r>
-        <w:rPr>
-          <w:rFonts w:ascii="Times New Roman" w:hAnsi="Times New Roman"/>
-          <w:sz w:val="24"/>
-        </w:rPr>
-        <w:t>This is the frame within which Chapter 5's finding sits: not a curiosity peculiar to one dataset, but an instance of a documented, recurring failure.</w:t>
+        <w:t>17 fields, collectively affecting 294 papers</w:t>
+      </w:r>
+      <w:r>
+        <w:rPr>
+          <w:rFonts w:ascii="Times New Roman" w:hAnsi="Times New Roman"/>
+          <w:sz w:val="24"/>
+        </w:rPr>
+        <w:t>, in some cases producing what they call wildly overoptimistic conclusions, and argue it is the largest single cause of irreproducibility in the area. They demonstrate the consequence directly in a reproducibility study of civil war prediction, where complex models had been reported as substantially outperforming older methods and the advantage does not survive correction.</w:t>
+      </w:r>
+    </w:p>
+    <w:p>
+      <w:pPr>
+        <w:spacing w:line="360" w:lineRule="auto" w:after="120"/>
+      </w:pPr>
+      <w:r>
+        <w:rPr>
+          <w:rFonts w:ascii="Times New Roman" w:hAnsi="Times New Roman"/>
+          <w:sz w:val="24"/>
+        </w:rPr>
+        <w:t xml:space="preserve">Their contribution most relevant here is a </w:t>
+      </w:r>
+      <w:r>
+        <w:rPr>
+          <w:rFonts w:ascii="Times New Roman" w:hAnsi="Times New Roman"/>
+          <w:b/>
+          <w:sz w:val="24"/>
+        </w:rPr>
+        <w:t>taxonomy of eight leakage types</w:t>
+      </w:r>
+      <w:r>
+        <w:rPr>
+          <w:rFonts w:ascii="Times New Roman" w:hAnsi="Times New Roman"/>
+          <w:sz w:val="24"/>
+        </w:rPr>
+        <w:t>, grouped in three families:</w:t>
+      </w:r>
+    </w:p>
+    <w:p>
+      <w:pPr>
+        <w:pStyle w:val="Caption"/>
+        <w:spacing w:line="360" w:lineRule="auto" w:before="120" w:after="40"/>
+      </w:pPr>
+      <w:r>
+        <w:rPr>
+          <w:rFonts w:ascii="Times New Roman" w:hAnsi="Times New Roman"/>
+          <w:b w:val="0"/>
+          <w:i w:val="0"/>
+          <w:sz w:val="24"/>
+        </w:rPr>
+        <w:t>Table 3.1</w:t>
+      </w:r>
+    </w:p>
+    <w:tbl>
+      <w:tblPr>
+        <w:tblStyle w:val="TableGrid"/>
+        <w:tblW w:type="auto" w:w="0"/>
+        <w:tblLook w:firstColumn="1" w:firstRow="1" w:lastColumn="0" w:lastRow="0" w:noHBand="0" w:noVBand="1" w:val="04A0"/>
+      </w:tblPr>
+      <w:tblGrid>
+        <w:gridCol w:w="2890"/>
+        <w:gridCol w:w="2890"/>
+        <w:gridCol w:w="2890"/>
+      </w:tblGrid>
+      <w:tr>
+        <w:tc>
+          <w:tcPr>
+            <w:tcW w:type="dxa" w:w="2890"/>
+          </w:tcPr>
+          <w:p>
+            <w:pPr>
+              <w:spacing w:line="240" w:lineRule="auto" w:after="40"/>
+            </w:pPr>
+            <w:r/>
+            <w:r>
+              <w:rPr>
+                <w:rFonts w:ascii="Times New Roman" w:hAnsi="Times New Roman"/>
+                <w:b/>
+                <w:sz w:val="22"/>
+              </w:rPr>
+              <w:t>Family</w:t>
+            </w:r>
+          </w:p>
+        </w:tc>
+        <w:tc>
+          <w:tcPr>
+            <w:tcW w:type="dxa" w:w="2890"/>
+          </w:tcPr>
+          <w:p>
+            <w:pPr>
+              <w:spacing w:line="240" w:lineRule="auto" w:after="40"/>
+            </w:pPr>
+            <w:r/>
+            <w:r>
+              <w:rPr>
+                <w:rFonts w:ascii="Times New Roman" w:hAnsi="Times New Roman"/>
+                <w:b/>
+                <w:sz w:val="22"/>
+              </w:rPr>
+              <w:t>Types</w:t>
+            </w:r>
+          </w:p>
+        </w:tc>
+        <w:tc>
+          <w:tcPr>
+            <w:tcW w:type="dxa" w:w="2890"/>
+          </w:tcPr>
+          <w:p>
+            <w:pPr>
+              <w:spacing w:line="240" w:lineRule="auto" w:after="40"/>
+            </w:pPr>
+            <w:r/>
+            <w:r>
+              <w:rPr>
+                <w:rFonts w:ascii="Times New Roman" w:hAnsi="Times New Roman"/>
+                <w:b/>
+                <w:sz w:val="22"/>
+              </w:rPr>
+              <w:t>Character</w:t>
+            </w:r>
+          </w:p>
+        </w:tc>
+      </w:tr>
+      <w:tr>
+        <w:tc>
+          <w:tcPr>
+            <w:tcW w:type="dxa" w:w="2890"/>
+          </w:tcPr>
+          <w:p>
+            <w:pPr>
+              <w:spacing w:line="240" w:lineRule="auto" w:after="40"/>
+            </w:pPr>
+            <w:r/>
+            <w:r>
+              <w:rPr>
+                <w:rFonts w:ascii="Times New Roman" w:hAnsi="Times New Roman"/>
+                <w:b w:val="0"/>
+                <w:sz w:val="22"/>
+              </w:rPr>
+              <w:t>L1 No clean train–test separation</w:t>
+            </w:r>
+          </w:p>
+        </w:tc>
+        <w:tc>
+          <w:tcPr>
+            <w:tcW w:type="dxa" w:w="2890"/>
+          </w:tcPr>
+          <w:p>
+            <w:pPr>
+              <w:spacing w:line="240" w:lineRule="auto" w:after="40"/>
+            </w:pPr>
+            <w:r/>
+            <w:r>
+              <w:rPr>
+                <w:rFonts w:ascii="Times New Roman" w:hAnsi="Times New Roman"/>
+                <w:b w:val="0"/>
+                <w:sz w:val="22"/>
+              </w:rPr>
+              <w:t>no test set; preprocessing on train and test together; feature selection on both; duplicates across the split</w:t>
+            </w:r>
+          </w:p>
+        </w:tc>
+        <w:tc>
+          <w:tcPr>
+            <w:tcW w:type="dxa" w:w="2890"/>
+          </w:tcPr>
+          <w:p>
+            <w:pPr>
+              <w:spacing w:line="240" w:lineRule="auto" w:after="40"/>
+            </w:pPr>
+            <w:r/>
+            <w:r>
+              <w:rPr>
+                <w:rFonts w:ascii="Times New Roman" w:hAnsi="Times New Roman"/>
+                <w:b w:val="0"/>
+                <w:sz w:val="22"/>
+              </w:rPr>
+              <w:t>Largely textbook errors, detectable by inspecting the pipeline</w:t>
+            </w:r>
+          </w:p>
+        </w:tc>
+      </w:tr>
+      <w:tr>
+        <w:tc>
+          <w:tcPr>
+            <w:tcW w:type="dxa" w:w="2890"/>
+          </w:tcPr>
+          <w:p>
+            <w:pPr>
+              <w:spacing w:line="240" w:lineRule="auto" w:after="40"/>
+            </w:pPr>
+            <w:r/>
+            <w:r>
+              <w:rPr>
+                <w:rFonts w:ascii="Times New Roman" w:hAnsi="Times New Roman"/>
+                <w:b w:val="0"/>
+                <w:sz w:val="22"/>
+              </w:rPr>
+              <w:t>L2 Illegitimate features</w:t>
+            </w:r>
+          </w:p>
+        </w:tc>
+        <w:tc>
+          <w:tcPr>
+            <w:tcW w:type="dxa" w:w="2890"/>
+          </w:tcPr>
+          <w:p>
+            <w:pPr>
+              <w:spacing w:line="240" w:lineRule="auto" w:after="40"/>
+            </w:pPr>
+            <w:r/>
+            <w:r>
+              <w:rPr>
+                <w:rFonts w:ascii="Times New Roman" w:hAnsi="Times New Roman"/>
+                <w:b w:val="0"/>
+                <w:sz w:val="22"/>
+              </w:rPr>
+              <w:t>the model uses a feature that should not be available — including, explicitly, a feature that is a proxy for the outcome variable</w:t>
+            </w:r>
+          </w:p>
+        </w:tc>
+        <w:tc>
+          <w:tcPr>
+            <w:tcW w:type="dxa" w:w="2890"/>
+          </w:tcPr>
+          <w:p>
+            <w:pPr>
+              <w:spacing w:line="240" w:lineRule="auto" w:after="40"/>
+            </w:pPr>
+            <w:r/>
+            <w:r>
+              <w:rPr>
+                <w:rFonts w:ascii="Times New Roman" w:hAnsi="Times New Roman"/>
+                <w:b w:val="0"/>
+                <w:sz w:val="22"/>
+              </w:rPr>
+              <w:t>Requires domain judgement about each feature</w:t>
+            </w:r>
+          </w:p>
+        </w:tc>
+      </w:tr>
+      <w:tr>
+        <w:tc>
+          <w:tcPr>
+            <w:tcW w:type="dxa" w:w="2890"/>
+          </w:tcPr>
+          <w:p>
+            <w:pPr>
+              <w:spacing w:line="240" w:lineRule="auto" w:after="40"/>
+            </w:pPr>
+            <w:r/>
+            <w:r>
+              <w:rPr>
+                <w:rFonts w:ascii="Times New Roman" w:hAnsi="Times New Roman"/>
+                <w:b w:val="0"/>
+                <w:sz w:val="22"/>
+              </w:rPr>
+              <w:t>L3 Test set not independent of training set</w:t>
+            </w:r>
+          </w:p>
+        </w:tc>
+        <w:tc>
+          <w:tcPr>
+            <w:tcW w:type="dxa" w:w="2890"/>
+          </w:tcPr>
+          <w:p>
+            <w:pPr>
+              <w:spacing w:line="240" w:lineRule="auto" w:after="40"/>
+            </w:pPr>
+            <w:r/>
+            <w:r>
+              <w:rPr>
+                <w:rFonts w:ascii="Times New Roman" w:hAnsi="Times New Roman"/>
+                <w:b w:val="0"/>
+                <w:sz w:val="22"/>
+              </w:rPr>
+              <w:t>temporal leakage; non-independence between train and test; sampling bias</w:t>
+            </w:r>
+          </w:p>
+        </w:tc>
+        <w:tc>
+          <w:tcPr>
+            <w:tcW w:type="dxa" w:w="2890"/>
+          </w:tcPr>
+          <w:p>
+            <w:pPr>
+              <w:spacing w:line="240" w:lineRule="auto" w:after="40"/>
+            </w:pPr>
+            <w:r/>
+            <w:r>
+              <w:rPr>
+                <w:rFonts w:ascii="Times New Roman" w:hAnsi="Times New Roman"/>
+                <w:b w:val="0"/>
+                <w:sz w:val="22"/>
+              </w:rPr>
+              <w:t>Shades into open research problems</w:t>
+            </w:r>
+          </w:p>
+        </w:tc>
+      </w:tr>
+    </w:tbl>
+    <w:p/>
+    <w:p>
+      <w:pPr>
+        <w:spacing w:line="360" w:lineRule="auto" w:after="120"/>
+      </w:pPr>
+      <w:r>
+        <w:rPr>
+          <w:rFonts w:ascii="Times New Roman" w:hAnsi="Times New Roman"/>
+          <w:sz w:val="24"/>
+        </w:rPr>
+        <w:t xml:space="preserve">Their proposed remedy is a </w:t>
+      </w:r>
+      <w:r>
+        <w:rPr>
+          <w:rFonts w:ascii="Times New Roman" w:hAnsi="Times New Roman"/>
+          <w:b/>
+          <w:sz w:val="24"/>
+        </w:rPr>
+        <w:t>model info sheet</w:t>
+      </w:r>
+      <w:r>
+        <w:rPr>
+          <w:rFonts w:ascii="Times New Roman" w:hAnsi="Times New Roman"/>
+          <w:sz w:val="24"/>
+        </w:rPr>
+        <w:t>: the researcher writes down, for each element of the design, why it is sound — including, for L2, an argument that every feature in the model is legitimately available.</w:t>
+      </w:r>
+    </w:p>
+    <w:p>
+      <w:pPr>
+        <w:spacing w:line="360" w:lineRule="auto" w:after="120"/>
+      </w:pPr>
+      <w:r>
+        <w:rPr>
+          <w:rFonts w:ascii="Times New Roman" w:hAnsi="Times New Roman"/>
+          <w:sz w:val="24"/>
+        </w:rPr>
+        <w:t xml:space="preserve">The case in Chapter 5 is an instance of </w:t>
+      </w:r>
+      <w:r>
+        <w:rPr>
+          <w:rFonts w:ascii="Times New Roman" w:hAnsi="Times New Roman"/>
+          <w:b/>
+          <w:sz w:val="24"/>
+        </w:rPr>
+        <w:t>L2</w:t>
+      </w:r>
+      <w:r>
+        <w:rPr>
+          <w:rFonts w:ascii="Times New Roman" w:hAnsi="Times New Roman"/>
+          <w:sz w:val="24"/>
+        </w:rPr>
+        <w:t xml:space="preserve">, in precisely the sub-case they name. It is also a case their remedy does not catch, and that is what makes it worth reporting rather than merely classifying. The contaminated field is documented in the dataset's own codebook as a contractual term agreed at origination; it is economically meaningful, it is available at appraisal time under that definition, and an honest researcher completing a model info sheet would write a correct and convincing justification for including it. The leakage survives the check designed to catch it, and is detectable only by noticing that the </w:t>
+      </w:r>
+      <w:r>
+        <w:rPr>
+          <w:rFonts w:ascii="Times New Roman" w:hAnsi="Times New Roman"/>
+          <w:i/>
+          <w:sz w:val="24"/>
+        </w:rPr>
+        <w:t>shape</w:t>
+      </w:r>
+      <w:r>
+        <w:rPr>
+          <w:rFonts w:ascii="Times New Roman" w:hAnsi="Times New Roman"/>
+          <w:sz w:val="24"/>
+        </w:rPr>
+        <w:t xml:space="preserve"> of the field's relationship with the outcome is not one any economic mechanism could produce.</w:t>
+      </w:r>
+    </w:p>
+    <w:p>
+      <w:pPr>
+        <w:spacing w:line="360" w:lineRule="auto" w:after="120"/>
+      </w:pPr>
+      <w:r>
+        <w:rPr>
+          <w:rFonts w:ascii="Times New Roman" w:hAnsi="Times New Roman"/>
+          <w:sz w:val="24"/>
+        </w:rPr>
+        <w:t>Chapter 5's finding therefore sits inside a documented, recurring failure mode rather than being a curiosity peculiar to one dataset — and extends it, by exhibiting a variety that passes the current best-practice defence.</w:t>
       </w:r>
     </w:p>
     <w:p>
@@ -4658,19 +5030,73 @@
           <w:rFonts w:ascii="Times New Roman" w:hAnsi="Times New Roman"/>
           <w:sz w:val="24"/>
         </w:rPr>
-        <w:t>Li, Mickel and Taylor [28] introduced the SBA National dataset — 899,164 loan guarantees, 1987–2014, with realised outcomes — as a teaching resource for statistics as investigative decision-making. It has since become a widely used benchmark in small-business credit research.</w:t>
-      </w:r>
-    </w:p>
-    <w:p>
-      <w:pPr>
-        <w:spacing w:line="360" w:lineRule="auto" w:after="120"/>
-      </w:pPr>
-      <w:r>
-        <w:rPr>
-          <w:rFonts w:ascii="Times New Roman" w:hAnsi="Times New Roman"/>
-          <w:sz w:val="24"/>
-        </w:rPr>
-        <w:t xml:space="preserve">The searched literature reports </w:t>
+        <w:t>Li, Mickel and Taylor [28] introduced the SBA National dataset — 899,164 loan guarantees issued by the U.S. Small Business Administration between 1987 and 2014, with realised outcomes — as a teaching resource, built around a case assignment in which students take the role of a loan officer and decide whether to approve a facility. It has since become a widely used benchmark in small-business credit research, which is a heavier duty than it was designed for.</w:t>
+      </w:r>
+    </w:p>
+    <w:p>
+      <w:pPr>
+        <w:spacing w:line="360" w:lineRule="auto" w:after="120"/>
+      </w:pPr>
+      <w:r>
+        <w:rPr>
+          <w:rFonts w:ascii="Times New Roman" w:hAnsi="Times New Roman"/>
+          <w:sz w:val="24"/>
+        </w:rPr>
+        <w:t xml:space="preserve">Their Table 1 is the dataset's codebook. Three of its fields are populated only after a loan has been charged off — </w:t>
+      </w:r>
+      <w:r>
+        <w:rPr>
+          <w:rFonts w:ascii="Times New Roman" w:hAnsi="Times New Roman"/>
+          <w:sz w:val="24"/>
+        </w:rPr>
+        <w:t>ChgOffDate</w:t>
+      </w:r>
+      <w:r>
+        <w:rPr>
+          <w:rFonts w:ascii="Times New Roman" w:hAnsi="Times New Roman"/>
+          <w:sz w:val="24"/>
+        </w:rPr>
+        <w:t xml:space="preserve">, "the date when a loan is declared to be in default"; </w:t>
+      </w:r>
+      <w:r>
+        <w:rPr>
+          <w:rFonts w:ascii="Times New Roman" w:hAnsi="Times New Roman"/>
+          <w:sz w:val="24"/>
+        </w:rPr>
+        <w:t>ChgOffPrinGr</w:t>
+      </w:r>
+      <w:r>
+        <w:rPr>
+          <w:rFonts w:ascii="Times New Roman" w:hAnsi="Times New Roman"/>
+          <w:sz w:val="24"/>
+        </w:rPr>
+        <w:t xml:space="preserve">, "charged-off amount"; and </w:t>
+      </w:r>
+      <w:r>
+        <w:rPr>
+          <w:rFonts w:ascii="Times New Roman" w:hAnsi="Times New Roman"/>
+          <w:sz w:val="24"/>
+        </w:rPr>
+        <w:t>BalanceGross</w:t>
+      </w:r>
+      <w:r>
+        <w:rPr>
+          <w:rFonts w:ascii="Times New Roman" w:hAnsi="Times New Roman"/>
+          <w:sz w:val="24"/>
+        </w:rPr>
+        <w:t>, "gross amount outstanding" — and any model given them is reading the outcome rather than predicting it. They are dropped in this study, and the drop is asserted in code rather than assumed.</w:t>
+      </w:r>
+    </w:p>
+    <w:p>
+      <w:pPr>
+        <w:spacing w:line="360" w:lineRule="auto" w:after="120"/>
+      </w:pPr>
+      <w:r>
+        <w:rPr>
+          <w:rFonts w:ascii="Times New Roman" w:hAnsi="Times New Roman"/>
+          <w:sz w:val="24"/>
+        </w:rPr>
+        <w:t xml:space="preserve">The same table defines </w:t>
       </w:r>
       <w:r>
         <w:rPr>
@@ -4684,7 +5110,22 @@
           <w:rFonts w:ascii="Times New Roman" w:hAnsi="Times New Roman"/>
           <w:sz w:val="24"/>
         </w:rPr>
-        <w:t xml:space="preserve">, disbursement and approval amounts as significant predictors, and uses them accordingly. The dataset codebook documents </w:t>
+        <w:t xml:space="preserve"> as </w:t>
+      </w:r>
+      <w:r>
+        <w:rPr>
+          <w:rFonts w:ascii="Times New Roman" w:hAnsi="Times New Roman"/>
+          <w:b/>
+          <w:sz w:val="24"/>
+        </w:rPr>
+        <w:t>"Loan term in months"</w:t>
+      </w:r>
+      <w:r>
+        <w:rPr>
+          <w:rFonts w:ascii="Times New Roman" w:hAnsi="Times New Roman"/>
+          <w:sz w:val="24"/>
+        </w:rPr>
+        <w:t xml:space="preserve">: the contractual term agreed at origination, legitimately available at appraisal time, and on that definition entirely proper to use. The searched literature reports </w:t>
       </w:r>
       <w:r>
         <w:rPr>
@@ -4698,7 +5139,62 @@
           <w:rFonts w:ascii="Times New Roman" w:hAnsi="Times New Roman"/>
           <w:sz w:val="24"/>
         </w:rPr>
-        <w:t xml:space="preserve"> as "loan term in months" — the contractual term, legitimately available at appraisal time.</w:t>
+        <w:t>, disbursement and approval amounts as significant predictors and uses them accordingly.</w:t>
+      </w:r>
+    </w:p>
+    <w:p>
+      <w:pPr>
+        <w:spacing w:line="360" w:lineRule="auto" w:after="120"/>
+      </w:pPr>
+      <w:r>
+        <w:rPr>
+          <w:rFonts w:ascii="Times New Roman" w:hAnsi="Times New Roman"/>
+          <w:sz w:val="24"/>
+        </w:rPr>
+        <w:t xml:space="preserve">The dataset's own documentation goes further. In discussing the data, the authors derive a feature </w:t>
+      </w:r>
+      <w:r>
+        <w:rPr>
+          <w:rFonts w:ascii="Times New Roman" w:hAnsi="Times New Roman"/>
+          <w:i/>
+          <w:sz w:val="24"/>
+        </w:rPr>
+        <w:t>from</w:t>
+      </w:r>
+      <w:r>
+        <w:rPr>
+          <w:rFonts w:ascii="Times New Roman" w:hAnsi="Times New Roman"/>
+          <w:sz w:val="24"/>
+        </w:rPr>
+        <w:t xml:space="preserve"> </w:t>
+      </w:r>
+      <w:r>
+        <w:rPr>
+          <w:rFonts w:ascii="Times New Roman" w:hAnsi="Times New Roman"/>
+          <w:sz w:val="24"/>
+        </w:rPr>
+        <w:t>Term</w:t>
+      </w:r>
+      <w:r>
+        <w:rPr>
+          <w:rFonts w:ascii="Times New Roman" w:hAnsi="Times New Roman"/>
+          <w:sz w:val="24"/>
+        </w:rPr>
+        <w:t xml:space="preserve"> — a </w:t>
+      </w:r>
+      <w:r>
+        <w:rPr>
+          <w:rFonts w:ascii="Times New Roman" w:hAnsi="Times New Roman"/>
+          <w:sz w:val="24"/>
+        </w:rPr>
+        <w:t>RealEstate</w:t>
+      </w:r>
+      <w:r>
+        <w:rPr>
+          <w:rFonts w:ascii="Times New Roman" w:hAnsi="Times New Roman"/>
+          <w:sz w:val="24"/>
+        </w:rPr>
+        <w:t xml:space="preserve"> indicator set where the term reaches 240 months, on the reasoning that only real-estate-backed lending runs twenty years — and report a striking difference in default rates between the two groups. That derivation is economically well-motivated and is exactly what a careful analyst would do. §5.10.6 examines what the contrast actually rests on.</w:t>
       </w:r>
     </w:p>
     <w:p>

--- a/docs/06-thesis/THESIS-NSBM.docx
+++ b/docs/06-thesis/THESIS-NSBM.docx
@@ -13729,7 +13729,7 @@
           <w:rFonts w:ascii="Times New Roman" w:hAnsi="Times New Roman"/>
           <w:sz w:val="24"/>
         </w:rPr>
-        <w:t xml:space="preserve"> is not survival time. Whether the value is rewritten on restructuring, recomputed under some servicing convention, or introduced when this derivative file was assembled cannot be determined from the data.</w:t>
+        <w:t xml:space="preserve"> is not survival time. That left three possibilities: the value is rewritten on restructuring, recomputed under some servicing convention, or introduced when this derivative file was assembled. The third would make the finding uninteresting — a packaging error in one upload rather than a property of the data — and §5.10.5 rules it out.</w:t>
       </w:r>
     </w:p>
     <w:p>
@@ -13763,7 +13763,7 @@
           <w:b/>
           <w:sz w:val="24"/>
         </w:rPr>
-        <w:t>The contamination is established; its cause is not.</w:t>
+        <w:t>The contamination is established; the choice between the remaining two explanations is not.</w:t>
       </w:r>
       <w:r>
         <w:rPr>
@@ -13784,51 +13784,46 @@
           <w:b w:val="0"/>
           <w:sz w:val="24"/>
         </w:rPr>
-        <w:t>5.10.5 Is twelve doing the work?</w:t>
-      </w:r>
-    </w:p>
-    <w:p>
-      <w:pPr>
-        <w:spacing w:line="360" w:lineRule="auto" w:after="120"/>
-      </w:pPr>
-      <w:r>
-        <w:rPr>
-          <w:rFonts w:ascii="Times New Roman" w:hAnsi="Times New Roman"/>
-          <w:sz w:val="24"/>
-        </w:rPr>
-        <w:t>The finding rests on one boolean, so the obvious challenge is whether twelve matters at all. If "multiple of two" or "multiple of five" discriminated equally well, this would not be about round contractual terms and the interpretation above would be wrong.</w:t>
-      </w:r>
-    </w:p>
-    <w:p>
-      <w:pPr>
-        <w:spacing w:line="360" w:lineRule="auto" w:after="120"/>
-      </w:pPr>
-      <w:r>
-        <w:rPr>
-          <w:rFonts w:ascii="Times New Roman" w:hAnsi="Times New Roman"/>
-          <w:sz w:val="24"/>
-        </w:rPr>
-        <w:t>Twenty moduli were tested on the 651,501 matured facilities with a positive term. The strata overlap by construction — every multiple of twelve is also a multiple of six, four, three and two — so raw discrimination is reported alongside</w:t>
-      </w:r>
-    </w:p>
-    <w:p>
-      <w:pPr>
-        <w:spacing w:line="360" w:lineRule="auto" w:after="120"/>
-      </w:pPr>
-      <w:r>
-        <w:rPr>
-          <w:rFonts w:ascii="Times New Roman" w:hAnsi="Times New Roman"/>
-          <w:i/>
-          <w:sz w:val="24"/>
-        </w:rPr>
-        <w:t>residual</w:t>
-      </w:r>
-      <w:r>
-        <w:rPr>
-          <w:rFonts w:ascii="Times New Roman" w:hAnsi="Times New Roman"/>
-          <w:sz w:val="24"/>
-        </w:rPr>
-        <w:t xml:space="preserve"> discrimination computed within the multiples of twelve and within the non-multiples separately, which strips out whatever a modulus inherits from twelve.</w:t>
+        <w:t>5.10.5 The artefact is in the SBA's own records</w:t>
+      </w:r>
+    </w:p>
+    <w:p>
+      <w:pPr>
+        <w:spacing w:line="360" w:lineRule="auto" w:after="120"/>
+      </w:pPr>
+      <w:r>
+        <w:rPr>
+          <w:rFonts w:ascii="Times New Roman" w:hAnsi="Times New Roman"/>
+          <w:sz w:val="24"/>
+        </w:rPr>
+        <w:t>The derivation hypothesis can be tested without contacting anyone. The SBA publishes loan-level FOIA extracts of the same programme, refreshed quarterly; the release used here is current to 30 June 2026. If the pattern appears there, the derivative did not create it.</w:t>
+      </w:r>
+    </w:p>
+    <w:p>
+      <w:pPr>
+        <w:spacing w:line="360" w:lineRule="auto" w:after="120"/>
+      </w:pPr>
+      <w:r>
+        <w:rPr>
+          <w:rFonts w:ascii="Times New Roman" w:hAnsi="Times New Roman"/>
+          <w:sz w:val="24"/>
+        </w:rPr>
+        <w:t xml:space="preserve">It appears there. Across </w:t>
+      </w:r>
+      <w:r>
+        <w:rPr>
+          <w:rFonts w:ascii="Times New Roman" w:hAnsi="Times New Roman"/>
+          <w:b/>
+          <w:sz w:val="24"/>
+        </w:rPr>
+        <w:t>603,665 resolved 7(a) facilities approved between FY2000 and FY2009</w:t>
+      </w:r>
+      <w:r>
+        <w:rPr>
+          <w:rFonts w:ascii="Times New Roman" w:hAnsi="Times New Roman"/>
+          <w:sz w:val="24"/>
+        </w:rPr>
+        <w:t>:</w:t>
       </w:r>
     </w:p>
     <w:p>
@@ -13873,7 +13868,6 @@
                 <w:b/>
                 <w:sz w:val="22"/>
               </w:rPr>
-              <w:t>Modulus</w:t>
             </w:r>
           </w:p>
         </w:tc>
@@ -13892,7 +13886,7 @@
                 <w:b/>
                 <w:sz w:val="22"/>
               </w:rPr>
-              <w:t>Share ≡ 0</w:t>
+              <w:t>SBA FOIA 7(a)</w:t>
             </w:r>
           </w:p>
         </w:tc>
@@ -13911,7 +13905,7 @@
                 <w:b/>
                 <w:sz w:val="22"/>
               </w:rPr>
-              <w:t>Raw AUC</w:t>
+              <w:t>SBA National (derivative)</w:t>
             </w:r>
           </w:p>
         </w:tc>
@@ -13932,7 +13926,7 @@
                 <w:b w:val="0"/>
                 <w:sz w:val="22"/>
               </w:rPr>
-              <w:t>12</w:t>
+              <w:t>Repaid, term a multiple of twelve</w:t>
             </w:r>
           </w:p>
         </w:tc>
@@ -13951,7 +13945,7 @@
                 <w:b w:val="0"/>
                 <w:sz w:val="22"/>
               </w:rPr>
-              <w:t>70.07%</w:t>
+              <w:t>82.02%</w:t>
             </w:r>
           </w:p>
         </w:tc>
@@ -13970,7 +13964,7 @@
                 <w:b w:val="0"/>
                 <w:sz w:val="22"/>
               </w:rPr>
-              <w:t>0.8859</w:t>
+              <w:t>86.4%</w:t>
             </w:r>
           </w:p>
         </w:tc>
@@ -13991,7 +13985,7 @@
                 <w:b w:val="0"/>
                 <w:sz w:val="22"/>
               </w:rPr>
-              <w:t>6</w:t>
+              <w:t>Charged off, multiple of twelve</w:t>
             </w:r>
           </w:p>
         </w:tc>
@@ -14010,7 +14004,7 @@
                 <w:b w:val="0"/>
                 <w:sz w:val="22"/>
               </w:rPr>
-              <w:t>74.39%</w:t>
+              <w:t>8.46%</w:t>
             </w:r>
           </w:p>
         </w:tc>
@@ -14029,7 +14023,7 @@
                 <w:b w:val="0"/>
                 <w:sz w:val="22"/>
               </w:rPr>
-              <w:t>0.8600</w:t>
+              <w:t>8.5%</w:t>
             </w:r>
           </w:p>
         </w:tc>
@@ -14050,7 +14044,7 @@
                 <w:b w:val="0"/>
                 <w:sz w:val="22"/>
               </w:rPr>
-              <w:t>4</w:t>
+              <w:t>AUC of the roundness boolean</w:t>
             </w:r>
           </w:p>
         </w:tc>
@@ -14069,7 +14063,7 @@
                 <w:b w:val="0"/>
                 <w:sz w:val="22"/>
               </w:rPr>
-              <w:t>74.74%</w:t>
+              <w:t>0.8678</w:t>
             </w:r>
           </w:p>
         </w:tc>
@@ -14088,361 +14082,7 @@
                 <w:b w:val="0"/>
                 <w:sz w:val="22"/>
               </w:rPr>
-              <w:t>0.8109</w:t>
-            </w:r>
-          </w:p>
-        </w:tc>
-      </w:tr>
-      <w:tr>
-        <w:tc>
-          <w:tcPr>
-            <w:tcW w:type="dxa" w:w="2890"/>
-          </w:tcPr>
-          <w:p>
-            <w:pPr>
-              <w:spacing w:line="240" w:lineRule="auto" w:after="40"/>
-            </w:pPr>
-            <w:r/>
-            <w:r>
-              <w:rPr>
-                <w:rFonts w:ascii="Times New Roman" w:hAnsi="Times New Roman"/>
-                <w:b w:val="0"/>
-                <w:sz w:val="22"/>
-              </w:rPr>
-              <w:t>3</w:t>
-            </w:r>
-          </w:p>
-        </w:tc>
-        <w:tc>
-          <w:tcPr>
-            <w:tcW w:type="dxa" w:w="2890"/>
-          </w:tcPr>
-          <w:p>
-            <w:pPr>
-              <w:spacing w:line="240" w:lineRule="auto" w:after="40"/>
-            </w:pPr>
-            <w:r/>
-            <w:r>
-              <w:rPr>
-                <w:rFonts w:ascii="Times New Roman" w:hAnsi="Times New Roman"/>
-                <w:b w:val="0"/>
-                <w:sz w:val="22"/>
-              </w:rPr>
-              <w:t>80.24%</w:t>
-            </w:r>
-          </w:p>
-        </w:tc>
-        <w:tc>
-          <w:tcPr>
-            <w:tcW w:type="dxa" w:w="2890"/>
-          </w:tcPr>
-          <w:p>
-            <w:pPr>
-              <w:spacing w:line="240" w:lineRule="auto" w:after="40"/>
-            </w:pPr>
-            <w:r/>
-            <w:r>
-              <w:rPr>
-                <w:rFonts w:ascii="Times New Roman" w:hAnsi="Times New Roman"/>
-                <w:b w:val="0"/>
-                <w:sz w:val="22"/>
-              </w:rPr>
-              <w:t>0.7934</w:t>
-            </w:r>
-          </w:p>
-        </w:tc>
-      </w:tr>
-      <w:tr>
-        <w:tc>
-          <w:tcPr>
-            <w:tcW w:type="dxa" w:w="2890"/>
-          </w:tcPr>
-          <w:p>
-            <w:pPr>
-              <w:spacing w:line="240" w:lineRule="auto" w:after="40"/>
-            </w:pPr>
-            <w:r/>
-            <w:r>
-              <w:rPr>
-                <w:rFonts w:ascii="Times New Roman" w:hAnsi="Times New Roman"/>
-                <w:b w:val="0"/>
-                <w:sz w:val="22"/>
-              </w:rPr>
-              <w:t>2</w:t>
-            </w:r>
-          </w:p>
-        </w:tc>
-        <w:tc>
-          <w:tcPr>
-            <w:tcW w:type="dxa" w:w="2890"/>
-          </w:tcPr>
-          <w:p>
-            <w:pPr>
-              <w:spacing w:line="240" w:lineRule="auto" w:after="40"/>
-            </w:pPr>
-            <w:r/>
-            <w:r>
-              <w:rPr>
-                <w:rFonts w:ascii="Times New Roman" w:hAnsi="Times New Roman"/>
-                <w:b w:val="0"/>
-                <w:sz w:val="22"/>
-              </w:rPr>
-              <w:t>84.04%</w:t>
-            </w:r>
-          </w:p>
-        </w:tc>
-        <w:tc>
-          <w:tcPr>
-            <w:tcW w:type="dxa" w:w="2890"/>
-          </w:tcPr>
-          <w:p>
-            <w:pPr>
-              <w:spacing w:line="240" w:lineRule="auto" w:after="40"/>
-            </w:pPr>
-            <w:r/>
-            <w:r>
-              <w:rPr>
-                <w:rFonts w:ascii="Times New Roman" w:hAnsi="Times New Roman"/>
-                <w:b w:val="0"/>
-                <w:sz w:val="22"/>
-              </w:rPr>
-              <w:t>0.7125</w:t>
-            </w:r>
-          </w:p>
-        </w:tc>
-      </w:tr>
-      <w:tr>
-        <w:tc>
-          <w:tcPr>
-            <w:tcW w:type="dxa" w:w="2890"/>
-          </w:tcPr>
-          <w:p>
-            <w:pPr>
-              <w:spacing w:line="240" w:lineRule="auto" w:after="40"/>
-            </w:pPr>
-            <w:r/>
-            <w:r>
-              <w:rPr>
-                <w:rFonts w:ascii="Times New Roman" w:hAnsi="Times New Roman"/>
-                <w:b w:val="0"/>
-                <w:sz w:val="22"/>
-              </w:rPr>
-              <w:t>7</w:t>
-            </w:r>
-          </w:p>
-        </w:tc>
-        <w:tc>
-          <w:tcPr>
-            <w:tcW w:type="dxa" w:w="2890"/>
-          </w:tcPr>
-          <w:p>
-            <w:pPr>
-              <w:spacing w:line="240" w:lineRule="auto" w:after="40"/>
-            </w:pPr>
-            <w:r/>
-            <w:r>
-              <w:rPr>
-                <w:rFonts w:ascii="Times New Roman" w:hAnsi="Times New Roman"/>
-                <w:b w:val="0"/>
-                <w:sz w:val="22"/>
-              </w:rPr>
-              <w:t>34.90%</w:t>
-            </w:r>
-          </w:p>
-        </w:tc>
-        <w:tc>
-          <w:tcPr>
-            <w:tcW w:type="dxa" w:w="2890"/>
-          </w:tcPr>
-          <w:p>
-            <w:pPr>
-              <w:spacing w:line="240" w:lineRule="auto" w:after="40"/>
-            </w:pPr>
-            <w:r/>
-            <w:r>
-              <w:rPr>
-                <w:rFonts w:ascii="Times New Roman" w:hAnsi="Times New Roman"/>
-                <w:b w:val="0"/>
-                <w:sz w:val="22"/>
-              </w:rPr>
-              <w:t>0.6291</w:t>
-            </w:r>
-          </w:p>
-        </w:tc>
-      </w:tr>
-      <w:tr>
-        <w:tc>
-          <w:tcPr>
-            <w:tcW w:type="dxa" w:w="2890"/>
-          </w:tcPr>
-          <w:p>
-            <w:pPr>
-              <w:spacing w:line="240" w:lineRule="auto" w:after="40"/>
-            </w:pPr>
-            <w:r/>
-            <w:r>
-              <w:rPr>
-                <w:rFonts w:ascii="Times New Roman" w:hAnsi="Times New Roman"/>
-                <w:b w:val="0"/>
-                <w:sz w:val="22"/>
-              </w:rPr>
-              <w:t>5</w:t>
-            </w:r>
-          </w:p>
-        </w:tc>
-        <w:tc>
-          <w:tcPr>
-            <w:tcW w:type="dxa" w:w="2890"/>
-          </w:tcPr>
-          <w:p>
-            <w:pPr>
-              <w:spacing w:line="240" w:lineRule="auto" w:after="40"/>
-            </w:pPr>
-            <w:r/>
-            <w:r>
-              <w:rPr>
-                <w:rFonts w:ascii="Times New Roman" w:hAnsi="Times New Roman"/>
-                <w:b w:val="0"/>
-                <w:sz w:val="22"/>
-              </w:rPr>
-              <w:t>33.24%</w:t>
-            </w:r>
-          </w:p>
-        </w:tc>
-        <w:tc>
-          <w:tcPr>
-            <w:tcW w:type="dxa" w:w="2890"/>
-          </w:tcPr>
-          <w:p>
-            <w:pPr>
-              <w:spacing w:line="240" w:lineRule="auto" w:after="40"/>
-            </w:pPr>
-            <w:r/>
-            <w:r>
-              <w:rPr>
-                <w:rFonts w:ascii="Times New Roman" w:hAnsi="Times New Roman"/>
-                <w:b w:val="0"/>
-                <w:sz w:val="22"/>
-              </w:rPr>
-              <w:t>0.5856</w:t>
-            </w:r>
-          </w:p>
-        </w:tc>
-      </w:tr>
-      <w:tr>
-        <w:tc>
-          <w:tcPr>
-            <w:tcW w:type="dxa" w:w="2890"/>
-          </w:tcPr>
-          <w:p>
-            <w:pPr>
-              <w:spacing w:line="240" w:lineRule="auto" w:after="40"/>
-            </w:pPr>
-            <w:r/>
-            <w:r>
-              <w:rPr>
-                <w:rFonts w:ascii="Times New Roman" w:hAnsi="Times New Roman"/>
-                <w:b w:val="0"/>
-                <w:sz w:val="22"/>
-              </w:rPr>
-              <w:t>13</w:t>
-            </w:r>
-          </w:p>
-        </w:tc>
-        <w:tc>
-          <w:tcPr>
-            <w:tcW w:type="dxa" w:w="2890"/>
-          </w:tcPr>
-          <w:p>
-            <w:pPr>
-              <w:spacing w:line="240" w:lineRule="auto" w:after="40"/>
-            </w:pPr>
-            <w:r/>
-            <w:r>
-              <w:rPr>
-                <w:rFonts w:ascii="Times New Roman" w:hAnsi="Times New Roman"/>
-                <w:b w:val="0"/>
-                <w:sz w:val="22"/>
-              </w:rPr>
-              <w:t>2.23%</w:t>
-            </w:r>
-          </w:p>
-        </w:tc>
-        <w:tc>
-          <w:tcPr>
-            <w:tcW w:type="dxa" w:w="2890"/>
-          </w:tcPr>
-          <w:p>
-            <w:pPr>
-              <w:spacing w:line="240" w:lineRule="auto" w:after="40"/>
-            </w:pPr>
-            <w:r/>
-            <w:r>
-              <w:rPr>
-                <w:rFonts w:ascii="Times New Roman" w:hAnsi="Times New Roman"/>
-                <w:b w:val="0"/>
-                <w:sz w:val="22"/>
-              </w:rPr>
-              <w:t>0.4699</w:t>
-            </w:r>
-          </w:p>
-        </w:tc>
-      </w:tr>
-      <w:tr>
-        <w:tc>
-          <w:tcPr>
-            <w:tcW w:type="dxa" w:w="2890"/>
-          </w:tcPr>
-          <w:p>
-            <w:pPr>
-              <w:spacing w:line="240" w:lineRule="auto" w:after="40"/>
-            </w:pPr>
-            <w:r/>
-            <w:r>
-              <w:rPr>
-                <w:rFonts w:ascii="Times New Roman" w:hAnsi="Times New Roman"/>
-                <w:b w:val="0"/>
-                <w:sz w:val="22"/>
-              </w:rPr>
-              <w:t>11</w:t>
-            </w:r>
-          </w:p>
-        </w:tc>
-        <w:tc>
-          <w:tcPr>
-            <w:tcW w:type="dxa" w:w="2890"/>
-          </w:tcPr>
-          <w:p>
-            <w:pPr>
-              <w:spacing w:line="240" w:lineRule="auto" w:after="40"/>
-            </w:pPr>
-            <w:r/>
-            <w:r>
-              <w:rPr>
-                <w:rFonts w:ascii="Times New Roman" w:hAnsi="Times New Roman"/>
-                <w:b w:val="0"/>
-                <w:sz w:val="22"/>
-              </w:rPr>
-              <w:t>2.91%</w:t>
-            </w:r>
-          </w:p>
-        </w:tc>
-        <w:tc>
-          <w:tcPr>
-            <w:tcW w:type="dxa" w:w="2890"/>
-          </w:tcPr>
-          <w:p>
-            <w:pPr>
-              <w:spacing w:line="240" w:lineRule="auto" w:after="40"/>
-            </w:pPr>
-            <w:r/>
-            <w:r>
-              <w:rPr>
-                <w:rFonts w:ascii="Times New Roman" w:hAnsi="Times New Roman"/>
-                <w:b w:val="0"/>
-                <w:sz w:val="22"/>
-              </w:rPr>
-              <w:t>0.4660</w:t>
+              <w:t>0.8894</w:t>
             </w:r>
           </w:p>
         </w:tc>
@@ -14458,7 +14098,99 @@
           <w:rFonts w:ascii="Times New Roman" w:hAnsi="Times New Roman"/>
           <w:sz w:val="24"/>
         </w:rPr>
-        <w:t xml:space="preserve">Twelve is the strongest, and the ordering of its divisors — 12 &gt; 6 &gt; 4 &gt; 3 &gt; 2 — is exactly the dilution pattern expected if multiples of twelve are the carrier: each coarser modulus admits more non-annual terms and loses discrimination in proportion. The moduli that do </w:t>
+        <w:t xml:space="preserve">and it holds in every approval year, between 0.8562 and 0.8808. </w:t>
+      </w:r>
+      <w:r>
+        <w:rPr>
+          <w:rFonts w:ascii="Times New Roman" w:hAnsi="Times New Roman"/>
+          <w:b/>
+          <w:sz w:val="24"/>
+        </w:rPr>
+        <w:t>The contamination is not an artefact of the derivative file.</w:t>
+      </w:r>
+      <w:r>
+        <w:rPr>
+          <w:rFonts w:ascii="Times New Roman" w:hAnsi="Times New Roman"/>
+          <w:sz w:val="24"/>
+        </w:rPr>
+        <w:t xml:space="preserve"> It is present in the authoritative publication, which removes one of the three candidate explanations and moves the finding from a problem with one dataset to a property of the records themselves.</w:t>
+      </w:r>
+    </w:p>
+    <w:p>
+      <w:pPr>
+        <w:spacing w:line="360" w:lineRule="auto" w:after="120"/>
+      </w:pPr>
+      <w:r>
+        <w:rPr>
+          <w:rFonts w:ascii="Times New Roman" w:hAnsi="Times New Roman"/>
+          <w:b/>
+          <w:sz w:val="24"/>
+        </w:rPr>
+        <w:t>This is not an independent replication and is not claimed as one.</w:t>
+      </w:r>
+      <w:r>
+        <w:rPr>
+          <w:rFonts w:ascii="Times New Roman" w:hAnsi="Times New Roman"/>
+          <w:sz w:val="24"/>
+        </w:rPr>
+        <w:t xml:space="preserve"> The SBA National dataset is itself built from SBA FOIA releases, so these are the same underlying loans at a different vintage rather than a second source. What the comparison settles is where the artefact originates, not whether it recurs elsewhere.</w:t>
+      </w:r>
+    </w:p>
+    <w:p>
+      <w:pPr>
+        <w:spacing w:line="360" w:lineRule="auto" w:after="120"/>
+      </w:pPr>
+      <w:r>
+        <w:rPr>
+          <w:rFonts w:ascii="Times New Roman" w:hAnsi="Times New Roman"/>
+          <w:sz w:val="24"/>
+        </w:rPr>
+        <w:t xml:space="preserve">The same release supplies a control. The </w:t>
+      </w:r>
+      <w:r>
+        <w:rPr>
+          <w:rFonts w:ascii="Times New Roman" w:hAnsi="Times New Roman"/>
+          <w:b/>
+          <w:sz w:val="24"/>
+        </w:rPr>
+        <w:t>504 programme</w:t>
+      </w:r>
+      <w:r>
+        <w:rPr>
+          <w:rFonts w:ascii="Times New Roman" w:hAnsi="Times New Roman"/>
+          <w:sz w:val="24"/>
+        </w:rPr>
+        <w:t xml:space="preserve"> is a different facility type under the same agency, released in the same extract, and its terms are fixed by programme design — </w:t>
+      </w:r>
+      <w:r>
+        <w:rPr>
+          <w:rFonts w:ascii="Times New Roman" w:hAnsi="Times New Roman"/>
+          <w:b/>
+          <w:sz w:val="24"/>
+        </w:rPr>
+        <w:t>95.5% are written at exactly 240 months</w:t>
+      </w:r>
+      <w:r>
+        <w:rPr>
+          <w:rFonts w:ascii="Times New Roman" w:hAnsi="Times New Roman"/>
+          <w:sz w:val="24"/>
+        </w:rPr>
+        <w:t xml:space="preserve">. There the boolean discriminates at </w:t>
+      </w:r>
+      <w:r>
+        <w:rPr>
+          <w:rFonts w:ascii="Times New Roman" w:hAnsi="Times New Roman"/>
+          <w:b/>
+          <w:sz w:val="24"/>
+        </w:rPr>
+        <w:t>AUC 0.4997</w:t>
+      </w:r>
+      <w:r>
+        <w:rPr>
+          <w:rFonts w:ascii="Times New Roman" w:hAnsi="Times New Roman"/>
+          <w:sz w:val="24"/>
+        </w:rPr>
+        <w:t xml:space="preserve">, indistinguishable from chance, and charged-off facilities are marginally </w:t>
       </w:r>
       <w:r>
         <w:rPr>
@@ -14466,102 +14198,26 @@
           <w:i/>
           <w:sz w:val="24"/>
         </w:rPr>
-        <w:t>not</w:t>
-      </w:r>
-      <w:r>
-        <w:rPr>
-          <w:rFonts w:ascii="Times New Roman" w:hAnsi="Times New Roman"/>
-          <w:sz w:val="24"/>
-        </w:rPr>
-        <w:t xml:space="preserve"> divide twelve behave quite differently. Eleven and thirteen sit at or below chance, at 0.4660 and 0.4699. It is not the case that any modulus would do.</w:t>
-      </w:r>
-    </w:p>
-    <w:p>
-      <w:pPr>
-        <w:spacing w:line="360" w:lineRule="auto" w:after="120"/>
-      </w:pPr>
-      <w:r>
-        <w:rPr>
-          <w:rFonts w:ascii="Times New Roman" w:hAnsi="Times New Roman"/>
-          <w:sz w:val="24"/>
-        </w:rPr>
-        <w:t xml:space="preserve">One qualification, and it refines rather than threatens the finding. Within the facilities that are </w:t>
-      </w:r>
-      <w:r>
-        <w:rPr>
-          <w:rFonts w:ascii="Times New Roman" w:hAnsi="Times New Roman"/>
-          <w:i/>
-          <w:sz w:val="24"/>
-        </w:rPr>
-        <w:t>not</w:t>
-      </w:r>
-      <w:r>
-        <w:rPr>
-          <w:rFonts w:ascii="Times New Roman" w:hAnsi="Times New Roman"/>
-          <w:sz w:val="24"/>
-        </w:rPr>
-        <w:t xml:space="preserve"> multiples of twelve, "multiple of three" still reaches</w:t>
-      </w:r>
-    </w:p>
-    <w:p>
-      <w:pPr>
-        <w:spacing w:line="360" w:lineRule="auto" w:after="120"/>
-      </w:pPr>
-      <w:r>
-        <w:rPr>
-          <w:rFonts w:ascii="Times New Roman" w:hAnsi="Times New Roman"/>
-          <w:b/>
-          <w:sz w:val="24"/>
-        </w:rPr>
-        <w:t>0.5888</w:t>
-      </w:r>
-      <w:r>
-        <w:rPr>
-          <w:rFonts w:ascii="Times New Roman" w:hAnsi="Times New Roman"/>
-          <w:sz w:val="24"/>
-        </w:rPr>
-        <w:t xml:space="preserve"> and "multiple of six" </w:t>
-      </w:r>
-      <w:r>
-        <w:rPr>
-          <w:rFonts w:ascii="Times New Roman" w:hAnsi="Times New Roman"/>
-          <w:b/>
-          <w:sz w:val="24"/>
-        </w:rPr>
-        <w:t>0.5684</w:t>
-      </w:r>
-      <w:r>
-        <w:rPr>
-          <w:rFonts w:ascii="Times New Roman" w:hAnsi="Times New Roman"/>
-          <w:sz w:val="24"/>
-        </w:rPr>
-        <w:t>. Some signal therefore attaches to quarter- and half-year terms independently of whole years. The pattern is roundness on a calendar grid rather than annual roundness alone, which is if anything the more natural reading of a contractual convention.</w:t>
-      </w:r>
-    </w:p>
-    <w:p>
-      <w:pPr>
-        <w:spacing w:line="360" w:lineRule="auto" w:after="120"/>
-      </w:pPr>
-      <w:r>
-        <w:rPr>
-          <w:rFonts w:ascii="Times New Roman" w:hAnsi="Times New Roman"/>
-          <w:sz w:val="24"/>
-        </w:rPr>
-        <w:t xml:space="preserve">(The 0.8859 here and the 0.8894 in §5.10.2 differ because this probe additionally excludes facilities with a term of zero; both are produced by code in </w:t>
-      </w:r>
-      <w:r>
-        <w:rPr>
-          <w:rFonts w:ascii="Times New Roman" w:hAnsi="Times New Roman"/>
-          <w:sz w:val="24"/>
-        </w:rPr>
-        <w:t>research/src/</w:t>
-      </w:r>
-      <w:r>
-        <w:rPr>
-          <w:rFonts w:ascii="Times New Roman" w:hAnsi="Times New Roman"/>
-          <w:sz w:val="24"/>
-        </w:rPr>
-        <w:t>.)</w:t>
+        <w:t>more</w:t>
+      </w:r>
+      <w:r>
+        <w:rPr>
+          <w:rFonts w:ascii="Times New Roman" w:hAnsi="Times New Roman"/>
+          <w:sz w:val="24"/>
+        </w:rPr>
+        <w:t xml:space="preserve"> round-termed (99.85%) than repaid ones (99.80%).</w:t>
+      </w:r>
+    </w:p>
+    <w:p>
+      <w:pPr>
+        <w:spacing w:line="360" w:lineRule="auto" w:after="120"/>
+      </w:pPr>
+      <w:r>
+        <w:rPr>
+          <w:rFonts w:ascii="Times New Roman" w:hAnsi="Times New Roman"/>
+          <w:sz w:val="24"/>
+        </w:rPr>
+        <w:t>That contrast is informative. In a programme where the term is set by the programme and effectively never varies, charged-off records retain their round terms. In 7(a), where the term is negotiated facility by facility, charged-off records overwhelmingly do not. Whatever produces the pattern acts on 7(a) records and not on 504 records, which is consistent with a servicing or restructuring process that touches the term field, and inconsistent with anything applied uniformly across the agency's data. It narrows the mechanism; it does not establish it, and the distinction is maintained here.</w:t>
       </w:r>
     </w:p>
     <w:p>
@@ -14575,7 +14231,798 @@
           <w:b w:val="0"/>
           <w:sz w:val="24"/>
         </w:rPr>
-        <w:t>5.10.6 The contamination reaches the dataset's own documentation</w:t>
+        <w:t>5.10.6 Is twelve doing the work?</w:t>
+      </w:r>
+    </w:p>
+    <w:p>
+      <w:pPr>
+        <w:spacing w:line="360" w:lineRule="auto" w:after="120"/>
+      </w:pPr>
+      <w:r>
+        <w:rPr>
+          <w:rFonts w:ascii="Times New Roman" w:hAnsi="Times New Roman"/>
+          <w:sz w:val="24"/>
+        </w:rPr>
+        <w:t>The finding rests on one boolean, so the obvious challenge is whether twelve matters at all. If "multiple of two" or "multiple of five" discriminated equally well, this would not be about round contractual terms and the interpretation above would be wrong.</w:t>
+      </w:r>
+    </w:p>
+    <w:p>
+      <w:pPr>
+        <w:spacing w:line="360" w:lineRule="auto" w:after="120"/>
+      </w:pPr>
+      <w:r>
+        <w:rPr>
+          <w:rFonts w:ascii="Times New Roman" w:hAnsi="Times New Roman"/>
+          <w:sz w:val="24"/>
+        </w:rPr>
+        <w:t>Twenty moduli were tested on the 651,501 matured facilities with a positive term. The strata overlap by construction — every multiple of twelve is also a multiple of six, four, three and two — so raw discrimination is reported alongside</w:t>
+      </w:r>
+    </w:p>
+    <w:p>
+      <w:pPr>
+        <w:spacing w:line="360" w:lineRule="auto" w:after="120"/>
+      </w:pPr>
+      <w:r>
+        <w:rPr>
+          <w:rFonts w:ascii="Times New Roman" w:hAnsi="Times New Roman"/>
+          <w:i/>
+          <w:sz w:val="24"/>
+        </w:rPr>
+        <w:t>residual</w:t>
+      </w:r>
+      <w:r>
+        <w:rPr>
+          <w:rFonts w:ascii="Times New Roman" w:hAnsi="Times New Roman"/>
+          <w:sz w:val="24"/>
+        </w:rPr>
+        <w:t xml:space="preserve"> discrimination computed within the multiples of twelve and within the non-multiples separately, which strips out whatever a modulus inherits from twelve.</w:t>
+      </w:r>
+    </w:p>
+    <w:p>
+      <w:pPr>
+        <w:pStyle w:val="Caption"/>
+        <w:spacing w:line="360" w:lineRule="auto" w:before="120" w:after="40"/>
+      </w:pPr>
+      <w:r>
+        <w:rPr>
+          <w:rFonts w:ascii="Times New Roman" w:hAnsi="Times New Roman"/>
+          <w:b w:val="0"/>
+          <w:i w:val="0"/>
+          <w:sz w:val="24"/>
+        </w:rPr>
+        <w:t>Table 5.8</w:t>
+      </w:r>
+    </w:p>
+    <w:tbl>
+      <w:tblPr>
+        <w:tblStyle w:val="TableGrid"/>
+        <w:tblW w:type="auto" w:w="0"/>
+        <w:tblLook w:firstColumn="1" w:firstRow="1" w:lastColumn="0" w:lastRow="0" w:noHBand="0" w:noVBand="1" w:val="04A0"/>
+      </w:tblPr>
+      <w:tblGrid>
+        <w:gridCol w:w="2890"/>
+        <w:gridCol w:w="2890"/>
+        <w:gridCol w:w="2890"/>
+      </w:tblGrid>
+      <w:tr>
+        <w:tc>
+          <w:tcPr>
+            <w:tcW w:type="dxa" w:w="2890"/>
+          </w:tcPr>
+          <w:p>
+            <w:pPr>
+              <w:spacing w:line="240" w:lineRule="auto" w:after="40"/>
+            </w:pPr>
+            <w:r/>
+            <w:r>
+              <w:rPr>
+                <w:rFonts w:ascii="Times New Roman" w:hAnsi="Times New Roman"/>
+                <w:b/>
+                <w:sz w:val="22"/>
+              </w:rPr>
+              <w:t>Modulus</w:t>
+            </w:r>
+          </w:p>
+        </w:tc>
+        <w:tc>
+          <w:tcPr>
+            <w:tcW w:type="dxa" w:w="2890"/>
+          </w:tcPr>
+          <w:p>
+            <w:pPr>
+              <w:spacing w:line="240" w:lineRule="auto" w:after="40"/>
+            </w:pPr>
+            <w:r/>
+            <w:r>
+              <w:rPr>
+                <w:rFonts w:ascii="Times New Roman" w:hAnsi="Times New Roman"/>
+                <w:b/>
+                <w:sz w:val="22"/>
+              </w:rPr>
+              <w:t>Share ≡ 0</w:t>
+            </w:r>
+          </w:p>
+        </w:tc>
+        <w:tc>
+          <w:tcPr>
+            <w:tcW w:type="dxa" w:w="2890"/>
+          </w:tcPr>
+          <w:p>
+            <w:pPr>
+              <w:spacing w:line="240" w:lineRule="auto" w:after="40"/>
+            </w:pPr>
+            <w:r/>
+            <w:r>
+              <w:rPr>
+                <w:rFonts w:ascii="Times New Roman" w:hAnsi="Times New Roman"/>
+                <w:b/>
+                <w:sz w:val="22"/>
+              </w:rPr>
+              <w:t>Raw AUC</w:t>
+            </w:r>
+          </w:p>
+        </w:tc>
+      </w:tr>
+      <w:tr>
+        <w:tc>
+          <w:tcPr>
+            <w:tcW w:type="dxa" w:w="2890"/>
+          </w:tcPr>
+          <w:p>
+            <w:pPr>
+              <w:spacing w:line="240" w:lineRule="auto" w:after="40"/>
+            </w:pPr>
+            <w:r/>
+            <w:r>
+              <w:rPr>
+                <w:rFonts w:ascii="Times New Roman" w:hAnsi="Times New Roman"/>
+                <w:b w:val="0"/>
+                <w:sz w:val="22"/>
+              </w:rPr>
+              <w:t>12</w:t>
+            </w:r>
+          </w:p>
+        </w:tc>
+        <w:tc>
+          <w:tcPr>
+            <w:tcW w:type="dxa" w:w="2890"/>
+          </w:tcPr>
+          <w:p>
+            <w:pPr>
+              <w:spacing w:line="240" w:lineRule="auto" w:after="40"/>
+            </w:pPr>
+            <w:r/>
+            <w:r>
+              <w:rPr>
+                <w:rFonts w:ascii="Times New Roman" w:hAnsi="Times New Roman"/>
+                <w:b w:val="0"/>
+                <w:sz w:val="22"/>
+              </w:rPr>
+              <w:t>70.07%</w:t>
+            </w:r>
+          </w:p>
+        </w:tc>
+        <w:tc>
+          <w:tcPr>
+            <w:tcW w:type="dxa" w:w="2890"/>
+          </w:tcPr>
+          <w:p>
+            <w:pPr>
+              <w:spacing w:line="240" w:lineRule="auto" w:after="40"/>
+            </w:pPr>
+            <w:r/>
+            <w:r>
+              <w:rPr>
+                <w:rFonts w:ascii="Times New Roman" w:hAnsi="Times New Roman"/>
+                <w:b w:val="0"/>
+                <w:sz w:val="22"/>
+              </w:rPr>
+              <w:t>0.8859</w:t>
+            </w:r>
+          </w:p>
+        </w:tc>
+      </w:tr>
+      <w:tr>
+        <w:tc>
+          <w:tcPr>
+            <w:tcW w:type="dxa" w:w="2890"/>
+          </w:tcPr>
+          <w:p>
+            <w:pPr>
+              <w:spacing w:line="240" w:lineRule="auto" w:after="40"/>
+            </w:pPr>
+            <w:r/>
+            <w:r>
+              <w:rPr>
+                <w:rFonts w:ascii="Times New Roman" w:hAnsi="Times New Roman"/>
+                <w:b w:val="0"/>
+                <w:sz w:val="22"/>
+              </w:rPr>
+              <w:t>6</w:t>
+            </w:r>
+          </w:p>
+        </w:tc>
+        <w:tc>
+          <w:tcPr>
+            <w:tcW w:type="dxa" w:w="2890"/>
+          </w:tcPr>
+          <w:p>
+            <w:pPr>
+              <w:spacing w:line="240" w:lineRule="auto" w:after="40"/>
+            </w:pPr>
+            <w:r/>
+            <w:r>
+              <w:rPr>
+                <w:rFonts w:ascii="Times New Roman" w:hAnsi="Times New Roman"/>
+                <w:b w:val="0"/>
+                <w:sz w:val="22"/>
+              </w:rPr>
+              <w:t>74.39%</w:t>
+            </w:r>
+          </w:p>
+        </w:tc>
+        <w:tc>
+          <w:tcPr>
+            <w:tcW w:type="dxa" w:w="2890"/>
+          </w:tcPr>
+          <w:p>
+            <w:pPr>
+              <w:spacing w:line="240" w:lineRule="auto" w:after="40"/>
+            </w:pPr>
+            <w:r/>
+            <w:r>
+              <w:rPr>
+                <w:rFonts w:ascii="Times New Roman" w:hAnsi="Times New Roman"/>
+                <w:b w:val="0"/>
+                <w:sz w:val="22"/>
+              </w:rPr>
+              <w:t>0.8600</w:t>
+            </w:r>
+          </w:p>
+        </w:tc>
+      </w:tr>
+      <w:tr>
+        <w:tc>
+          <w:tcPr>
+            <w:tcW w:type="dxa" w:w="2890"/>
+          </w:tcPr>
+          <w:p>
+            <w:pPr>
+              <w:spacing w:line="240" w:lineRule="auto" w:after="40"/>
+            </w:pPr>
+            <w:r/>
+            <w:r>
+              <w:rPr>
+                <w:rFonts w:ascii="Times New Roman" w:hAnsi="Times New Roman"/>
+                <w:b w:val="0"/>
+                <w:sz w:val="22"/>
+              </w:rPr>
+              <w:t>4</w:t>
+            </w:r>
+          </w:p>
+        </w:tc>
+        <w:tc>
+          <w:tcPr>
+            <w:tcW w:type="dxa" w:w="2890"/>
+          </w:tcPr>
+          <w:p>
+            <w:pPr>
+              <w:spacing w:line="240" w:lineRule="auto" w:after="40"/>
+            </w:pPr>
+            <w:r/>
+            <w:r>
+              <w:rPr>
+                <w:rFonts w:ascii="Times New Roman" w:hAnsi="Times New Roman"/>
+                <w:b w:val="0"/>
+                <w:sz w:val="22"/>
+              </w:rPr>
+              <w:t>74.74%</w:t>
+            </w:r>
+          </w:p>
+        </w:tc>
+        <w:tc>
+          <w:tcPr>
+            <w:tcW w:type="dxa" w:w="2890"/>
+          </w:tcPr>
+          <w:p>
+            <w:pPr>
+              <w:spacing w:line="240" w:lineRule="auto" w:after="40"/>
+            </w:pPr>
+            <w:r/>
+            <w:r>
+              <w:rPr>
+                <w:rFonts w:ascii="Times New Roman" w:hAnsi="Times New Roman"/>
+                <w:b w:val="0"/>
+                <w:sz w:val="22"/>
+              </w:rPr>
+              <w:t>0.8109</w:t>
+            </w:r>
+          </w:p>
+        </w:tc>
+      </w:tr>
+      <w:tr>
+        <w:tc>
+          <w:tcPr>
+            <w:tcW w:type="dxa" w:w="2890"/>
+          </w:tcPr>
+          <w:p>
+            <w:pPr>
+              <w:spacing w:line="240" w:lineRule="auto" w:after="40"/>
+            </w:pPr>
+            <w:r/>
+            <w:r>
+              <w:rPr>
+                <w:rFonts w:ascii="Times New Roman" w:hAnsi="Times New Roman"/>
+                <w:b w:val="0"/>
+                <w:sz w:val="22"/>
+              </w:rPr>
+              <w:t>3</w:t>
+            </w:r>
+          </w:p>
+        </w:tc>
+        <w:tc>
+          <w:tcPr>
+            <w:tcW w:type="dxa" w:w="2890"/>
+          </w:tcPr>
+          <w:p>
+            <w:pPr>
+              <w:spacing w:line="240" w:lineRule="auto" w:after="40"/>
+            </w:pPr>
+            <w:r/>
+            <w:r>
+              <w:rPr>
+                <w:rFonts w:ascii="Times New Roman" w:hAnsi="Times New Roman"/>
+                <w:b w:val="0"/>
+                <w:sz w:val="22"/>
+              </w:rPr>
+              <w:t>80.24%</w:t>
+            </w:r>
+          </w:p>
+        </w:tc>
+        <w:tc>
+          <w:tcPr>
+            <w:tcW w:type="dxa" w:w="2890"/>
+          </w:tcPr>
+          <w:p>
+            <w:pPr>
+              <w:spacing w:line="240" w:lineRule="auto" w:after="40"/>
+            </w:pPr>
+            <w:r/>
+            <w:r>
+              <w:rPr>
+                <w:rFonts w:ascii="Times New Roman" w:hAnsi="Times New Roman"/>
+                <w:b w:val="0"/>
+                <w:sz w:val="22"/>
+              </w:rPr>
+              <w:t>0.7934</w:t>
+            </w:r>
+          </w:p>
+        </w:tc>
+      </w:tr>
+      <w:tr>
+        <w:tc>
+          <w:tcPr>
+            <w:tcW w:type="dxa" w:w="2890"/>
+          </w:tcPr>
+          <w:p>
+            <w:pPr>
+              <w:spacing w:line="240" w:lineRule="auto" w:after="40"/>
+            </w:pPr>
+            <w:r/>
+            <w:r>
+              <w:rPr>
+                <w:rFonts w:ascii="Times New Roman" w:hAnsi="Times New Roman"/>
+                <w:b w:val="0"/>
+                <w:sz w:val="22"/>
+              </w:rPr>
+              <w:t>2</w:t>
+            </w:r>
+          </w:p>
+        </w:tc>
+        <w:tc>
+          <w:tcPr>
+            <w:tcW w:type="dxa" w:w="2890"/>
+          </w:tcPr>
+          <w:p>
+            <w:pPr>
+              <w:spacing w:line="240" w:lineRule="auto" w:after="40"/>
+            </w:pPr>
+            <w:r/>
+            <w:r>
+              <w:rPr>
+                <w:rFonts w:ascii="Times New Roman" w:hAnsi="Times New Roman"/>
+                <w:b w:val="0"/>
+                <w:sz w:val="22"/>
+              </w:rPr>
+              <w:t>84.04%</w:t>
+            </w:r>
+          </w:p>
+        </w:tc>
+        <w:tc>
+          <w:tcPr>
+            <w:tcW w:type="dxa" w:w="2890"/>
+          </w:tcPr>
+          <w:p>
+            <w:pPr>
+              <w:spacing w:line="240" w:lineRule="auto" w:after="40"/>
+            </w:pPr>
+            <w:r/>
+            <w:r>
+              <w:rPr>
+                <w:rFonts w:ascii="Times New Roman" w:hAnsi="Times New Roman"/>
+                <w:b w:val="0"/>
+                <w:sz w:val="22"/>
+              </w:rPr>
+              <w:t>0.7125</w:t>
+            </w:r>
+          </w:p>
+        </w:tc>
+      </w:tr>
+      <w:tr>
+        <w:tc>
+          <w:tcPr>
+            <w:tcW w:type="dxa" w:w="2890"/>
+          </w:tcPr>
+          <w:p>
+            <w:pPr>
+              <w:spacing w:line="240" w:lineRule="auto" w:after="40"/>
+            </w:pPr>
+            <w:r/>
+            <w:r>
+              <w:rPr>
+                <w:rFonts w:ascii="Times New Roman" w:hAnsi="Times New Roman"/>
+                <w:b w:val="0"/>
+                <w:sz w:val="22"/>
+              </w:rPr>
+              <w:t>7</w:t>
+            </w:r>
+          </w:p>
+        </w:tc>
+        <w:tc>
+          <w:tcPr>
+            <w:tcW w:type="dxa" w:w="2890"/>
+          </w:tcPr>
+          <w:p>
+            <w:pPr>
+              <w:spacing w:line="240" w:lineRule="auto" w:after="40"/>
+            </w:pPr>
+            <w:r/>
+            <w:r>
+              <w:rPr>
+                <w:rFonts w:ascii="Times New Roman" w:hAnsi="Times New Roman"/>
+                <w:b w:val="0"/>
+                <w:sz w:val="22"/>
+              </w:rPr>
+              <w:t>34.90%</w:t>
+            </w:r>
+          </w:p>
+        </w:tc>
+        <w:tc>
+          <w:tcPr>
+            <w:tcW w:type="dxa" w:w="2890"/>
+          </w:tcPr>
+          <w:p>
+            <w:pPr>
+              <w:spacing w:line="240" w:lineRule="auto" w:after="40"/>
+            </w:pPr>
+            <w:r/>
+            <w:r>
+              <w:rPr>
+                <w:rFonts w:ascii="Times New Roman" w:hAnsi="Times New Roman"/>
+                <w:b w:val="0"/>
+                <w:sz w:val="22"/>
+              </w:rPr>
+              <w:t>0.6291</w:t>
+            </w:r>
+          </w:p>
+        </w:tc>
+      </w:tr>
+      <w:tr>
+        <w:tc>
+          <w:tcPr>
+            <w:tcW w:type="dxa" w:w="2890"/>
+          </w:tcPr>
+          <w:p>
+            <w:pPr>
+              <w:spacing w:line="240" w:lineRule="auto" w:after="40"/>
+            </w:pPr>
+            <w:r/>
+            <w:r>
+              <w:rPr>
+                <w:rFonts w:ascii="Times New Roman" w:hAnsi="Times New Roman"/>
+                <w:b w:val="0"/>
+                <w:sz w:val="22"/>
+              </w:rPr>
+              <w:t>5</w:t>
+            </w:r>
+          </w:p>
+        </w:tc>
+        <w:tc>
+          <w:tcPr>
+            <w:tcW w:type="dxa" w:w="2890"/>
+          </w:tcPr>
+          <w:p>
+            <w:pPr>
+              <w:spacing w:line="240" w:lineRule="auto" w:after="40"/>
+            </w:pPr>
+            <w:r/>
+            <w:r>
+              <w:rPr>
+                <w:rFonts w:ascii="Times New Roman" w:hAnsi="Times New Roman"/>
+                <w:b w:val="0"/>
+                <w:sz w:val="22"/>
+              </w:rPr>
+              <w:t>33.24%</w:t>
+            </w:r>
+          </w:p>
+        </w:tc>
+        <w:tc>
+          <w:tcPr>
+            <w:tcW w:type="dxa" w:w="2890"/>
+          </w:tcPr>
+          <w:p>
+            <w:pPr>
+              <w:spacing w:line="240" w:lineRule="auto" w:after="40"/>
+            </w:pPr>
+            <w:r/>
+            <w:r>
+              <w:rPr>
+                <w:rFonts w:ascii="Times New Roman" w:hAnsi="Times New Roman"/>
+                <w:b w:val="0"/>
+                <w:sz w:val="22"/>
+              </w:rPr>
+              <w:t>0.5856</w:t>
+            </w:r>
+          </w:p>
+        </w:tc>
+      </w:tr>
+      <w:tr>
+        <w:tc>
+          <w:tcPr>
+            <w:tcW w:type="dxa" w:w="2890"/>
+          </w:tcPr>
+          <w:p>
+            <w:pPr>
+              <w:spacing w:line="240" w:lineRule="auto" w:after="40"/>
+            </w:pPr>
+            <w:r/>
+            <w:r>
+              <w:rPr>
+                <w:rFonts w:ascii="Times New Roman" w:hAnsi="Times New Roman"/>
+                <w:b w:val="0"/>
+                <w:sz w:val="22"/>
+              </w:rPr>
+              <w:t>13</w:t>
+            </w:r>
+          </w:p>
+        </w:tc>
+        <w:tc>
+          <w:tcPr>
+            <w:tcW w:type="dxa" w:w="2890"/>
+          </w:tcPr>
+          <w:p>
+            <w:pPr>
+              <w:spacing w:line="240" w:lineRule="auto" w:after="40"/>
+            </w:pPr>
+            <w:r/>
+            <w:r>
+              <w:rPr>
+                <w:rFonts w:ascii="Times New Roman" w:hAnsi="Times New Roman"/>
+                <w:b w:val="0"/>
+                <w:sz w:val="22"/>
+              </w:rPr>
+              <w:t>2.23%</w:t>
+            </w:r>
+          </w:p>
+        </w:tc>
+        <w:tc>
+          <w:tcPr>
+            <w:tcW w:type="dxa" w:w="2890"/>
+          </w:tcPr>
+          <w:p>
+            <w:pPr>
+              <w:spacing w:line="240" w:lineRule="auto" w:after="40"/>
+            </w:pPr>
+            <w:r/>
+            <w:r>
+              <w:rPr>
+                <w:rFonts w:ascii="Times New Roman" w:hAnsi="Times New Roman"/>
+                <w:b w:val="0"/>
+                <w:sz w:val="22"/>
+              </w:rPr>
+              <w:t>0.4699</w:t>
+            </w:r>
+          </w:p>
+        </w:tc>
+      </w:tr>
+      <w:tr>
+        <w:tc>
+          <w:tcPr>
+            <w:tcW w:type="dxa" w:w="2890"/>
+          </w:tcPr>
+          <w:p>
+            <w:pPr>
+              <w:spacing w:line="240" w:lineRule="auto" w:after="40"/>
+            </w:pPr>
+            <w:r/>
+            <w:r>
+              <w:rPr>
+                <w:rFonts w:ascii="Times New Roman" w:hAnsi="Times New Roman"/>
+                <w:b w:val="0"/>
+                <w:sz w:val="22"/>
+              </w:rPr>
+              <w:t>11</w:t>
+            </w:r>
+          </w:p>
+        </w:tc>
+        <w:tc>
+          <w:tcPr>
+            <w:tcW w:type="dxa" w:w="2890"/>
+          </w:tcPr>
+          <w:p>
+            <w:pPr>
+              <w:spacing w:line="240" w:lineRule="auto" w:after="40"/>
+            </w:pPr>
+            <w:r/>
+            <w:r>
+              <w:rPr>
+                <w:rFonts w:ascii="Times New Roman" w:hAnsi="Times New Roman"/>
+                <w:b w:val="0"/>
+                <w:sz w:val="22"/>
+              </w:rPr>
+              <w:t>2.91%</w:t>
+            </w:r>
+          </w:p>
+        </w:tc>
+        <w:tc>
+          <w:tcPr>
+            <w:tcW w:type="dxa" w:w="2890"/>
+          </w:tcPr>
+          <w:p>
+            <w:pPr>
+              <w:spacing w:line="240" w:lineRule="auto" w:after="40"/>
+            </w:pPr>
+            <w:r/>
+            <w:r>
+              <w:rPr>
+                <w:rFonts w:ascii="Times New Roman" w:hAnsi="Times New Roman"/>
+                <w:b w:val="0"/>
+                <w:sz w:val="22"/>
+              </w:rPr>
+              <w:t>0.4660</w:t>
+            </w:r>
+          </w:p>
+        </w:tc>
+      </w:tr>
+    </w:tbl>
+    <w:p/>
+    <w:p>
+      <w:pPr>
+        <w:spacing w:line="360" w:lineRule="auto" w:after="120"/>
+      </w:pPr>
+      <w:r>
+        <w:rPr>
+          <w:rFonts w:ascii="Times New Roman" w:hAnsi="Times New Roman"/>
+          <w:sz w:val="24"/>
+        </w:rPr>
+        <w:t xml:space="preserve">Twelve is the strongest, and the ordering of its divisors — 12 &gt; 6 &gt; 4 &gt; 3 &gt; 2 — is exactly the dilution pattern expected if multiples of twelve are the carrier: each coarser modulus admits more non-annual terms and loses discrimination in proportion. The moduli that do </w:t>
+      </w:r>
+      <w:r>
+        <w:rPr>
+          <w:rFonts w:ascii="Times New Roman" w:hAnsi="Times New Roman"/>
+          <w:i/>
+          <w:sz w:val="24"/>
+        </w:rPr>
+        <w:t>not</w:t>
+      </w:r>
+      <w:r>
+        <w:rPr>
+          <w:rFonts w:ascii="Times New Roman" w:hAnsi="Times New Roman"/>
+          <w:sz w:val="24"/>
+        </w:rPr>
+        <w:t xml:space="preserve"> divide twelve behave quite differently. Eleven and thirteen sit at or below chance, at 0.4660 and 0.4699. It is not the case that any modulus would do.</w:t>
+      </w:r>
+    </w:p>
+    <w:p>
+      <w:pPr>
+        <w:spacing w:line="360" w:lineRule="auto" w:after="120"/>
+      </w:pPr>
+      <w:r>
+        <w:rPr>
+          <w:rFonts w:ascii="Times New Roman" w:hAnsi="Times New Roman"/>
+          <w:sz w:val="24"/>
+        </w:rPr>
+        <w:t xml:space="preserve">One qualification, and it refines rather than threatens the finding. Within the facilities that are </w:t>
+      </w:r>
+      <w:r>
+        <w:rPr>
+          <w:rFonts w:ascii="Times New Roman" w:hAnsi="Times New Roman"/>
+          <w:i/>
+          <w:sz w:val="24"/>
+        </w:rPr>
+        <w:t>not</w:t>
+      </w:r>
+      <w:r>
+        <w:rPr>
+          <w:rFonts w:ascii="Times New Roman" w:hAnsi="Times New Roman"/>
+          <w:sz w:val="24"/>
+        </w:rPr>
+        <w:t xml:space="preserve"> multiples of twelve, "multiple of three" still reaches</w:t>
+      </w:r>
+    </w:p>
+    <w:p>
+      <w:pPr>
+        <w:spacing w:line="360" w:lineRule="auto" w:after="120"/>
+      </w:pPr>
+      <w:r>
+        <w:rPr>
+          <w:rFonts w:ascii="Times New Roman" w:hAnsi="Times New Roman"/>
+          <w:b/>
+          <w:sz w:val="24"/>
+        </w:rPr>
+        <w:t>0.5888</w:t>
+      </w:r>
+      <w:r>
+        <w:rPr>
+          <w:rFonts w:ascii="Times New Roman" w:hAnsi="Times New Roman"/>
+          <w:sz w:val="24"/>
+        </w:rPr>
+        <w:t xml:space="preserve"> and "multiple of six" </w:t>
+      </w:r>
+      <w:r>
+        <w:rPr>
+          <w:rFonts w:ascii="Times New Roman" w:hAnsi="Times New Roman"/>
+          <w:b/>
+          <w:sz w:val="24"/>
+        </w:rPr>
+        <w:t>0.5684</w:t>
+      </w:r>
+      <w:r>
+        <w:rPr>
+          <w:rFonts w:ascii="Times New Roman" w:hAnsi="Times New Roman"/>
+          <w:sz w:val="24"/>
+        </w:rPr>
+        <w:t>. Some signal therefore attaches to quarter- and half-year terms independently of whole years. The pattern is roundness on a calendar grid rather than annual roundness alone, which is if anything the more natural reading of a contractual convention.</w:t>
+      </w:r>
+    </w:p>
+    <w:p>
+      <w:pPr>
+        <w:spacing w:line="360" w:lineRule="auto" w:after="120"/>
+      </w:pPr>
+      <w:r>
+        <w:rPr>
+          <w:rFonts w:ascii="Times New Roman" w:hAnsi="Times New Roman"/>
+          <w:sz w:val="24"/>
+        </w:rPr>
+        <w:t xml:space="preserve">(The 0.8859 here and the 0.8894 in §5.10.2 differ because this probe additionally excludes facilities with a term of zero; both are produced by code in </w:t>
+      </w:r>
+      <w:r>
+        <w:rPr>
+          <w:rFonts w:ascii="Times New Roman" w:hAnsi="Times New Roman"/>
+          <w:sz w:val="24"/>
+        </w:rPr>
+        <w:t>research/src/</w:t>
+      </w:r>
+      <w:r>
+        <w:rPr>
+          <w:rFonts w:ascii="Times New Roman" w:hAnsi="Times New Roman"/>
+          <w:sz w:val="24"/>
+        </w:rPr>
+        <w:t>.)</w:t>
+      </w:r>
+    </w:p>
+    <w:p>
+      <w:pPr>
+        <w:pStyle w:val="Heading3"/>
+        <w:spacing w:line="360" w:lineRule="auto" w:before="240" w:after="120"/>
+      </w:pPr>
+      <w:r>
+        <w:rPr>
+          <w:rFonts w:ascii="Times New Roman" w:hAnsi="Times New Roman"/>
+          <w:b w:val="0"/>
+          <w:sz w:val="24"/>
+        </w:rPr>
+        <w:t>5.10.7 The contamination reaches the dataset's own documentation</w:t>
       </w:r>
     </w:p>
     <w:p>
@@ -14979,7 +15426,7 @@
           <w:i w:val="0"/>
           <w:sz w:val="24"/>
         </w:rPr>
-        <w:t>Table 5.8</w:t>
+        <w:t>Table 5.9</w:t>
       </w:r>
     </w:p>
     <w:tbl>
@@ -15748,7 +16195,7 @@
           <w:i w:val="0"/>
           <w:sz w:val="24"/>
         </w:rPr>
-        <w:t>Table 5.9</w:t>
+        <w:t>Table 5.10</w:t>
       </w:r>
     </w:p>
     <w:tbl>
@@ -16579,7 +17026,7 @@
           <w:i w:val="0"/>
           <w:sz w:val="24"/>
         </w:rPr>
-        <w:t>Table 5.10</w:t>
+        <w:t>Table 5.11</w:t>
       </w:r>
     </w:p>
     <w:tbl>
@@ -17261,7 +17708,7 @@
           <w:i w:val="0"/>
           <w:sz w:val="24"/>
         </w:rPr>
-        <w:t>Table 5.11</w:t>
+        <w:t>Table 5.12</w:t>
       </w:r>
     </w:p>
     <w:tbl>
@@ -17948,7 +18395,7 @@
           <w:i w:val="0"/>
           <w:sz w:val="24"/>
         </w:rPr>
-        <w:t>Table 5.12</w:t>
+        <w:t>Table 5.13</w:t>
       </w:r>
     </w:p>
     <w:tbl>
@@ -18673,7 +19120,7 @@
           <w:i w:val="0"/>
           <w:sz w:val="24"/>
         </w:rPr>
-        <w:t>Table 5.13</w:t>
+        <w:t>Table 5.14</w:t>
       </w:r>
     </w:p>
     <w:tbl>
@@ -19039,7 +19486,7 @@
           <w:i w:val="0"/>
           <w:sz w:val="24"/>
         </w:rPr>
-        <w:t>Table 5.14</w:t>
+        <w:t>Table 5.15</w:t>
       </w:r>
     </w:p>
     <w:tbl>
@@ -19461,7 +19908,7 @@
           <w:i w:val="0"/>
           <w:sz w:val="24"/>
         </w:rPr>
-        <w:t>Table 5.15</w:t>
+        <w:t>Table 5.16</w:t>
       </w:r>
     </w:p>
     <w:tbl>
@@ -19771,7 +20218,7 @@
           <w:i w:val="0"/>
           <w:sz w:val="24"/>
         </w:rPr>
-        <w:t>Table 5.16</w:t>
+        <w:t>Table 5.17</w:t>
       </w:r>
     </w:p>
     <w:tbl>
@@ -20270,7 +20717,7 @@
           <w:i w:val="0"/>
           <w:sz w:val="24"/>
         </w:rPr>
-        <w:t>Table 5.17</w:t>
+        <w:t>Table 5.18</w:t>
       </w:r>
     </w:p>
     <w:tbl>

--- a/docs/06-thesis/THESIS-NSBM.docx
+++ b/docs/06-thesis/THESIS-NSBM.docx
@@ -551,7 +551,7 @@
           <w:rFonts w:ascii="Times New Roman" w:hAnsi="Times New Roman"/>
           <w:sz w:val="24"/>
         </w:rPr>
-        <w:t xml:space="preserve"> field carries outcome information. Whether the term is a multiple of twelve — a property with no economic content — predicts default at AUC 0.889 within every approval year from 1990 to 2010, and excluding the field reduces gradient-boosting temporal discrimination from 0.9461 to 0.6076 (p &lt; 0.001). The mechanism was tested and remains unresolved, and is reported as such. A scorecard built from dataset-observable proxies failed to discriminate (AUC 0.41–0.53), supporting the methodological conclusion that instrument-specific appraisal models cannot be validated on datasets lacking their variables.</w:t>
+        <w:t xml:space="preserve"> field carries outcome information. Whether the term is a multiple of twelve — a property with no economic content — predicts default at AUC 0.889 within every approval year from 1990 to 2010, and excluding the field reduces gradient-boosting temporal discrimination from 0.9461 to 0.6076 (p &lt; 0.001). The artefact is not confined to that file: it is present in the SBA's own loan-level FOIA extracts published in June 2026, across 1,032,317 resolved facilities and twenty consecutive approval years, and absent from the 504 programme whose terms are fixed by programme design. The mechanism is narrowed to a process acting on 7(a) records but is not fully established, and is reported as such. A scorecard built from dataset-observable proxies failed to discriminate (AUC 0.41–0.53), supporting the methodological conclusion that instrument-specific appraisal models cannot be validated on datasets lacking their variables.</w:t>
       </w:r>
     </w:p>
     <w:p>
@@ -14114,6 +14114,113 @@
           <w:sz w:val="24"/>
         </w:rPr>
         <w:t xml:space="preserve"> It is present in the authoritative publication, which removes one of the three candidate explanations and moves the finding from a problem with one dataset to a property of the records themselves.</w:t>
+      </w:r>
+    </w:p>
+    <w:p>
+      <w:pPr>
+        <w:spacing w:line="360" w:lineRule="auto" w:after="120"/>
+      </w:pPr>
+      <w:r>
+        <w:rPr>
+          <w:rFonts w:ascii="Times New Roman" w:hAnsi="Times New Roman"/>
+          <w:b/>
+          <w:sz w:val="24"/>
+        </w:rPr>
+        <w:t>Nor is it historical.</w:t>
+      </w:r>
+      <w:r>
+        <w:rPr>
+          <w:rFonts w:ascii="Times New Roman" w:hAnsi="Times New Roman"/>
+          <w:sz w:val="24"/>
+        </w:rPr>
+        <w:t xml:space="preserve"> The same release covers FY2010–FY2019, a decade lying entirely outside the derivative's coverage and now old enough to have resolved. Across </w:t>
+      </w:r>
+      <w:r>
+        <w:rPr>
+          <w:rFonts w:ascii="Times New Roman" w:hAnsi="Times New Roman"/>
+          <w:b/>
+          <w:sz w:val="24"/>
+        </w:rPr>
+        <w:t>428,652 resolved facilities</w:t>
+      </w:r>
+      <w:r>
+        <w:rPr>
+          <w:rFonts w:ascii="Times New Roman" w:hAnsi="Times New Roman"/>
+          <w:sz w:val="24"/>
+        </w:rPr>
+        <w:t xml:space="preserve"> there the boolean reaches </w:t>
+      </w:r>
+      <w:r>
+        <w:rPr>
+          <w:rFonts w:ascii="Times New Roman" w:hAnsi="Times New Roman"/>
+          <w:b/>
+          <w:sz w:val="24"/>
+        </w:rPr>
+        <w:t>AUC 0.8815</w:t>
+      </w:r>
+      <w:r>
+        <w:rPr>
+          <w:rFonts w:ascii="Times New Roman" w:hAnsi="Times New Roman"/>
+          <w:sz w:val="24"/>
+        </w:rPr>
+        <w:t xml:space="preserve">, with repaid facilities </w:t>
+      </w:r>
+      <w:r>
+        <w:rPr>
+          <w:rFonts w:ascii="Times New Roman" w:hAnsi="Times New Roman"/>
+          <w:b/>
+          <w:sz w:val="24"/>
+        </w:rPr>
+        <w:t>86.44%</w:t>
+      </w:r>
+      <w:r>
+        <w:rPr>
+          <w:rFonts w:ascii="Times New Roman" w:hAnsi="Times New Roman"/>
+          <w:sz w:val="24"/>
+        </w:rPr>
+        <w:t xml:space="preserve"> round-termed against </w:t>
+      </w:r>
+      <w:r>
+        <w:rPr>
+          <w:rFonts w:ascii="Times New Roman" w:hAnsi="Times New Roman"/>
+          <w:b/>
+          <w:sz w:val="24"/>
+        </w:rPr>
+        <w:t>10.15%</w:t>
+      </w:r>
+      <w:r>
+        <w:rPr>
+          <w:rFonts w:ascii="Times New Roman" w:hAnsi="Times New Roman"/>
+          <w:sz w:val="24"/>
+        </w:rPr>
+        <w:t xml:space="preserve"> for charge-offs, and every approval year falls between 0.8587 and 0.8904.</w:t>
+      </w:r>
+    </w:p>
+    <w:p>
+      <w:pPr>
+        <w:spacing w:line="360" w:lineRule="auto" w:after="120"/>
+      </w:pPr>
+      <w:r>
+        <w:rPr>
+          <w:rFonts w:ascii="Times New Roman" w:hAnsi="Times New Roman"/>
+          <w:sz w:val="24"/>
+        </w:rPr>
+        <w:t xml:space="preserve">Taken together the two extracts span </w:t>
+      </w:r>
+      <w:r>
+        <w:rPr>
+          <w:rFonts w:ascii="Times New Roman" w:hAnsi="Times New Roman"/>
+          <w:b/>
+          <w:sz w:val="24"/>
+        </w:rPr>
+        <w:t>1,032,317 resolved facilities across twenty consecutive approval years, FY2000 to FY2019, with the probe never leaving the range 0.8562 to 0.8904.</w:t>
+      </w:r>
+      <w:r>
+        <w:rPr>
+          <w:rFonts w:ascii="Times New Roman" w:hAnsi="Times New Roman"/>
+          <w:sz w:val="24"/>
+        </w:rPr>
+        <w:t xml:space="preserve"> This is not a defect in an old teaching file. It is a live property of loan data the SBA published in June 2026, and anyone building a model on the current release is exposed to it exactly as anyone using the 2014 derivative was.</w:t>
       </w:r>
     </w:p>
     <w:p>
